--- a/Blog/Blog.docx
+++ b/Blog/Blog.docx
@@ -8,7 +8,19 @@
         <w:jc w:val="center"/>
       </w:pPr>
       <w:r>
-        <w:t>02.26 megbeszéltek</w:t>
+        <w:rPr>
+          <w:rFonts w:asciiTheme="minorHAnsi" w:hAnsiTheme="minorHAnsi" w:cstheme="minorHAnsi"/>
+        </w:rPr>
+        <w:t>02.26</w:t>
+      </w:r>
+      <w:r>
+        <w:t xml:space="preserve"> </w:t>
+      </w:r>
+      <w:r>
+        <w:rPr>
+          <w:rFonts w:asciiTheme="minorHAnsi" w:hAnsiTheme="minorHAnsi" w:cstheme="minorHAnsi"/>
+        </w:rPr>
+        <w:t>megbeszéltek</w:t>
       </w:r>
     </w:p>
     <w:p/>
@@ -203,6 +215,1434 @@
         <w:t>. Onnan csatlakozik 15 számítógép és csak adminisztratív dolgok folynak itt és ügyfelekkel kapcsolatos dolgok. Itt nincs könyvelési részleg csak a budapesti iroda felel a könyvelésért.</w:t>
       </w:r>
     </w:p>
+    <w:p>
+      <w:pPr>
+        <w:pStyle w:val="Listaszerbekezds"/>
+        <w:jc w:val="center"/>
+        <w:rPr>
+          <w:sz w:val="56"/>
+          <w:szCs w:val="56"/>
+        </w:rPr>
+      </w:pPr>
+    </w:p>
+    <w:p>
+      <w:pPr>
+        <w:pStyle w:val="Listaszerbekezds"/>
+        <w:jc w:val="center"/>
+        <w:rPr>
+          <w:sz w:val="56"/>
+          <w:szCs w:val="56"/>
+        </w:rPr>
+      </w:pPr>
+      <w:r>
+        <w:rPr>
+          <w:sz w:val="56"/>
+          <w:szCs w:val="56"/>
+        </w:rPr>
+        <w:t>02.2</w:t>
+      </w:r>
+      <w:r>
+        <w:rPr>
+          <w:sz w:val="56"/>
+          <w:szCs w:val="56"/>
+        </w:rPr>
+        <w:t>8</w:t>
+      </w:r>
+      <w:r>
+        <w:rPr>
+          <w:sz w:val="56"/>
+          <w:szCs w:val="56"/>
+        </w:rPr>
+        <w:t xml:space="preserve"> IPv4</w:t>
+      </w:r>
+    </w:p>
+    <w:p>
+      <w:pPr>
+        <w:pStyle w:val="Listaszerbekezds"/>
+        <w:numPr>
+          <w:ilvl w:val="0"/>
+          <w:numId w:val="1"/>
+        </w:numPr>
+      </w:pPr>
+      <w:r>
+        <w:t xml:space="preserve">a </w:t>
+      </w:r>
+      <w:proofErr w:type="spellStart"/>
+      <w:r>
+        <w:t>topologiaban</w:t>
+      </w:r>
+      <w:proofErr w:type="spellEnd"/>
+      <w:r>
+        <w:t xml:space="preserve"> a </w:t>
+      </w:r>
+      <w:proofErr w:type="spellStart"/>
+      <w:r>
+        <w:t>kovetelmenyek</w:t>
+      </w:r>
+      <w:proofErr w:type="spellEnd"/>
+      <w:r>
+        <w:t xml:space="preserve"> </w:t>
+      </w:r>
+      <w:proofErr w:type="spellStart"/>
+      <w:r>
+        <w:t>alapjan</w:t>
+      </w:r>
+      <w:proofErr w:type="spellEnd"/>
+      <w:r>
+        <w:t xml:space="preserve"> kiosztottuk az ipv4 es </w:t>
+      </w:r>
+      <w:proofErr w:type="spellStart"/>
+      <w:r>
+        <w:t>cimeket</w:t>
+      </w:r>
+      <w:proofErr w:type="spellEnd"/>
+      <w:r>
+        <w:t xml:space="preserve">. A </w:t>
+      </w:r>
+      <w:proofErr w:type="gramStart"/>
+      <w:r>
+        <w:t>routerek</w:t>
+      </w:r>
+      <w:proofErr w:type="gramEnd"/>
+      <w:r>
+        <w:t xml:space="preserve"> illetve a </w:t>
+      </w:r>
+      <w:proofErr w:type="spellStart"/>
+      <w:r>
+        <w:t>switchek</w:t>
+      </w:r>
+      <w:proofErr w:type="spellEnd"/>
+      <w:r>
+        <w:t xml:space="preserve"> es az ISP kapta meg </w:t>
+      </w:r>
+      <w:proofErr w:type="spellStart"/>
+      <w:r>
+        <w:t>egyelore</w:t>
+      </w:r>
+      <w:proofErr w:type="spellEnd"/>
+      <w:r>
+        <w:t xml:space="preserve"> az </w:t>
+      </w:r>
+      <w:proofErr w:type="spellStart"/>
+      <w:r>
+        <w:t>ip</w:t>
+      </w:r>
+      <w:proofErr w:type="spellEnd"/>
+      <w:r>
+        <w:t xml:space="preserve"> </w:t>
+      </w:r>
+      <w:proofErr w:type="spellStart"/>
+      <w:r>
+        <w:t>cimet</w:t>
+      </w:r>
+      <w:proofErr w:type="spellEnd"/>
+      <w:r>
+        <w:t xml:space="preserve"> mivel </w:t>
+      </w:r>
+      <w:proofErr w:type="spellStart"/>
+      <w:r>
+        <w:t>dhcp-t</w:t>
+      </w:r>
+      <w:proofErr w:type="spellEnd"/>
+      <w:r>
+        <w:t xml:space="preserve"> fogunk </w:t>
+      </w:r>
+      <w:proofErr w:type="spellStart"/>
+      <w:r>
+        <w:t>hasznalni</w:t>
+      </w:r>
+      <w:proofErr w:type="spellEnd"/>
+      <w:r>
+        <w:t xml:space="preserve"> az </w:t>
+      </w:r>
+      <w:proofErr w:type="spellStart"/>
+      <w:r>
+        <w:t>ip</w:t>
+      </w:r>
+      <w:proofErr w:type="spellEnd"/>
+      <w:r>
+        <w:t xml:space="preserve"> </w:t>
+      </w:r>
+      <w:proofErr w:type="spellStart"/>
+      <w:r>
+        <w:t>cimek</w:t>
+      </w:r>
+      <w:proofErr w:type="spellEnd"/>
+      <w:r>
+        <w:t xml:space="preserve"> </w:t>
+      </w:r>
+      <w:proofErr w:type="spellStart"/>
+      <w:r>
+        <w:t>kiosztasara</w:t>
+      </w:r>
+      <w:proofErr w:type="spellEnd"/>
+      <w:r>
+        <w:t xml:space="preserve"> az </w:t>
+      </w:r>
+      <w:proofErr w:type="spellStart"/>
+      <w:r>
+        <w:t>eszkozoknek</w:t>
+      </w:r>
+      <w:proofErr w:type="spellEnd"/>
+    </w:p>
+    <w:p>
+      <w:pPr>
+        <w:pStyle w:val="Listaszerbekezds"/>
+        <w:numPr>
+          <w:ilvl w:val="0"/>
+          <w:numId w:val="1"/>
+        </w:numPr>
+      </w:pPr>
+      <w:r>
+        <w:t xml:space="preserve">a routerek közt 10.0.0.x /30 </w:t>
+      </w:r>
+      <w:proofErr w:type="spellStart"/>
+      <w:r>
+        <w:t>as</w:t>
+      </w:r>
+      <w:proofErr w:type="spellEnd"/>
+      <w:r>
+        <w:t xml:space="preserve"> </w:t>
+      </w:r>
+      <w:proofErr w:type="spellStart"/>
+      <w:r>
+        <w:t>prefixu</w:t>
+      </w:r>
+      <w:proofErr w:type="spellEnd"/>
+      <w:r>
+        <w:t xml:space="preserve"> </w:t>
+      </w:r>
+      <w:proofErr w:type="spellStart"/>
+      <w:r>
+        <w:t>ip</w:t>
+      </w:r>
+      <w:proofErr w:type="spellEnd"/>
+      <w:r>
+        <w:t xml:space="preserve"> </w:t>
+      </w:r>
+      <w:proofErr w:type="spellStart"/>
+      <w:r>
+        <w:t>cimeket</w:t>
+      </w:r>
+      <w:proofErr w:type="spellEnd"/>
+      <w:r>
+        <w:t xml:space="preserve"> </w:t>
+      </w:r>
+      <w:proofErr w:type="spellStart"/>
+      <w:r>
+        <w:t>hasznaltuk</w:t>
+      </w:r>
+      <w:proofErr w:type="spellEnd"/>
+      <w:r>
+        <w:t xml:space="preserve"> igy a routerek közt </w:t>
+      </w:r>
+      <w:proofErr w:type="spellStart"/>
+      <w:r>
+        <w:t>peer-to-peer</w:t>
+      </w:r>
+      <w:proofErr w:type="spellEnd"/>
+      <w:r>
+        <w:t xml:space="preserve"> kapcsolat van</w:t>
+      </w:r>
+    </w:p>
+    <w:p>
+      <w:pPr>
+        <w:pStyle w:val="Listaszerbekezds"/>
+        <w:numPr>
+          <w:ilvl w:val="0"/>
+          <w:numId w:val="1"/>
+        </w:numPr>
+      </w:pPr>
+      <w:r>
+        <w:t xml:space="preserve">Budapesti telephelyen a külön osztott </w:t>
+      </w:r>
+      <w:proofErr w:type="spellStart"/>
+      <w:r>
+        <w:t>ket</w:t>
+      </w:r>
+      <w:proofErr w:type="spellEnd"/>
+      <w:r>
+        <w:t xml:space="preserve"> </w:t>
+      </w:r>
+      <w:proofErr w:type="spellStart"/>
+      <w:r>
+        <w:t>halozatba</w:t>
+      </w:r>
+      <w:proofErr w:type="spellEnd"/>
+      <w:r>
+        <w:t xml:space="preserve"> a 192.168.1.0 /</w:t>
+      </w:r>
+      <w:proofErr w:type="gramStart"/>
+      <w:r>
+        <w:t>27</w:t>
+      </w:r>
+      <w:proofErr w:type="gramEnd"/>
+      <w:r>
+        <w:t xml:space="preserve"> illetve 192.168.1.32 /27 es </w:t>
+      </w:r>
+      <w:proofErr w:type="spellStart"/>
+      <w:r>
+        <w:t>halozatbol</w:t>
+      </w:r>
+      <w:proofErr w:type="spellEnd"/>
+      <w:r>
+        <w:t xml:space="preserve"> kap i</w:t>
+      </w:r>
+      <w:proofErr w:type="spellStart"/>
+      <w:r>
+        <w:t>p</w:t>
+      </w:r>
+      <w:proofErr w:type="spellEnd"/>
+      <w:r>
+        <w:t xml:space="preserve"> </w:t>
+      </w:r>
+      <w:proofErr w:type="spellStart"/>
+      <w:r>
+        <w:t>cimet</w:t>
+      </w:r>
+      <w:proofErr w:type="spellEnd"/>
+    </w:p>
+    <w:p>
+      <w:pPr>
+        <w:pStyle w:val="Listaszerbekezds"/>
+        <w:numPr>
+          <w:ilvl w:val="0"/>
+          <w:numId w:val="1"/>
+        </w:numPr>
+      </w:pPr>
+      <w:r>
+        <w:t xml:space="preserve">Budapesti </w:t>
+      </w:r>
+      <w:proofErr w:type="spellStart"/>
+      <w:r>
+        <w:t>igazgatosagi</w:t>
+      </w:r>
+      <w:proofErr w:type="spellEnd"/>
+      <w:r>
+        <w:t xml:space="preserve"> iroda az </w:t>
+      </w:r>
+      <w:proofErr w:type="gramStart"/>
+      <w:r>
+        <w:t>192.168.1.64  /</w:t>
+      </w:r>
+      <w:proofErr w:type="gramEnd"/>
+      <w:r>
+        <w:t xml:space="preserve">28 </w:t>
+      </w:r>
+      <w:proofErr w:type="spellStart"/>
+      <w:r>
+        <w:t>as</w:t>
+      </w:r>
+      <w:proofErr w:type="spellEnd"/>
+      <w:r>
+        <w:t xml:space="preserve"> </w:t>
+      </w:r>
+      <w:proofErr w:type="spellStart"/>
+      <w:r>
+        <w:t>halozatbol</w:t>
+      </w:r>
+      <w:proofErr w:type="spellEnd"/>
+      <w:r>
+        <w:t xml:space="preserve"> kapjak az </w:t>
+      </w:r>
+      <w:proofErr w:type="spellStart"/>
+      <w:r>
+        <w:t>ip</w:t>
+      </w:r>
+      <w:proofErr w:type="spellEnd"/>
+      <w:r>
+        <w:t xml:space="preserve"> </w:t>
+      </w:r>
+      <w:proofErr w:type="spellStart"/>
+      <w:r>
+        <w:t>cimeket</w:t>
+      </w:r>
+      <w:proofErr w:type="spellEnd"/>
+    </w:p>
+    <w:p>
+      <w:pPr>
+        <w:pStyle w:val="Listaszerbekezds"/>
+        <w:numPr>
+          <w:ilvl w:val="0"/>
+          <w:numId w:val="1"/>
+        </w:numPr>
+      </w:pPr>
+      <w:r>
+        <w:t xml:space="preserve">A Debreceni telephely 192.168.2.0 /26 </w:t>
+      </w:r>
+      <w:proofErr w:type="spellStart"/>
+      <w:r>
+        <w:t>os</w:t>
+      </w:r>
+      <w:proofErr w:type="spellEnd"/>
+      <w:r>
+        <w:t xml:space="preserve"> </w:t>
+      </w:r>
+      <w:proofErr w:type="spellStart"/>
+      <w:r>
+        <w:t>halozatbol</w:t>
+      </w:r>
+      <w:proofErr w:type="spellEnd"/>
+      <w:r>
+        <w:t xml:space="preserve"> kapjak az </w:t>
+      </w:r>
+      <w:proofErr w:type="spellStart"/>
+      <w:r>
+        <w:t>ip</w:t>
+      </w:r>
+      <w:proofErr w:type="spellEnd"/>
+      <w:r>
+        <w:t xml:space="preserve"> </w:t>
+      </w:r>
+      <w:proofErr w:type="spellStart"/>
+      <w:r>
+        <w:t>cimet</w:t>
+      </w:r>
+      <w:proofErr w:type="spellEnd"/>
+      <w:r>
+        <w:t xml:space="preserve"> ehhez a telephelyhez csatlakozik meg egy </w:t>
+      </w:r>
+      <w:proofErr w:type="spellStart"/>
+      <w:r>
+        <w:t>wireless</w:t>
+      </w:r>
+      <w:proofErr w:type="spellEnd"/>
+      <w:r>
+        <w:t xml:space="preserve"> </w:t>
+      </w:r>
+      <w:proofErr w:type="gramStart"/>
+      <w:r>
+        <w:t>router</w:t>
+      </w:r>
+      <w:proofErr w:type="gramEnd"/>
+      <w:r>
+        <w:t xml:space="preserve"> ami a 192.168.100.0 /28 </w:t>
+      </w:r>
+      <w:proofErr w:type="spellStart"/>
+      <w:r>
+        <w:t>as</w:t>
+      </w:r>
+      <w:proofErr w:type="spellEnd"/>
+      <w:r>
+        <w:t xml:space="preserve"> </w:t>
+      </w:r>
+      <w:proofErr w:type="spellStart"/>
+      <w:r>
+        <w:t>halozati</w:t>
+      </w:r>
+      <w:proofErr w:type="spellEnd"/>
+      <w:r>
+        <w:t xml:space="preserve"> </w:t>
+      </w:r>
+      <w:proofErr w:type="spellStart"/>
+      <w:r>
+        <w:t>cimen</w:t>
+      </w:r>
+      <w:proofErr w:type="spellEnd"/>
+      <w:r>
+        <w:t xml:space="preserve"> </w:t>
+      </w:r>
+      <w:proofErr w:type="spellStart"/>
+      <w:r>
+        <w:t>keresztul</w:t>
+      </w:r>
+      <w:proofErr w:type="spellEnd"/>
+      <w:r>
+        <w:t xml:space="preserve"> osztja az </w:t>
+      </w:r>
+      <w:proofErr w:type="spellStart"/>
+      <w:r>
+        <w:t>ip</w:t>
+      </w:r>
+      <w:proofErr w:type="spellEnd"/>
+      <w:r>
+        <w:t xml:space="preserve"> </w:t>
+      </w:r>
+      <w:proofErr w:type="spellStart"/>
+      <w:r>
+        <w:t>cimet</w:t>
+      </w:r>
+      <w:proofErr w:type="spellEnd"/>
+    </w:p>
+    <w:p>
+      <w:pPr>
+        <w:ind w:left="360"/>
+        <w:jc w:val="center"/>
+        <w:rPr>
+          <w:sz w:val="56"/>
+          <w:szCs w:val="56"/>
+        </w:rPr>
+      </w:pPr>
+    </w:p>
+    <w:p>
+      <w:pPr>
+        <w:ind w:left="360"/>
+        <w:jc w:val="center"/>
+        <w:rPr>
+          <w:sz w:val="56"/>
+          <w:szCs w:val="56"/>
+        </w:rPr>
+      </w:pPr>
+      <w:r>
+        <w:rPr>
+          <w:sz w:val="56"/>
+          <w:szCs w:val="56"/>
+        </w:rPr>
+        <w:lastRenderedPageBreak/>
+        <w:t>03.01 IPv6</w:t>
+      </w:r>
+      <w:r>
+        <w:rPr>
+          <w:sz w:val="56"/>
+          <w:szCs w:val="56"/>
+        </w:rPr>
+        <w:t xml:space="preserve"> + VLAN</w:t>
+      </w:r>
+    </w:p>
+    <w:p>
+      <w:pPr>
+        <w:pStyle w:val="Listaszerbekezds"/>
+        <w:numPr>
+          <w:ilvl w:val="0"/>
+          <w:numId w:val="2"/>
+        </w:numPr>
+      </w:pPr>
+      <w:r>
+        <w:t xml:space="preserve">A </w:t>
+      </w:r>
+      <w:proofErr w:type="spellStart"/>
+      <w:r>
+        <w:t>topologiaban</w:t>
+      </w:r>
+      <w:proofErr w:type="spellEnd"/>
+      <w:r>
+        <w:t xml:space="preserve"> a </w:t>
+      </w:r>
+      <w:proofErr w:type="spellStart"/>
+      <w:r>
+        <w:t>kovetelmenyek</w:t>
+      </w:r>
+      <w:proofErr w:type="spellEnd"/>
+      <w:r>
+        <w:t xml:space="preserve"> </w:t>
+      </w:r>
+      <w:proofErr w:type="spellStart"/>
+      <w:r>
+        <w:t>alapjan</w:t>
+      </w:r>
+      <w:proofErr w:type="spellEnd"/>
+      <w:r>
+        <w:t xml:space="preserve"> kiosztottuk az IPv6 </w:t>
+      </w:r>
+      <w:proofErr w:type="spellStart"/>
+      <w:r>
+        <w:t>os</w:t>
+      </w:r>
+      <w:proofErr w:type="spellEnd"/>
+      <w:r>
+        <w:t xml:space="preserve"> </w:t>
+      </w:r>
+      <w:proofErr w:type="spellStart"/>
+      <w:r>
+        <w:t>cimeket</w:t>
+      </w:r>
+      <w:proofErr w:type="spellEnd"/>
+      <w:r>
+        <w:t xml:space="preserve"> is, </w:t>
+      </w:r>
+      <w:proofErr w:type="spellStart"/>
+      <w:r>
+        <w:t>cel</w:t>
+      </w:r>
+      <w:proofErr w:type="spellEnd"/>
+      <w:r>
+        <w:t xml:space="preserve"> a </w:t>
+      </w:r>
+      <w:proofErr w:type="spellStart"/>
+      <w:r>
+        <w:t>dual</w:t>
+      </w:r>
+      <w:proofErr w:type="spellEnd"/>
+      <w:r>
+        <w:t xml:space="preserve"> </w:t>
+      </w:r>
+      <w:proofErr w:type="spellStart"/>
+      <w:r>
+        <w:t>stack</w:t>
+      </w:r>
+      <w:proofErr w:type="spellEnd"/>
+      <w:r>
+        <w:t xml:space="preserve"> </w:t>
+      </w:r>
+      <w:proofErr w:type="spellStart"/>
+      <w:r>
+        <w:t>halozat</w:t>
+      </w:r>
+      <w:proofErr w:type="spellEnd"/>
+      <w:r>
+        <w:t xml:space="preserve"> </w:t>
+      </w:r>
+      <w:proofErr w:type="spellStart"/>
+      <w:r>
+        <w:t>ezert</w:t>
+      </w:r>
+      <w:proofErr w:type="spellEnd"/>
+      <w:r>
+        <w:t xml:space="preserve"> minden telephely fog tudni </w:t>
+      </w:r>
+      <w:proofErr w:type="spellStart"/>
+      <w:r>
+        <w:t>kommunikalni</w:t>
+      </w:r>
+      <w:proofErr w:type="spellEnd"/>
+      <w:r>
+        <w:t xml:space="preserve"> IPv6 </w:t>
+      </w:r>
+      <w:proofErr w:type="spellStart"/>
+      <w:r>
+        <w:t>on</w:t>
+      </w:r>
+      <w:proofErr w:type="spellEnd"/>
+      <w:r>
+        <w:t xml:space="preserve"> </w:t>
+      </w:r>
+      <w:proofErr w:type="spellStart"/>
+      <w:r>
+        <w:t>keresztul</w:t>
+      </w:r>
+      <w:proofErr w:type="spellEnd"/>
+      <w:r>
+        <w:t xml:space="preserve"> is, az </w:t>
+      </w:r>
+      <w:proofErr w:type="spellStart"/>
+      <w:r>
+        <w:t>eszkozok</w:t>
+      </w:r>
+      <w:proofErr w:type="spellEnd"/>
+      <w:r>
+        <w:t xml:space="preserve"> dhcpv6 </w:t>
+      </w:r>
+      <w:proofErr w:type="spellStart"/>
+      <w:r>
+        <w:t>on</w:t>
+      </w:r>
+      <w:proofErr w:type="spellEnd"/>
+      <w:r>
+        <w:t xml:space="preserve"> </w:t>
+      </w:r>
+      <w:proofErr w:type="spellStart"/>
+      <w:r>
+        <w:t>keresztul</w:t>
+      </w:r>
+      <w:proofErr w:type="spellEnd"/>
+      <w:r>
+        <w:t xml:space="preserve"> fogjak</w:t>
+      </w:r>
+    </w:p>
+    <w:p>
+      <w:pPr>
+        <w:pStyle w:val="Listaszerbekezds"/>
+        <w:numPr>
+          <w:ilvl w:val="0"/>
+          <w:numId w:val="2"/>
+        </w:numPr>
+      </w:pPr>
+      <w:r>
+        <w:t xml:space="preserve">a routerek fe80::2 link local </w:t>
+      </w:r>
+      <w:proofErr w:type="spellStart"/>
+      <w:r>
+        <w:t>cimet</w:t>
+      </w:r>
+      <w:proofErr w:type="spellEnd"/>
+      <w:r>
+        <w:t xml:space="preserve"> </w:t>
+      </w:r>
+      <w:proofErr w:type="gramStart"/>
+      <w:r>
+        <w:t>kaptak</w:t>
+      </w:r>
+      <w:proofErr w:type="gramEnd"/>
+      <w:r>
+        <w:t xml:space="preserve"> illetve a 2001:db</w:t>
+      </w:r>
+      <w:proofErr w:type="gramStart"/>
+      <w:r>
+        <w:t>8:ffff</w:t>
+      </w:r>
+      <w:proofErr w:type="gramEnd"/>
+      <w:r>
+        <w:t>:</w:t>
+      </w:r>
+      <w:proofErr w:type="gramStart"/>
+      <w:r>
+        <w:t>x::/</w:t>
+      </w:r>
+      <w:proofErr w:type="gramEnd"/>
+      <w:r>
+        <w:t xml:space="preserve">126 </w:t>
+      </w:r>
+      <w:proofErr w:type="spellStart"/>
+      <w:r>
+        <w:t>os</w:t>
+      </w:r>
+      <w:proofErr w:type="spellEnd"/>
+      <w:r>
+        <w:t xml:space="preserve"> </w:t>
+      </w:r>
+      <w:proofErr w:type="spellStart"/>
+      <w:r>
+        <w:t>halozatbol</w:t>
+      </w:r>
+      <w:proofErr w:type="spellEnd"/>
+      <w:r>
+        <w:t xml:space="preserve"> kaptak </w:t>
+      </w:r>
+      <w:proofErr w:type="spellStart"/>
+      <w:r>
+        <w:t>ip</w:t>
+      </w:r>
+      <w:proofErr w:type="spellEnd"/>
+      <w:r>
+        <w:t xml:space="preserve"> </w:t>
+      </w:r>
+      <w:proofErr w:type="spellStart"/>
+      <w:r>
+        <w:t>cimet</w:t>
+      </w:r>
+      <w:proofErr w:type="spellEnd"/>
+      <w:r>
+        <w:t xml:space="preserve">, </w:t>
+      </w:r>
+      <w:proofErr w:type="spellStart"/>
+      <w:r>
+        <w:t>szintugy</w:t>
+      </w:r>
+      <w:proofErr w:type="spellEnd"/>
+      <w:r>
+        <w:t xml:space="preserve"> mint az ipv4 </w:t>
+      </w:r>
+      <w:proofErr w:type="spellStart"/>
+      <w:r>
+        <w:t>nel</w:t>
+      </w:r>
+      <w:proofErr w:type="spellEnd"/>
+      <w:r>
+        <w:t xml:space="preserve"> itt is </w:t>
+      </w:r>
+      <w:proofErr w:type="spellStart"/>
+      <w:r>
+        <w:t>peer</w:t>
+      </w:r>
+      <w:proofErr w:type="spellEnd"/>
+      <w:r>
+        <w:t xml:space="preserve"> </w:t>
+      </w:r>
+      <w:proofErr w:type="spellStart"/>
+      <w:r>
+        <w:t>to</w:t>
+      </w:r>
+      <w:proofErr w:type="spellEnd"/>
+      <w:r>
+        <w:t xml:space="preserve"> </w:t>
+      </w:r>
+      <w:proofErr w:type="spellStart"/>
+      <w:r>
+        <w:t>peer</w:t>
+      </w:r>
+      <w:proofErr w:type="spellEnd"/>
+      <w:r>
+        <w:t xml:space="preserve"> kapcsolat van a routerek </w:t>
+      </w:r>
+      <w:proofErr w:type="spellStart"/>
+      <w:r>
+        <w:t>kozott</w:t>
+      </w:r>
+      <w:proofErr w:type="spellEnd"/>
+    </w:p>
+    <w:p>
+      <w:pPr>
+        <w:pStyle w:val="Listaszerbekezds"/>
+        <w:numPr>
+          <w:ilvl w:val="0"/>
+          <w:numId w:val="2"/>
+        </w:numPr>
+      </w:pPr>
+      <w:r>
+        <w:t xml:space="preserve">A Budapesti telephely also es a </w:t>
+      </w:r>
+      <w:proofErr w:type="spellStart"/>
+      <w:r>
+        <w:t>felso</w:t>
+      </w:r>
+      <w:proofErr w:type="spellEnd"/>
+      <w:r>
+        <w:t xml:space="preserve"> szintje 2001:db</w:t>
+      </w:r>
+      <w:proofErr w:type="gramStart"/>
+      <w:r>
+        <w:t>8:acad</w:t>
+      </w:r>
+      <w:proofErr w:type="gramEnd"/>
+      <w:r>
+        <w:t>:</w:t>
+      </w:r>
+      <w:proofErr w:type="gramStart"/>
+      <w:r>
+        <w:t>20::/64</w:t>
+      </w:r>
+      <w:proofErr w:type="gramEnd"/>
+      <w:r>
+        <w:t xml:space="preserve"> illetve 2001:db</w:t>
+      </w:r>
+      <w:proofErr w:type="gramStart"/>
+      <w:r>
+        <w:t>8:acad::</w:t>
+      </w:r>
+      <w:proofErr w:type="gramEnd"/>
+      <w:r>
+        <w:t xml:space="preserve">10/64 es ipv6 </w:t>
+      </w:r>
+      <w:proofErr w:type="spellStart"/>
+      <w:r>
+        <w:t>halozati</w:t>
+      </w:r>
+      <w:proofErr w:type="spellEnd"/>
+      <w:r>
+        <w:t xml:space="preserve"> </w:t>
+      </w:r>
+      <w:proofErr w:type="spellStart"/>
+      <w:r>
+        <w:t>cimekbol</w:t>
+      </w:r>
+      <w:proofErr w:type="spellEnd"/>
+      <w:r>
+        <w:t xml:space="preserve"> kapjak a ipv6 </w:t>
+      </w:r>
+      <w:proofErr w:type="spellStart"/>
+      <w:r>
+        <w:t>cimet</w:t>
+      </w:r>
+      <w:proofErr w:type="spellEnd"/>
+    </w:p>
+    <w:p>
+      <w:pPr>
+        <w:pStyle w:val="Listaszerbekezds"/>
+        <w:numPr>
+          <w:ilvl w:val="0"/>
+          <w:numId w:val="2"/>
+        </w:numPr>
+      </w:pPr>
+      <w:r>
+        <w:t xml:space="preserve">Budapest </w:t>
+      </w:r>
+      <w:proofErr w:type="spellStart"/>
+      <w:r>
+        <w:t>igazgatosagi</w:t>
+      </w:r>
+      <w:proofErr w:type="spellEnd"/>
+      <w:r>
+        <w:t xml:space="preserve"> </w:t>
+      </w:r>
+      <w:proofErr w:type="spellStart"/>
+      <w:r>
+        <w:t>irodaja</w:t>
+      </w:r>
+      <w:proofErr w:type="spellEnd"/>
+      <w:r>
+        <w:t xml:space="preserve"> 2001:db</w:t>
+      </w:r>
+      <w:proofErr w:type="gramStart"/>
+      <w:r>
+        <w:t>8:acad</w:t>
+      </w:r>
+      <w:proofErr w:type="gramEnd"/>
+      <w:r>
+        <w:t>:</w:t>
+      </w:r>
+      <w:proofErr w:type="gramStart"/>
+      <w:r>
+        <w:t>30::/</w:t>
+      </w:r>
+      <w:proofErr w:type="gramEnd"/>
+      <w:r>
+        <w:t xml:space="preserve">64 es </w:t>
+      </w:r>
+      <w:proofErr w:type="spellStart"/>
+      <w:r>
+        <w:t>halozati</w:t>
+      </w:r>
+      <w:proofErr w:type="spellEnd"/>
+      <w:r>
+        <w:t xml:space="preserve"> </w:t>
+      </w:r>
+      <w:proofErr w:type="spellStart"/>
+      <w:r>
+        <w:t>cimet</w:t>
+      </w:r>
+      <w:proofErr w:type="spellEnd"/>
+      <w:r>
+        <w:t xml:space="preserve"> kapta</w:t>
+      </w:r>
+    </w:p>
+    <w:p>
+      <w:pPr>
+        <w:pStyle w:val="Listaszerbekezds"/>
+        <w:numPr>
+          <w:ilvl w:val="0"/>
+          <w:numId w:val="2"/>
+        </w:numPr>
+      </w:pPr>
+      <w:r>
+        <w:t>A Debreceni telephely pedig a 2001:db</w:t>
+      </w:r>
+      <w:proofErr w:type="gramStart"/>
+      <w:r>
+        <w:t>8:acad</w:t>
+      </w:r>
+      <w:proofErr w:type="gramEnd"/>
+      <w:r>
+        <w:t>:</w:t>
+      </w:r>
+      <w:proofErr w:type="gramStart"/>
+      <w:r>
+        <w:t>40::/</w:t>
+      </w:r>
+      <w:proofErr w:type="gramEnd"/>
+      <w:r>
+        <w:t xml:space="preserve">64 es </w:t>
+      </w:r>
+      <w:proofErr w:type="spellStart"/>
+      <w:r>
+        <w:t>halozati</w:t>
+      </w:r>
+      <w:proofErr w:type="spellEnd"/>
+      <w:r>
+        <w:t xml:space="preserve"> </w:t>
+      </w:r>
+      <w:proofErr w:type="spellStart"/>
+      <w:r>
+        <w:t>cimbol</w:t>
+      </w:r>
+      <w:proofErr w:type="spellEnd"/>
+      <w:r>
+        <w:t xml:space="preserve"> kapnak ipv6 </w:t>
+      </w:r>
+      <w:proofErr w:type="spellStart"/>
+      <w:r>
+        <w:t>cimeket</w:t>
+      </w:r>
+      <w:proofErr w:type="spellEnd"/>
+    </w:p>
+    <w:p>
+      <w:pPr>
+        <w:pStyle w:val="Listaszerbekezds"/>
+        <w:numPr>
+          <w:ilvl w:val="0"/>
+          <w:numId w:val="2"/>
+        </w:numPr>
+      </w:pPr>
+      <w:r>
+        <w:t>VLAN-</w:t>
+      </w:r>
+      <w:proofErr w:type="spellStart"/>
+      <w:r>
+        <w:t>okat</w:t>
+      </w:r>
+      <w:proofErr w:type="spellEnd"/>
+      <w:r>
+        <w:t xml:space="preserve"> is kiosztottuk a </w:t>
+      </w:r>
+      <w:proofErr w:type="spellStart"/>
+      <w:r>
+        <w:t>következök</w:t>
+      </w:r>
+      <w:proofErr w:type="spellEnd"/>
+      <w:r>
+        <w:t xml:space="preserve"> </w:t>
+      </w:r>
+      <w:proofErr w:type="spellStart"/>
+      <w:r>
+        <w:t>alapjan</w:t>
+      </w:r>
+      <w:proofErr w:type="spellEnd"/>
+      <w:r>
+        <w:t>:</w:t>
+      </w:r>
+    </w:p>
+    <w:p>
+      <w:pPr>
+        <w:pStyle w:val="Listaszerbekezds"/>
+        <w:numPr>
+          <w:ilvl w:val="1"/>
+          <w:numId w:val="2"/>
+        </w:numPr>
+      </w:pPr>
+      <w:r>
+        <w:t xml:space="preserve">VLAN 10: </w:t>
+      </w:r>
+      <w:proofErr w:type="spellStart"/>
+      <w:r>
+        <w:t>Könyvelesi</w:t>
+      </w:r>
+      <w:proofErr w:type="spellEnd"/>
+      <w:r>
+        <w:t xml:space="preserve"> iroda (sárga)</w:t>
+      </w:r>
+    </w:p>
+    <w:p>
+      <w:pPr>
+        <w:pStyle w:val="Listaszerbekezds"/>
+        <w:numPr>
+          <w:ilvl w:val="1"/>
+          <w:numId w:val="2"/>
+        </w:numPr>
+      </w:pPr>
+      <w:r>
+        <w:t xml:space="preserve">VLAN 20: </w:t>
+      </w:r>
+      <w:proofErr w:type="spellStart"/>
+      <w:r>
+        <w:t>Dolgozoi</w:t>
+      </w:r>
+      <w:proofErr w:type="spellEnd"/>
+      <w:r>
+        <w:t xml:space="preserve"> iroda (zöld)</w:t>
+      </w:r>
+    </w:p>
+    <w:p>
+      <w:pPr>
+        <w:pStyle w:val="Listaszerbekezds"/>
+        <w:numPr>
+          <w:ilvl w:val="1"/>
+          <w:numId w:val="2"/>
+        </w:numPr>
+      </w:pPr>
+      <w:r>
+        <w:t xml:space="preserve">VLAN 30: </w:t>
+      </w:r>
+      <w:r>
+        <w:t xml:space="preserve">Budapest </w:t>
+      </w:r>
+      <w:proofErr w:type="spellStart"/>
+      <w:r>
+        <w:t>Igazgatosagi</w:t>
+      </w:r>
+      <w:proofErr w:type="spellEnd"/>
+      <w:r>
+        <w:t xml:space="preserve"> iroda</w:t>
+      </w:r>
+    </w:p>
+    <w:p>
+      <w:pPr>
+        <w:pStyle w:val="Listaszerbekezds"/>
+        <w:numPr>
+          <w:ilvl w:val="1"/>
+          <w:numId w:val="2"/>
+        </w:numPr>
+      </w:pPr>
+      <w:r>
+        <w:t>VLAN 40: Debreceni Telephely</w:t>
+      </w:r>
+    </w:p>
+    <w:p>
+      <w:pPr>
+        <w:pStyle w:val="Listaszerbekezds"/>
+        <w:numPr>
+          <w:ilvl w:val="1"/>
+          <w:numId w:val="2"/>
+        </w:numPr>
+      </w:pPr>
+      <w:r>
+        <w:t xml:space="preserve">VLAN 100 </w:t>
+      </w:r>
+      <w:proofErr w:type="spellStart"/>
+      <w:r>
+        <w:t>VoIP</w:t>
+      </w:r>
+      <w:proofErr w:type="spellEnd"/>
+    </w:p>
+    <w:p>
+      <w:pPr>
+        <w:jc w:val="center"/>
+        <w:rPr>
+          <w:sz w:val="52"/>
+          <w:szCs w:val="52"/>
+        </w:rPr>
+      </w:pPr>
+    </w:p>
+    <w:p>
+      <w:pPr>
+        <w:jc w:val="center"/>
+        <w:rPr>
+          <w:sz w:val="52"/>
+          <w:szCs w:val="52"/>
+        </w:rPr>
+      </w:pPr>
+      <w:r>
+        <w:rPr>
+          <w:sz w:val="52"/>
+          <w:szCs w:val="52"/>
+        </w:rPr>
+        <w:t>03.03 STP</w:t>
+      </w:r>
+    </w:p>
+    <w:p>
+      <w:pPr>
+        <w:pStyle w:val="Listaszerbekezds"/>
+        <w:numPr>
+          <w:ilvl w:val="0"/>
+          <w:numId w:val="3"/>
+        </w:numPr>
+      </w:pPr>
+      <w:r>
+        <w:t xml:space="preserve">A </w:t>
+      </w:r>
+      <w:proofErr w:type="spellStart"/>
+      <w:r>
+        <w:t>topologiaban</w:t>
+      </w:r>
+      <w:proofErr w:type="spellEnd"/>
+      <w:r>
+        <w:t xml:space="preserve"> bal oldalt </w:t>
+      </w:r>
+      <w:proofErr w:type="spellStart"/>
+      <w:r>
+        <w:t>beallitottuk</w:t>
+      </w:r>
+      <w:proofErr w:type="spellEnd"/>
+      <w:r>
+        <w:t xml:space="preserve"> az </w:t>
+      </w:r>
+      <w:proofErr w:type="spellStart"/>
+      <w:r>
+        <w:t>stp</w:t>
+      </w:r>
+      <w:proofErr w:type="spellEnd"/>
+      <w:r>
+        <w:t xml:space="preserve">-t </w:t>
+      </w:r>
+      <w:proofErr w:type="spellStart"/>
+      <w:proofErr w:type="gramStart"/>
+      <w:r>
+        <w:t>celja</w:t>
+      </w:r>
+      <w:proofErr w:type="spellEnd"/>
+      <w:proofErr w:type="gramEnd"/>
+      <w:r>
+        <w:t xml:space="preserve"> hogy a </w:t>
+      </w:r>
+      <w:proofErr w:type="spellStart"/>
+      <w:r>
+        <w:t>halozatban</w:t>
+      </w:r>
+      <w:proofErr w:type="spellEnd"/>
+      <w:r>
+        <w:t xml:space="preserve"> a </w:t>
+      </w:r>
+      <w:proofErr w:type="spellStart"/>
+      <w:r>
+        <w:t>halozati</w:t>
+      </w:r>
+      <w:proofErr w:type="spellEnd"/>
+      <w:r>
+        <w:t xml:space="preserve"> hurkokat </w:t>
+      </w:r>
+      <w:proofErr w:type="spellStart"/>
+      <w:r>
+        <w:t>megakadalyozza</w:t>
+      </w:r>
+      <w:proofErr w:type="spellEnd"/>
+      <w:r>
+        <w:t xml:space="preserve"> </w:t>
+      </w:r>
+    </w:p>
+    <w:p>
+      <w:pPr>
+        <w:pStyle w:val="Listaszerbekezds"/>
+        <w:numPr>
+          <w:ilvl w:val="0"/>
+          <w:numId w:val="3"/>
+        </w:numPr>
+      </w:pPr>
+      <w:r>
+        <w:t xml:space="preserve">ekkor </w:t>
+      </w:r>
+      <w:proofErr w:type="spellStart"/>
+      <w:r>
+        <w:t>nehany</w:t>
+      </w:r>
+      <w:proofErr w:type="spellEnd"/>
+      <w:r>
+        <w:t xml:space="preserve"> </w:t>
+      </w:r>
+      <w:proofErr w:type="spellStart"/>
+      <w:r>
+        <w:t>hibaba</w:t>
+      </w:r>
+      <w:proofErr w:type="spellEnd"/>
+      <w:r>
+        <w:t xml:space="preserve"> </w:t>
+      </w:r>
+      <w:proofErr w:type="spellStart"/>
+      <w:r>
+        <w:t>utkoztunk</w:t>
+      </w:r>
+      <w:proofErr w:type="spellEnd"/>
+      <w:r>
+        <w:t xml:space="preserve"> mikor </w:t>
+      </w:r>
+      <w:proofErr w:type="spellStart"/>
+      <w:r>
+        <w:t>konfiguralni</w:t>
+      </w:r>
+      <w:proofErr w:type="spellEnd"/>
+      <w:r>
+        <w:t xml:space="preserve"> akartuk a </w:t>
+      </w:r>
+      <w:proofErr w:type="spellStart"/>
+      <w:r>
+        <w:t>switcheket</w:t>
+      </w:r>
+      <w:proofErr w:type="spellEnd"/>
+      <w:r>
+        <w:t xml:space="preserve">. </w:t>
+      </w:r>
+      <w:proofErr w:type="spellStart"/>
+      <w:r>
+        <w:t>Elsosorban</w:t>
+      </w:r>
+      <w:proofErr w:type="spellEnd"/>
+      <w:r>
+        <w:t xml:space="preserve"> rossz </w:t>
+      </w:r>
+      <w:proofErr w:type="spellStart"/>
+      <w:r>
+        <w:t>interfeszekre</w:t>
+      </w:r>
+      <w:proofErr w:type="spellEnd"/>
+      <w:r>
+        <w:t xml:space="preserve"> </w:t>
+      </w:r>
+      <w:proofErr w:type="spellStart"/>
+      <w:r>
+        <w:t>allitottunk</w:t>
+      </w:r>
+      <w:proofErr w:type="spellEnd"/>
+      <w:r>
+        <w:t xml:space="preserve"> be </w:t>
+      </w:r>
+      <w:proofErr w:type="spellStart"/>
+      <w:r>
+        <w:t>ip</w:t>
+      </w:r>
+      <w:proofErr w:type="spellEnd"/>
+      <w:r>
+        <w:t xml:space="preserve"> </w:t>
+      </w:r>
+      <w:proofErr w:type="spellStart"/>
+      <w:proofErr w:type="gramStart"/>
+      <w:r>
+        <w:t>cimeket</w:t>
+      </w:r>
+      <w:proofErr w:type="spellEnd"/>
+      <w:proofErr w:type="gramEnd"/>
+      <w:r>
+        <w:t xml:space="preserve"> amit </w:t>
+      </w:r>
+      <w:proofErr w:type="spellStart"/>
+      <w:r>
+        <w:t>modositottunk</w:t>
+      </w:r>
+      <w:proofErr w:type="spellEnd"/>
+      <w:r>
+        <w:t xml:space="preserve"> is.</w:t>
+      </w:r>
+    </w:p>
+    <w:p>
+      <w:pPr>
+        <w:pStyle w:val="Listaszerbekezds"/>
+        <w:numPr>
+          <w:ilvl w:val="0"/>
+          <w:numId w:val="3"/>
+        </w:numPr>
+      </w:pPr>
+      <w:r>
+        <w:t xml:space="preserve">a </w:t>
+      </w:r>
+      <w:proofErr w:type="spellStart"/>
+      <w:r>
+        <w:t>switchek</w:t>
+      </w:r>
+      <w:proofErr w:type="spellEnd"/>
+      <w:r>
+        <w:t xml:space="preserve"> megkaptak a VLAN-</w:t>
+      </w:r>
+      <w:proofErr w:type="spellStart"/>
+      <w:r>
+        <w:t>okat</w:t>
+      </w:r>
+      <w:proofErr w:type="spellEnd"/>
+      <w:r>
+        <w:t xml:space="preserve"> STP </w:t>
+      </w:r>
+      <w:proofErr w:type="spellStart"/>
+      <w:r>
+        <w:t>konfiguracioja</w:t>
+      </w:r>
+      <w:proofErr w:type="spellEnd"/>
+      <w:r>
+        <w:t xml:space="preserve"> be lett </w:t>
+      </w:r>
+      <w:proofErr w:type="spellStart"/>
+      <w:r>
+        <w:t>allitva</w:t>
+      </w:r>
+      <w:proofErr w:type="spellEnd"/>
+      <w:r>
+        <w:t xml:space="preserve"> </w:t>
+      </w:r>
+      <w:proofErr w:type="spellStart"/>
+      <w:r>
+        <w:t>also</w:t>
+      </w:r>
+      <w:proofErr w:type="spellEnd"/>
+      <w:r>
+        <w:t xml:space="preserve"> </w:t>
+      </w:r>
+      <w:proofErr w:type="spellStart"/>
+      <w:r>
+        <w:t>resz</w:t>
+      </w:r>
+      <w:proofErr w:type="spellEnd"/>
+      <w:r>
+        <w:t xml:space="preserve"> a </w:t>
+      </w:r>
+      <w:proofErr w:type="spellStart"/>
+      <w:r>
+        <w:t>vlan</w:t>
+      </w:r>
+      <w:proofErr w:type="spellEnd"/>
+      <w:r>
+        <w:t xml:space="preserve"> 10 </w:t>
+      </w:r>
+      <w:proofErr w:type="spellStart"/>
+      <w:r>
+        <w:t>et</w:t>
+      </w:r>
+      <w:proofErr w:type="spellEnd"/>
+      <w:r>
+        <w:t xml:space="preserve"> kapta meg </w:t>
+      </w:r>
+      <w:proofErr w:type="spellStart"/>
+      <w:r>
+        <w:t>allowed</w:t>
+      </w:r>
+      <w:proofErr w:type="spellEnd"/>
+      <w:r>
+        <w:t xml:space="preserve"> </w:t>
+      </w:r>
+      <w:proofErr w:type="spellStart"/>
+      <w:r>
+        <w:t>vlan</w:t>
+      </w:r>
+      <w:proofErr w:type="spellEnd"/>
+      <w:r>
+        <w:t xml:space="preserve">-kent a </w:t>
+      </w:r>
+      <w:proofErr w:type="spellStart"/>
+      <w:r>
+        <w:t>felso</w:t>
+      </w:r>
+      <w:proofErr w:type="spellEnd"/>
+      <w:r>
+        <w:t xml:space="preserve"> </w:t>
+      </w:r>
+      <w:proofErr w:type="spellStart"/>
+      <w:r>
+        <w:t>resz</w:t>
+      </w:r>
+      <w:proofErr w:type="spellEnd"/>
+      <w:r>
+        <w:t xml:space="preserve"> a 20 </w:t>
+      </w:r>
+      <w:proofErr w:type="spellStart"/>
+      <w:r>
+        <w:t>as</w:t>
+      </w:r>
+      <w:proofErr w:type="spellEnd"/>
+      <w:r>
+        <w:t xml:space="preserve"> </w:t>
+      </w:r>
+      <w:proofErr w:type="spellStart"/>
+      <w:r>
+        <w:t>vlant</w:t>
+      </w:r>
+      <w:proofErr w:type="spellEnd"/>
+      <w:r>
+        <w:t xml:space="preserve"> a </w:t>
+      </w:r>
+      <w:proofErr w:type="spellStart"/>
+      <w:r>
+        <w:t>switchek</w:t>
+      </w:r>
+      <w:proofErr w:type="spellEnd"/>
+      <w:r>
+        <w:t xml:space="preserve"> pedig a 10,20,30,40,100 </w:t>
+      </w:r>
+      <w:proofErr w:type="spellStart"/>
+      <w:r>
+        <w:t>as</w:t>
+      </w:r>
+      <w:proofErr w:type="spellEnd"/>
+      <w:r>
+        <w:t xml:space="preserve"> </w:t>
+      </w:r>
+      <w:proofErr w:type="spellStart"/>
+      <w:proofErr w:type="gramStart"/>
+      <w:r>
+        <w:t>vlant</w:t>
+      </w:r>
+      <w:proofErr w:type="spellEnd"/>
+      <w:proofErr w:type="gramEnd"/>
+      <w:r>
+        <w:t xml:space="preserve"> hogy tudjak kezelni mindegyik </w:t>
+      </w:r>
+      <w:proofErr w:type="spellStart"/>
+      <w:r>
+        <w:t>vlant</w:t>
+      </w:r>
+      <w:proofErr w:type="spellEnd"/>
+      <w:r>
+        <w:t xml:space="preserve"> </w:t>
+      </w:r>
+    </w:p>
+    <w:p>
+      <w:pPr>
+        <w:jc w:val="center"/>
+        <w:rPr>
+          <w:sz w:val="56"/>
+          <w:szCs w:val="56"/>
+        </w:rPr>
+      </w:pPr>
+      <w:r>
+        <w:rPr>
+          <w:sz w:val="56"/>
+          <w:szCs w:val="56"/>
+        </w:rPr>
+        <w:t xml:space="preserve">03.04 </w:t>
+      </w:r>
+      <w:proofErr w:type="spellStart"/>
+      <w:r>
+        <w:rPr>
+          <w:sz w:val="56"/>
+          <w:szCs w:val="56"/>
+        </w:rPr>
+        <w:t>Etherchannel</w:t>
+      </w:r>
+      <w:proofErr w:type="spellEnd"/>
+    </w:p>
+    <w:p/>
     <w:sectPr>
       <w:pgSz w:w="11906" w:h="16838"/>
       <w:pgMar w:top="1417" w:right="1417" w:bottom="1417" w:left="1417" w:header="708" w:footer="708" w:gutter="0"/>
@@ -218,7 +1658,7 @@
   <w:abstractNum w:abstractNumId="0" w15:restartNumberingAfterBreak="0">
     <w:nsid w:val="2330233C"/>
     <w:multiLevelType w:val="hybridMultilevel"/>
-    <w:tmpl w:val="BF34E97A"/>
+    <w:tmpl w:val="0A9412D4"/>
     <w:lvl w:ilvl="0" w:tplc="040E0001">
       <w:start w:val="1"/>
       <w:numFmt w:val="bullet"/>
@@ -328,8 +1768,240 @@
       </w:rPr>
     </w:lvl>
   </w:abstractNum>
+  <w:abstractNum w:abstractNumId="1" w15:restartNumberingAfterBreak="0">
+    <w:nsid w:val="487D3389"/>
+    <w:multiLevelType w:val="hybridMultilevel"/>
+    <w:tmpl w:val="87648840"/>
+    <w:lvl w:ilvl="0" w:tplc="040E0001">
+      <w:start w:val="1"/>
+      <w:numFmt w:val="bullet"/>
+      <w:lvlText w:val=""/>
+      <w:lvlJc w:val="left"/>
+      <w:pPr>
+        <w:ind w:left="720" w:hanging="360"/>
+      </w:pPr>
+      <w:rPr>
+        <w:rFonts w:ascii="Symbol" w:hAnsi="Symbol" w:hint="default"/>
+      </w:rPr>
+    </w:lvl>
+    <w:lvl w:ilvl="1" w:tplc="040E0003" w:tentative="1">
+      <w:start w:val="1"/>
+      <w:numFmt w:val="bullet"/>
+      <w:lvlText w:val="o"/>
+      <w:lvlJc w:val="left"/>
+      <w:pPr>
+        <w:ind w:left="1440" w:hanging="360"/>
+      </w:pPr>
+      <w:rPr>
+        <w:rFonts w:ascii="Courier New" w:hAnsi="Courier New" w:cs="Courier New" w:hint="default"/>
+      </w:rPr>
+    </w:lvl>
+    <w:lvl w:ilvl="2" w:tplc="040E0005" w:tentative="1">
+      <w:start w:val="1"/>
+      <w:numFmt w:val="bullet"/>
+      <w:lvlText w:val=""/>
+      <w:lvlJc w:val="left"/>
+      <w:pPr>
+        <w:ind w:left="2160" w:hanging="360"/>
+      </w:pPr>
+      <w:rPr>
+        <w:rFonts w:ascii="Wingdings" w:hAnsi="Wingdings" w:hint="default"/>
+      </w:rPr>
+    </w:lvl>
+    <w:lvl w:ilvl="3" w:tplc="040E0001" w:tentative="1">
+      <w:start w:val="1"/>
+      <w:numFmt w:val="bullet"/>
+      <w:lvlText w:val=""/>
+      <w:lvlJc w:val="left"/>
+      <w:pPr>
+        <w:ind w:left="2880" w:hanging="360"/>
+      </w:pPr>
+      <w:rPr>
+        <w:rFonts w:ascii="Symbol" w:hAnsi="Symbol" w:hint="default"/>
+      </w:rPr>
+    </w:lvl>
+    <w:lvl w:ilvl="4" w:tplc="040E0003" w:tentative="1">
+      <w:start w:val="1"/>
+      <w:numFmt w:val="bullet"/>
+      <w:lvlText w:val="o"/>
+      <w:lvlJc w:val="left"/>
+      <w:pPr>
+        <w:ind w:left="3600" w:hanging="360"/>
+      </w:pPr>
+      <w:rPr>
+        <w:rFonts w:ascii="Courier New" w:hAnsi="Courier New" w:cs="Courier New" w:hint="default"/>
+      </w:rPr>
+    </w:lvl>
+    <w:lvl w:ilvl="5" w:tplc="040E0005" w:tentative="1">
+      <w:start w:val="1"/>
+      <w:numFmt w:val="bullet"/>
+      <w:lvlText w:val=""/>
+      <w:lvlJc w:val="left"/>
+      <w:pPr>
+        <w:ind w:left="4320" w:hanging="360"/>
+      </w:pPr>
+      <w:rPr>
+        <w:rFonts w:ascii="Wingdings" w:hAnsi="Wingdings" w:hint="default"/>
+      </w:rPr>
+    </w:lvl>
+    <w:lvl w:ilvl="6" w:tplc="040E0001" w:tentative="1">
+      <w:start w:val="1"/>
+      <w:numFmt w:val="bullet"/>
+      <w:lvlText w:val=""/>
+      <w:lvlJc w:val="left"/>
+      <w:pPr>
+        <w:ind w:left="5040" w:hanging="360"/>
+      </w:pPr>
+      <w:rPr>
+        <w:rFonts w:ascii="Symbol" w:hAnsi="Symbol" w:hint="default"/>
+      </w:rPr>
+    </w:lvl>
+    <w:lvl w:ilvl="7" w:tplc="040E0003" w:tentative="1">
+      <w:start w:val="1"/>
+      <w:numFmt w:val="bullet"/>
+      <w:lvlText w:val="o"/>
+      <w:lvlJc w:val="left"/>
+      <w:pPr>
+        <w:ind w:left="5760" w:hanging="360"/>
+      </w:pPr>
+      <w:rPr>
+        <w:rFonts w:ascii="Courier New" w:hAnsi="Courier New" w:cs="Courier New" w:hint="default"/>
+      </w:rPr>
+    </w:lvl>
+    <w:lvl w:ilvl="8" w:tplc="040E0005" w:tentative="1">
+      <w:start w:val="1"/>
+      <w:numFmt w:val="bullet"/>
+      <w:lvlText w:val=""/>
+      <w:lvlJc w:val="left"/>
+      <w:pPr>
+        <w:ind w:left="6480" w:hanging="360"/>
+      </w:pPr>
+      <w:rPr>
+        <w:rFonts w:ascii="Wingdings" w:hAnsi="Wingdings" w:hint="default"/>
+      </w:rPr>
+    </w:lvl>
+  </w:abstractNum>
+  <w:abstractNum w:abstractNumId="2" w15:restartNumberingAfterBreak="0">
+    <w:nsid w:val="60057CCA"/>
+    <w:multiLevelType w:val="hybridMultilevel"/>
+    <w:tmpl w:val="33CC6F74"/>
+    <w:lvl w:ilvl="0" w:tplc="040E0001">
+      <w:start w:val="1"/>
+      <w:numFmt w:val="bullet"/>
+      <w:lvlText w:val=""/>
+      <w:lvlJc w:val="left"/>
+      <w:pPr>
+        <w:ind w:left="1080" w:hanging="360"/>
+      </w:pPr>
+      <w:rPr>
+        <w:rFonts w:ascii="Symbol" w:hAnsi="Symbol" w:hint="default"/>
+      </w:rPr>
+    </w:lvl>
+    <w:lvl w:ilvl="1" w:tplc="040E0003">
+      <w:start w:val="1"/>
+      <w:numFmt w:val="bullet"/>
+      <w:lvlText w:val="o"/>
+      <w:lvlJc w:val="left"/>
+      <w:pPr>
+        <w:ind w:left="1800" w:hanging="360"/>
+      </w:pPr>
+      <w:rPr>
+        <w:rFonts w:ascii="Courier New" w:hAnsi="Courier New" w:cs="Courier New" w:hint="default"/>
+      </w:rPr>
+    </w:lvl>
+    <w:lvl w:ilvl="2" w:tplc="040E0005" w:tentative="1">
+      <w:start w:val="1"/>
+      <w:numFmt w:val="bullet"/>
+      <w:lvlText w:val=""/>
+      <w:lvlJc w:val="left"/>
+      <w:pPr>
+        <w:ind w:left="2520" w:hanging="360"/>
+      </w:pPr>
+      <w:rPr>
+        <w:rFonts w:ascii="Wingdings" w:hAnsi="Wingdings" w:hint="default"/>
+      </w:rPr>
+    </w:lvl>
+    <w:lvl w:ilvl="3" w:tplc="040E0001" w:tentative="1">
+      <w:start w:val="1"/>
+      <w:numFmt w:val="bullet"/>
+      <w:lvlText w:val=""/>
+      <w:lvlJc w:val="left"/>
+      <w:pPr>
+        <w:ind w:left="3240" w:hanging="360"/>
+      </w:pPr>
+      <w:rPr>
+        <w:rFonts w:ascii="Symbol" w:hAnsi="Symbol" w:hint="default"/>
+      </w:rPr>
+    </w:lvl>
+    <w:lvl w:ilvl="4" w:tplc="040E0003" w:tentative="1">
+      <w:start w:val="1"/>
+      <w:numFmt w:val="bullet"/>
+      <w:lvlText w:val="o"/>
+      <w:lvlJc w:val="left"/>
+      <w:pPr>
+        <w:ind w:left="3960" w:hanging="360"/>
+      </w:pPr>
+      <w:rPr>
+        <w:rFonts w:ascii="Courier New" w:hAnsi="Courier New" w:cs="Courier New" w:hint="default"/>
+      </w:rPr>
+    </w:lvl>
+    <w:lvl w:ilvl="5" w:tplc="040E0005" w:tentative="1">
+      <w:start w:val="1"/>
+      <w:numFmt w:val="bullet"/>
+      <w:lvlText w:val=""/>
+      <w:lvlJc w:val="left"/>
+      <w:pPr>
+        <w:ind w:left="4680" w:hanging="360"/>
+      </w:pPr>
+      <w:rPr>
+        <w:rFonts w:ascii="Wingdings" w:hAnsi="Wingdings" w:hint="default"/>
+      </w:rPr>
+    </w:lvl>
+    <w:lvl w:ilvl="6" w:tplc="040E0001" w:tentative="1">
+      <w:start w:val="1"/>
+      <w:numFmt w:val="bullet"/>
+      <w:lvlText w:val=""/>
+      <w:lvlJc w:val="left"/>
+      <w:pPr>
+        <w:ind w:left="5400" w:hanging="360"/>
+      </w:pPr>
+      <w:rPr>
+        <w:rFonts w:ascii="Symbol" w:hAnsi="Symbol" w:hint="default"/>
+      </w:rPr>
+    </w:lvl>
+    <w:lvl w:ilvl="7" w:tplc="040E0003" w:tentative="1">
+      <w:start w:val="1"/>
+      <w:numFmt w:val="bullet"/>
+      <w:lvlText w:val="o"/>
+      <w:lvlJc w:val="left"/>
+      <w:pPr>
+        <w:ind w:left="6120" w:hanging="360"/>
+      </w:pPr>
+      <w:rPr>
+        <w:rFonts w:ascii="Courier New" w:hAnsi="Courier New" w:cs="Courier New" w:hint="default"/>
+      </w:rPr>
+    </w:lvl>
+    <w:lvl w:ilvl="8" w:tplc="040E0005" w:tentative="1">
+      <w:start w:val="1"/>
+      <w:numFmt w:val="bullet"/>
+      <w:lvlText w:val=""/>
+      <w:lvlJc w:val="left"/>
+      <w:pPr>
+        <w:ind w:left="6840" w:hanging="360"/>
+      </w:pPr>
+      <w:rPr>
+        <w:rFonts w:ascii="Wingdings" w:hAnsi="Wingdings" w:hint="default"/>
+      </w:rPr>
+    </w:lvl>
+  </w:abstractNum>
   <w:num w:numId="1" w16cid:durableId="1937472070">
     <w:abstractNumId w:val="0"/>
+  </w:num>
+  <w:num w:numId="2" w16cid:durableId="1086457628">
+    <w:abstractNumId w:val="2"/>
+  </w:num>
+  <w:num w:numId="3" w16cid:durableId="1339114408">
+    <w:abstractNumId w:val="1"/>
   </w:num>
 </w:numbering>
 </file>

--- a/Blog/Blog.docx
+++ b/Blog/Blog.docx
@@ -123,27 +123,21 @@
       <w:r>
         <w:t xml:space="preserve"> a vezér </w:t>
       </w:r>
-      <w:proofErr w:type="gramStart"/>
-      <w:r>
-        <w:t>igazgatóság</w:t>
-      </w:r>
-      <w:proofErr w:type="gramEnd"/>
+      <w:r>
+        <w:t>igazgatóság,</w:t>
+      </w:r>
       <w:r>
         <w:t xml:space="preserve"> ami tűzfallal védett. itt </w:t>
       </w:r>
-      <w:proofErr w:type="spellStart"/>
-      <w:r>
-        <w:t>talállható</w:t>
-      </w:r>
-      <w:proofErr w:type="spellEnd"/>
+      <w:r>
+        <w:t>található</w:t>
+      </w:r>
       <w:r>
         <w:t xml:space="preserve"> a rendszergazdai gép </w:t>
       </w:r>
-      <w:proofErr w:type="gramStart"/>
-      <w:r>
-        <w:t>is</w:t>
-      </w:r>
-      <w:proofErr w:type="gramEnd"/>
+      <w:r>
+        <w:t>is,</w:t>
+      </w:r>
       <w:r>
         <w:t xml:space="preserve"> ami </w:t>
       </w:r>
@@ -167,11 +161,9 @@
       <w:r>
         <w:t xml:space="preserve">Debreceni telephely fele teljesen elhagyunk egy </w:t>
       </w:r>
-      <w:proofErr w:type="gramStart"/>
-      <w:r>
-        <w:t>routert</w:t>
-      </w:r>
-      <w:proofErr w:type="gramEnd"/>
+      <w:r>
+        <w:t>routert,</w:t>
+      </w:r>
       <w:r>
         <w:t xml:space="preserve"> ami nem szükséges mert nincs feladata. </w:t>
       </w:r>
@@ -187,11 +179,9 @@
       <w:r>
         <w:t xml:space="preserve">Egy router </w:t>
       </w:r>
-      <w:proofErr w:type="gramStart"/>
-      <w:r>
-        <w:t>marad</w:t>
-      </w:r>
-      <w:proofErr w:type="gramEnd"/>
+      <w:r>
+        <w:t>marad,</w:t>
+      </w:r>
       <w:r>
         <w:t xml:space="preserve"> amiből csatlakozik egy </w:t>
       </w:r>
@@ -267,43 +257,33 @@
       <w:r>
         <w:t xml:space="preserve">a </w:t>
       </w:r>
-      <w:proofErr w:type="spellStart"/>
-      <w:r>
-        <w:t>topologiaban</w:t>
-      </w:r>
-      <w:proofErr w:type="spellEnd"/>
+      <w:r>
+        <w:t>topológiában</w:t>
+      </w:r>
       <w:r>
         <w:t xml:space="preserve"> a </w:t>
       </w:r>
-      <w:proofErr w:type="spellStart"/>
-      <w:r>
-        <w:t>kovetelmenyek</w:t>
-      </w:r>
-      <w:proofErr w:type="spellEnd"/>
-      <w:r>
-        <w:t xml:space="preserve"> </w:t>
-      </w:r>
-      <w:proofErr w:type="spellStart"/>
-      <w:r>
-        <w:t>alapjan</w:t>
-      </w:r>
-      <w:proofErr w:type="spellEnd"/>
+      <w:r>
+        <w:t>követelmények</w:t>
+      </w:r>
+      <w:r>
+        <w:t xml:space="preserve"> </w:t>
+      </w:r>
+      <w:r>
+        <w:t>alapján</w:t>
+      </w:r>
       <w:r>
         <w:t xml:space="preserve"> kiosztottuk az ipv4 es </w:t>
       </w:r>
-      <w:proofErr w:type="spellStart"/>
-      <w:r>
-        <w:t>cimeket</w:t>
-      </w:r>
-      <w:proofErr w:type="spellEnd"/>
+      <w:r>
+        <w:t>címeket</w:t>
+      </w:r>
       <w:r>
         <w:t xml:space="preserve">. A </w:t>
       </w:r>
-      <w:proofErr w:type="gramStart"/>
-      <w:r>
-        <w:t>routerek</w:t>
-      </w:r>
-      <w:proofErr w:type="gramEnd"/>
+      <w:r>
+        <w:t>routerek,</w:t>
+      </w:r>
       <w:r>
         <w:t xml:space="preserve"> illetve a </w:t>
       </w:r>
@@ -315,11 +295,9 @@
       <w:r>
         <w:t xml:space="preserve"> es az ISP kapta meg </w:t>
       </w:r>
-      <w:proofErr w:type="spellStart"/>
-      <w:r>
-        <w:t>egyelore</w:t>
-      </w:r>
-      <w:proofErr w:type="spellEnd"/>
+      <w:r>
+        <w:t>egyelőre</w:t>
+      </w:r>
       <w:r>
         <w:t xml:space="preserve"> az </w:t>
       </w:r>
@@ -331,11 +309,9 @@
       <w:r>
         <w:t xml:space="preserve"> </w:t>
       </w:r>
-      <w:proofErr w:type="spellStart"/>
-      <w:r>
-        <w:t>cimet</w:t>
-      </w:r>
-      <w:proofErr w:type="spellEnd"/>
+      <w:r>
+        <w:t>címet</w:t>
+      </w:r>
       <w:r>
         <w:t xml:space="preserve"> mivel </w:t>
       </w:r>
@@ -347,11 +323,9 @@
       <w:r>
         <w:t xml:space="preserve"> fogunk </w:t>
       </w:r>
-      <w:proofErr w:type="spellStart"/>
-      <w:r>
-        <w:t>hasznalni</w:t>
-      </w:r>
-      <w:proofErr w:type="spellEnd"/>
+      <w:r>
+        <w:t>használni</w:t>
+      </w:r>
       <w:r>
         <w:t xml:space="preserve"> az </w:t>
       </w:r>
@@ -363,27 +337,21 @@
       <w:r>
         <w:t xml:space="preserve"> </w:t>
       </w:r>
-      <w:proofErr w:type="spellStart"/>
-      <w:r>
-        <w:t>cimek</w:t>
-      </w:r>
-      <w:proofErr w:type="spellEnd"/>
-      <w:r>
-        <w:t xml:space="preserve"> </w:t>
-      </w:r>
-      <w:proofErr w:type="spellStart"/>
-      <w:r>
-        <w:t>kiosztasara</w:t>
-      </w:r>
-      <w:proofErr w:type="spellEnd"/>
+      <w:r>
+        <w:t>címek</w:t>
+      </w:r>
+      <w:r>
+        <w:t xml:space="preserve"> </w:t>
+      </w:r>
+      <w:r>
+        <w:t>kiosztására</w:t>
+      </w:r>
       <w:r>
         <w:t xml:space="preserve"> az </w:t>
       </w:r>
-      <w:proofErr w:type="spellStart"/>
-      <w:r>
-        <w:t>eszkozoknek</w:t>
-      </w:r>
-      <w:proofErr w:type="spellEnd"/>
+      <w:r>
+        <w:t>eszközöknek</w:t>
+      </w:r>
     </w:p>
     <w:p>
       <w:pPr>
@@ -406,7 +374,10 @@
       </w:r>
       <w:proofErr w:type="spellStart"/>
       <w:r>
-        <w:t>prefixu</w:t>
+        <w:t>prefix</w:t>
+      </w:r>
+      <w:r>
+        <w:t>ü</w:t>
       </w:r>
       <w:proofErr w:type="spellEnd"/>
       <w:r>
@@ -420,19 +391,15 @@
       <w:r>
         <w:t xml:space="preserve"> </w:t>
       </w:r>
-      <w:proofErr w:type="spellStart"/>
-      <w:r>
-        <w:t>cimeket</w:t>
-      </w:r>
-      <w:proofErr w:type="spellEnd"/>
-      <w:r>
-        <w:t xml:space="preserve"> </w:t>
-      </w:r>
-      <w:proofErr w:type="spellStart"/>
-      <w:r>
-        <w:t>hasznaltuk</w:t>
-      </w:r>
-      <w:proofErr w:type="spellEnd"/>
+      <w:r>
+        <w:t>címeket</w:t>
+      </w:r>
+      <w:r>
+        <w:t xml:space="preserve"> </w:t>
+      </w:r>
+      <w:r>
+        <w:t>használtuk</w:t>
+      </w:r>
       <w:r>
         <w:t xml:space="preserve"> igy a routerek közt </w:t>
       </w:r>
@@ -456,19 +423,15 @@
       <w:r>
         <w:t xml:space="preserve">Budapesti telephelyen a külön osztott </w:t>
       </w:r>
-      <w:proofErr w:type="spellStart"/>
-      <w:r>
-        <w:t>ket</w:t>
-      </w:r>
-      <w:proofErr w:type="spellEnd"/>
-      <w:r>
-        <w:t xml:space="preserve"> </w:t>
-      </w:r>
-      <w:proofErr w:type="spellStart"/>
-      <w:r>
-        <w:t>halozatba</w:t>
-      </w:r>
-      <w:proofErr w:type="spellEnd"/>
+      <w:r>
+        <w:t>két</w:t>
+      </w:r>
+      <w:r>
+        <w:t xml:space="preserve"> </w:t>
+      </w:r>
+      <w:r>
+        <w:t>hálózatba</w:t>
+      </w:r>
       <w:r>
         <w:t xml:space="preserve"> a 192.168.1.0 /</w:t>
       </w:r>
@@ -480,27 +443,23 @@
       <w:r>
         <w:t xml:space="preserve"> illetve 192.168.1.32 /27 es </w:t>
       </w:r>
-      <w:proofErr w:type="spellStart"/>
-      <w:r>
-        <w:t>halozatbol</w:t>
-      </w:r>
-      <w:proofErr w:type="spellEnd"/>
-      <w:r>
-        <w:t xml:space="preserve"> kap i</w:t>
-      </w:r>
-      <w:proofErr w:type="spellStart"/>
-      <w:r>
-        <w:t>p</w:t>
-      </w:r>
-      <w:proofErr w:type="spellEnd"/>
-      <w:r>
-        <w:t xml:space="preserve"> </w:t>
-      </w:r>
-      <w:proofErr w:type="spellStart"/>
-      <w:r>
-        <w:t>cimet</w:t>
-      </w:r>
-      <w:proofErr w:type="spellEnd"/>
+      <w:r>
+        <w:t>hálózatból</w:t>
+      </w:r>
+      <w:r>
+        <w:t xml:space="preserve"> kap </w:t>
+      </w:r>
+      <w:proofErr w:type="spellStart"/>
+      <w:r>
+        <w:t>ip</w:t>
+      </w:r>
+      <w:proofErr w:type="spellEnd"/>
+      <w:r>
+        <w:t xml:space="preserve"> </w:t>
+      </w:r>
+      <w:r>
+        <w:t>címet</w:t>
+      </w:r>
     </w:p>
     <w:p>
       <w:pPr>
@@ -513,11 +472,9 @@
       <w:r>
         <w:t xml:space="preserve">Budapesti </w:t>
       </w:r>
-      <w:proofErr w:type="spellStart"/>
-      <w:r>
-        <w:t>igazgatosagi</w:t>
-      </w:r>
-      <w:proofErr w:type="spellEnd"/>
+      <w:r>
+        <w:t>igazgatósági</w:t>
+      </w:r>
       <w:r>
         <w:t xml:space="preserve"> iroda az </w:t>
       </w:r>
@@ -537,11 +494,9 @@
       <w:r>
         <w:t xml:space="preserve"> </w:t>
       </w:r>
-      <w:proofErr w:type="spellStart"/>
-      <w:r>
-        <w:t>halozatbol</w:t>
-      </w:r>
-      <w:proofErr w:type="spellEnd"/>
+      <w:r>
+        <w:t>hálózatból</w:t>
+      </w:r>
       <w:r>
         <w:t xml:space="preserve"> kapjak az </w:t>
       </w:r>
@@ -553,11 +508,9 @@
       <w:r>
         <w:t xml:space="preserve"> </w:t>
       </w:r>
-      <w:proofErr w:type="spellStart"/>
-      <w:r>
-        <w:t>cimeket</w:t>
-      </w:r>
-      <w:proofErr w:type="spellEnd"/>
+      <w:r>
+        <w:t>címeket</w:t>
+      </w:r>
     </w:p>
     <w:p>
       <w:pPr>
@@ -578,11 +531,9 @@
       <w:r>
         <w:t xml:space="preserve"> </w:t>
       </w:r>
-      <w:proofErr w:type="spellStart"/>
-      <w:r>
-        <w:t>halozatbol</w:t>
-      </w:r>
-      <w:proofErr w:type="spellEnd"/>
+      <w:r>
+        <w:t>hálózatból</w:t>
+      </w:r>
       <w:r>
         <w:t xml:space="preserve"> kapjak az </w:t>
       </w:r>
@@ -594,11 +545,9 @@
       <w:r>
         <w:t xml:space="preserve"> </w:t>
       </w:r>
-      <w:proofErr w:type="spellStart"/>
-      <w:r>
-        <w:t>cimet</w:t>
-      </w:r>
-      <w:proofErr w:type="spellEnd"/>
+      <w:r>
+        <w:t>címet</w:t>
+      </w:r>
       <w:r>
         <w:t xml:space="preserve"> ehhez a telephelyhez csatlakozik meg egy </w:t>
       </w:r>
@@ -626,27 +575,21 @@
       <w:r>
         <w:t xml:space="preserve"> </w:t>
       </w:r>
-      <w:proofErr w:type="spellStart"/>
-      <w:r>
-        <w:t>halozati</w:t>
-      </w:r>
-      <w:proofErr w:type="spellEnd"/>
-      <w:r>
-        <w:t xml:space="preserve"> </w:t>
-      </w:r>
-      <w:proofErr w:type="spellStart"/>
-      <w:r>
-        <w:t>cimen</w:t>
-      </w:r>
-      <w:proofErr w:type="spellEnd"/>
-      <w:r>
-        <w:t xml:space="preserve"> </w:t>
-      </w:r>
-      <w:proofErr w:type="spellStart"/>
-      <w:r>
-        <w:t>keresztul</w:t>
-      </w:r>
-      <w:proofErr w:type="spellEnd"/>
+      <w:r>
+        <w:t>hálózati</w:t>
+      </w:r>
+      <w:r>
+        <w:t xml:space="preserve"> </w:t>
+      </w:r>
+      <w:r>
+        <w:t>címen</w:t>
+      </w:r>
+      <w:r>
+        <w:t xml:space="preserve"> </w:t>
+      </w:r>
+      <w:r>
+        <w:t>keresztül</w:t>
+      </w:r>
       <w:r>
         <w:t xml:space="preserve"> osztja az </w:t>
       </w:r>
@@ -658,11 +601,9 @@
       <w:r>
         <w:t xml:space="preserve"> </w:t>
       </w:r>
-      <w:proofErr w:type="spellStart"/>
-      <w:r>
-        <w:t>cimet</w:t>
-      </w:r>
-      <w:proofErr w:type="spellEnd"/>
+      <w:r>
+        <w:t>címet</w:t>
+      </w:r>
     </w:p>
     <w:p>
       <w:pPr>
@@ -710,51 +651,39 @@
       <w:r>
         <w:t xml:space="preserve">A </w:t>
       </w:r>
-      <w:proofErr w:type="spellStart"/>
-      <w:r>
-        <w:t>topologiaban</w:t>
-      </w:r>
-      <w:proofErr w:type="spellEnd"/>
+      <w:r>
+        <w:t>topológiában</w:t>
+      </w:r>
       <w:r>
         <w:t xml:space="preserve"> a </w:t>
       </w:r>
-      <w:proofErr w:type="spellStart"/>
-      <w:r>
-        <w:t>kovetelmenyek</w:t>
-      </w:r>
-      <w:proofErr w:type="spellEnd"/>
-      <w:r>
-        <w:t xml:space="preserve"> </w:t>
-      </w:r>
-      <w:proofErr w:type="spellStart"/>
-      <w:r>
-        <w:t>alapjan</w:t>
-      </w:r>
-      <w:proofErr w:type="spellEnd"/>
-      <w:r>
-        <w:t xml:space="preserve"> kiosztottuk az IPv6 </w:t>
-      </w:r>
-      <w:proofErr w:type="spellStart"/>
-      <w:r>
-        <w:t>os</w:t>
-      </w:r>
-      <w:proofErr w:type="spellEnd"/>
-      <w:r>
-        <w:t xml:space="preserve"> </w:t>
-      </w:r>
-      <w:proofErr w:type="spellStart"/>
-      <w:r>
-        <w:t>cimeket</w:t>
-      </w:r>
-      <w:proofErr w:type="spellEnd"/>
+      <w:r>
+        <w:t>követelmények</w:t>
+      </w:r>
+      <w:r>
+        <w:t xml:space="preserve"> </w:t>
+      </w:r>
+      <w:r>
+        <w:t>alapján</w:t>
+      </w:r>
+      <w:r>
+        <w:t xml:space="preserve"> kiosztottuk az IPv6</w:t>
+      </w:r>
+      <w:r>
+        <w:t>-</w:t>
+      </w:r>
+      <w:r>
+        <w:t xml:space="preserve">os </w:t>
+      </w:r>
+      <w:r>
+        <w:t>címeket</w:t>
+      </w:r>
       <w:r>
         <w:t xml:space="preserve"> is, </w:t>
       </w:r>
-      <w:proofErr w:type="spellStart"/>
-      <w:r>
-        <w:t>cel</w:t>
-      </w:r>
-      <w:proofErr w:type="spellEnd"/>
+      <w:r>
+        <w:t>cél</w:t>
+      </w:r>
       <w:r>
         <w:t xml:space="preserve"> a </w:t>
       </w:r>
@@ -774,29 +703,41 @@
       <w:r>
         <w:t xml:space="preserve"> </w:t>
       </w:r>
-      <w:proofErr w:type="spellStart"/>
-      <w:r>
-        <w:t>halozat</w:t>
-      </w:r>
-      <w:proofErr w:type="spellEnd"/>
-      <w:r>
-        <w:t xml:space="preserve"> </w:t>
-      </w:r>
-      <w:proofErr w:type="spellStart"/>
-      <w:r>
-        <w:t>ezert</w:t>
-      </w:r>
-      <w:proofErr w:type="spellEnd"/>
+      <w:r>
+        <w:t>hálózat</w:t>
+      </w:r>
+      <w:r>
+        <w:t xml:space="preserve"> </w:t>
+      </w:r>
+      <w:r>
+        <w:t>ezért</w:t>
+      </w:r>
       <w:r>
         <w:t xml:space="preserve"> minden telephely fog tudni </w:t>
       </w:r>
-      <w:proofErr w:type="spellStart"/>
-      <w:r>
-        <w:t>kommunikalni</w:t>
-      </w:r>
-      <w:proofErr w:type="spellEnd"/>
-      <w:r>
-        <w:t xml:space="preserve"> IPv6 </w:t>
+      <w:r>
+        <w:t>kommunikálni</w:t>
+      </w:r>
+      <w:r>
+        <w:t xml:space="preserve"> IPv6</w:t>
+      </w:r>
+      <w:r>
+        <w:t>-</w:t>
+      </w:r>
+      <w:r>
+        <w:t xml:space="preserve">on </w:t>
+      </w:r>
+      <w:r>
+        <w:t>keresztül</w:t>
+      </w:r>
+      <w:r>
+        <w:t xml:space="preserve"> is, az </w:t>
+      </w:r>
+      <w:r>
+        <w:t>eszközök</w:t>
+      </w:r>
+      <w:r>
+        <w:t xml:space="preserve"> dhcpv6 </w:t>
       </w:r>
       <w:proofErr w:type="spellStart"/>
       <w:r>
@@ -806,37 +747,17 @@
       <w:r>
         <w:t xml:space="preserve"> </w:t>
       </w:r>
-      <w:proofErr w:type="spellStart"/>
-      <w:r>
-        <w:t>keresztul</w:t>
-      </w:r>
-      <w:proofErr w:type="spellEnd"/>
-      <w:r>
-        <w:t xml:space="preserve"> is, az </w:t>
-      </w:r>
-      <w:proofErr w:type="spellStart"/>
-      <w:r>
-        <w:t>eszkozok</w:t>
-      </w:r>
-      <w:proofErr w:type="spellEnd"/>
-      <w:r>
-        <w:t xml:space="preserve"> dhcpv6 </w:t>
-      </w:r>
-      <w:proofErr w:type="spellStart"/>
-      <w:r>
-        <w:t>on</w:t>
-      </w:r>
-      <w:proofErr w:type="spellEnd"/>
-      <w:r>
-        <w:t xml:space="preserve"> </w:t>
-      </w:r>
-      <w:proofErr w:type="spellStart"/>
-      <w:r>
-        <w:t>keresztul</w:t>
-      </w:r>
-      <w:proofErr w:type="spellEnd"/>
-      <w:r>
-        <w:t xml:space="preserve"> fogjak</w:t>
+      <w:r>
+        <w:t>keresztül</w:t>
+      </w:r>
+      <w:r>
+        <w:t xml:space="preserve"> fogj</w:t>
+      </w:r>
+      <w:r>
+        <w:t>á</w:t>
+      </w:r>
+      <w:r>
+        <w:t>k</w:t>
       </w:r>
     </w:p>
     <w:p>
@@ -850,51 +771,43 @@
       <w:r>
         <w:t xml:space="preserve">a routerek fe80::2 link local </w:t>
       </w:r>
-      <w:proofErr w:type="spellStart"/>
-      <w:r>
-        <w:t>cimet</w:t>
-      </w:r>
-      <w:proofErr w:type="spellEnd"/>
-      <w:r>
-        <w:t xml:space="preserve"> </w:t>
+      <w:r>
+        <w:t>címet</w:t>
+      </w:r>
+      <w:r>
+        <w:t xml:space="preserve"> </w:t>
+      </w:r>
+      <w:r>
+        <w:t>kaptak,</w:t>
+      </w:r>
+      <w:r>
+        <w:t xml:space="preserve"> illetve a 2001:db</w:t>
       </w:r>
       <w:proofErr w:type="gramStart"/>
       <w:r>
-        <w:t>kaptak</w:t>
+        <w:t>8:ffff</w:t>
       </w:r>
       <w:proofErr w:type="gramEnd"/>
       <w:r>
-        <w:t xml:space="preserve"> illetve a 2001:db</w:t>
+        <w:t>:</w:t>
       </w:r>
       <w:proofErr w:type="gramStart"/>
       <w:r>
-        <w:t>8:ffff</w:t>
+        <w:t>x::/</w:t>
       </w:r>
       <w:proofErr w:type="gramEnd"/>
       <w:r>
-        <w:t>:</w:t>
-      </w:r>
-      <w:proofErr w:type="gramStart"/>
-      <w:r>
-        <w:t>x::/</w:t>
-      </w:r>
-      <w:proofErr w:type="gramEnd"/>
-      <w:r>
-        <w:t xml:space="preserve">126 </w:t>
-      </w:r>
-      <w:proofErr w:type="spellStart"/>
-      <w:r>
-        <w:t>os</w:t>
-      </w:r>
-      <w:proofErr w:type="spellEnd"/>
-      <w:r>
-        <w:t xml:space="preserve"> </w:t>
-      </w:r>
-      <w:proofErr w:type="spellStart"/>
-      <w:r>
-        <w:t>halozatbol</w:t>
-      </w:r>
-      <w:proofErr w:type="spellEnd"/>
+        <w:t>126</w:t>
+      </w:r>
+      <w:r>
+        <w:t>-</w:t>
+      </w:r>
+      <w:r>
+        <w:t xml:space="preserve">os </w:t>
+      </w:r>
+      <w:r>
+        <w:t>hálózatból</w:t>
+      </w:r>
       <w:r>
         <w:t xml:space="preserve"> kaptak </w:t>
       </w:r>
@@ -906,29 +819,23 @@
       <w:r>
         <w:t xml:space="preserve"> </w:t>
       </w:r>
-      <w:proofErr w:type="spellStart"/>
-      <w:r>
-        <w:t>cimet</w:t>
-      </w:r>
-      <w:proofErr w:type="spellEnd"/>
+      <w:r>
+        <w:t>címet</w:t>
+      </w:r>
       <w:r>
         <w:t xml:space="preserve">, </w:t>
       </w:r>
-      <w:proofErr w:type="spellStart"/>
-      <w:r>
-        <w:t>szintugy</w:t>
-      </w:r>
-      <w:proofErr w:type="spellEnd"/>
-      <w:r>
-        <w:t xml:space="preserve"> mint az ipv4 </w:t>
-      </w:r>
-      <w:proofErr w:type="spellStart"/>
-      <w:r>
-        <w:t>nel</w:t>
-      </w:r>
-      <w:proofErr w:type="spellEnd"/>
-      <w:r>
-        <w:t xml:space="preserve"> itt is </w:t>
+      <w:r>
+        <w:t>szintúgy,</w:t>
+      </w:r>
+      <w:r>
+        <w:t xml:space="preserve"> mint az ipv4</w:t>
+      </w:r>
+      <w:r>
+        <w:t>-</w:t>
+      </w:r>
+      <w:r>
+        <w:t xml:space="preserve">nel itt is </w:t>
       </w:r>
       <w:proofErr w:type="spellStart"/>
       <w:r>
@@ -954,11 +861,9 @@
       <w:r>
         <w:t xml:space="preserve"> kapcsolat van a routerek </w:t>
       </w:r>
-      <w:proofErr w:type="spellStart"/>
-      <w:r>
-        <w:t>kozott</w:t>
-      </w:r>
-      <w:proofErr w:type="spellEnd"/>
+      <w:r>
+        <w:t>között</w:t>
+      </w:r>
     </w:p>
     <w:p>
       <w:pPr>
@@ -969,13 +874,23 @@
         </w:numPr>
       </w:pPr>
       <w:r>
-        <w:t xml:space="preserve">A Budapesti telephely also es a </w:t>
-      </w:r>
-      <w:proofErr w:type="spellStart"/>
-      <w:r>
-        <w:t>felso</w:t>
-      </w:r>
-      <w:proofErr w:type="spellEnd"/>
+        <w:t xml:space="preserve">A Budapesti telephely </w:t>
+      </w:r>
+      <w:r>
+        <w:t>alsó</w:t>
+      </w:r>
+      <w:r>
+        <w:t xml:space="preserve"> </w:t>
+      </w:r>
+      <w:r>
+        <w:t>é</w:t>
+      </w:r>
+      <w:r>
+        <w:t xml:space="preserve">s a </w:t>
+      </w:r>
+      <w:r>
+        <w:t>felső</w:t>
+      </w:r>
       <w:r>
         <w:t xml:space="preserve"> szintje 2001:db</w:t>
       </w:r>
@@ -1003,27 +918,21 @@
       <w:r>
         <w:t xml:space="preserve">10/64 es ipv6 </w:t>
       </w:r>
-      <w:proofErr w:type="spellStart"/>
-      <w:r>
-        <w:t>halozati</w:t>
-      </w:r>
-      <w:proofErr w:type="spellEnd"/>
-      <w:r>
-        <w:t xml:space="preserve"> </w:t>
-      </w:r>
-      <w:proofErr w:type="spellStart"/>
-      <w:r>
-        <w:t>cimekbol</w:t>
-      </w:r>
-      <w:proofErr w:type="spellEnd"/>
+      <w:r>
+        <w:t>hálózati</w:t>
+      </w:r>
+      <w:r>
+        <w:t xml:space="preserve"> </w:t>
+      </w:r>
+      <w:r>
+        <w:t>címekből</w:t>
+      </w:r>
       <w:r>
         <w:t xml:space="preserve"> kapjak a ipv6 </w:t>
       </w:r>
-      <w:proofErr w:type="spellStart"/>
-      <w:r>
-        <w:t>cimet</w:t>
-      </w:r>
-      <w:proofErr w:type="spellEnd"/>
+      <w:r>
+        <w:t>címet</w:t>
+      </w:r>
     </w:p>
     <w:p>
       <w:pPr>
@@ -1036,19 +945,15 @@
       <w:r>
         <w:t xml:space="preserve">Budapest </w:t>
       </w:r>
-      <w:proofErr w:type="spellStart"/>
-      <w:r>
-        <w:t>igazgatosagi</w:t>
-      </w:r>
-      <w:proofErr w:type="spellEnd"/>
-      <w:r>
-        <w:t xml:space="preserve"> </w:t>
-      </w:r>
-      <w:proofErr w:type="spellStart"/>
-      <w:r>
-        <w:t>irodaja</w:t>
-      </w:r>
-      <w:proofErr w:type="spellEnd"/>
+      <w:r>
+        <w:t>igazgatósági</w:t>
+      </w:r>
+      <w:r>
+        <w:t xml:space="preserve"> </w:t>
+      </w:r>
+      <w:r>
+        <w:t>irodája</w:t>
+      </w:r>
       <w:r>
         <w:t xml:space="preserve"> 2001:db</w:t>
       </w:r>
@@ -1068,19 +973,15 @@
       <w:r>
         <w:t xml:space="preserve">64 es </w:t>
       </w:r>
-      <w:proofErr w:type="spellStart"/>
-      <w:r>
-        <w:t>halozati</w:t>
-      </w:r>
-      <w:proofErr w:type="spellEnd"/>
-      <w:r>
-        <w:t xml:space="preserve"> </w:t>
-      </w:r>
-      <w:proofErr w:type="spellStart"/>
-      <w:r>
-        <w:t>cimet</w:t>
-      </w:r>
-      <w:proofErr w:type="spellEnd"/>
+      <w:r>
+        <w:t>hálózati</w:t>
+      </w:r>
+      <w:r>
+        <w:t xml:space="preserve"> </w:t>
+      </w:r>
+      <w:r>
+        <w:t>címet</w:t>
+      </w:r>
       <w:r>
         <w:t xml:space="preserve"> kapta</w:t>
       </w:r>
@@ -1112,27 +1013,21 @@
       <w:r>
         <w:t xml:space="preserve">64 es </w:t>
       </w:r>
-      <w:proofErr w:type="spellStart"/>
-      <w:r>
-        <w:t>halozati</w:t>
-      </w:r>
-      <w:proofErr w:type="spellEnd"/>
-      <w:r>
-        <w:t xml:space="preserve"> </w:t>
-      </w:r>
-      <w:proofErr w:type="spellStart"/>
-      <w:r>
-        <w:t>cimbol</w:t>
-      </w:r>
-      <w:proofErr w:type="spellEnd"/>
+      <w:r>
+        <w:t>hálózati</w:t>
+      </w:r>
+      <w:r>
+        <w:t xml:space="preserve"> </w:t>
+      </w:r>
+      <w:r>
+        <w:t>címből</w:t>
+      </w:r>
       <w:r>
         <w:t xml:space="preserve"> kapnak ipv6 </w:t>
       </w:r>
-      <w:proofErr w:type="spellStart"/>
-      <w:r>
-        <w:t>cimeket</w:t>
-      </w:r>
-      <w:proofErr w:type="spellEnd"/>
+      <w:r>
+        <w:t>címeket</w:t>
+      </w:r>
     </w:p>
     <w:p>
       <w:pPr>
@@ -1153,19 +1048,15 @@
       <w:r>
         <w:t xml:space="preserve"> is kiosztottuk a </w:t>
       </w:r>
-      <w:proofErr w:type="spellStart"/>
-      <w:r>
-        <w:t>következök</w:t>
-      </w:r>
-      <w:proofErr w:type="spellEnd"/>
-      <w:r>
-        <w:t xml:space="preserve"> </w:t>
-      </w:r>
-      <w:proofErr w:type="spellStart"/>
-      <w:r>
-        <w:t>alapjan</w:t>
-      </w:r>
-      <w:proofErr w:type="spellEnd"/>
+      <w:r>
+        <w:t>következők</w:t>
+      </w:r>
+      <w:r>
+        <w:t xml:space="preserve"> </w:t>
+      </w:r>
+      <w:r>
+        <w:t>alapján</w:t>
+      </w:r>
       <w:r>
         <w:t>:</w:t>
       </w:r>
@@ -1181,11 +1072,9 @@
       <w:r>
         <w:t xml:space="preserve">VLAN 10: </w:t>
       </w:r>
-      <w:proofErr w:type="spellStart"/>
-      <w:r>
-        <w:t>Könyvelesi</w:t>
-      </w:r>
-      <w:proofErr w:type="spellEnd"/>
+      <w:r>
+        <w:t>Könyvelési</w:t>
+      </w:r>
       <w:r>
         <w:t xml:space="preserve"> iroda (sárga)</w:t>
       </w:r>
@@ -1201,11 +1090,9 @@
       <w:r>
         <w:t xml:space="preserve">VLAN 20: </w:t>
       </w:r>
-      <w:proofErr w:type="spellStart"/>
-      <w:r>
-        <w:t>Dolgozoi</w:t>
-      </w:r>
-      <w:proofErr w:type="spellEnd"/>
+      <w:r>
+        <w:t>Dolgozói</w:t>
+      </w:r>
       <w:r>
         <w:t xml:space="preserve"> iroda (zöld)</w:t>
       </w:r>
@@ -1224,11 +1111,9 @@
       <w:r>
         <w:t xml:space="preserve">Budapest </w:t>
       </w:r>
-      <w:proofErr w:type="spellStart"/>
-      <w:r>
-        <w:t>Igazgatosagi</w:t>
-      </w:r>
-      <w:proofErr w:type="spellEnd"/>
+      <w:r>
+        <w:t>Igazgatósági</w:t>
+      </w:r>
       <w:r>
         <w:t xml:space="preserve"> iroda</w:t>
       </w:r>
@@ -1298,61 +1183,45 @@
       <w:r>
         <w:t xml:space="preserve">A </w:t>
       </w:r>
-      <w:proofErr w:type="spellStart"/>
-      <w:r>
-        <w:t>topologiaban</w:t>
-      </w:r>
-      <w:proofErr w:type="spellEnd"/>
+      <w:r>
+        <w:t>topológiában</w:t>
+      </w:r>
       <w:r>
         <w:t xml:space="preserve"> bal oldalt </w:t>
       </w:r>
-      <w:proofErr w:type="spellStart"/>
-      <w:r>
-        <w:t>beallitottuk</w:t>
-      </w:r>
-      <w:proofErr w:type="spellEnd"/>
+      <w:r>
+        <w:t>beállítottuk</w:t>
+      </w:r>
       <w:r>
         <w:t xml:space="preserve"> az </w:t>
       </w:r>
-      <w:proofErr w:type="spellStart"/>
-      <w:r>
-        <w:t>stp</w:t>
-      </w:r>
-      <w:proofErr w:type="spellEnd"/>
+      <w:r>
+        <w:t>STP</w:t>
+      </w:r>
       <w:r>
         <w:t xml:space="preserve">-t </w:t>
       </w:r>
-      <w:proofErr w:type="spellStart"/>
-      <w:proofErr w:type="gramStart"/>
-      <w:r>
-        <w:t>celja</w:t>
-      </w:r>
-      <w:proofErr w:type="spellEnd"/>
-      <w:proofErr w:type="gramEnd"/>
+      <w:r>
+        <w:t>célja,</w:t>
+      </w:r>
       <w:r>
         <w:t xml:space="preserve"> hogy a </w:t>
       </w:r>
-      <w:proofErr w:type="spellStart"/>
-      <w:r>
-        <w:t>halozatban</w:t>
-      </w:r>
-      <w:proofErr w:type="spellEnd"/>
+      <w:r>
+        <w:t>hálózatban</w:t>
+      </w:r>
       <w:r>
         <w:t xml:space="preserve"> a </w:t>
       </w:r>
-      <w:proofErr w:type="spellStart"/>
-      <w:r>
-        <w:t>halozati</w:t>
-      </w:r>
-      <w:proofErr w:type="spellEnd"/>
+      <w:r>
+        <w:t>hálózati</w:t>
+      </w:r>
       <w:r>
         <w:t xml:space="preserve"> hurkokat </w:t>
       </w:r>
-      <w:proofErr w:type="spellStart"/>
-      <w:r>
-        <w:t>megakadalyozza</w:t>
-      </w:r>
-      <w:proofErr w:type="spellEnd"/>
+      <w:r>
+        <w:t>megakadályozza</w:t>
+      </w:r>
       <w:r>
         <w:t xml:space="preserve"> </w:t>
       </w:r>
@@ -1368,35 +1237,27 @@
       <w:r>
         <w:t xml:space="preserve">ekkor </w:t>
       </w:r>
-      <w:proofErr w:type="spellStart"/>
-      <w:r>
-        <w:t>nehany</w:t>
-      </w:r>
-      <w:proofErr w:type="spellEnd"/>
-      <w:r>
-        <w:t xml:space="preserve"> </w:t>
-      </w:r>
-      <w:proofErr w:type="spellStart"/>
-      <w:r>
-        <w:t>hibaba</w:t>
-      </w:r>
-      <w:proofErr w:type="spellEnd"/>
-      <w:r>
-        <w:t xml:space="preserve"> </w:t>
-      </w:r>
-      <w:proofErr w:type="spellStart"/>
-      <w:r>
-        <w:t>utkoztunk</w:t>
-      </w:r>
-      <w:proofErr w:type="spellEnd"/>
+      <w:r>
+        <w:t>néhány</w:t>
+      </w:r>
+      <w:r>
+        <w:t xml:space="preserve"> </w:t>
+      </w:r>
+      <w:r>
+        <w:t>hibába</w:t>
+      </w:r>
+      <w:r>
+        <w:t xml:space="preserve"> </w:t>
+      </w:r>
+      <w:r>
+        <w:t>ütköztünk</w:t>
+      </w:r>
       <w:r>
         <w:t xml:space="preserve"> mikor </w:t>
       </w:r>
-      <w:proofErr w:type="spellStart"/>
-      <w:r>
-        <w:t>konfiguralni</w:t>
-      </w:r>
-      <w:proofErr w:type="spellEnd"/>
+      <w:r>
+        <w:t>konfigurálni</w:t>
+      </w:r>
       <w:r>
         <w:t xml:space="preserve"> akartuk a </w:t>
       </w:r>
@@ -1408,27 +1269,21 @@
       <w:r>
         <w:t xml:space="preserve">. </w:t>
       </w:r>
-      <w:proofErr w:type="spellStart"/>
-      <w:r>
-        <w:t>Elsosorban</w:t>
-      </w:r>
-      <w:proofErr w:type="spellEnd"/>
-      <w:r>
-        <w:t xml:space="preserve"> rossz </w:t>
-      </w:r>
-      <w:proofErr w:type="spellStart"/>
-      <w:r>
-        <w:t>interfeszekre</w:t>
-      </w:r>
-      <w:proofErr w:type="spellEnd"/>
-      <w:r>
-        <w:t xml:space="preserve"> </w:t>
-      </w:r>
-      <w:proofErr w:type="spellStart"/>
-      <w:r>
-        <w:t>allitottunk</w:t>
-      </w:r>
-      <w:proofErr w:type="spellEnd"/>
+      <w:r>
+        <w:t>R</w:t>
+      </w:r>
+      <w:r>
+        <w:t xml:space="preserve">ossz </w:t>
+      </w:r>
+      <w:r>
+        <w:t>interfészekre</w:t>
+      </w:r>
+      <w:r>
+        <w:t xml:space="preserve"> </w:t>
+      </w:r>
+      <w:r>
+        <w:t>állítottunk</w:t>
+      </w:r>
       <w:r>
         <w:t xml:space="preserve"> be </w:t>
       </w:r>
@@ -1440,21 +1295,18 @@
       <w:r>
         <w:t xml:space="preserve"> </w:t>
       </w:r>
-      <w:proofErr w:type="spellStart"/>
-      <w:proofErr w:type="gramStart"/>
-      <w:r>
-        <w:t>cimeket</w:t>
-      </w:r>
-      <w:proofErr w:type="spellEnd"/>
-      <w:proofErr w:type="gramEnd"/>
+      <w:r>
+        <w:t>címeket</w:t>
+      </w:r>
+      <w:r>
+        <w:t>,</w:t>
+      </w:r>
       <w:r>
         <w:t xml:space="preserve"> amit </w:t>
       </w:r>
-      <w:proofErr w:type="spellStart"/>
-      <w:r>
-        <w:t>modositottunk</w:t>
-      </w:r>
-      <w:proofErr w:type="spellEnd"/>
+      <w:r>
+        <w:t>módosítottunk</w:t>
+      </w:r>
       <w:r>
         <w:t xml:space="preserve"> is.</w:t>
       </w:r>
@@ -1486,35 +1338,27 @@
       <w:r>
         <w:t xml:space="preserve"> STP </w:t>
       </w:r>
-      <w:proofErr w:type="spellStart"/>
-      <w:r>
-        <w:t>konfiguracioja</w:t>
-      </w:r>
-      <w:proofErr w:type="spellEnd"/>
+      <w:r>
+        <w:t>konfigurációja</w:t>
+      </w:r>
       <w:r>
         <w:t xml:space="preserve"> be lett </w:t>
       </w:r>
-      <w:proofErr w:type="spellStart"/>
-      <w:r>
-        <w:t>allitva</w:t>
-      </w:r>
-      <w:proofErr w:type="spellEnd"/>
-      <w:r>
-        <w:t xml:space="preserve"> </w:t>
-      </w:r>
-      <w:proofErr w:type="spellStart"/>
-      <w:r>
-        <w:t>also</w:t>
-      </w:r>
-      <w:proofErr w:type="spellEnd"/>
-      <w:r>
-        <w:t xml:space="preserve"> </w:t>
-      </w:r>
-      <w:proofErr w:type="spellStart"/>
-      <w:r>
-        <w:t>resz</w:t>
-      </w:r>
-      <w:proofErr w:type="spellEnd"/>
+      <w:r>
+        <w:t>állítva</w:t>
+      </w:r>
+      <w:r>
+        <w:t xml:space="preserve"> </w:t>
+      </w:r>
+      <w:r>
+        <w:t>alsó</w:t>
+      </w:r>
+      <w:r>
+        <w:t xml:space="preserve"> </w:t>
+      </w:r>
+      <w:r>
+        <w:t>rész</w:t>
+      </w:r>
       <w:r>
         <w:t xml:space="preserve"> a </w:t>
       </w:r>
@@ -1550,19 +1394,15 @@
       <w:r>
         <w:t xml:space="preserve">-kent a </w:t>
       </w:r>
-      <w:proofErr w:type="spellStart"/>
-      <w:r>
-        <w:t>felso</w:t>
-      </w:r>
-      <w:proofErr w:type="spellEnd"/>
-      <w:r>
-        <w:t xml:space="preserve"> </w:t>
-      </w:r>
-      <w:proofErr w:type="spellStart"/>
-      <w:r>
-        <w:t>resz</w:t>
-      </w:r>
-      <w:proofErr w:type="spellEnd"/>
+      <w:r>
+        <w:t>felső</w:t>
+      </w:r>
+      <w:r>
+        <w:t xml:space="preserve"> </w:t>
+      </w:r>
+      <w:r>
+        <w:t>rész</w:t>
+      </w:r>
       <w:r>
         <w:t xml:space="preserve"> a 20 </w:t>
       </w:r>
@@ -1642,7 +1482,147 @@
       </w:r>
       <w:proofErr w:type="spellEnd"/>
     </w:p>
-    <w:p/>
+    <w:p>
+      <w:pPr>
+        <w:pStyle w:val="Listaszerbekezds"/>
+        <w:numPr>
+          <w:ilvl w:val="0"/>
+          <w:numId w:val="4"/>
+        </w:numPr>
+      </w:pPr>
+      <w:r>
+        <w:t xml:space="preserve">a </w:t>
+      </w:r>
+      <w:r>
+        <w:t>topológiában</w:t>
+      </w:r>
+      <w:r>
+        <w:t xml:space="preserve"> bal oldali </w:t>
+      </w:r>
+      <w:proofErr w:type="spellStart"/>
+      <w:r>
+        <w:t>switchekre</w:t>
+      </w:r>
+      <w:proofErr w:type="spellEnd"/>
+      <w:r>
+        <w:t xml:space="preserve"> </w:t>
+      </w:r>
+      <w:r>
+        <w:t>beállítottuk</w:t>
+      </w:r>
+      <w:r>
+        <w:t xml:space="preserve"> az </w:t>
+      </w:r>
+      <w:proofErr w:type="spellStart"/>
+      <w:r>
+        <w:t>Etherchannelt</w:t>
+      </w:r>
+      <w:proofErr w:type="spellEnd"/>
+      <w:r>
+        <w:t>.</w:t>
+      </w:r>
+    </w:p>
+    <w:p>
+      <w:pPr>
+        <w:pStyle w:val="Listaszerbekezds"/>
+        <w:numPr>
+          <w:ilvl w:val="0"/>
+          <w:numId w:val="4"/>
+        </w:numPr>
+      </w:pPr>
+      <w:r>
+        <w:t xml:space="preserve">LACP szerint lettek </w:t>
+      </w:r>
+      <w:r>
+        <w:t>konfigurálva</w:t>
+      </w:r>
+      <w:r>
+        <w:t xml:space="preserve"> az egyik oldal </w:t>
+      </w:r>
+      <w:r>
+        <w:t>aktív</w:t>
+      </w:r>
+      <w:r>
+        <w:t xml:space="preserve"> a </w:t>
+      </w:r>
+      <w:r>
+        <w:t>másik</w:t>
+      </w:r>
+      <w:r>
+        <w:t xml:space="preserve"> pedig </w:t>
+      </w:r>
+      <w:r>
+        <w:t>passzív</w:t>
+      </w:r>
+    </w:p>
+    <w:p>
+      <w:pPr>
+        <w:pStyle w:val="Listaszerbekezds"/>
+        <w:numPr>
+          <w:ilvl w:val="0"/>
+          <w:numId w:val="4"/>
+        </w:numPr>
+      </w:pPr>
+      <w:r>
+        <w:t xml:space="preserve">a </w:t>
+      </w:r>
+      <w:r>
+        <w:t>két</w:t>
+      </w:r>
+      <w:r>
+        <w:t xml:space="preserve"> oldalso </w:t>
+      </w:r>
+      <w:proofErr w:type="spellStart"/>
+      <w:r>
+        <w:t>switch</w:t>
+      </w:r>
+      <w:proofErr w:type="spellEnd"/>
+      <w:r>
+        <w:t xml:space="preserve"> </w:t>
+      </w:r>
+      <w:r>
+        <w:t>továbbra</w:t>
+      </w:r>
+      <w:r>
+        <w:t xml:space="preserve"> is a </w:t>
+      </w:r>
+      <w:r>
+        <w:t>saját</w:t>
+      </w:r>
+      <w:r>
+        <w:t xml:space="preserve"> </w:t>
+      </w:r>
+      <w:proofErr w:type="spellStart"/>
+      <w:r>
+        <w:t>vlanjait</w:t>
+      </w:r>
+      <w:proofErr w:type="spellEnd"/>
+      <w:r>
+        <w:t xml:space="preserve"> </w:t>
+      </w:r>
+      <w:r>
+        <w:t>továbbítja</w:t>
+      </w:r>
+      <w:r>
+        <w:t xml:space="preserve"> viszont a </w:t>
+      </w:r>
+      <w:proofErr w:type="spellStart"/>
+      <w:r>
+        <w:t>switchek</w:t>
+      </w:r>
+      <w:proofErr w:type="spellEnd"/>
+      <w:r>
+        <w:t xml:space="preserve"> mindegyik </w:t>
+      </w:r>
+      <w:proofErr w:type="spellStart"/>
+      <w:r>
+        <w:t>vlant</w:t>
+      </w:r>
+      <w:proofErr w:type="spellEnd"/>
+      <w:r>
+        <w:t xml:space="preserve"> latjak.</w:t>
+      </w:r>
+    </w:p>
     <w:sectPr>
       <w:pgSz w:w="11906" w:h="16838"/>
       <w:pgMar w:top="1417" w:right="1417" w:bottom="1417" w:left="1417" w:header="708" w:footer="708" w:gutter="0"/>
@@ -1769,6 +1749,119 @@
     </w:lvl>
   </w:abstractNum>
   <w:abstractNum w:abstractNumId="1" w15:restartNumberingAfterBreak="0">
+    <w:nsid w:val="2AFF2D7D"/>
+    <w:multiLevelType w:val="hybridMultilevel"/>
+    <w:tmpl w:val="9FAACF7A"/>
+    <w:lvl w:ilvl="0" w:tplc="040E0001">
+      <w:start w:val="1"/>
+      <w:numFmt w:val="bullet"/>
+      <w:lvlText w:val=""/>
+      <w:lvlJc w:val="left"/>
+      <w:pPr>
+        <w:ind w:left="720" w:hanging="360"/>
+      </w:pPr>
+      <w:rPr>
+        <w:rFonts w:ascii="Symbol" w:hAnsi="Symbol" w:hint="default"/>
+      </w:rPr>
+    </w:lvl>
+    <w:lvl w:ilvl="1" w:tplc="040E0003" w:tentative="1">
+      <w:start w:val="1"/>
+      <w:numFmt w:val="bullet"/>
+      <w:lvlText w:val="o"/>
+      <w:lvlJc w:val="left"/>
+      <w:pPr>
+        <w:ind w:left="1440" w:hanging="360"/>
+      </w:pPr>
+      <w:rPr>
+        <w:rFonts w:ascii="Courier New" w:hAnsi="Courier New" w:cs="Courier New" w:hint="default"/>
+      </w:rPr>
+    </w:lvl>
+    <w:lvl w:ilvl="2" w:tplc="040E0005" w:tentative="1">
+      <w:start w:val="1"/>
+      <w:numFmt w:val="bullet"/>
+      <w:lvlText w:val=""/>
+      <w:lvlJc w:val="left"/>
+      <w:pPr>
+        <w:ind w:left="2160" w:hanging="360"/>
+      </w:pPr>
+      <w:rPr>
+        <w:rFonts w:ascii="Wingdings" w:hAnsi="Wingdings" w:hint="default"/>
+      </w:rPr>
+    </w:lvl>
+    <w:lvl w:ilvl="3" w:tplc="040E0001" w:tentative="1">
+      <w:start w:val="1"/>
+      <w:numFmt w:val="bullet"/>
+      <w:lvlText w:val=""/>
+      <w:lvlJc w:val="left"/>
+      <w:pPr>
+        <w:ind w:left="2880" w:hanging="360"/>
+      </w:pPr>
+      <w:rPr>
+        <w:rFonts w:ascii="Symbol" w:hAnsi="Symbol" w:hint="default"/>
+      </w:rPr>
+    </w:lvl>
+    <w:lvl w:ilvl="4" w:tplc="040E0003" w:tentative="1">
+      <w:start w:val="1"/>
+      <w:numFmt w:val="bullet"/>
+      <w:lvlText w:val="o"/>
+      <w:lvlJc w:val="left"/>
+      <w:pPr>
+        <w:ind w:left="3600" w:hanging="360"/>
+      </w:pPr>
+      <w:rPr>
+        <w:rFonts w:ascii="Courier New" w:hAnsi="Courier New" w:cs="Courier New" w:hint="default"/>
+      </w:rPr>
+    </w:lvl>
+    <w:lvl w:ilvl="5" w:tplc="040E0005" w:tentative="1">
+      <w:start w:val="1"/>
+      <w:numFmt w:val="bullet"/>
+      <w:lvlText w:val=""/>
+      <w:lvlJc w:val="left"/>
+      <w:pPr>
+        <w:ind w:left="4320" w:hanging="360"/>
+      </w:pPr>
+      <w:rPr>
+        <w:rFonts w:ascii="Wingdings" w:hAnsi="Wingdings" w:hint="default"/>
+      </w:rPr>
+    </w:lvl>
+    <w:lvl w:ilvl="6" w:tplc="040E0001" w:tentative="1">
+      <w:start w:val="1"/>
+      <w:numFmt w:val="bullet"/>
+      <w:lvlText w:val=""/>
+      <w:lvlJc w:val="left"/>
+      <w:pPr>
+        <w:ind w:left="5040" w:hanging="360"/>
+      </w:pPr>
+      <w:rPr>
+        <w:rFonts w:ascii="Symbol" w:hAnsi="Symbol" w:hint="default"/>
+      </w:rPr>
+    </w:lvl>
+    <w:lvl w:ilvl="7" w:tplc="040E0003" w:tentative="1">
+      <w:start w:val="1"/>
+      <w:numFmt w:val="bullet"/>
+      <w:lvlText w:val="o"/>
+      <w:lvlJc w:val="left"/>
+      <w:pPr>
+        <w:ind w:left="5760" w:hanging="360"/>
+      </w:pPr>
+      <w:rPr>
+        <w:rFonts w:ascii="Courier New" w:hAnsi="Courier New" w:cs="Courier New" w:hint="default"/>
+      </w:rPr>
+    </w:lvl>
+    <w:lvl w:ilvl="8" w:tplc="040E0005" w:tentative="1">
+      <w:start w:val="1"/>
+      <w:numFmt w:val="bullet"/>
+      <w:lvlText w:val=""/>
+      <w:lvlJc w:val="left"/>
+      <w:pPr>
+        <w:ind w:left="6480" w:hanging="360"/>
+      </w:pPr>
+      <w:rPr>
+        <w:rFonts w:ascii="Wingdings" w:hAnsi="Wingdings" w:hint="default"/>
+      </w:rPr>
+    </w:lvl>
+  </w:abstractNum>
+  <w:abstractNum w:abstractNumId="2" w15:restartNumberingAfterBreak="0">
     <w:nsid w:val="487D3389"/>
     <w:multiLevelType w:val="hybridMultilevel"/>
     <w:tmpl w:val="87648840"/>
@@ -1881,7 +1974,7 @@
       </w:rPr>
     </w:lvl>
   </w:abstractNum>
-  <w:abstractNum w:abstractNumId="2" w15:restartNumberingAfterBreak="0">
+  <w:abstractNum w:abstractNumId="3" w15:restartNumberingAfterBreak="0">
     <w:nsid w:val="60057CCA"/>
     <w:multiLevelType w:val="hybridMultilevel"/>
     <w:tmpl w:val="33CC6F74"/>
@@ -1998,9 +2091,12 @@
     <w:abstractNumId w:val="0"/>
   </w:num>
   <w:num w:numId="2" w16cid:durableId="1086457628">
+    <w:abstractNumId w:val="3"/>
+  </w:num>
+  <w:num w:numId="3" w16cid:durableId="1339114408">
     <w:abstractNumId w:val="2"/>
   </w:num>
-  <w:num w:numId="3" w16cid:durableId="1339114408">
+  <w:num w:numId="4" w16cid:durableId="1473980842">
     <w:abstractNumId w:val="1"/>
   </w:num>
 </w:numbering>

--- a/Blog/Blog.docx
+++ b/Blog/Blog.docx
@@ -139,15 +139,7 @@
         <w:t>is,</w:t>
       </w:r>
       <w:r>
-        <w:t xml:space="preserve"> ami </w:t>
-      </w:r>
-      <w:proofErr w:type="gramStart"/>
-      <w:r>
-        <w:t>VPN-el</w:t>
-      </w:r>
-      <w:proofErr w:type="gramEnd"/>
-      <w:r>
-        <w:t xml:space="preserve"> tud csatlakozni a Debreceni telephelyhez.</w:t>
+        <w:t xml:space="preserve"> ami VPN-el tud csatlakozni a Debreceni telephelyhez.</w:t>
       </w:r>
     </w:p>
     <w:p>
@@ -433,15 +425,7 @@
         <w:t>hálózatba</w:t>
       </w:r>
       <w:r>
-        <w:t xml:space="preserve"> a 192.168.1.0 /</w:t>
-      </w:r>
-      <w:proofErr w:type="gramStart"/>
-      <w:r>
-        <w:t>27</w:t>
-      </w:r>
-      <w:proofErr w:type="gramEnd"/>
-      <w:r>
-        <w:t xml:space="preserve"> illetve 192.168.1.32 /27 es </w:t>
+        <w:t xml:space="preserve"> a 192.168.1.0 /27 illetve 192.168.1.32 /27 es </w:t>
       </w:r>
       <w:r>
         <w:t>hálózatból</w:t>
@@ -476,15 +460,7 @@
         <w:t>igazgatósági</w:t>
       </w:r>
       <w:r>
-        <w:t xml:space="preserve"> iroda az </w:t>
-      </w:r>
-      <w:proofErr w:type="gramStart"/>
-      <w:r>
-        <w:t>192.168.1.64  /</w:t>
-      </w:r>
-      <w:proofErr w:type="gramEnd"/>
-      <w:r>
-        <w:t xml:space="preserve">28 </w:t>
+        <w:t xml:space="preserve"> iroda az 192.168.1.64  /28 </w:t>
       </w:r>
       <w:proofErr w:type="spellStart"/>
       <w:r>
@@ -557,15 +533,7 @@
       </w:r>
       <w:proofErr w:type="spellEnd"/>
       <w:r>
-        <w:t xml:space="preserve"> </w:t>
-      </w:r>
-      <w:proofErr w:type="gramStart"/>
-      <w:r>
-        <w:t>router</w:t>
-      </w:r>
-      <w:proofErr w:type="gramEnd"/>
-      <w:r>
-        <w:t xml:space="preserve"> ami a 192.168.100.0 /28 </w:t>
+        <w:t xml:space="preserve"> router ami a 192.168.100.0 /28 </w:t>
       </w:r>
       <w:proofErr w:type="spellStart"/>
       <w:r>
@@ -781,23 +749,7 @@
         <w:t>kaptak,</w:t>
       </w:r>
       <w:r>
-        <w:t xml:space="preserve"> illetve a 2001:db</w:t>
-      </w:r>
-      <w:proofErr w:type="gramStart"/>
-      <w:r>
-        <w:t>8:ffff</w:t>
-      </w:r>
-      <w:proofErr w:type="gramEnd"/>
-      <w:r>
-        <w:t>:</w:t>
-      </w:r>
-      <w:proofErr w:type="gramStart"/>
-      <w:r>
-        <w:t>x::/</w:t>
-      </w:r>
-      <w:proofErr w:type="gramEnd"/>
-      <w:r>
-        <w:t>126</w:t>
+        <w:t xml:space="preserve"> illetve a 2001:db8:ffff:x::/126</w:t>
       </w:r>
       <w:r>
         <w:t>-</w:t>
@@ -892,31 +844,7 @@
         <w:t>felső</w:t>
       </w:r>
       <w:r>
-        <w:t xml:space="preserve"> szintje 2001:db</w:t>
-      </w:r>
-      <w:proofErr w:type="gramStart"/>
-      <w:r>
-        <w:t>8:acad</w:t>
-      </w:r>
-      <w:proofErr w:type="gramEnd"/>
-      <w:r>
-        <w:t>:</w:t>
-      </w:r>
-      <w:proofErr w:type="gramStart"/>
-      <w:r>
-        <w:t>20::/64</w:t>
-      </w:r>
-      <w:proofErr w:type="gramEnd"/>
-      <w:r>
-        <w:t xml:space="preserve"> illetve 2001:db</w:t>
-      </w:r>
-      <w:proofErr w:type="gramStart"/>
-      <w:r>
-        <w:t>8:acad::</w:t>
-      </w:r>
-      <w:proofErr w:type="gramEnd"/>
-      <w:r>
-        <w:t xml:space="preserve">10/64 es ipv6 </w:t>
+        <w:t xml:space="preserve"> szintje 2001:db8:acad:20::/64 illetve 2001:db8:acad::10/64 es ipv6 </w:t>
       </w:r>
       <w:r>
         <w:t>hálózati</w:t>
@@ -955,23 +883,7 @@
         <w:t>irodája</w:t>
       </w:r>
       <w:r>
-        <w:t xml:space="preserve"> 2001:db</w:t>
-      </w:r>
-      <w:proofErr w:type="gramStart"/>
-      <w:r>
-        <w:t>8:acad</w:t>
-      </w:r>
-      <w:proofErr w:type="gramEnd"/>
-      <w:r>
-        <w:t>:</w:t>
-      </w:r>
-      <w:proofErr w:type="gramStart"/>
-      <w:r>
-        <w:t>30::/</w:t>
-      </w:r>
-      <w:proofErr w:type="gramEnd"/>
-      <w:r>
-        <w:t xml:space="preserve">64 es </w:t>
+        <w:t xml:space="preserve"> 2001:db8:acad:30::/64 es </w:t>
       </w:r>
       <w:r>
         <w:t>hálózati</w:t>
@@ -995,23 +907,7 @@
         </w:numPr>
       </w:pPr>
       <w:r>
-        <w:t>A Debreceni telephely pedig a 2001:db</w:t>
-      </w:r>
-      <w:proofErr w:type="gramStart"/>
-      <w:r>
-        <w:t>8:acad</w:t>
-      </w:r>
-      <w:proofErr w:type="gramEnd"/>
-      <w:r>
-        <w:t>:</w:t>
-      </w:r>
-      <w:proofErr w:type="gramStart"/>
-      <w:r>
-        <w:t>40::/</w:t>
-      </w:r>
-      <w:proofErr w:type="gramEnd"/>
-      <w:r>
-        <w:t xml:space="preserve">64 es </w:t>
+        <w:t xml:space="preserve">A Debreceni telephely pedig a 2001:db8:acad:40::/64 es </w:t>
       </w:r>
       <w:r>
         <w:t>hálózati</w:t>
@@ -1439,12 +1335,10 @@
         <w:t xml:space="preserve"> </w:t>
       </w:r>
       <w:proofErr w:type="spellStart"/>
-      <w:proofErr w:type="gramStart"/>
       <w:r>
         <w:t>vlant</w:t>
       </w:r>
       <w:proofErr w:type="spellEnd"/>
-      <w:proofErr w:type="gramEnd"/>
       <w:r>
         <w:t xml:space="preserve"> hogy tudjak kezelni mindegyik </w:t>
       </w:r>
@@ -1570,7 +1464,15 @@
         <w:t>két</w:t>
       </w:r>
       <w:r>
-        <w:t xml:space="preserve"> oldalso </w:t>
+        <w:t xml:space="preserve"> </w:t>
+      </w:r>
+      <w:proofErr w:type="spellStart"/>
+      <w:r>
+        <w:t>oldalso</w:t>
+      </w:r>
+      <w:proofErr w:type="spellEnd"/>
+      <w:r>
+        <w:t xml:space="preserve"> </w:t>
       </w:r>
       <w:proofErr w:type="spellStart"/>
       <w:r>
@@ -1621,6 +1523,273 @@
       <w:proofErr w:type="spellEnd"/>
       <w:r>
         <w:t xml:space="preserve"> latjak.</w:t>
+      </w:r>
+    </w:p>
+    <w:p>
+      <w:pPr>
+        <w:jc w:val="center"/>
+        <w:rPr>
+          <w:sz w:val="52"/>
+          <w:szCs w:val="52"/>
+        </w:rPr>
+      </w:pPr>
+      <w:r>
+        <w:rPr>
+          <w:sz w:val="52"/>
+          <w:szCs w:val="52"/>
+        </w:rPr>
+        <w:lastRenderedPageBreak/>
+        <w:t>03.05 DHCP + ALAPKONFIG</w:t>
+      </w:r>
+    </w:p>
+    <w:p>
+      <w:pPr>
+        <w:pStyle w:val="Listaszerbekezds"/>
+        <w:numPr>
+          <w:ilvl w:val="0"/>
+          <w:numId w:val="5"/>
+        </w:numPr>
+      </w:pPr>
+      <w:r>
+        <w:t xml:space="preserve">A </w:t>
+      </w:r>
+      <w:proofErr w:type="spellStart"/>
+      <w:r>
+        <w:t>kovetelmenyek</w:t>
+      </w:r>
+      <w:proofErr w:type="spellEnd"/>
+      <w:r>
+        <w:t xml:space="preserve"> szerint </w:t>
+      </w:r>
+      <w:proofErr w:type="spellStart"/>
+      <w:r>
+        <w:t>elkezdtuk</w:t>
+      </w:r>
+      <w:proofErr w:type="spellEnd"/>
+      <w:r>
+        <w:t xml:space="preserve"> </w:t>
+      </w:r>
+      <w:proofErr w:type="spellStart"/>
+      <w:r>
+        <w:t>beallitani</w:t>
+      </w:r>
+      <w:proofErr w:type="spellEnd"/>
+      <w:r>
+        <w:t xml:space="preserve"> a dhcpv4 </w:t>
+      </w:r>
+      <w:proofErr w:type="spellStart"/>
+      <w:r>
+        <w:t>et</w:t>
+      </w:r>
+      <w:proofErr w:type="spellEnd"/>
+      <w:r>
+        <w:t xml:space="preserve"> illetve az </w:t>
+      </w:r>
+      <w:proofErr w:type="spellStart"/>
+      <w:r>
+        <w:t>alapkonfigot</w:t>
+      </w:r>
+      <w:proofErr w:type="spellEnd"/>
+      <w:r>
+        <w:t xml:space="preserve"> is Balint az </w:t>
+      </w:r>
+      <w:proofErr w:type="spellStart"/>
+      <w:r>
+        <w:t>alapkonfigot</w:t>
+      </w:r>
+      <w:proofErr w:type="spellEnd"/>
+      <w:r>
+        <w:t xml:space="preserve"> kezdte el </w:t>
+      </w:r>
+      <w:proofErr w:type="spellStart"/>
+      <w:r>
+        <w:t>csinalni</w:t>
+      </w:r>
+      <w:proofErr w:type="spellEnd"/>
+      <w:r>
+        <w:t xml:space="preserve"> </w:t>
+      </w:r>
+      <w:proofErr w:type="spellStart"/>
+      <w:r>
+        <w:t>en</w:t>
+      </w:r>
+      <w:proofErr w:type="spellEnd"/>
+      <w:r>
+        <w:t xml:space="preserve"> pedig a </w:t>
+      </w:r>
+      <w:proofErr w:type="spellStart"/>
+      <w:r>
+        <w:t>dhcp</w:t>
+      </w:r>
+      <w:proofErr w:type="spellEnd"/>
+      <w:r>
+        <w:t xml:space="preserve"> </w:t>
+      </w:r>
+      <w:proofErr w:type="spellStart"/>
+      <w:r>
+        <w:t>cimkiosztast</w:t>
+      </w:r>
+      <w:proofErr w:type="spellEnd"/>
+    </w:p>
+    <w:p>
+      <w:pPr>
+        <w:pStyle w:val="Listaszerbekezds"/>
+        <w:numPr>
+          <w:ilvl w:val="0"/>
+          <w:numId w:val="5"/>
+        </w:numPr>
+      </w:pPr>
+      <w:r>
+        <w:t xml:space="preserve">Egy </w:t>
+      </w:r>
+      <w:proofErr w:type="spellStart"/>
+      <w:r>
+        <w:t>uttal</w:t>
+      </w:r>
+      <w:proofErr w:type="spellEnd"/>
+      <w:r>
+        <w:t xml:space="preserve"> a </w:t>
+      </w:r>
+      <w:proofErr w:type="spellStart"/>
+      <w:r>
+        <w:t>switchek</w:t>
+      </w:r>
+      <w:proofErr w:type="spellEnd"/>
+      <w:r>
+        <w:t xml:space="preserve"> illetve a router </w:t>
+      </w:r>
+      <w:proofErr w:type="spellStart"/>
+      <w:r>
+        <w:t>elnevezeseket</w:t>
+      </w:r>
+      <w:proofErr w:type="spellEnd"/>
+      <w:r>
+        <w:t xml:space="preserve"> is </w:t>
+      </w:r>
+      <w:proofErr w:type="spellStart"/>
+      <w:r>
+        <w:t>megcsinaljuk</w:t>
+      </w:r>
+      <w:proofErr w:type="spellEnd"/>
+      <w:r>
+        <w:t xml:space="preserve"> hiszen ez is az </w:t>
+      </w:r>
+      <w:proofErr w:type="spellStart"/>
+      <w:r>
+        <w:t>alapkonfig</w:t>
+      </w:r>
+      <w:proofErr w:type="spellEnd"/>
+      <w:r>
+        <w:t xml:space="preserve"> </w:t>
+      </w:r>
+      <w:proofErr w:type="spellStart"/>
+      <w:r>
+        <w:t>reszehez</w:t>
+      </w:r>
+      <w:proofErr w:type="spellEnd"/>
+      <w:r>
+        <w:t xml:space="preserve"> tartozik</w:t>
+      </w:r>
+    </w:p>
+    <w:p>
+      <w:pPr>
+        <w:pStyle w:val="Listaszerbekezds"/>
+        <w:numPr>
+          <w:ilvl w:val="0"/>
+          <w:numId w:val="5"/>
+        </w:numPr>
+      </w:pPr>
+      <w:r>
+        <w:t xml:space="preserve">a </w:t>
+      </w:r>
+      <w:proofErr w:type="spellStart"/>
+      <w:r>
+        <w:t>igazgatosagi</w:t>
+      </w:r>
+      <w:proofErr w:type="spellEnd"/>
+      <w:r>
+        <w:t xml:space="preserve"> </w:t>
+      </w:r>
+      <w:proofErr w:type="spellStart"/>
+      <w:r>
+        <w:t>irodanak</w:t>
+      </w:r>
+      <w:proofErr w:type="spellEnd"/>
+      <w:r>
+        <w:t xml:space="preserve"> a </w:t>
+      </w:r>
+      <w:proofErr w:type="spellStart"/>
+      <w:r>
+        <w:t>dhcp-t</w:t>
+      </w:r>
+      <w:proofErr w:type="spellEnd"/>
+      <w:r>
+        <w:t xml:space="preserve"> nem tudtam </w:t>
+      </w:r>
+      <w:proofErr w:type="spellStart"/>
+      <w:r>
+        <w:t>beallitani</w:t>
+      </w:r>
+      <w:proofErr w:type="spellEnd"/>
+      <w:r>
+        <w:t xml:space="preserve"> mivel </w:t>
+      </w:r>
+      <w:proofErr w:type="spellStart"/>
+      <w:r>
+        <w:t>tüzfalat</w:t>
+      </w:r>
+      <w:proofErr w:type="spellEnd"/>
+      <w:r>
+        <w:t xml:space="preserve"> is be kell hozza </w:t>
+      </w:r>
+      <w:proofErr w:type="spellStart"/>
+      <w:r>
+        <w:t>allitani</w:t>
+      </w:r>
+      <w:proofErr w:type="spellEnd"/>
+    </w:p>
+    <w:p>
+      <w:pPr>
+        <w:pStyle w:val="Listaszerbekezds"/>
+        <w:numPr>
+          <w:ilvl w:val="0"/>
+          <w:numId w:val="5"/>
+        </w:numPr>
+      </w:pPr>
+      <w:r>
+        <w:t xml:space="preserve">A router illetve </w:t>
+      </w:r>
+      <w:proofErr w:type="spellStart"/>
+      <w:r>
+        <w:t>isp</w:t>
+      </w:r>
+      <w:proofErr w:type="spellEnd"/>
+      <w:r>
+        <w:t xml:space="preserve"> </w:t>
+      </w:r>
+      <w:proofErr w:type="spellStart"/>
+      <w:r>
+        <w:t>kozott</w:t>
+      </w:r>
+      <w:proofErr w:type="spellEnd"/>
+      <w:r>
+        <w:t xml:space="preserve"> is </w:t>
+      </w:r>
+      <w:proofErr w:type="spellStart"/>
+      <w:r>
+        <w:t>modosulni</w:t>
+      </w:r>
+      <w:proofErr w:type="spellEnd"/>
+      <w:r>
+        <w:t xml:space="preserve"> fog az </w:t>
+      </w:r>
+      <w:proofErr w:type="spellStart"/>
+      <w:r>
+        <w:t>ip</w:t>
+      </w:r>
+      <w:proofErr w:type="spellEnd"/>
+      <w:r>
+        <w:t xml:space="preserve"> cím </w:t>
       </w:r>
     </w:p>
     <w:sectPr>
@@ -2087,6 +2256,119 @@
       </w:rPr>
     </w:lvl>
   </w:abstractNum>
+  <w:abstractNum w:abstractNumId="4" w15:restartNumberingAfterBreak="0">
+    <w:nsid w:val="7E4748D1"/>
+    <w:multiLevelType w:val="hybridMultilevel"/>
+    <w:tmpl w:val="956CF1D0"/>
+    <w:lvl w:ilvl="0" w:tplc="040E0001">
+      <w:start w:val="1"/>
+      <w:numFmt w:val="bullet"/>
+      <w:lvlText w:val=""/>
+      <w:lvlJc w:val="left"/>
+      <w:pPr>
+        <w:ind w:left="720" w:hanging="360"/>
+      </w:pPr>
+      <w:rPr>
+        <w:rFonts w:ascii="Symbol" w:hAnsi="Symbol" w:hint="default"/>
+      </w:rPr>
+    </w:lvl>
+    <w:lvl w:ilvl="1" w:tplc="040E0003" w:tentative="1">
+      <w:start w:val="1"/>
+      <w:numFmt w:val="bullet"/>
+      <w:lvlText w:val="o"/>
+      <w:lvlJc w:val="left"/>
+      <w:pPr>
+        <w:ind w:left="1440" w:hanging="360"/>
+      </w:pPr>
+      <w:rPr>
+        <w:rFonts w:ascii="Courier New" w:hAnsi="Courier New" w:cs="Courier New" w:hint="default"/>
+      </w:rPr>
+    </w:lvl>
+    <w:lvl w:ilvl="2" w:tplc="040E0005" w:tentative="1">
+      <w:start w:val="1"/>
+      <w:numFmt w:val="bullet"/>
+      <w:lvlText w:val=""/>
+      <w:lvlJc w:val="left"/>
+      <w:pPr>
+        <w:ind w:left="2160" w:hanging="360"/>
+      </w:pPr>
+      <w:rPr>
+        <w:rFonts w:ascii="Wingdings" w:hAnsi="Wingdings" w:hint="default"/>
+      </w:rPr>
+    </w:lvl>
+    <w:lvl w:ilvl="3" w:tplc="040E0001" w:tentative="1">
+      <w:start w:val="1"/>
+      <w:numFmt w:val="bullet"/>
+      <w:lvlText w:val=""/>
+      <w:lvlJc w:val="left"/>
+      <w:pPr>
+        <w:ind w:left="2880" w:hanging="360"/>
+      </w:pPr>
+      <w:rPr>
+        <w:rFonts w:ascii="Symbol" w:hAnsi="Symbol" w:hint="default"/>
+      </w:rPr>
+    </w:lvl>
+    <w:lvl w:ilvl="4" w:tplc="040E0003" w:tentative="1">
+      <w:start w:val="1"/>
+      <w:numFmt w:val="bullet"/>
+      <w:lvlText w:val="o"/>
+      <w:lvlJc w:val="left"/>
+      <w:pPr>
+        <w:ind w:left="3600" w:hanging="360"/>
+      </w:pPr>
+      <w:rPr>
+        <w:rFonts w:ascii="Courier New" w:hAnsi="Courier New" w:cs="Courier New" w:hint="default"/>
+      </w:rPr>
+    </w:lvl>
+    <w:lvl w:ilvl="5" w:tplc="040E0005" w:tentative="1">
+      <w:start w:val="1"/>
+      <w:numFmt w:val="bullet"/>
+      <w:lvlText w:val=""/>
+      <w:lvlJc w:val="left"/>
+      <w:pPr>
+        <w:ind w:left="4320" w:hanging="360"/>
+      </w:pPr>
+      <w:rPr>
+        <w:rFonts w:ascii="Wingdings" w:hAnsi="Wingdings" w:hint="default"/>
+      </w:rPr>
+    </w:lvl>
+    <w:lvl w:ilvl="6" w:tplc="040E0001" w:tentative="1">
+      <w:start w:val="1"/>
+      <w:numFmt w:val="bullet"/>
+      <w:lvlText w:val=""/>
+      <w:lvlJc w:val="left"/>
+      <w:pPr>
+        <w:ind w:left="5040" w:hanging="360"/>
+      </w:pPr>
+      <w:rPr>
+        <w:rFonts w:ascii="Symbol" w:hAnsi="Symbol" w:hint="default"/>
+      </w:rPr>
+    </w:lvl>
+    <w:lvl w:ilvl="7" w:tplc="040E0003" w:tentative="1">
+      <w:start w:val="1"/>
+      <w:numFmt w:val="bullet"/>
+      <w:lvlText w:val="o"/>
+      <w:lvlJc w:val="left"/>
+      <w:pPr>
+        <w:ind w:left="5760" w:hanging="360"/>
+      </w:pPr>
+      <w:rPr>
+        <w:rFonts w:ascii="Courier New" w:hAnsi="Courier New" w:cs="Courier New" w:hint="default"/>
+      </w:rPr>
+    </w:lvl>
+    <w:lvl w:ilvl="8" w:tplc="040E0005" w:tentative="1">
+      <w:start w:val="1"/>
+      <w:numFmt w:val="bullet"/>
+      <w:lvlText w:val=""/>
+      <w:lvlJc w:val="left"/>
+      <w:pPr>
+        <w:ind w:left="6480" w:hanging="360"/>
+      </w:pPr>
+      <w:rPr>
+        <w:rFonts w:ascii="Wingdings" w:hAnsi="Wingdings" w:hint="default"/>
+      </w:rPr>
+    </w:lvl>
+  </w:abstractNum>
   <w:num w:numId="1" w16cid:durableId="1937472070">
     <w:abstractNumId w:val="0"/>
   </w:num>
@@ -2098,6 +2380,9 @@
   </w:num>
   <w:num w:numId="4" w16cid:durableId="1473980842">
     <w:abstractNumId w:val="1"/>
+  </w:num>
+  <w:num w:numId="5" w16cid:durableId="596908036">
+    <w:abstractNumId w:val="4"/>
   </w:num>
 </w:numbering>
 </file>

--- a/Blog/Blog.docx
+++ b/Blog/Blog.docx
@@ -139,7 +139,15 @@
         <w:t>is,</w:t>
       </w:r>
       <w:r>
-        <w:t xml:space="preserve"> ami VPN-el tud csatlakozni a Debreceni telephelyhez.</w:t>
+        <w:t xml:space="preserve"> ami </w:t>
+      </w:r>
+      <w:proofErr w:type="gramStart"/>
+      <w:r>
+        <w:t>VPN-el</w:t>
+      </w:r>
+      <w:proofErr w:type="gramEnd"/>
+      <w:r>
+        <w:t xml:space="preserve"> tud csatlakozni a Debreceni telephelyhez.</w:t>
       </w:r>
     </w:p>
     <w:p>
@@ -425,7 +433,15 @@
         <w:t>hálózatba</w:t>
       </w:r>
       <w:r>
-        <w:t xml:space="preserve"> a 192.168.1.0 /27 illetve 192.168.1.32 /27 es </w:t>
+        <w:t xml:space="preserve"> a 192.168.1.0 /</w:t>
+      </w:r>
+      <w:proofErr w:type="gramStart"/>
+      <w:r>
+        <w:t>27</w:t>
+      </w:r>
+      <w:proofErr w:type="gramEnd"/>
+      <w:r>
+        <w:t xml:space="preserve"> illetve 192.168.1.32 /27 es </w:t>
       </w:r>
       <w:r>
         <w:t>hálózatból</w:t>
@@ -460,7 +476,15 @@
         <w:t>igazgatósági</w:t>
       </w:r>
       <w:r>
-        <w:t xml:space="preserve"> iroda az 192.168.1.64  /28 </w:t>
+        <w:t xml:space="preserve"> iroda az </w:t>
+      </w:r>
+      <w:proofErr w:type="gramStart"/>
+      <w:r>
+        <w:t>192.168.1.64  /</w:t>
+      </w:r>
+      <w:proofErr w:type="gramEnd"/>
+      <w:r>
+        <w:t xml:space="preserve">28 </w:t>
       </w:r>
       <w:proofErr w:type="spellStart"/>
       <w:r>
@@ -533,7 +557,15 @@
       </w:r>
       <w:proofErr w:type="spellEnd"/>
       <w:r>
-        <w:t xml:space="preserve"> router ami a 192.168.100.0 /28 </w:t>
+        <w:t xml:space="preserve"> </w:t>
+      </w:r>
+      <w:proofErr w:type="gramStart"/>
+      <w:r>
+        <w:t>router</w:t>
+      </w:r>
+      <w:proofErr w:type="gramEnd"/>
+      <w:r>
+        <w:t xml:space="preserve"> ami a 192.168.100.0 /28 </w:t>
       </w:r>
       <w:proofErr w:type="spellStart"/>
       <w:r>
@@ -749,7 +781,23 @@
         <w:t>kaptak,</w:t>
       </w:r>
       <w:r>
-        <w:t xml:space="preserve"> illetve a 2001:db8:ffff:x::/126</w:t>
+        <w:t xml:space="preserve"> illetve a 2001:db</w:t>
+      </w:r>
+      <w:proofErr w:type="gramStart"/>
+      <w:r>
+        <w:t>8:ffff</w:t>
+      </w:r>
+      <w:proofErr w:type="gramEnd"/>
+      <w:r>
+        <w:t>:</w:t>
+      </w:r>
+      <w:proofErr w:type="gramStart"/>
+      <w:r>
+        <w:t>x::/</w:t>
+      </w:r>
+      <w:proofErr w:type="gramEnd"/>
+      <w:r>
+        <w:t>126</w:t>
       </w:r>
       <w:r>
         <w:t>-</w:t>
@@ -844,7 +892,31 @@
         <w:t>felső</w:t>
       </w:r>
       <w:r>
-        <w:t xml:space="preserve"> szintje 2001:db8:acad:20::/64 illetve 2001:db8:acad::10/64 es ipv6 </w:t>
+        <w:t xml:space="preserve"> szintje 2001:db</w:t>
+      </w:r>
+      <w:proofErr w:type="gramStart"/>
+      <w:r>
+        <w:t>8:acad</w:t>
+      </w:r>
+      <w:proofErr w:type="gramEnd"/>
+      <w:r>
+        <w:t>:</w:t>
+      </w:r>
+      <w:proofErr w:type="gramStart"/>
+      <w:r>
+        <w:t>20::/64</w:t>
+      </w:r>
+      <w:proofErr w:type="gramEnd"/>
+      <w:r>
+        <w:t xml:space="preserve"> illetve 2001:db</w:t>
+      </w:r>
+      <w:proofErr w:type="gramStart"/>
+      <w:r>
+        <w:t>8:acad::</w:t>
+      </w:r>
+      <w:proofErr w:type="gramEnd"/>
+      <w:r>
+        <w:t xml:space="preserve">10/64 es ipv6 </w:t>
       </w:r>
       <w:r>
         <w:t>hálózati</w:t>
@@ -883,7 +955,23 @@
         <w:t>irodája</w:t>
       </w:r>
       <w:r>
-        <w:t xml:space="preserve"> 2001:db8:acad:30::/64 es </w:t>
+        <w:t xml:space="preserve"> 2001:db</w:t>
+      </w:r>
+      <w:proofErr w:type="gramStart"/>
+      <w:r>
+        <w:t>8:acad</w:t>
+      </w:r>
+      <w:proofErr w:type="gramEnd"/>
+      <w:r>
+        <w:t>:</w:t>
+      </w:r>
+      <w:proofErr w:type="gramStart"/>
+      <w:r>
+        <w:t>30::/</w:t>
+      </w:r>
+      <w:proofErr w:type="gramEnd"/>
+      <w:r>
+        <w:t xml:space="preserve">64 es </w:t>
       </w:r>
       <w:r>
         <w:t>hálózati</w:t>
@@ -907,7 +995,23 @@
         </w:numPr>
       </w:pPr>
       <w:r>
-        <w:t xml:space="preserve">A Debreceni telephely pedig a 2001:db8:acad:40::/64 es </w:t>
+        <w:t>A Debreceni telephely pedig a 2001:db</w:t>
+      </w:r>
+      <w:proofErr w:type="gramStart"/>
+      <w:r>
+        <w:t>8:acad</w:t>
+      </w:r>
+      <w:proofErr w:type="gramEnd"/>
+      <w:r>
+        <w:t>:</w:t>
+      </w:r>
+      <w:proofErr w:type="gramStart"/>
+      <w:r>
+        <w:t>40::/</w:t>
+      </w:r>
+      <w:proofErr w:type="gramEnd"/>
+      <w:r>
+        <w:t xml:space="preserve">64 es </w:t>
       </w:r>
       <w:r>
         <w:t>hálózati</w:t>
@@ -1335,10 +1439,12 @@
         <w:t xml:space="preserve"> </w:t>
       </w:r>
       <w:proofErr w:type="spellStart"/>
+      <w:proofErr w:type="gramStart"/>
       <w:r>
         <w:t>vlant</w:t>
       </w:r>
       <w:proofErr w:type="spellEnd"/>
+      <w:proofErr w:type="gramEnd"/>
       <w:r>
         <w:t xml:space="preserve"> hogy tudjak kezelni mindegyik </w:t>
       </w:r>
@@ -1553,35 +1659,35 @@
       <w:r>
         <w:t xml:space="preserve">A </w:t>
       </w:r>
-      <w:proofErr w:type="spellStart"/>
-      <w:r>
-        <w:t>kovetelmenyek</w:t>
-      </w:r>
-      <w:proofErr w:type="spellEnd"/>
+      <w:r>
+        <w:t>követelmények</w:t>
+      </w:r>
       <w:r>
         <w:t xml:space="preserve"> szerint </w:t>
       </w:r>
-      <w:proofErr w:type="spellStart"/>
-      <w:r>
-        <w:t>elkezdtuk</w:t>
-      </w:r>
-      <w:proofErr w:type="spellEnd"/>
-      <w:r>
-        <w:t xml:space="preserve"> </w:t>
-      </w:r>
-      <w:proofErr w:type="spellStart"/>
-      <w:r>
-        <w:t>beallitani</w:t>
-      </w:r>
-      <w:proofErr w:type="spellEnd"/>
-      <w:r>
-        <w:t xml:space="preserve"> a dhcpv4 </w:t>
-      </w:r>
-      <w:proofErr w:type="spellStart"/>
+      <w:r>
+        <w:t>elkezdtük</w:t>
+      </w:r>
+      <w:r>
+        <w:t xml:space="preserve"> </w:t>
+      </w:r>
+      <w:r>
+        <w:t>beállítani</w:t>
+      </w:r>
+      <w:r>
+        <w:t xml:space="preserve"> a </w:t>
+      </w:r>
+      <w:proofErr w:type="gramStart"/>
+      <w:r>
+        <w:t>dhcpv4</w:t>
+      </w:r>
+      <w:r>
+        <w:t>-</w:t>
+      </w:r>
       <w:r>
         <w:t>et</w:t>
       </w:r>
-      <w:proofErr w:type="spellEnd"/>
+      <w:proofErr w:type="gramEnd"/>
       <w:r>
         <w:t xml:space="preserve"> illetve az </w:t>
       </w:r>
@@ -1601,35 +1707,27 @@
       <w:r>
         <w:t xml:space="preserve"> kezdte el </w:t>
       </w:r>
-      <w:proofErr w:type="spellStart"/>
-      <w:r>
-        <w:t>csinalni</w:t>
-      </w:r>
-      <w:proofErr w:type="spellEnd"/>
-      <w:r>
-        <w:t xml:space="preserve"> </w:t>
-      </w:r>
-      <w:proofErr w:type="spellStart"/>
-      <w:r>
-        <w:t>en</w:t>
-      </w:r>
-      <w:proofErr w:type="spellEnd"/>
+      <w:r>
+        <w:t>csinálni</w:t>
+      </w:r>
+      <w:r>
+        <w:t xml:space="preserve"> </w:t>
+      </w:r>
+      <w:r>
+        <w:t>én</w:t>
+      </w:r>
       <w:r>
         <w:t xml:space="preserve"> pedig a </w:t>
       </w:r>
-      <w:proofErr w:type="spellStart"/>
-      <w:r>
-        <w:t>dhcp</w:t>
-      </w:r>
-      <w:proofErr w:type="spellEnd"/>
-      <w:r>
-        <w:t xml:space="preserve"> </w:t>
-      </w:r>
-      <w:proofErr w:type="spellStart"/>
-      <w:r>
-        <w:t>cimkiosztast</w:t>
-      </w:r>
-      <w:proofErr w:type="spellEnd"/>
+      <w:r>
+        <w:t>DHCP</w:t>
+      </w:r>
+      <w:r>
+        <w:t xml:space="preserve"> </w:t>
+      </w:r>
+      <w:r>
+        <w:t>cím kiosztást</w:t>
+      </w:r>
     </w:p>
     <w:p>
       <w:pPr>
@@ -1642,35 +1740,34 @@
       <w:r>
         <w:t xml:space="preserve">Egy </w:t>
       </w:r>
-      <w:proofErr w:type="spellStart"/>
-      <w:r>
-        <w:t>uttal</w:t>
-      </w:r>
-      <w:proofErr w:type="spellEnd"/>
+      <w:r>
+        <w:t>úttal</w:t>
+      </w:r>
       <w:r>
         <w:t xml:space="preserve"> a </w:t>
       </w:r>
       <w:proofErr w:type="spellStart"/>
+      <w:proofErr w:type="gramStart"/>
       <w:r>
         <w:t>switchek</w:t>
       </w:r>
       <w:proofErr w:type="spellEnd"/>
-      <w:r>
-        <w:t xml:space="preserve"> illetve a router </w:t>
-      </w:r>
-      <w:proofErr w:type="spellStart"/>
-      <w:r>
-        <w:t>elnevezeseket</w:t>
-      </w:r>
-      <w:proofErr w:type="spellEnd"/>
+      <w:proofErr w:type="gramEnd"/>
+      <w:r>
+        <w:t xml:space="preserve"> </w:t>
+      </w:r>
+      <w:r>
+        <w:t xml:space="preserve">illetve a router </w:t>
+      </w:r>
+      <w:r>
+        <w:t>elnevezéseket</w:t>
+      </w:r>
       <w:r>
         <w:t xml:space="preserve"> is </w:t>
       </w:r>
-      <w:proofErr w:type="spellStart"/>
-      <w:r>
-        <w:t>megcsinaljuk</w:t>
-      </w:r>
-      <w:proofErr w:type="spellEnd"/>
+      <w:r>
+        <w:t>megcsináljuk</w:t>
+      </w:r>
       <w:r>
         <w:t xml:space="preserve"> hiszen ez is az </w:t>
       </w:r>
@@ -1682,11 +1779,9 @@
       <w:r>
         <w:t xml:space="preserve"> </w:t>
       </w:r>
-      <w:proofErr w:type="spellStart"/>
-      <w:r>
-        <w:t>reszehez</w:t>
-      </w:r>
-      <w:proofErr w:type="spellEnd"/>
+      <w:r>
+        <w:t>részéhez</w:t>
+      </w:r>
       <w:r>
         <w:t xml:space="preserve"> tartozik</w:t>
       </w:r>
@@ -1699,54 +1794,47 @@
           <w:numId w:val="5"/>
         </w:numPr>
       </w:pPr>
-      <w:r>
-        <w:t xml:space="preserve">a </w:t>
-      </w:r>
-      <w:proofErr w:type="spellStart"/>
-      <w:r>
-        <w:t>igazgatosagi</w:t>
-      </w:r>
-      <w:proofErr w:type="spellEnd"/>
-      <w:r>
-        <w:t xml:space="preserve"> </w:t>
-      </w:r>
-      <w:proofErr w:type="spellStart"/>
-      <w:r>
-        <w:t>irodanak</w:t>
-      </w:r>
-      <w:proofErr w:type="spellEnd"/>
+      <w:proofErr w:type="gramStart"/>
+      <w:r>
+        <w:t>a</w:t>
+      </w:r>
+      <w:proofErr w:type="gramEnd"/>
+      <w:r>
+        <w:t xml:space="preserve"> </w:t>
+      </w:r>
+      <w:r>
+        <w:t>igazgatósági</w:t>
+      </w:r>
+      <w:r>
+        <w:t xml:space="preserve"> </w:t>
+      </w:r>
+      <w:r>
+        <w:t>irodának</w:t>
+      </w:r>
       <w:r>
         <w:t xml:space="preserve"> a </w:t>
       </w:r>
-      <w:proofErr w:type="spellStart"/>
-      <w:r>
-        <w:t>dhcp-t</w:t>
-      </w:r>
-      <w:proofErr w:type="spellEnd"/>
-      <w:r>
-        <w:t xml:space="preserve"> nem tudtam </w:t>
-      </w:r>
-      <w:proofErr w:type="spellStart"/>
-      <w:r>
-        <w:t>beallitani</w:t>
-      </w:r>
-      <w:proofErr w:type="spellEnd"/>
+      <w:r>
+        <w:t>DHCP</w:t>
+      </w:r>
+      <w:r>
+        <w:t xml:space="preserve">-t nem tudtam </w:t>
+      </w:r>
+      <w:r>
+        <w:t>beállítani</w:t>
+      </w:r>
       <w:r>
         <w:t xml:space="preserve"> mivel </w:t>
       </w:r>
-      <w:proofErr w:type="spellStart"/>
-      <w:r>
-        <w:t>tüzfalat</w:t>
-      </w:r>
-      <w:proofErr w:type="spellEnd"/>
+      <w:r>
+        <w:t>tűzfalat</w:t>
+      </w:r>
       <w:r>
         <w:t xml:space="preserve"> is be kell hozza </w:t>
       </w:r>
-      <w:proofErr w:type="spellStart"/>
-      <w:r>
-        <w:t>allitani</w:t>
-      </w:r>
-      <w:proofErr w:type="spellEnd"/>
+      <w:r>
+        <w:t>állítani</w:t>
+      </w:r>
     </w:p>
     <w:p>
       <w:pPr>
@@ -1757,39 +1845,244 @@
         </w:numPr>
       </w:pPr>
       <w:r>
-        <w:t xml:space="preserve">A router illetve </w:t>
-      </w:r>
-      <w:proofErr w:type="spellStart"/>
-      <w:r>
-        <w:t>isp</w:t>
-      </w:r>
-      <w:proofErr w:type="spellEnd"/>
-      <w:r>
-        <w:t xml:space="preserve"> </w:t>
-      </w:r>
-      <w:proofErr w:type="spellStart"/>
-      <w:r>
-        <w:t>kozott</w:t>
-      </w:r>
-      <w:proofErr w:type="spellEnd"/>
+        <w:t xml:space="preserve">A </w:t>
+      </w:r>
+      <w:proofErr w:type="gramStart"/>
+      <w:r>
+        <w:t>router</w:t>
+      </w:r>
+      <w:proofErr w:type="gramEnd"/>
+      <w:r>
+        <w:t xml:space="preserve"> illetve </w:t>
+      </w:r>
+      <w:r>
+        <w:t>ISP</w:t>
+      </w:r>
+      <w:r>
+        <w:t xml:space="preserve"> </w:t>
+      </w:r>
+      <w:r>
+        <w:t>között</w:t>
+      </w:r>
       <w:r>
         <w:t xml:space="preserve"> is </w:t>
       </w:r>
-      <w:proofErr w:type="spellStart"/>
-      <w:r>
-        <w:t>modosulni</w:t>
-      </w:r>
-      <w:proofErr w:type="spellEnd"/>
+      <w:r>
+        <w:t>módosulni</w:t>
+      </w:r>
       <w:r>
         <w:t xml:space="preserve"> fog az </w:t>
       </w:r>
-      <w:proofErr w:type="spellStart"/>
-      <w:r>
-        <w:t>ip</w:t>
-      </w:r>
-      <w:proofErr w:type="spellEnd"/>
+      <w:r>
+        <w:t>IP</w:t>
+      </w:r>
       <w:r>
         <w:t xml:space="preserve"> cím </w:t>
+      </w:r>
+    </w:p>
+    <w:p/>
+    <w:p/>
+    <w:p>
+      <w:pPr>
+        <w:jc w:val="center"/>
+        <w:rPr>
+          <w:sz w:val="52"/>
+          <w:szCs w:val="52"/>
+        </w:rPr>
+      </w:pPr>
+      <w:r>
+        <w:rPr>
+          <w:sz w:val="52"/>
+          <w:szCs w:val="52"/>
+        </w:rPr>
+        <w:t xml:space="preserve">03.08 </w:t>
+      </w:r>
+      <w:proofErr w:type="spellStart"/>
+      <w:r>
+        <w:rPr>
+          <w:sz w:val="52"/>
+          <w:szCs w:val="52"/>
+        </w:rPr>
+        <w:t>Alapkonfig</w:t>
+      </w:r>
+      <w:proofErr w:type="spellEnd"/>
+      <w:r>
+        <w:rPr>
+          <w:sz w:val="52"/>
+          <w:szCs w:val="52"/>
+        </w:rPr>
+        <w:t xml:space="preserve"> + DHCP befejezve</w:t>
+      </w:r>
+    </w:p>
+    <w:p>
+      <w:pPr>
+        <w:pStyle w:val="Listaszerbekezds"/>
+        <w:numPr>
+          <w:ilvl w:val="0"/>
+          <w:numId w:val="6"/>
+        </w:numPr>
+      </w:pPr>
+      <w:r>
+        <w:t xml:space="preserve">A mai nap készítettük el a </w:t>
+      </w:r>
+      <w:proofErr w:type="gramStart"/>
+      <w:r>
+        <w:t>DHCPv4</w:t>
+      </w:r>
+      <w:proofErr w:type="gramEnd"/>
+      <w:r>
+        <w:t xml:space="preserve"> illetve az alap konfigurációt</w:t>
+      </w:r>
+    </w:p>
+    <w:p>
+      <w:pPr>
+        <w:pStyle w:val="Listaszerbekezds"/>
+        <w:numPr>
+          <w:ilvl w:val="0"/>
+          <w:numId w:val="6"/>
+        </w:numPr>
+      </w:pPr>
+      <w:r>
+        <w:t xml:space="preserve">DHCPv4-nel mindegyik gép kap IP címet DHCP-n keresztül, a szerver, nyomtató, IP telefonok manuálisan fogják kapni az IP címet. Azokat az IP címeket az </w:t>
+      </w:r>
+      <w:proofErr w:type="spellStart"/>
+      <w:r>
+        <w:t>excluded</w:t>
+      </w:r>
+      <w:proofErr w:type="spellEnd"/>
+      <w:r>
+        <w:t xml:space="preserve"> </w:t>
+      </w:r>
+      <w:proofErr w:type="spellStart"/>
+      <w:r>
+        <w:t>address</w:t>
+      </w:r>
+      <w:proofErr w:type="spellEnd"/>
+      <w:r>
+        <w:t xml:space="preserve"> paranccsal kizártuk a kiosztható DHCP címek között</w:t>
+      </w:r>
+    </w:p>
+    <w:p>
+      <w:pPr>
+        <w:pStyle w:val="Listaszerbekezds"/>
+        <w:numPr>
+          <w:ilvl w:val="0"/>
+          <w:numId w:val="6"/>
+        </w:numPr>
+      </w:pPr>
+      <w:r>
+        <w:t xml:space="preserve">egyedül </w:t>
+      </w:r>
+      <w:proofErr w:type="gramStart"/>
+      <w:r>
+        <w:t>a</w:t>
+      </w:r>
+      <w:proofErr w:type="gramEnd"/>
+      <w:r>
+        <w:t xml:space="preserve"> igazgatósági iroda nem kap meg IP címet mivel egy tűzfal választja el azt a hálózatot </w:t>
+      </w:r>
+      <w:proofErr w:type="gramStart"/>
+      <w:r>
+        <w:t>úgy</w:t>
+      </w:r>
+      <w:proofErr w:type="gramEnd"/>
+      <w:r>
+        <w:t xml:space="preserve"> hogy majd </w:t>
+      </w:r>
+      <w:proofErr w:type="gramStart"/>
+      <w:r>
+        <w:t>később</w:t>
+      </w:r>
+      <w:proofErr w:type="gramEnd"/>
+      <w:r>
+        <w:t xml:space="preserve"> ha konfiguráltuk a tűzfalat csak akkor fognak tudni kapni DHCPv4 es címet</w:t>
+      </w:r>
+    </w:p>
+    <w:p>
+      <w:pPr>
+        <w:pStyle w:val="Listaszerbekezds"/>
+        <w:numPr>
+          <w:ilvl w:val="0"/>
+          <w:numId w:val="6"/>
+        </w:numPr>
+      </w:pPr>
+      <w:r>
+        <w:t xml:space="preserve">Az </w:t>
+      </w:r>
+      <w:proofErr w:type="spellStart"/>
+      <w:r>
+        <w:t>alapkonfigot</w:t>
+      </w:r>
+      <w:proofErr w:type="spellEnd"/>
+      <w:r>
+        <w:t xml:space="preserve"> Balint csinálta meg, a jelszavak közös megegyezés alapján lettek kitalálva direkt bonyolultak a jó hálózat vedelem biztosításának érdekében</w:t>
+      </w:r>
+    </w:p>
+    <w:p>
+      <w:pPr>
+        <w:pStyle w:val="Listaszerbekezds"/>
+        <w:numPr>
+          <w:ilvl w:val="0"/>
+          <w:numId w:val="6"/>
+        </w:numPr>
+      </w:pPr>
+      <w:r>
+        <w:t xml:space="preserve">minden </w:t>
+      </w:r>
+      <w:r>
+        <w:t>jelszót</w:t>
+      </w:r>
+      <w:r>
+        <w:t xml:space="preserve"> </w:t>
+      </w:r>
+      <w:proofErr w:type="gramStart"/>
+      <w:r>
+        <w:t>titkosítottunk</w:t>
+      </w:r>
+      <w:proofErr w:type="gramEnd"/>
+      <w:r>
+        <w:t xml:space="preserve"> illetve meg nem </w:t>
+      </w:r>
+      <w:r>
+        <w:t>állítottuk</w:t>
+      </w:r>
+      <w:r>
+        <w:t xml:space="preserve"> be a </w:t>
+      </w:r>
+      <w:proofErr w:type="spellStart"/>
+      <w:r>
+        <w:t>ssh</w:t>
+      </w:r>
+      <w:proofErr w:type="spellEnd"/>
+      <w:r>
+        <w:t xml:space="preserve">-n </w:t>
+      </w:r>
+      <w:r>
+        <w:t>keresztüli</w:t>
+      </w:r>
+      <w:r>
+        <w:t xml:space="preserve"> </w:t>
+      </w:r>
+      <w:r>
+        <w:t>kommunikálást</w:t>
+      </w:r>
+      <w:r>
+        <w:t xml:space="preserve"> </w:t>
+      </w:r>
+      <w:r>
+        <w:t>úgy,</w:t>
+      </w:r>
+      <w:r>
+        <w:t xml:space="preserve"> hogy azt </w:t>
+      </w:r>
+      <w:r>
+        <w:t>később</w:t>
+      </w:r>
+      <w:r>
+        <w:t xml:space="preserve"> be fogjuk </w:t>
+      </w:r>
+      <w:r>
+        <w:t>állítani a távoli menedzsment érdekében</w:t>
       </w:r>
     </w:p>
     <w:sectPr>
@@ -2144,6 +2437,119 @@
     </w:lvl>
   </w:abstractNum>
   <w:abstractNum w:abstractNumId="3" w15:restartNumberingAfterBreak="0">
+    <w:nsid w:val="590A1E03"/>
+    <w:multiLevelType w:val="hybridMultilevel"/>
+    <w:tmpl w:val="46C42E1A"/>
+    <w:lvl w:ilvl="0" w:tplc="040E0001">
+      <w:start w:val="1"/>
+      <w:numFmt w:val="bullet"/>
+      <w:lvlText w:val=""/>
+      <w:lvlJc w:val="left"/>
+      <w:pPr>
+        <w:ind w:left="720" w:hanging="360"/>
+      </w:pPr>
+      <w:rPr>
+        <w:rFonts w:ascii="Symbol" w:hAnsi="Symbol" w:hint="default"/>
+      </w:rPr>
+    </w:lvl>
+    <w:lvl w:ilvl="1" w:tplc="040E0003" w:tentative="1">
+      <w:start w:val="1"/>
+      <w:numFmt w:val="bullet"/>
+      <w:lvlText w:val="o"/>
+      <w:lvlJc w:val="left"/>
+      <w:pPr>
+        <w:ind w:left="1440" w:hanging="360"/>
+      </w:pPr>
+      <w:rPr>
+        <w:rFonts w:ascii="Courier New" w:hAnsi="Courier New" w:cs="Courier New" w:hint="default"/>
+      </w:rPr>
+    </w:lvl>
+    <w:lvl w:ilvl="2" w:tplc="040E0005" w:tentative="1">
+      <w:start w:val="1"/>
+      <w:numFmt w:val="bullet"/>
+      <w:lvlText w:val=""/>
+      <w:lvlJc w:val="left"/>
+      <w:pPr>
+        <w:ind w:left="2160" w:hanging="360"/>
+      </w:pPr>
+      <w:rPr>
+        <w:rFonts w:ascii="Wingdings" w:hAnsi="Wingdings" w:hint="default"/>
+      </w:rPr>
+    </w:lvl>
+    <w:lvl w:ilvl="3" w:tplc="040E0001" w:tentative="1">
+      <w:start w:val="1"/>
+      <w:numFmt w:val="bullet"/>
+      <w:lvlText w:val=""/>
+      <w:lvlJc w:val="left"/>
+      <w:pPr>
+        <w:ind w:left="2880" w:hanging="360"/>
+      </w:pPr>
+      <w:rPr>
+        <w:rFonts w:ascii="Symbol" w:hAnsi="Symbol" w:hint="default"/>
+      </w:rPr>
+    </w:lvl>
+    <w:lvl w:ilvl="4" w:tplc="040E0003" w:tentative="1">
+      <w:start w:val="1"/>
+      <w:numFmt w:val="bullet"/>
+      <w:lvlText w:val="o"/>
+      <w:lvlJc w:val="left"/>
+      <w:pPr>
+        <w:ind w:left="3600" w:hanging="360"/>
+      </w:pPr>
+      <w:rPr>
+        <w:rFonts w:ascii="Courier New" w:hAnsi="Courier New" w:cs="Courier New" w:hint="default"/>
+      </w:rPr>
+    </w:lvl>
+    <w:lvl w:ilvl="5" w:tplc="040E0005" w:tentative="1">
+      <w:start w:val="1"/>
+      <w:numFmt w:val="bullet"/>
+      <w:lvlText w:val=""/>
+      <w:lvlJc w:val="left"/>
+      <w:pPr>
+        <w:ind w:left="4320" w:hanging="360"/>
+      </w:pPr>
+      <w:rPr>
+        <w:rFonts w:ascii="Wingdings" w:hAnsi="Wingdings" w:hint="default"/>
+      </w:rPr>
+    </w:lvl>
+    <w:lvl w:ilvl="6" w:tplc="040E0001" w:tentative="1">
+      <w:start w:val="1"/>
+      <w:numFmt w:val="bullet"/>
+      <w:lvlText w:val=""/>
+      <w:lvlJc w:val="left"/>
+      <w:pPr>
+        <w:ind w:left="5040" w:hanging="360"/>
+      </w:pPr>
+      <w:rPr>
+        <w:rFonts w:ascii="Symbol" w:hAnsi="Symbol" w:hint="default"/>
+      </w:rPr>
+    </w:lvl>
+    <w:lvl w:ilvl="7" w:tplc="040E0003" w:tentative="1">
+      <w:start w:val="1"/>
+      <w:numFmt w:val="bullet"/>
+      <w:lvlText w:val="o"/>
+      <w:lvlJc w:val="left"/>
+      <w:pPr>
+        <w:ind w:left="5760" w:hanging="360"/>
+      </w:pPr>
+      <w:rPr>
+        <w:rFonts w:ascii="Courier New" w:hAnsi="Courier New" w:cs="Courier New" w:hint="default"/>
+      </w:rPr>
+    </w:lvl>
+    <w:lvl w:ilvl="8" w:tplc="040E0005" w:tentative="1">
+      <w:start w:val="1"/>
+      <w:numFmt w:val="bullet"/>
+      <w:lvlText w:val=""/>
+      <w:lvlJc w:val="left"/>
+      <w:pPr>
+        <w:ind w:left="6480" w:hanging="360"/>
+      </w:pPr>
+      <w:rPr>
+        <w:rFonts w:ascii="Wingdings" w:hAnsi="Wingdings" w:hint="default"/>
+      </w:rPr>
+    </w:lvl>
+  </w:abstractNum>
+  <w:abstractNum w:abstractNumId="4" w15:restartNumberingAfterBreak="0">
     <w:nsid w:val="60057CCA"/>
     <w:multiLevelType w:val="hybridMultilevel"/>
     <w:tmpl w:val="33CC6F74"/>
@@ -2256,7 +2662,7 @@
       </w:rPr>
     </w:lvl>
   </w:abstractNum>
-  <w:abstractNum w:abstractNumId="4" w15:restartNumberingAfterBreak="0">
+  <w:abstractNum w:abstractNumId="5" w15:restartNumberingAfterBreak="0">
     <w:nsid w:val="7E4748D1"/>
     <w:multiLevelType w:val="hybridMultilevel"/>
     <w:tmpl w:val="956CF1D0"/>
@@ -2373,7 +2779,7 @@
     <w:abstractNumId w:val="0"/>
   </w:num>
   <w:num w:numId="2" w16cid:durableId="1086457628">
-    <w:abstractNumId w:val="3"/>
+    <w:abstractNumId w:val="4"/>
   </w:num>
   <w:num w:numId="3" w16cid:durableId="1339114408">
     <w:abstractNumId w:val="2"/>
@@ -2382,7 +2788,10 @@
     <w:abstractNumId w:val="1"/>
   </w:num>
   <w:num w:numId="5" w16cid:durableId="596908036">
-    <w:abstractNumId w:val="4"/>
+    <w:abstractNumId w:val="5"/>
+  </w:num>
+  <w:num w:numId="6" w16cid:durableId="1411274796">
+    <w:abstractNumId w:val="3"/>
   </w:num>
 </w:numbering>
 </file>

--- a/Blog/Blog.docx
+++ b/Blog/Blog.docx
@@ -1,6 +1,6 @@
 
 <file path=word/document.xml><?xml version="1.0" encoding="utf-8"?>
-<w:document xmlns:wpc="http://schemas.microsoft.com/office/word/2010/wordprocessingCanvas" xmlns:cx="http://schemas.microsoft.com/office/drawing/2014/chartex" xmlns:cx1="http://schemas.microsoft.com/office/drawing/2015/9/8/chartex" xmlns:cx2="http://schemas.microsoft.com/office/drawing/2015/10/21/chartex" xmlns:cx3="http://schemas.microsoft.com/office/drawing/2016/5/9/chartex" xmlns:cx4="http://schemas.microsoft.com/office/drawing/2016/5/10/chartex" xmlns:cx5="http://schemas.microsoft.com/office/drawing/2016/5/11/chartex" xmlns:cx6="http://schemas.microsoft.com/office/drawing/2016/5/12/chartex" xmlns:cx7="http://schemas.microsoft.com/office/drawing/2016/5/13/chartex" xmlns:cx8="http://schemas.microsoft.com/office/drawing/2016/5/14/chartex" xmlns:mc="http://schemas.openxmlformats.org/markup-compatibility/2006" xmlns:aink="http://schemas.microsoft.com/office/drawing/2016/ink" xmlns:am3d="http://schemas.microsoft.com/office/drawing/2017/model3d" xmlns:o="urn:schemas-microsoft-com:office:office" xmlns:oel="http://schemas.microsoft.com/office/2019/extlst" xmlns:r="http://schemas.openxmlformats.org/officeDocument/2006/relationships" xmlns:m="http://schemas.openxmlformats.org/officeDocument/2006/math" xmlns:v="urn:schemas-microsoft-com:vml" xmlns:wp14="http://schemas.microsoft.com/office/word/2010/wordprocessingDrawing" xmlns:wp="http://schemas.openxmlformats.org/drawingml/2006/wordprocessingDrawing" xmlns:w10="urn:schemas-microsoft-com:office:word" xmlns:w="http://schemas.openxmlformats.org/wordprocessingml/2006/main" xmlns:w14="http://schemas.microsoft.com/office/word/2010/wordml" xmlns:w15="http://schemas.microsoft.com/office/word/2012/wordml" xmlns:w16cex="http://schemas.microsoft.com/office/word/2018/wordml/cex" xmlns:w16cid="http://schemas.microsoft.com/office/word/2016/wordml/cid" xmlns:w16="http://schemas.microsoft.com/office/word/2018/wordml" xmlns:w16du="http://schemas.microsoft.com/office/word/2023/wordml/word16du" xmlns:w16sdtdh="http://schemas.microsoft.com/office/word/2020/wordml/sdtdatahash" xmlns:w16sdtfl="http://schemas.microsoft.com/office/word/2024/wordml/sdtformatlock" xmlns:w16se="http://schemas.microsoft.com/office/word/2015/wordml/symex" xmlns:wpg="http://schemas.microsoft.com/office/word/2010/wordprocessingGroup" xmlns:wpi="http://schemas.microsoft.com/office/word/2010/wordprocessingInk" xmlns:wne="http://schemas.microsoft.com/office/word/2006/wordml" xmlns:wps="http://schemas.microsoft.com/office/word/2010/wordprocessingShape" mc:Ignorable="w14 w15 w16se w16cid w16 w16cex w16sdtdh w16sdtfl w16du wp14">
+<w:document xmlns:wpc="http://schemas.microsoft.com/office/word/2010/wordprocessingCanvas" xmlns:cx="http://schemas.microsoft.com/office/drawing/2014/chartex" xmlns:cx1="http://schemas.microsoft.com/office/drawing/2015/9/8/chartex" xmlns:cx2="http://schemas.microsoft.com/office/drawing/2015/10/21/chartex" xmlns:cx3="http://schemas.microsoft.com/office/drawing/2016/5/9/chartex" xmlns:cx4="http://schemas.microsoft.com/office/drawing/2016/5/10/chartex" xmlns:cx5="http://schemas.microsoft.com/office/drawing/2016/5/11/chartex" xmlns:cx6="http://schemas.microsoft.com/office/drawing/2016/5/12/chartex" xmlns:cx7="http://schemas.microsoft.com/office/drawing/2016/5/13/chartex" xmlns:cx8="http://schemas.microsoft.com/office/drawing/2016/5/14/chartex" xmlns:mc="http://schemas.openxmlformats.org/markup-compatibility/2006" xmlns:aink="http://schemas.microsoft.com/office/drawing/2016/ink" xmlns:am3d="http://schemas.microsoft.com/office/drawing/2017/model3d" xmlns:o="urn:schemas-microsoft-com:office:office" xmlns:r="http://schemas.openxmlformats.org/officeDocument/2006/relationships" xmlns:m="http://schemas.openxmlformats.org/officeDocument/2006/math" xmlns:v="urn:schemas-microsoft-com:vml" xmlns:wp14="http://schemas.microsoft.com/office/word/2010/wordprocessingDrawing" xmlns:wp="http://schemas.openxmlformats.org/drawingml/2006/wordprocessingDrawing" xmlns:w10="urn:schemas-microsoft-com:office:word" xmlns:w="http://schemas.openxmlformats.org/wordprocessingml/2006/main" xmlns:w14="http://schemas.microsoft.com/office/word/2010/wordml" xmlns:w15="http://schemas.microsoft.com/office/word/2012/wordml" xmlns:w16cid="http://schemas.microsoft.com/office/word/2016/wordml/cid" xmlns:w16se="http://schemas.microsoft.com/office/word/2015/wordml/symex" xmlns:wpg="http://schemas.microsoft.com/office/word/2010/wordprocessingGroup" xmlns:wpi="http://schemas.microsoft.com/office/word/2010/wordprocessingInk" xmlns:wne="http://schemas.microsoft.com/office/word/2006/wordml" xmlns:wps="http://schemas.microsoft.com/office/word/2010/wordprocessingShape" mc:Ignorable="w14 w15 w16se w16cid wp14">
   <w:body>
     <w:p>
       <w:pPr>
@@ -139,15 +139,7 @@
         <w:t>is,</w:t>
       </w:r>
       <w:r>
-        <w:t xml:space="preserve"> ami </w:t>
-      </w:r>
-      <w:proofErr w:type="gramStart"/>
-      <w:r>
-        <w:t>VPN-el</w:t>
-      </w:r>
-      <w:proofErr w:type="gramEnd"/>
-      <w:r>
-        <w:t xml:space="preserve"> tud csatlakozni a Debreceni telephelyhez.</w:t>
+        <w:t xml:space="preserve"> ami VPN-el tud csatlakozni a Debreceni telephelyhez.</w:t>
       </w:r>
     </w:p>
     <w:p>
@@ -433,15 +425,7 @@
         <w:t>hálózatba</w:t>
       </w:r>
       <w:r>
-        <w:t xml:space="preserve"> a 192.168.1.0 /</w:t>
-      </w:r>
-      <w:proofErr w:type="gramStart"/>
-      <w:r>
-        <w:t>27</w:t>
-      </w:r>
-      <w:proofErr w:type="gramEnd"/>
-      <w:r>
-        <w:t xml:space="preserve"> illetve 192.168.1.32 /27 es </w:t>
+        <w:t xml:space="preserve"> a 192.168.1.0 /27 illetve 192.168.1.32 /27 es </w:t>
       </w:r>
       <w:r>
         <w:t>hálózatból</w:t>
@@ -476,15 +460,7 @@
         <w:t>igazgatósági</w:t>
       </w:r>
       <w:r>
-        <w:t xml:space="preserve"> iroda az </w:t>
-      </w:r>
-      <w:proofErr w:type="gramStart"/>
-      <w:r>
-        <w:t>192.168.1.64  /</w:t>
-      </w:r>
-      <w:proofErr w:type="gramEnd"/>
-      <w:r>
-        <w:t xml:space="preserve">28 </w:t>
+        <w:t xml:space="preserve"> iroda az 192.168.1.64  /28 </w:t>
       </w:r>
       <w:proofErr w:type="spellStart"/>
       <w:r>
@@ -557,15 +533,7 @@
       </w:r>
       <w:proofErr w:type="spellEnd"/>
       <w:r>
-        <w:t xml:space="preserve"> </w:t>
-      </w:r>
-      <w:proofErr w:type="gramStart"/>
-      <w:r>
-        <w:t>router</w:t>
-      </w:r>
-      <w:proofErr w:type="gramEnd"/>
-      <w:r>
-        <w:t xml:space="preserve"> ami a 192.168.100.0 /28 </w:t>
+        <w:t xml:space="preserve"> router ami a 192.168.100.0 /28 </w:t>
       </w:r>
       <w:proofErr w:type="spellStart"/>
       <w:r>
@@ -781,23 +749,7 @@
         <w:t>kaptak,</w:t>
       </w:r>
       <w:r>
-        <w:t xml:space="preserve"> illetve a 2001:db</w:t>
-      </w:r>
-      <w:proofErr w:type="gramStart"/>
-      <w:r>
-        <w:t>8:ffff</w:t>
-      </w:r>
-      <w:proofErr w:type="gramEnd"/>
-      <w:r>
-        <w:t>:</w:t>
-      </w:r>
-      <w:proofErr w:type="gramStart"/>
-      <w:r>
-        <w:t>x::/</w:t>
-      </w:r>
-      <w:proofErr w:type="gramEnd"/>
-      <w:r>
-        <w:t>126</w:t>
+        <w:t xml:space="preserve"> illetve a 2001:db8:ffff:x::/126</w:t>
       </w:r>
       <w:r>
         <w:t>-</w:t>
@@ -892,31 +844,7 @@
         <w:t>felső</w:t>
       </w:r>
       <w:r>
-        <w:t xml:space="preserve"> szintje 2001:db</w:t>
-      </w:r>
-      <w:proofErr w:type="gramStart"/>
-      <w:r>
-        <w:t>8:acad</w:t>
-      </w:r>
-      <w:proofErr w:type="gramEnd"/>
-      <w:r>
-        <w:t>:</w:t>
-      </w:r>
-      <w:proofErr w:type="gramStart"/>
-      <w:r>
-        <w:t>20::/64</w:t>
-      </w:r>
-      <w:proofErr w:type="gramEnd"/>
-      <w:r>
-        <w:t xml:space="preserve"> illetve 2001:db</w:t>
-      </w:r>
-      <w:proofErr w:type="gramStart"/>
-      <w:r>
-        <w:t>8:acad::</w:t>
-      </w:r>
-      <w:proofErr w:type="gramEnd"/>
-      <w:r>
-        <w:t xml:space="preserve">10/64 es ipv6 </w:t>
+        <w:t xml:space="preserve"> szintje 2001:db8:acad:20::/64 illetve 2001:db8:acad::10/64 es ipv6 </w:t>
       </w:r>
       <w:r>
         <w:t>hálózati</w:t>
@@ -955,23 +883,7 @@
         <w:t>irodája</w:t>
       </w:r>
       <w:r>
-        <w:t xml:space="preserve"> 2001:db</w:t>
-      </w:r>
-      <w:proofErr w:type="gramStart"/>
-      <w:r>
-        <w:t>8:acad</w:t>
-      </w:r>
-      <w:proofErr w:type="gramEnd"/>
-      <w:r>
-        <w:t>:</w:t>
-      </w:r>
-      <w:proofErr w:type="gramStart"/>
-      <w:r>
-        <w:t>30::/</w:t>
-      </w:r>
-      <w:proofErr w:type="gramEnd"/>
-      <w:r>
-        <w:t xml:space="preserve">64 es </w:t>
+        <w:t xml:space="preserve"> 2001:db8:acad:30::/64 es </w:t>
       </w:r>
       <w:r>
         <w:t>hálózati</w:t>
@@ -995,23 +907,7 @@
         </w:numPr>
       </w:pPr>
       <w:r>
-        <w:t>A Debreceni telephely pedig a 2001:db</w:t>
-      </w:r>
-      <w:proofErr w:type="gramStart"/>
-      <w:r>
-        <w:t>8:acad</w:t>
-      </w:r>
-      <w:proofErr w:type="gramEnd"/>
-      <w:r>
-        <w:t>:</w:t>
-      </w:r>
-      <w:proofErr w:type="gramStart"/>
-      <w:r>
-        <w:t>40::/</w:t>
-      </w:r>
-      <w:proofErr w:type="gramEnd"/>
-      <w:r>
-        <w:t xml:space="preserve">64 es </w:t>
+        <w:t xml:space="preserve">A Debreceni telephely pedig a 2001:db8:acad:40::/64 es </w:t>
       </w:r>
       <w:r>
         <w:t>hálózati</w:t>
@@ -1439,12 +1335,10 @@
         <w:t xml:space="preserve"> </w:t>
       </w:r>
       <w:proofErr w:type="spellStart"/>
-      <w:proofErr w:type="gramStart"/>
       <w:r>
         <w:t>vlant</w:t>
       </w:r>
       <w:proofErr w:type="spellEnd"/>
-      <w:proofErr w:type="gramEnd"/>
       <w:r>
         <w:t xml:space="preserve"> hogy tudjak kezelni mindegyik </w:t>
       </w:r>
@@ -1675,21 +1569,13 @@
         <w:t>beállítani</w:t>
       </w:r>
       <w:r>
-        <w:t xml:space="preserve"> a </w:t>
-      </w:r>
-      <w:proofErr w:type="gramStart"/>
-      <w:r>
-        <w:t>dhcpv4</w:t>
+        <w:t xml:space="preserve"> a dhcpv4</w:t>
       </w:r>
       <w:r>
         <w:t>-</w:t>
       </w:r>
       <w:r>
-        <w:t>et</w:t>
-      </w:r>
-      <w:proofErr w:type="gramEnd"/>
-      <w:r>
-        <w:t xml:space="preserve"> illetve az </w:t>
+        <w:t xml:space="preserve">et illetve az </w:t>
       </w:r>
       <w:proofErr w:type="spellStart"/>
       <w:r>
@@ -1747,12 +1633,10 @@
         <w:t xml:space="preserve"> a </w:t>
       </w:r>
       <w:proofErr w:type="spellStart"/>
-      <w:proofErr w:type="gramStart"/>
       <w:r>
         <w:t>switchek</w:t>
       </w:r>
       <w:proofErr w:type="spellEnd"/>
-      <w:proofErr w:type="gramEnd"/>
       <w:r>
         <w:t xml:space="preserve"> </w:t>
       </w:r>
@@ -1794,13 +1678,8 @@
           <w:numId w:val="5"/>
         </w:numPr>
       </w:pPr>
-      <w:proofErr w:type="gramStart"/>
-      <w:r>
-        <w:t>a</w:t>
-      </w:r>
-      <w:proofErr w:type="gramEnd"/>
-      <w:r>
-        <w:t xml:space="preserve"> </w:t>
+      <w:r>
+        <w:t xml:space="preserve">a </w:t>
       </w:r>
       <w:r>
         <w:t>igazgatósági</w:t>
@@ -1845,15 +1724,7 @@
         </w:numPr>
       </w:pPr>
       <w:r>
-        <w:t xml:space="preserve">A </w:t>
-      </w:r>
-      <w:proofErr w:type="gramStart"/>
-      <w:r>
-        <w:t>router</w:t>
-      </w:r>
-      <w:proofErr w:type="gramEnd"/>
-      <w:r>
-        <w:t xml:space="preserve"> illetve </w:t>
+        <w:t xml:space="preserve">A router illetve </w:t>
       </w:r>
       <w:r>
         <w:t>ISP</w:t>
@@ -1923,15 +1794,7 @@
         </w:numPr>
       </w:pPr>
       <w:r>
-        <w:t xml:space="preserve">A mai nap készítettük el a </w:t>
-      </w:r>
-      <w:proofErr w:type="gramStart"/>
-      <w:r>
-        <w:t>DHCPv4</w:t>
-      </w:r>
-      <w:proofErr w:type="gramEnd"/>
-      <w:r>
-        <w:t xml:space="preserve"> illetve az alap konfigurációt</w:t>
+        <w:t>A mai nap készítettük el a DHCPv4 illetve az alap konfigurációt</w:t>
       </w:r>
     </w:p>
     <w:p>
@@ -1971,31 +1834,7 @@
         </w:numPr>
       </w:pPr>
       <w:r>
-        <w:t xml:space="preserve">egyedül </w:t>
-      </w:r>
-      <w:proofErr w:type="gramStart"/>
-      <w:r>
-        <w:t>a</w:t>
-      </w:r>
-      <w:proofErr w:type="gramEnd"/>
-      <w:r>
-        <w:t xml:space="preserve"> igazgatósági iroda nem kap meg IP címet mivel egy tűzfal választja el azt a hálózatot </w:t>
-      </w:r>
-      <w:proofErr w:type="gramStart"/>
-      <w:r>
-        <w:t>úgy</w:t>
-      </w:r>
-      <w:proofErr w:type="gramEnd"/>
-      <w:r>
-        <w:t xml:space="preserve"> hogy majd </w:t>
-      </w:r>
-      <w:proofErr w:type="gramStart"/>
-      <w:r>
-        <w:t>később</w:t>
-      </w:r>
-      <w:proofErr w:type="gramEnd"/>
-      <w:r>
-        <w:t xml:space="preserve"> ha konfiguráltuk a tűzfalat csak akkor fognak tudni kapni DHCPv4 es címet</w:t>
+        <w:t>egyedül a igazgatósági iroda nem kap meg IP címet mivel egy tűzfal választja el azt a hálózatot úgy hogy majd később ha konfiguráltuk a tűzfalat csak akkor fognak tudni kapni DHCPv4 es címet</w:t>
       </w:r>
     </w:p>
     <w:p>
@@ -2035,11 +1874,9 @@
       <w:r>
         <w:t xml:space="preserve"> </w:t>
       </w:r>
-      <w:proofErr w:type="gramStart"/>
       <w:r>
         <w:t>titkosítottunk</w:t>
       </w:r>
-      <w:proofErr w:type="gramEnd"/>
       <w:r>
         <w:t xml:space="preserve"> illetve meg nem </w:t>
       </w:r>
@@ -2084,6 +1921,121 @@
       <w:r>
         <w:t>állítani a távoli menedzsment érdekében</w:t>
       </w:r>
+    </w:p>
+    <w:p/>
+    <w:p>
+      <w:pPr>
+        <w:jc w:val="center"/>
+        <w:rPr>
+          <w:sz w:val="52"/>
+          <w:szCs w:val="52"/>
+        </w:rPr>
+      </w:pPr>
+      <w:r>
+        <w:rPr>
+          <w:sz w:val="52"/>
+          <w:szCs w:val="52"/>
+        </w:rPr>
+        <w:t>03.09 HSRP + HSRPv2</w:t>
+      </w:r>
+    </w:p>
+    <w:p>
+      <w:pPr>
+        <w:pStyle w:val="Listaszerbekezds"/>
+        <w:numPr>
+          <w:ilvl w:val="0"/>
+          <w:numId w:val="9"/>
+        </w:numPr>
+      </w:pPr>
+      <w:r>
+        <w:t xml:space="preserve">A </w:t>
+      </w:r>
+      <w:r>
+        <w:t>követelmények</w:t>
+      </w:r>
+      <w:r>
+        <w:t xml:space="preserve"> szerint </w:t>
+      </w:r>
+      <w:r>
+        <w:t>elkészítettük</w:t>
+      </w:r>
+      <w:r>
+        <w:t xml:space="preserve"> a HSRP, HSRPv2</w:t>
+      </w:r>
+      <w:r>
+        <w:t>-t</w:t>
+      </w:r>
+    </w:p>
+    <w:p>
+      <w:pPr>
+        <w:pStyle w:val="Listaszerbekezds"/>
+        <w:numPr>
+          <w:ilvl w:val="0"/>
+          <w:numId w:val="9"/>
+        </w:numPr>
+      </w:pPr>
+      <w:r>
+        <w:t>Célja hogy ha egyik router nem aktív akkor a másik router átvegye az irányítást</w:t>
+      </w:r>
+    </w:p>
+    <w:p>
+      <w:pPr>
+        <w:pStyle w:val="Listaszerbekezds"/>
+        <w:numPr>
+          <w:ilvl w:val="0"/>
+          <w:numId w:val="9"/>
+        </w:numPr>
+      </w:pPr>
+      <w:r>
+        <w:t xml:space="preserve">Ezt a BP-RT es a BP-RT2 között valósítottuk meg </w:t>
+      </w:r>
+    </w:p>
+    <w:p>
+      <w:pPr>
+        <w:pStyle w:val="Listaszerbekezds"/>
+        <w:numPr>
+          <w:ilvl w:val="0"/>
+          <w:numId w:val="9"/>
+        </w:numPr>
+      </w:pPr>
+      <w:r>
+        <w:t xml:space="preserve">A BP-RT lett az aktív router a BP-RT2 pedig a </w:t>
+      </w:r>
+      <w:proofErr w:type="spellStart"/>
+      <w:r>
+        <w:t>standby</w:t>
+      </w:r>
+      <w:proofErr w:type="spellEnd"/>
+      <w:r>
+        <w:t xml:space="preserve"> router mivel a BP-RT kapta az első címeket a BP-RT2 pedig a hálózatból a második IP címet</w:t>
+      </w:r>
+    </w:p>
+    <w:p>
+      <w:pPr>
+        <w:pStyle w:val="Listaszerbekezds"/>
+        <w:numPr>
+          <w:ilvl w:val="0"/>
+          <w:numId w:val="9"/>
+        </w:numPr>
+      </w:pPr>
+      <w:proofErr w:type="spellStart"/>
+      <w:r>
+        <w:t>standby</w:t>
+      </w:r>
+      <w:proofErr w:type="spellEnd"/>
+      <w:r>
+        <w:t xml:space="preserve"> IP-nek a hálózat utolsó kiosztható IP címet adtuk meg míg a ipv6-ban </w:t>
+      </w:r>
+      <w:proofErr w:type="spellStart"/>
+      <w:r>
+        <w:t>autoconfig-on</w:t>
+      </w:r>
+      <w:proofErr w:type="spellEnd"/>
+      <w:r>
+        <w:t xml:space="preserve"> keresztül kapnak IP címet</w:t>
+      </w:r>
+      <w:bookmarkStart w:id="0" w:name="_GoBack"/>
+      <w:bookmarkEnd w:id="0"/>
     </w:p>
     <w:sectPr>
       <w:pgSz w:w="11906" w:h="16838"/>
@@ -2096,7 +2048,7 @@
 </file>
 
 <file path=word/numbering.xml><?xml version="1.0" encoding="utf-8"?>
-<w:numbering xmlns:wpc="http://schemas.microsoft.com/office/word/2010/wordprocessingCanvas" xmlns:cx="http://schemas.microsoft.com/office/drawing/2014/chartex" xmlns:cx1="http://schemas.microsoft.com/office/drawing/2015/9/8/chartex" xmlns:cx2="http://schemas.microsoft.com/office/drawing/2015/10/21/chartex" xmlns:cx3="http://schemas.microsoft.com/office/drawing/2016/5/9/chartex" xmlns:cx4="http://schemas.microsoft.com/office/drawing/2016/5/10/chartex" xmlns:cx5="http://schemas.microsoft.com/office/drawing/2016/5/11/chartex" xmlns:cx6="http://schemas.microsoft.com/office/drawing/2016/5/12/chartex" xmlns:cx7="http://schemas.microsoft.com/office/drawing/2016/5/13/chartex" xmlns:cx8="http://schemas.microsoft.com/office/drawing/2016/5/14/chartex" xmlns:mc="http://schemas.openxmlformats.org/markup-compatibility/2006" xmlns:aink="http://schemas.microsoft.com/office/drawing/2016/ink" xmlns:am3d="http://schemas.microsoft.com/office/drawing/2017/model3d" xmlns:o="urn:schemas-microsoft-com:office:office" xmlns:oel="http://schemas.microsoft.com/office/2019/extlst" xmlns:r="http://schemas.openxmlformats.org/officeDocument/2006/relationships" xmlns:m="http://schemas.openxmlformats.org/officeDocument/2006/math" xmlns:v="urn:schemas-microsoft-com:vml" xmlns:wp14="http://schemas.microsoft.com/office/word/2010/wordprocessingDrawing" xmlns:wp="http://schemas.openxmlformats.org/drawingml/2006/wordprocessingDrawing" xmlns:w10="urn:schemas-microsoft-com:office:word" xmlns:w="http://schemas.openxmlformats.org/wordprocessingml/2006/main" xmlns:w14="http://schemas.microsoft.com/office/word/2010/wordml" xmlns:w15="http://schemas.microsoft.com/office/word/2012/wordml" xmlns:w16cex="http://schemas.microsoft.com/office/word/2018/wordml/cex" xmlns:w16cid="http://schemas.microsoft.com/office/word/2016/wordml/cid" xmlns:w16="http://schemas.microsoft.com/office/word/2018/wordml" xmlns:w16du="http://schemas.microsoft.com/office/word/2023/wordml/word16du" xmlns:w16sdtdh="http://schemas.microsoft.com/office/word/2020/wordml/sdtdatahash" xmlns:w16sdtfl="http://schemas.microsoft.com/office/word/2024/wordml/sdtformatlock" xmlns:w16se="http://schemas.microsoft.com/office/word/2015/wordml/symex" xmlns:wpg="http://schemas.microsoft.com/office/word/2010/wordprocessingGroup" xmlns:wpi="http://schemas.microsoft.com/office/word/2010/wordprocessingInk" xmlns:wne="http://schemas.microsoft.com/office/word/2006/wordml" xmlns:wps="http://schemas.microsoft.com/office/word/2010/wordprocessingShape" mc:Ignorable="w14 w15 w16se w16cid w16 w16cex w16sdtdh w16sdtfl w16du wp14">
+<w:numbering xmlns:wpc="http://schemas.microsoft.com/office/word/2010/wordprocessingCanvas" xmlns:cx="http://schemas.microsoft.com/office/drawing/2014/chartex" xmlns:cx1="http://schemas.microsoft.com/office/drawing/2015/9/8/chartex" xmlns:cx2="http://schemas.microsoft.com/office/drawing/2015/10/21/chartex" xmlns:cx3="http://schemas.microsoft.com/office/drawing/2016/5/9/chartex" xmlns:cx4="http://schemas.microsoft.com/office/drawing/2016/5/10/chartex" xmlns:cx5="http://schemas.microsoft.com/office/drawing/2016/5/11/chartex" xmlns:cx6="http://schemas.microsoft.com/office/drawing/2016/5/12/chartex" xmlns:cx7="http://schemas.microsoft.com/office/drawing/2016/5/13/chartex" xmlns:cx8="http://schemas.microsoft.com/office/drawing/2016/5/14/chartex" xmlns:mc="http://schemas.openxmlformats.org/markup-compatibility/2006" xmlns:aink="http://schemas.microsoft.com/office/drawing/2016/ink" xmlns:am3d="http://schemas.microsoft.com/office/drawing/2017/model3d" xmlns:o="urn:schemas-microsoft-com:office:office" xmlns:r="http://schemas.openxmlformats.org/officeDocument/2006/relationships" xmlns:m="http://schemas.openxmlformats.org/officeDocument/2006/math" xmlns:v="urn:schemas-microsoft-com:vml" xmlns:wp14="http://schemas.microsoft.com/office/word/2010/wordprocessingDrawing" xmlns:wp="http://schemas.openxmlformats.org/drawingml/2006/wordprocessingDrawing" xmlns:w10="urn:schemas-microsoft-com:office:word" xmlns:w="http://schemas.openxmlformats.org/wordprocessingml/2006/main" xmlns:w14="http://schemas.microsoft.com/office/word/2010/wordml" xmlns:w15="http://schemas.microsoft.com/office/word/2012/wordml" xmlns:w16cid="http://schemas.microsoft.com/office/word/2016/wordml/cid" xmlns:w16se="http://schemas.microsoft.com/office/word/2015/wordml/symex" xmlns:wpg="http://schemas.microsoft.com/office/word/2010/wordprocessingGroup" xmlns:wpi="http://schemas.microsoft.com/office/word/2010/wordprocessingInk" xmlns:wne="http://schemas.microsoft.com/office/word/2006/wordml" xmlns:wps="http://schemas.microsoft.com/office/word/2010/wordprocessingShape" mc:Ignorable="w14 w15 w16se w16cid wp14">
   <w:abstractNum w:abstractNumId="0" w15:restartNumberingAfterBreak="0">
     <w:nsid w:val="2330233C"/>
     <w:multiLevelType w:val="hybridMultilevel"/>
@@ -2324,6 +2276,119 @@
     </w:lvl>
   </w:abstractNum>
   <w:abstractNum w:abstractNumId="2" w15:restartNumberingAfterBreak="0">
+    <w:nsid w:val="36C7221D"/>
+    <w:multiLevelType w:val="hybridMultilevel"/>
+    <w:tmpl w:val="CF104B1A"/>
+    <w:lvl w:ilvl="0" w:tplc="040E0001">
+      <w:start w:val="1"/>
+      <w:numFmt w:val="bullet"/>
+      <w:lvlText w:val=""/>
+      <w:lvlJc w:val="left"/>
+      <w:pPr>
+        <w:ind w:left="720" w:hanging="360"/>
+      </w:pPr>
+      <w:rPr>
+        <w:rFonts w:ascii="Symbol" w:hAnsi="Symbol" w:hint="default"/>
+      </w:rPr>
+    </w:lvl>
+    <w:lvl w:ilvl="1" w:tplc="040E0003" w:tentative="1">
+      <w:start w:val="1"/>
+      <w:numFmt w:val="bullet"/>
+      <w:lvlText w:val="o"/>
+      <w:lvlJc w:val="left"/>
+      <w:pPr>
+        <w:ind w:left="1440" w:hanging="360"/>
+      </w:pPr>
+      <w:rPr>
+        <w:rFonts w:ascii="Courier New" w:hAnsi="Courier New" w:cs="Courier New" w:hint="default"/>
+      </w:rPr>
+    </w:lvl>
+    <w:lvl w:ilvl="2" w:tplc="040E0005" w:tentative="1">
+      <w:start w:val="1"/>
+      <w:numFmt w:val="bullet"/>
+      <w:lvlText w:val=""/>
+      <w:lvlJc w:val="left"/>
+      <w:pPr>
+        <w:ind w:left="2160" w:hanging="360"/>
+      </w:pPr>
+      <w:rPr>
+        <w:rFonts w:ascii="Wingdings" w:hAnsi="Wingdings" w:hint="default"/>
+      </w:rPr>
+    </w:lvl>
+    <w:lvl w:ilvl="3" w:tplc="040E0001" w:tentative="1">
+      <w:start w:val="1"/>
+      <w:numFmt w:val="bullet"/>
+      <w:lvlText w:val=""/>
+      <w:lvlJc w:val="left"/>
+      <w:pPr>
+        <w:ind w:left="2880" w:hanging="360"/>
+      </w:pPr>
+      <w:rPr>
+        <w:rFonts w:ascii="Symbol" w:hAnsi="Symbol" w:hint="default"/>
+      </w:rPr>
+    </w:lvl>
+    <w:lvl w:ilvl="4" w:tplc="040E0003" w:tentative="1">
+      <w:start w:val="1"/>
+      <w:numFmt w:val="bullet"/>
+      <w:lvlText w:val="o"/>
+      <w:lvlJc w:val="left"/>
+      <w:pPr>
+        <w:ind w:left="3600" w:hanging="360"/>
+      </w:pPr>
+      <w:rPr>
+        <w:rFonts w:ascii="Courier New" w:hAnsi="Courier New" w:cs="Courier New" w:hint="default"/>
+      </w:rPr>
+    </w:lvl>
+    <w:lvl w:ilvl="5" w:tplc="040E0005" w:tentative="1">
+      <w:start w:val="1"/>
+      <w:numFmt w:val="bullet"/>
+      <w:lvlText w:val=""/>
+      <w:lvlJc w:val="left"/>
+      <w:pPr>
+        <w:ind w:left="4320" w:hanging="360"/>
+      </w:pPr>
+      <w:rPr>
+        <w:rFonts w:ascii="Wingdings" w:hAnsi="Wingdings" w:hint="default"/>
+      </w:rPr>
+    </w:lvl>
+    <w:lvl w:ilvl="6" w:tplc="040E0001" w:tentative="1">
+      <w:start w:val="1"/>
+      <w:numFmt w:val="bullet"/>
+      <w:lvlText w:val=""/>
+      <w:lvlJc w:val="left"/>
+      <w:pPr>
+        <w:ind w:left="5040" w:hanging="360"/>
+      </w:pPr>
+      <w:rPr>
+        <w:rFonts w:ascii="Symbol" w:hAnsi="Symbol" w:hint="default"/>
+      </w:rPr>
+    </w:lvl>
+    <w:lvl w:ilvl="7" w:tplc="040E0003" w:tentative="1">
+      <w:start w:val="1"/>
+      <w:numFmt w:val="bullet"/>
+      <w:lvlText w:val="o"/>
+      <w:lvlJc w:val="left"/>
+      <w:pPr>
+        <w:ind w:left="5760" w:hanging="360"/>
+      </w:pPr>
+      <w:rPr>
+        <w:rFonts w:ascii="Courier New" w:hAnsi="Courier New" w:cs="Courier New" w:hint="default"/>
+      </w:rPr>
+    </w:lvl>
+    <w:lvl w:ilvl="8" w:tplc="040E0005" w:tentative="1">
+      <w:start w:val="1"/>
+      <w:numFmt w:val="bullet"/>
+      <w:lvlText w:val=""/>
+      <w:lvlJc w:val="left"/>
+      <w:pPr>
+        <w:ind w:left="6480" w:hanging="360"/>
+      </w:pPr>
+      <w:rPr>
+        <w:rFonts w:ascii="Wingdings" w:hAnsi="Wingdings" w:hint="default"/>
+      </w:rPr>
+    </w:lvl>
+  </w:abstractNum>
+  <w:abstractNum w:abstractNumId="3" w15:restartNumberingAfterBreak="0">
     <w:nsid w:val="487D3389"/>
     <w:multiLevelType w:val="hybridMultilevel"/>
     <w:tmpl w:val="87648840"/>
@@ -2436,7 +2501,7 @@
       </w:rPr>
     </w:lvl>
   </w:abstractNum>
-  <w:abstractNum w:abstractNumId="3" w15:restartNumberingAfterBreak="0">
+  <w:abstractNum w:abstractNumId="4" w15:restartNumberingAfterBreak="0">
     <w:nsid w:val="590A1E03"/>
     <w:multiLevelType w:val="hybridMultilevel"/>
     <w:tmpl w:val="46C42E1A"/>
@@ -2549,7 +2614,7 @@
       </w:rPr>
     </w:lvl>
   </w:abstractNum>
-  <w:abstractNum w:abstractNumId="4" w15:restartNumberingAfterBreak="0">
+  <w:abstractNum w:abstractNumId="5" w15:restartNumberingAfterBreak="0">
     <w:nsid w:val="60057CCA"/>
     <w:multiLevelType w:val="hybridMultilevel"/>
     <w:tmpl w:val="33CC6F74"/>
@@ -2662,7 +2727,233 @@
       </w:rPr>
     </w:lvl>
   </w:abstractNum>
-  <w:abstractNum w:abstractNumId="5" w15:restartNumberingAfterBreak="0">
+  <w:abstractNum w:abstractNumId="6" w15:restartNumberingAfterBreak="0">
+    <w:nsid w:val="6BB83FDD"/>
+    <w:multiLevelType w:val="hybridMultilevel"/>
+    <w:tmpl w:val="69B82F04"/>
+    <w:lvl w:ilvl="0" w:tplc="040E0001">
+      <w:start w:val="1"/>
+      <w:numFmt w:val="bullet"/>
+      <w:lvlText w:val=""/>
+      <w:lvlJc w:val="left"/>
+      <w:pPr>
+        <w:ind w:left="720" w:hanging="360"/>
+      </w:pPr>
+      <w:rPr>
+        <w:rFonts w:ascii="Symbol" w:hAnsi="Symbol" w:hint="default"/>
+      </w:rPr>
+    </w:lvl>
+    <w:lvl w:ilvl="1" w:tplc="040E0003" w:tentative="1">
+      <w:start w:val="1"/>
+      <w:numFmt w:val="bullet"/>
+      <w:lvlText w:val="o"/>
+      <w:lvlJc w:val="left"/>
+      <w:pPr>
+        <w:ind w:left="1440" w:hanging="360"/>
+      </w:pPr>
+      <w:rPr>
+        <w:rFonts w:ascii="Courier New" w:hAnsi="Courier New" w:cs="Courier New" w:hint="default"/>
+      </w:rPr>
+    </w:lvl>
+    <w:lvl w:ilvl="2" w:tplc="040E0005" w:tentative="1">
+      <w:start w:val="1"/>
+      <w:numFmt w:val="bullet"/>
+      <w:lvlText w:val=""/>
+      <w:lvlJc w:val="left"/>
+      <w:pPr>
+        <w:ind w:left="2160" w:hanging="360"/>
+      </w:pPr>
+      <w:rPr>
+        <w:rFonts w:ascii="Wingdings" w:hAnsi="Wingdings" w:hint="default"/>
+      </w:rPr>
+    </w:lvl>
+    <w:lvl w:ilvl="3" w:tplc="040E0001" w:tentative="1">
+      <w:start w:val="1"/>
+      <w:numFmt w:val="bullet"/>
+      <w:lvlText w:val=""/>
+      <w:lvlJc w:val="left"/>
+      <w:pPr>
+        <w:ind w:left="2880" w:hanging="360"/>
+      </w:pPr>
+      <w:rPr>
+        <w:rFonts w:ascii="Symbol" w:hAnsi="Symbol" w:hint="default"/>
+      </w:rPr>
+    </w:lvl>
+    <w:lvl w:ilvl="4" w:tplc="040E0003" w:tentative="1">
+      <w:start w:val="1"/>
+      <w:numFmt w:val="bullet"/>
+      <w:lvlText w:val="o"/>
+      <w:lvlJc w:val="left"/>
+      <w:pPr>
+        <w:ind w:left="3600" w:hanging="360"/>
+      </w:pPr>
+      <w:rPr>
+        <w:rFonts w:ascii="Courier New" w:hAnsi="Courier New" w:cs="Courier New" w:hint="default"/>
+      </w:rPr>
+    </w:lvl>
+    <w:lvl w:ilvl="5" w:tplc="040E0005" w:tentative="1">
+      <w:start w:val="1"/>
+      <w:numFmt w:val="bullet"/>
+      <w:lvlText w:val=""/>
+      <w:lvlJc w:val="left"/>
+      <w:pPr>
+        <w:ind w:left="4320" w:hanging="360"/>
+      </w:pPr>
+      <w:rPr>
+        <w:rFonts w:ascii="Wingdings" w:hAnsi="Wingdings" w:hint="default"/>
+      </w:rPr>
+    </w:lvl>
+    <w:lvl w:ilvl="6" w:tplc="040E0001" w:tentative="1">
+      <w:start w:val="1"/>
+      <w:numFmt w:val="bullet"/>
+      <w:lvlText w:val=""/>
+      <w:lvlJc w:val="left"/>
+      <w:pPr>
+        <w:ind w:left="5040" w:hanging="360"/>
+      </w:pPr>
+      <w:rPr>
+        <w:rFonts w:ascii="Symbol" w:hAnsi="Symbol" w:hint="default"/>
+      </w:rPr>
+    </w:lvl>
+    <w:lvl w:ilvl="7" w:tplc="040E0003" w:tentative="1">
+      <w:start w:val="1"/>
+      <w:numFmt w:val="bullet"/>
+      <w:lvlText w:val="o"/>
+      <w:lvlJc w:val="left"/>
+      <w:pPr>
+        <w:ind w:left="5760" w:hanging="360"/>
+      </w:pPr>
+      <w:rPr>
+        <w:rFonts w:ascii="Courier New" w:hAnsi="Courier New" w:cs="Courier New" w:hint="default"/>
+      </w:rPr>
+    </w:lvl>
+    <w:lvl w:ilvl="8" w:tplc="040E0005" w:tentative="1">
+      <w:start w:val="1"/>
+      <w:numFmt w:val="bullet"/>
+      <w:lvlText w:val=""/>
+      <w:lvlJc w:val="left"/>
+      <w:pPr>
+        <w:ind w:left="6480" w:hanging="360"/>
+      </w:pPr>
+      <w:rPr>
+        <w:rFonts w:ascii="Wingdings" w:hAnsi="Wingdings" w:hint="default"/>
+      </w:rPr>
+    </w:lvl>
+  </w:abstractNum>
+  <w:abstractNum w:abstractNumId="7" w15:restartNumberingAfterBreak="0">
+    <w:nsid w:val="77AA76DE"/>
+    <w:multiLevelType w:val="hybridMultilevel"/>
+    <w:tmpl w:val="F0964A14"/>
+    <w:lvl w:ilvl="0" w:tplc="040E0001">
+      <w:start w:val="1"/>
+      <w:numFmt w:val="bullet"/>
+      <w:lvlText w:val=""/>
+      <w:lvlJc w:val="left"/>
+      <w:pPr>
+        <w:ind w:left="720" w:hanging="360"/>
+      </w:pPr>
+      <w:rPr>
+        <w:rFonts w:ascii="Symbol" w:hAnsi="Symbol" w:hint="default"/>
+      </w:rPr>
+    </w:lvl>
+    <w:lvl w:ilvl="1" w:tplc="040E0003" w:tentative="1">
+      <w:start w:val="1"/>
+      <w:numFmt w:val="bullet"/>
+      <w:lvlText w:val="o"/>
+      <w:lvlJc w:val="left"/>
+      <w:pPr>
+        <w:ind w:left="1440" w:hanging="360"/>
+      </w:pPr>
+      <w:rPr>
+        <w:rFonts w:ascii="Courier New" w:hAnsi="Courier New" w:cs="Courier New" w:hint="default"/>
+      </w:rPr>
+    </w:lvl>
+    <w:lvl w:ilvl="2" w:tplc="040E0005" w:tentative="1">
+      <w:start w:val="1"/>
+      <w:numFmt w:val="bullet"/>
+      <w:lvlText w:val=""/>
+      <w:lvlJc w:val="left"/>
+      <w:pPr>
+        <w:ind w:left="2160" w:hanging="360"/>
+      </w:pPr>
+      <w:rPr>
+        <w:rFonts w:ascii="Wingdings" w:hAnsi="Wingdings" w:hint="default"/>
+      </w:rPr>
+    </w:lvl>
+    <w:lvl w:ilvl="3" w:tplc="040E0001" w:tentative="1">
+      <w:start w:val="1"/>
+      <w:numFmt w:val="bullet"/>
+      <w:lvlText w:val=""/>
+      <w:lvlJc w:val="left"/>
+      <w:pPr>
+        <w:ind w:left="2880" w:hanging="360"/>
+      </w:pPr>
+      <w:rPr>
+        <w:rFonts w:ascii="Symbol" w:hAnsi="Symbol" w:hint="default"/>
+      </w:rPr>
+    </w:lvl>
+    <w:lvl w:ilvl="4" w:tplc="040E0003" w:tentative="1">
+      <w:start w:val="1"/>
+      <w:numFmt w:val="bullet"/>
+      <w:lvlText w:val="o"/>
+      <w:lvlJc w:val="left"/>
+      <w:pPr>
+        <w:ind w:left="3600" w:hanging="360"/>
+      </w:pPr>
+      <w:rPr>
+        <w:rFonts w:ascii="Courier New" w:hAnsi="Courier New" w:cs="Courier New" w:hint="default"/>
+      </w:rPr>
+    </w:lvl>
+    <w:lvl w:ilvl="5" w:tplc="040E0005" w:tentative="1">
+      <w:start w:val="1"/>
+      <w:numFmt w:val="bullet"/>
+      <w:lvlText w:val=""/>
+      <w:lvlJc w:val="left"/>
+      <w:pPr>
+        <w:ind w:left="4320" w:hanging="360"/>
+      </w:pPr>
+      <w:rPr>
+        <w:rFonts w:ascii="Wingdings" w:hAnsi="Wingdings" w:hint="default"/>
+      </w:rPr>
+    </w:lvl>
+    <w:lvl w:ilvl="6" w:tplc="040E0001" w:tentative="1">
+      <w:start w:val="1"/>
+      <w:numFmt w:val="bullet"/>
+      <w:lvlText w:val=""/>
+      <w:lvlJc w:val="left"/>
+      <w:pPr>
+        <w:ind w:left="5040" w:hanging="360"/>
+      </w:pPr>
+      <w:rPr>
+        <w:rFonts w:ascii="Symbol" w:hAnsi="Symbol" w:hint="default"/>
+      </w:rPr>
+    </w:lvl>
+    <w:lvl w:ilvl="7" w:tplc="040E0003" w:tentative="1">
+      <w:start w:val="1"/>
+      <w:numFmt w:val="bullet"/>
+      <w:lvlText w:val="o"/>
+      <w:lvlJc w:val="left"/>
+      <w:pPr>
+        <w:ind w:left="5760" w:hanging="360"/>
+      </w:pPr>
+      <w:rPr>
+        <w:rFonts w:ascii="Courier New" w:hAnsi="Courier New" w:cs="Courier New" w:hint="default"/>
+      </w:rPr>
+    </w:lvl>
+    <w:lvl w:ilvl="8" w:tplc="040E0005" w:tentative="1">
+      <w:start w:val="1"/>
+      <w:numFmt w:val="bullet"/>
+      <w:lvlText w:val=""/>
+      <w:lvlJc w:val="left"/>
+      <w:pPr>
+        <w:ind w:left="6480" w:hanging="360"/>
+      </w:pPr>
+      <w:rPr>
+        <w:rFonts w:ascii="Wingdings" w:hAnsi="Wingdings" w:hint="default"/>
+      </w:rPr>
+    </w:lvl>
+  </w:abstractNum>
+  <w:abstractNum w:abstractNumId="8" w15:restartNumberingAfterBreak="0">
     <w:nsid w:val="7E4748D1"/>
     <w:multiLevelType w:val="hybridMultilevel"/>
     <w:tmpl w:val="956CF1D0"/>
@@ -2775,29 +3066,38 @@
       </w:rPr>
     </w:lvl>
   </w:abstractNum>
-  <w:num w:numId="1" w16cid:durableId="1937472070">
+  <w:num w:numId="1">
     <w:abstractNumId w:val="0"/>
   </w:num>
-  <w:num w:numId="2" w16cid:durableId="1086457628">
+  <w:num w:numId="2">
+    <w:abstractNumId w:val="5"/>
+  </w:num>
+  <w:num w:numId="3">
+    <w:abstractNumId w:val="3"/>
+  </w:num>
+  <w:num w:numId="4">
+    <w:abstractNumId w:val="1"/>
+  </w:num>
+  <w:num w:numId="5">
+    <w:abstractNumId w:val="8"/>
+  </w:num>
+  <w:num w:numId="6">
     <w:abstractNumId w:val="4"/>
   </w:num>
-  <w:num w:numId="3" w16cid:durableId="1339114408">
+  <w:num w:numId="7">
     <w:abstractNumId w:val="2"/>
   </w:num>
-  <w:num w:numId="4" w16cid:durableId="1473980842">
-    <w:abstractNumId w:val="1"/>
+  <w:num w:numId="8">
+    <w:abstractNumId w:val="7"/>
   </w:num>
-  <w:num w:numId="5" w16cid:durableId="596908036">
-    <w:abstractNumId w:val="5"/>
-  </w:num>
-  <w:num w:numId="6" w16cid:durableId="1411274796">
-    <w:abstractNumId w:val="3"/>
+  <w:num w:numId="9">
+    <w:abstractNumId w:val="6"/>
   </w:num>
 </w:numbering>
 </file>
 
 <file path=word/styles.xml><?xml version="1.0" encoding="utf-8"?>
-<w:styles xmlns:mc="http://schemas.openxmlformats.org/markup-compatibility/2006" xmlns:r="http://schemas.openxmlformats.org/officeDocument/2006/relationships" xmlns:w="http://schemas.openxmlformats.org/wordprocessingml/2006/main" xmlns:w14="http://schemas.microsoft.com/office/word/2010/wordml" xmlns:w15="http://schemas.microsoft.com/office/word/2012/wordml" xmlns:w16cex="http://schemas.microsoft.com/office/word/2018/wordml/cex" xmlns:w16cid="http://schemas.microsoft.com/office/word/2016/wordml/cid" xmlns:w16="http://schemas.microsoft.com/office/word/2018/wordml" xmlns:w16du="http://schemas.microsoft.com/office/word/2023/wordml/word16du" xmlns:w16sdtdh="http://schemas.microsoft.com/office/word/2020/wordml/sdtdatahash" xmlns:w16sdtfl="http://schemas.microsoft.com/office/word/2024/wordml/sdtformatlock" xmlns:w16se="http://schemas.microsoft.com/office/word/2015/wordml/symex" mc:Ignorable="w14 w15 w16se w16cid w16 w16cex w16sdtdh w16sdtfl w16du">
+<w:styles xmlns:mc="http://schemas.openxmlformats.org/markup-compatibility/2006" xmlns:r="http://schemas.openxmlformats.org/officeDocument/2006/relationships" xmlns:w="http://schemas.openxmlformats.org/wordprocessingml/2006/main" xmlns:w14="http://schemas.microsoft.com/office/word/2010/wordml" xmlns:w15="http://schemas.microsoft.com/office/word/2012/wordml" xmlns:w16cid="http://schemas.microsoft.com/office/word/2016/wordml/cid" xmlns:w16se="http://schemas.microsoft.com/office/word/2015/wordml/symex" mc:Ignorable="w14 w15 w16se w16cid">
   <w:docDefaults>
     <w:rPrDefault>
       <w:rPr>
@@ -2815,7 +3115,7 @@
       </w:pPr>
     </w:pPrDefault>
   </w:docDefaults>
-  <w:latentStyles w:defLockedState="0" w:defUIPriority="99" w:defSemiHidden="0" w:defUnhideWhenUsed="0" w:defQFormat="0" w:count="376">
+  <w:latentStyles w:defLockedState="0" w:defUIPriority="99" w:defSemiHidden="0" w:defUnhideWhenUsed="0" w:defQFormat="0" w:count="375">
     <w:lsdException w:name="Normal" w:uiPriority="0" w:qFormat="1"/>
     <w:lsdException w:name="heading 1" w:uiPriority="9" w:qFormat="1"/>
     <w:lsdException w:name="heading 2" w:semiHidden="1" w:uiPriority="9" w:unhideWhenUsed="1" w:qFormat="1"/>
@@ -3191,7 +3491,6 @@
     <w:lsdException w:name="Smart Hyperlink" w:semiHidden="1" w:unhideWhenUsed="1"/>
     <w:lsdException w:name="Hashtag" w:semiHidden="1" w:unhideWhenUsed="1"/>
     <w:lsdException w:name="Unresolved Mention" w:semiHidden="1" w:unhideWhenUsed="1"/>
-    <w:lsdException w:name="Smart Link" w:semiHidden="1" w:unhideWhenUsed="1"/>
   </w:latentStyles>
   <w:style w:type="paragraph" w:default="1" w:styleId="Norml">
     <w:name w:val="Normal"/>

--- a/Blog/Blog.docx
+++ b/Blog/Blog.docx
@@ -1,6 +1,6 @@
 
 <file path=word/document.xml><?xml version="1.0" encoding="utf-8"?>
-<w:document xmlns:wpc="http://schemas.microsoft.com/office/word/2010/wordprocessingCanvas" xmlns:cx="http://schemas.microsoft.com/office/drawing/2014/chartex" xmlns:cx1="http://schemas.microsoft.com/office/drawing/2015/9/8/chartex" xmlns:cx2="http://schemas.microsoft.com/office/drawing/2015/10/21/chartex" xmlns:cx3="http://schemas.microsoft.com/office/drawing/2016/5/9/chartex" xmlns:cx4="http://schemas.microsoft.com/office/drawing/2016/5/10/chartex" xmlns:cx5="http://schemas.microsoft.com/office/drawing/2016/5/11/chartex" xmlns:cx6="http://schemas.microsoft.com/office/drawing/2016/5/12/chartex" xmlns:cx7="http://schemas.microsoft.com/office/drawing/2016/5/13/chartex" xmlns:cx8="http://schemas.microsoft.com/office/drawing/2016/5/14/chartex" xmlns:mc="http://schemas.openxmlformats.org/markup-compatibility/2006" xmlns:aink="http://schemas.microsoft.com/office/drawing/2016/ink" xmlns:am3d="http://schemas.microsoft.com/office/drawing/2017/model3d" xmlns:o="urn:schemas-microsoft-com:office:office" xmlns:r="http://schemas.openxmlformats.org/officeDocument/2006/relationships" xmlns:m="http://schemas.openxmlformats.org/officeDocument/2006/math" xmlns:v="urn:schemas-microsoft-com:vml" xmlns:wp14="http://schemas.microsoft.com/office/word/2010/wordprocessingDrawing" xmlns:wp="http://schemas.openxmlformats.org/drawingml/2006/wordprocessingDrawing" xmlns:w10="urn:schemas-microsoft-com:office:word" xmlns:w="http://schemas.openxmlformats.org/wordprocessingml/2006/main" xmlns:w14="http://schemas.microsoft.com/office/word/2010/wordml" xmlns:w15="http://schemas.microsoft.com/office/word/2012/wordml" xmlns:w16cid="http://schemas.microsoft.com/office/word/2016/wordml/cid" xmlns:w16se="http://schemas.microsoft.com/office/word/2015/wordml/symex" xmlns:wpg="http://schemas.microsoft.com/office/word/2010/wordprocessingGroup" xmlns:wpi="http://schemas.microsoft.com/office/word/2010/wordprocessingInk" xmlns:wne="http://schemas.microsoft.com/office/word/2006/wordml" xmlns:wps="http://schemas.microsoft.com/office/word/2010/wordprocessingShape" mc:Ignorable="w14 w15 w16se w16cid wp14">
+<w:document xmlns:wpc="http://schemas.microsoft.com/office/word/2010/wordprocessingCanvas" xmlns:cx="http://schemas.microsoft.com/office/drawing/2014/chartex" xmlns:cx1="http://schemas.microsoft.com/office/drawing/2015/9/8/chartex" xmlns:cx2="http://schemas.microsoft.com/office/drawing/2015/10/21/chartex" xmlns:cx3="http://schemas.microsoft.com/office/drawing/2016/5/9/chartex" xmlns:cx4="http://schemas.microsoft.com/office/drawing/2016/5/10/chartex" xmlns:cx5="http://schemas.microsoft.com/office/drawing/2016/5/11/chartex" xmlns:cx6="http://schemas.microsoft.com/office/drawing/2016/5/12/chartex" xmlns:cx7="http://schemas.microsoft.com/office/drawing/2016/5/13/chartex" xmlns:cx8="http://schemas.microsoft.com/office/drawing/2016/5/14/chartex" xmlns:mc="http://schemas.openxmlformats.org/markup-compatibility/2006" xmlns:aink="http://schemas.microsoft.com/office/drawing/2016/ink" xmlns:am3d="http://schemas.microsoft.com/office/drawing/2017/model3d" xmlns:o="urn:schemas-microsoft-com:office:office" xmlns:oel="http://schemas.microsoft.com/office/2019/extlst" xmlns:r="http://schemas.openxmlformats.org/officeDocument/2006/relationships" xmlns:m="http://schemas.openxmlformats.org/officeDocument/2006/math" xmlns:v="urn:schemas-microsoft-com:vml" xmlns:wp14="http://schemas.microsoft.com/office/word/2010/wordprocessingDrawing" xmlns:wp="http://schemas.openxmlformats.org/drawingml/2006/wordprocessingDrawing" xmlns:w10="urn:schemas-microsoft-com:office:word" xmlns:w="http://schemas.openxmlformats.org/wordprocessingml/2006/main" xmlns:w14="http://schemas.microsoft.com/office/word/2010/wordml" xmlns:w15="http://schemas.microsoft.com/office/word/2012/wordml" xmlns:w16cex="http://schemas.microsoft.com/office/word/2018/wordml/cex" xmlns:w16cid="http://schemas.microsoft.com/office/word/2016/wordml/cid" xmlns:w16="http://schemas.microsoft.com/office/word/2018/wordml" xmlns:w16du="http://schemas.microsoft.com/office/word/2023/wordml/word16du" xmlns:w16sdtdh="http://schemas.microsoft.com/office/word/2020/wordml/sdtdatahash" xmlns:w16sdtfl="http://schemas.microsoft.com/office/word/2024/wordml/sdtformatlock" xmlns:w16se="http://schemas.microsoft.com/office/word/2015/wordml/symex" xmlns:wpg="http://schemas.microsoft.com/office/word/2010/wordprocessingGroup" xmlns:wpi="http://schemas.microsoft.com/office/word/2010/wordprocessingInk" xmlns:wne="http://schemas.microsoft.com/office/word/2006/wordml" xmlns:wps="http://schemas.microsoft.com/office/word/2010/wordprocessingShape" mc:Ignorable="w14 w15 w16se w16cid w16 w16cex w16sdtdh w16sdtfl w16du wp14">
   <w:body>
     <w:p>
       <w:pPr>
@@ -33,15 +33,7 @@
         </w:numPr>
       </w:pPr>
       <w:r>
-        <w:t xml:space="preserve">A topológiát kicsinyítettük, elhagytunk egy teljes </w:t>
-      </w:r>
-      <w:proofErr w:type="spellStart"/>
-      <w:r>
-        <w:t>telephelyet</w:t>
-      </w:r>
-      <w:proofErr w:type="spellEnd"/>
-      <w:r>
-        <w:t xml:space="preserve"> lett belőle 2db telephely, Budapest HQ és Debrecen telephely. </w:t>
+        <w:t xml:space="preserve">A topológiát kicsinyítettük, elhagytunk egy teljes telephelyet lett belőle 2db telephely, Budapest HQ és Debrecen telephely. </w:t>
       </w:r>
     </w:p>
     <w:p>
@@ -65,63 +57,7 @@
         </w:numPr>
       </w:pPr>
       <w:r>
-        <w:t xml:space="preserve">Valamint az egyik </w:t>
-      </w:r>
-      <w:proofErr w:type="spellStart"/>
-      <w:r>
-        <w:t>switch</w:t>
-      </w:r>
-      <w:proofErr w:type="spellEnd"/>
-      <w:r>
-        <w:t xml:space="preserve"> is elhagyható és ott valósítjuk meg az </w:t>
-      </w:r>
-      <w:proofErr w:type="spellStart"/>
-      <w:r>
-        <w:t>etherchannelt</w:t>
-      </w:r>
-      <w:proofErr w:type="spellEnd"/>
-      <w:r>
-        <w:t xml:space="preserve">. így 3 darab </w:t>
-      </w:r>
-      <w:proofErr w:type="spellStart"/>
-      <w:r>
-        <w:t>switch</w:t>
-      </w:r>
-      <w:proofErr w:type="spellEnd"/>
-      <w:r>
-        <w:t xml:space="preserve"> marad és egy </w:t>
-      </w:r>
-      <w:proofErr w:type="spellStart"/>
-      <w:r>
-        <w:t>switch</w:t>
-      </w:r>
-      <w:proofErr w:type="spellEnd"/>
-      <w:r>
-        <w:t xml:space="preserve"> kapcsolódik két routerhez és két </w:t>
-      </w:r>
-      <w:proofErr w:type="spellStart"/>
-      <w:r>
-        <w:t>switchez</w:t>
-      </w:r>
-      <w:proofErr w:type="spellEnd"/>
-      <w:r>
-        <w:t xml:space="preserve">. A két </w:t>
-      </w:r>
-      <w:proofErr w:type="spellStart"/>
-      <w:r>
-        <w:t>switch</w:t>
-      </w:r>
-      <w:proofErr w:type="spellEnd"/>
-      <w:r>
-        <w:t xml:space="preserve"> bal oldalt két külön emeletért felel. Az egyik a könyvelési osztály és titkosabb feladatot ellátó rész a másik az ügyfelekkel kapcsolatos rész (földszint) ahol a mindennapi banki adminisztrációs dolgokat végzik. A 2. emeleten </w:t>
-      </w:r>
-      <w:proofErr w:type="spellStart"/>
-      <w:r>
-        <w:t>vaz</w:t>
-      </w:r>
-      <w:proofErr w:type="spellEnd"/>
-      <w:r>
-        <w:t xml:space="preserve"> a vezér </w:t>
+        <w:t xml:space="preserve">Valamint az egyik switch is elhagyható és ott valósítjuk meg az etherchannelt. így 3 darab switch marad és egy switch kapcsolódik két routerhez és két switchez. A két switch bal oldalt két külön emeletért felel. Az egyik a könyvelési osztály és titkosabb feladatot ellátó rész a másik az ügyfelekkel kapcsolatos rész (földszint) ahol a mindennapi banki adminisztrációs dolgokat végzik. A 2. emeleten vaz a vezér </w:t>
       </w:r>
       <w:r>
         <w:t>igazgatóság,</w:t>
@@ -175,23 +111,7 @@
         <w:t>marad,</w:t>
       </w:r>
       <w:r>
-        <w:t xml:space="preserve"> amiből csatlakozik egy </w:t>
-      </w:r>
-      <w:proofErr w:type="spellStart"/>
-      <w:r>
-        <w:t>switch</w:t>
-      </w:r>
-      <w:proofErr w:type="spellEnd"/>
-      <w:r>
-        <w:t xml:space="preserve"> és egy </w:t>
-      </w:r>
-      <w:proofErr w:type="spellStart"/>
-      <w:r>
-        <w:t>Wireless</w:t>
-      </w:r>
-      <w:proofErr w:type="spellEnd"/>
-      <w:r>
-        <w:t xml:space="preserve"> router</w:t>
+        <w:t xml:space="preserve"> amiből csatlakozik egy switch és egy Wireless router</w:t>
       </w:r>
       <w:r>
         <w:t>. Onnan csatlakozik 15 számítógép és csak adminisztratív dolgok folynak itt és ügyfelekkel kapcsolatos dolgok. Itt nincs könyvelési részleg csak a budapesti iroda felel a könyvelésért.</w:t>
@@ -277,57 +197,25 @@
         <w:t>routerek,</w:t>
       </w:r>
       <w:r>
-        <w:t xml:space="preserve"> illetve a </w:t>
-      </w:r>
-      <w:proofErr w:type="spellStart"/>
-      <w:r>
-        <w:t>switchek</w:t>
-      </w:r>
-      <w:proofErr w:type="spellEnd"/>
-      <w:r>
-        <w:t xml:space="preserve"> es az ISP kapta meg </w:t>
+        <w:t xml:space="preserve"> illetve a switchek es az ISP kapta meg </w:t>
       </w:r>
       <w:r>
         <w:t>egyelőre</w:t>
       </w:r>
       <w:r>
-        <w:t xml:space="preserve"> az </w:t>
-      </w:r>
-      <w:proofErr w:type="spellStart"/>
-      <w:r>
-        <w:t>ip</w:t>
-      </w:r>
-      <w:proofErr w:type="spellEnd"/>
-      <w:r>
-        <w:t xml:space="preserve"> </w:t>
+        <w:t xml:space="preserve"> az ip </w:t>
       </w:r>
       <w:r>
         <w:t>címet</w:t>
       </w:r>
       <w:r>
-        <w:t xml:space="preserve"> mivel </w:t>
-      </w:r>
-      <w:proofErr w:type="spellStart"/>
-      <w:r>
-        <w:t>dhcp-t</w:t>
-      </w:r>
-      <w:proofErr w:type="spellEnd"/>
-      <w:r>
-        <w:t xml:space="preserve"> fogunk </w:t>
+        <w:t xml:space="preserve"> mivel dhcp-t fogunk </w:t>
       </w:r>
       <w:r>
         <w:t>használni</w:t>
       </w:r>
       <w:r>
-        <w:t xml:space="preserve"> az </w:t>
-      </w:r>
-      <w:proofErr w:type="spellStart"/>
-      <w:r>
-        <w:t>ip</w:t>
-      </w:r>
-      <w:proofErr w:type="spellEnd"/>
-      <w:r>
-        <w:t xml:space="preserve"> </w:t>
+        <w:t xml:space="preserve"> az ip </w:t>
       </w:r>
       <w:r>
         <w:t>címek</w:t>
@@ -354,54 +242,25 @@
         </w:numPr>
       </w:pPr>
       <w:r>
-        <w:t xml:space="preserve">a routerek közt 10.0.0.x /30 </w:t>
-      </w:r>
-      <w:proofErr w:type="spellStart"/>
-      <w:r>
-        <w:t>as</w:t>
-      </w:r>
-      <w:proofErr w:type="spellEnd"/>
+        <w:t>a routerek közt 10.0.0.x /30 as prefix</w:t>
+      </w:r>
+      <w:r>
+        <w:t>ü</w:t>
+      </w:r>
+      <w:r>
+        <w:t xml:space="preserve"> ip </w:t>
+      </w:r>
+      <w:r>
+        <w:t>címeket</w:t>
+      </w:r>
       <w:r>
         <w:t xml:space="preserve"> </w:t>
       </w:r>
-      <w:proofErr w:type="spellStart"/>
-      <w:r>
-        <w:t>prefix</w:t>
-      </w:r>
-      <w:r>
-        <w:t>ü</w:t>
-      </w:r>
-      <w:proofErr w:type="spellEnd"/>
-      <w:r>
-        <w:t xml:space="preserve"> </w:t>
-      </w:r>
-      <w:proofErr w:type="spellStart"/>
-      <w:r>
-        <w:t>ip</w:t>
-      </w:r>
-      <w:proofErr w:type="spellEnd"/>
-      <w:r>
-        <w:t xml:space="preserve"> </w:t>
-      </w:r>
-      <w:r>
-        <w:t>címeket</w:t>
-      </w:r>
-      <w:r>
-        <w:t xml:space="preserve"> </w:t>
-      </w:r>
       <w:r>
         <w:t>használtuk</w:t>
       </w:r>
       <w:r>
-        <w:t xml:space="preserve"> igy a routerek közt </w:t>
-      </w:r>
-      <w:proofErr w:type="spellStart"/>
-      <w:r>
-        <w:t>peer-to-peer</w:t>
-      </w:r>
-      <w:proofErr w:type="spellEnd"/>
-      <w:r>
-        <w:t xml:space="preserve"> kapcsolat van</w:t>
+        <w:t xml:space="preserve"> igy a routerek közt peer-to-peer kapcsolat van</w:t>
       </w:r>
     </w:p>
     <w:p>
@@ -431,15 +290,7 @@
         <w:t>hálózatból</w:t>
       </w:r>
       <w:r>
-        <w:t xml:space="preserve"> kap </w:t>
-      </w:r>
-      <w:proofErr w:type="spellStart"/>
-      <w:r>
-        <w:t>ip</w:t>
-      </w:r>
-      <w:proofErr w:type="spellEnd"/>
-      <w:r>
-        <w:t xml:space="preserve"> </w:t>
+        <w:t xml:space="preserve"> kap ip </w:t>
       </w:r>
       <w:r>
         <w:t>címet</w:t>
@@ -460,29 +311,13 @@
         <w:t>igazgatósági</w:t>
       </w:r>
       <w:r>
-        <w:t xml:space="preserve"> iroda az 192.168.1.64  /28 </w:t>
-      </w:r>
-      <w:proofErr w:type="spellStart"/>
-      <w:r>
-        <w:t>as</w:t>
-      </w:r>
-      <w:proofErr w:type="spellEnd"/>
-      <w:r>
-        <w:t xml:space="preserve"> </w:t>
+        <w:t xml:space="preserve"> iroda az 192.168.1.64  /28 as </w:t>
       </w:r>
       <w:r>
         <w:t>hálózatból</w:t>
       </w:r>
       <w:r>
-        <w:t xml:space="preserve"> kapjak az </w:t>
-      </w:r>
-      <w:proofErr w:type="spellStart"/>
-      <w:r>
-        <w:t>ip</w:t>
-      </w:r>
-      <w:proofErr w:type="spellEnd"/>
-      <w:r>
-        <w:t xml:space="preserve"> </w:t>
+        <w:t xml:space="preserve"> kapjak az ip </w:t>
       </w:r>
       <w:r>
         <w:t>címeket</w:t>
@@ -497,77 +332,37 @@
         </w:numPr>
       </w:pPr>
       <w:r>
-        <w:t xml:space="preserve">A Debreceni telephely 192.168.2.0 /26 </w:t>
-      </w:r>
-      <w:proofErr w:type="spellStart"/>
-      <w:r>
-        <w:t>os</w:t>
-      </w:r>
-      <w:proofErr w:type="spellEnd"/>
+        <w:t xml:space="preserve">A Debreceni telephely 192.168.2.0 /26 os </w:t>
+      </w:r>
+      <w:r>
+        <w:t>hálózatból</w:t>
+      </w:r>
+      <w:r>
+        <w:t xml:space="preserve"> kapjak az ip </w:t>
+      </w:r>
+      <w:r>
+        <w:t>címet</w:t>
+      </w:r>
+      <w:r>
+        <w:t xml:space="preserve"> ehhez a telephelyhez csatlakozik meg egy wireless router ami a 192.168.100.0 /28 as </w:t>
+      </w:r>
+      <w:r>
+        <w:t>hálózati</w:t>
+      </w:r>
       <w:r>
         <w:t xml:space="preserve"> </w:t>
       </w:r>
       <w:r>
-        <w:t>hálózatból</w:t>
-      </w:r>
-      <w:r>
-        <w:t xml:space="preserve"> kapjak az </w:t>
-      </w:r>
-      <w:proofErr w:type="spellStart"/>
-      <w:r>
-        <w:t>ip</w:t>
-      </w:r>
-      <w:proofErr w:type="spellEnd"/>
+        <w:t>címen</w:t>
+      </w:r>
       <w:r>
         <w:t xml:space="preserve"> </w:t>
       </w:r>
       <w:r>
-        <w:t>címet</w:t>
-      </w:r>
-      <w:r>
-        <w:t xml:space="preserve"> ehhez a telephelyhez csatlakozik meg egy </w:t>
-      </w:r>
-      <w:proofErr w:type="spellStart"/>
-      <w:r>
-        <w:t>wireless</w:t>
-      </w:r>
-      <w:proofErr w:type="spellEnd"/>
-      <w:r>
-        <w:t xml:space="preserve"> router ami a 192.168.100.0 /28 </w:t>
-      </w:r>
-      <w:proofErr w:type="spellStart"/>
-      <w:r>
-        <w:t>as</w:t>
-      </w:r>
-      <w:proofErr w:type="spellEnd"/>
-      <w:r>
-        <w:t xml:space="preserve"> </w:t>
-      </w:r>
-      <w:r>
-        <w:t>hálózati</w:t>
-      </w:r>
-      <w:r>
-        <w:t xml:space="preserve"> </w:t>
-      </w:r>
-      <w:r>
-        <w:t>címen</w:t>
-      </w:r>
-      <w:r>
-        <w:t xml:space="preserve"> </w:t>
-      </w:r>
-      <w:r>
         <w:t>keresztül</w:t>
       </w:r>
       <w:r>
-        <w:t xml:space="preserve"> osztja az </w:t>
-      </w:r>
-      <w:proofErr w:type="spellStart"/>
-      <w:r>
-        <w:t>ip</w:t>
-      </w:r>
-      <w:proofErr w:type="spellEnd"/>
-      <w:r>
-        <w:t xml:space="preserve"> </w:t>
+        <w:t xml:space="preserve"> osztja az ip </w:t>
       </w:r>
       <w:r>
         <w:t>címet</w:t>
@@ -653,30 +448,14 @@
         <w:t>cél</w:t>
       </w:r>
       <w:r>
-        <w:t xml:space="preserve"> a </w:t>
-      </w:r>
-      <w:proofErr w:type="spellStart"/>
-      <w:r>
-        <w:t>dual</w:t>
-      </w:r>
-      <w:proofErr w:type="spellEnd"/>
+        <w:t xml:space="preserve"> a dual stack </w:t>
+      </w:r>
+      <w:r>
+        <w:t>hálózat</w:t>
+      </w:r>
       <w:r>
         <w:t xml:space="preserve"> </w:t>
       </w:r>
-      <w:proofErr w:type="spellStart"/>
-      <w:r>
-        <w:t>stack</w:t>
-      </w:r>
-      <w:proofErr w:type="spellEnd"/>
-      <w:r>
-        <w:t xml:space="preserve"> </w:t>
-      </w:r>
-      <w:r>
-        <w:t>hálózat</w:t>
-      </w:r>
-      <w:r>
-        <w:t xml:space="preserve"> </w:t>
-      </w:r>
       <w:r>
         <w:t>ezért</w:t>
       </w:r>
@@ -705,15 +484,7 @@
         <w:t>eszközök</w:t>
       </w:r>
       <w:r>
-        <w:t xml:space="preserve"> dhcpv6 </w:t>
-      </w:r>
-      <w:proofErr w:type="spellStart"/>
-      <w:r>
-        <w:t>on</w:t>
-      </w:r>
-      <w:proofErr w:type="spellEnd"/>
-      <w:r>
-        <w:t xml:space="preserve"> </w:t>
+        <w:t xml:space="preserve"> dhcpv6 on </w:t>
       </w:r>
       <w:r>
         <w:t>keresztül</w:t>
@@ -761,15 +532,7 @@
         <w:t>hálózatból</w:t>
       </w:r>
       <w:r>
-        <w:t xml:space="preserve"> kaptak </w:t>
-      </w:r>
-      <w:proofErr w:type="spellStart"/>
-      <w:r>
-        <w:t>ip</w:t>
-      </w:r>
-      <w:proofErr w:type="spellEnd"/>
-      <w:r>
-        <w:t xml:space="preserve"> </w:t>
+        <w:t xml:space="preserve"> kaptak ip </w:t>
       </w:r>
       <w:r>
         <w:t>címet</w:t>
@@ -787,31 +550,7 @@
         <w:t>-</w:t>
       </w:r>
       <w:r>
-        <w:t xml:space="preserve">nel itt is </w:t>
-      </w:r>
-      <w:proofErr w:type="spellStart"/>
-      <w:r>
-        <w:t>peer</w:t>
-      </w:r>
-      <w:proofErr w:type="spellEnd"/>
-      <w:r>
-        <w:t xml:space="preserve"> </w:t>
-      </w:r>
-      <w:proofErr w:type="spellStart"/>
-      <w:r>
-        <w:t>to</w:t>
-      </w:r>
-      <w:proofErr w:type="spellEnd"/>
-      <w:r>
-        <w:t xml:space="preserve"> </w:t>
-      </w:r>
-      <w:proofErr w:type="spellStart"/>
-      <w:r>
-        <w:t>peer</w:t>
-      </w:r>
-      <w:proofErr w:type="spellEnd"/>
-      <w:r>
-        <w:t xml:space="preserve"> kapcsolat van a routerek </w:t>
+        <w:t xml:space="preserve">nel itt is peer to peer kapcsolat van a routerek </w:t>
       </w:r>
       <w:r>
         <w:t>között</w:t>
@@ -934,15 +673,7 @@
         </w:numPr>
       </w:pPr>
       <w:r>
-        <w:t>VLAN-</w:t>
-      </w:r>
-      <w:proofErr w:type="spellStart"/>
-      <w:r>
-        <w:t>okat</w:t>
-      </w:r>
-      <w:proofErr w:type="spellEnd"/>
-      <w:r>
-        <w:t xml:space="preserve"> is kiosztottuk a </w:t>
+        <w:t xml:space="preserve">VLAN-okat is kiosztottuk a </w:t>
       </w:r>
       <w:r>
         <w:t>következők</w:t>
@@ -1035,13 +766,8 @@
         </w:numPr>
       </w:pPr>
       <w:r>
-        <w:t xml:space="preserve">VLAN 100 </w:t>
-      </w:r>
-      <w:proofErr w:type="spellStart"/>
-      <w:r>
-        <w:t>VoIP</w:t>
-      </w:r>
-      <w:proofErr w:type="spellEnd"/>
+        <w:t>VLAN 100 VoIP</w:t>
+      </w:r>
     </w:p>
     <w:p>
       <w:pPr>
@@ -1155,15 +881,7 @@
         <w:t>konfigurálni</w:t>
       </w:r>
       <w:r>
-        <w:t xml:space="preserve"> akartuk a </w:t>
-      </w:r>
-      <w:proofErr w:type="spellStart"/>
-      <w:r>
-        <w:t>switcheket</w:t>
-      </w:r>
-      <w:proofErr w:type="spellEnd"/>
-      <w:r>
-        <w:t xml:space="preserve">. </w:t>
+        <w:t xml:space="preserve"> akartuk a switcheket. </w:t>
       </w:r>
       <w:r>
         <w:t>R</w:t>
@@ -1181,15 +899,7 @@
         <w:t>állítottunk</w:t>
       </w:r>
       <w:r>
-        <w:t xml:space="preserve"> be </w:t>
-      </w:r>
-      <w:proofErr w:type="spellStart"/>
-      <w:r>
-        <w:t>ip</w:t>
-      </w:r>
-      <w:proofErr w:type="spellEnd"/>
-      <w:r>
-        <w:t xml:space="preserve"> </w:t>
+        <w:t xml:space="preserve"> be ip </w:t>
       </w:r>
       <w:r>
         <w:t>címeket</w:t>
@@ -1216,23 +926,7 @@
         </w:numPr>
       </w:pPr>
       <w:r>
-        <w:t xml:space="preserve">a </w:t>
-      </w:r>
-      <w:proofErr w:type="spellStart"/>
-      <w:r>
-        <w:t>switchek</w:t>
-      </w:r>
-      <w:proofErr w:type="spellEnd"/>
-      <w:r>
-        <w:t xml:space="preserve"> megkaptak a VLAN-</w:t>
-      </w:r>
-      <w:proofErr w:type="spellStart"/>
-      <w:r>
-        <w:t>okat</w:t>
-      </w:r>
-      <w:proofErr w:type="spellEnd"/>
-      <w:r>
-        <w:t xml:space="preserve"> STP </w:t>
+        <w:t xml:space="preserve">a switchek megkaptak a VLAN-okat STP </w:t>
       </w:r>
       <w:r>
         <w:t>konfigurációja</w:t>
@@ -1256,99 +950,19 @@
         <w:t>rész</w:t>
       </w:r>
       <w:r>
-        <w:t xml:space="preserve"> a </w:t>
-      </w:r>
-      <w:proofErr w:type="spellStart"/>
-      <w:r>
-        <w:t>vlan</w:t>
-      </w:r>
-      <w:proofErr w:type="spellEnd"/>
-      <w:r>
-        <w:t xml:space="preserve"> 10 </w:t>
-      </w:r>
-      <w:proofErr w:type="spellStart"/>
-      <w:r>
-        <w:t>et</w:t>
-      </w:r>
-      <w:proofErr w:type="spellEnd"/>
-      <w:r>
-        <w:t xml:space="preserve"> kapta meg </w:t>
-      </w:r>
-      <w:proofErr w:type="spellStart"/>
-      <w:r>
-        <w:t>allowed</w:t>
-      </w:r>
-      <w:proofErr w:type="spellEnd"/>
+        <w:t xml:space="preserve"> a vlan 10 et kapta meg allowed vlan-kent a </w:t>
+      </w:r>
+      <w:r>
+        <w:t>felső</w:t>
+      </w:r>
       <w:r>
         <w:t xml:space="preserve"> </w:t>
       </w:r>
-      <w:proofErr w:type="spellStart"/>
-      <w:r>
-        <w:t>vlan</w:t>
-      </w:r>
-      <w:proofErr w:type="spellEnd"/>
-      <w:r>
-        <w:t xml:space="preserve">-kent a </w:t>
-      </w:r>
-      <w:r>
-        <w:t>felső</w:t>
-      </w:r>
-      <w:r>
-        <w:t xml:space="preserve"> </w:t>
-      </w:r>
       <w:r>
         <w:t>rész</w:t>
       </w:r>
       <w:r>
-        <w:t xml:space="preserve"> a 20 </w:t>
-      </w:r>
-      <w:proofErr w:type="spellStart"/>
-      <w:r>
-        <w:t>as</w:t>
-      </w:r>
-      <w:proofErr w:type="spellEnd"/>
-      <w:r>
-        <w:t xml:space="preserve"> </w:t>
-      </w:r>
-      <w:proofErr w:type="spellStart"/>
-      <w:r>
-        <w:t>vlant</w:t>
-      </w:r>
-      <w:proofErr w:type="spellEnd"/>
-      <w:r>
-        <w:t xml:space="preserve"> a </w:t>
-      </w:r>
-      <w:proofErr w:type="spellStart"/>
-      <w:r>
-        <w:t>switchek</w:t>
-      </w:r>
-      <w:proofErr w:type="spellEnd"/>
-      <w:r>
-        <w:t xml:space="preserve"> pedig a 10,20,30,40,100 </w:t>
-      </w:r>
-      <w:proofErr w:type="spellStart"/>
-      <w:r>
-        <w:t>as</w:t>
-      </w:r>
-      <w:proofErr w:type="spellEnd"/>
-      <w:r>
-        <w:t xml:space="preserve"> </w:t>
-      </w:r>
-      <w:proofErr w:type="spellStart"/>
-      <w:r>
-        <w:t>vlant</w:t>
-      </w:r>
-      <w:proofErr w:type="spellEnd"/>
-      <w:r>
-        <w:t xml:space="preserve"> hogy tudjak kezelni mindegyik </w:t>
-      </w:r>
-      <w:proofErr w:type="spellStart"/>
-      <w:r>
-        <w:t>vlant</w:t>
-      </w:r>
-      <w:proofErr w:type="spellEnd"/>
-      <w:r>
-        <w:t xml:space="preserve"> </w:t>
+        <w:t xml:space="preserve"> a 20 as vlant a switchek pedig a 10,20,30,40,100 as vlant hogy tudjak kezelni mindegyik vlant </w:t>
       </w:r>
     </w:p>
     <w:p>
@@ -1364,17 +978,8 @@
           <w:sz w:val="56"/>
           <w:szCs w:val="56"/>
         </w:rPr>
-        <w:t xml:space="preserve">03.04 </w:t>
-      </w:r>
-      <w:proofErr w:type="spellStart"/>
-      <w:r>
-        <w:rPr>
-          <w:sz w:val="56"/>
-          <w:szCs w:val="56"/>
-        </w:rPr>
-        <w:t>Etherchannel</w:t>
-      </w:r>
-      <w:proofErr w:type="spellEnd"/>
+        <w:t>03.04 Etherchannel</w:t>
+      </w:r>
     </w:p>
     <w:p>
       <w:pPr>
@@ -1391,29 +996,13 @@
         <w:t>topológiában</w:t>
       </w:r>
       <w:r>
-        <w:t xml:space="preserve"> bal oldali </w:t>
-      </w:r>
-      <w:proofErr w:type="spellStart"/>
-      <w:r>
-        <w:t>switchekre</w:t>
-      </w:r>
-      <w:proofErr w:type="spellEnd"/>
-      <w:r>
-        <w:t xml:space="preserve"> </w:t>
+        <w:t xml:space="preserve"> bal oldali switchekre </w:t>
       </w:r>
       <w:r>
         <w:t>beállítottuk</w:t>
       </w:r>
       <w:r>
-        <w:t xml:space="preserve"> az </w:t>
-      </w:r>
-      <w:proofErr w:type="spellStart"/>
-      <w:r>
-        <w:t>Etherchannelt</w:t>
-      </w:r>
-      <w:proofErr w:type="spellEnd"/>
-      <w:r>
-        <w:t>.</w:t>
+        <w:t xml:space="preserve"> az Etherchannelt.</w:t>
       </w:r>
     </w:p>
     <w:p>
@@ -1464,23 +1053,7 @@
         <w:t>két</w:t>
       </w:r>
       <w:r>
-        <w:t xml:space="preserve"> </w:t>
-      </w:r>
-      <w:proofErr w:type="spellStart"/>
-      <w:r>
-        <w:t>oldalso</w:t>
-      </w:r>
-      <w:proofErr w:type="spellEnd"/>
-      <w:r>
-        <w:t xml:space="preserve"> </w:t>
-      </w:r>
-      <w:proofErr w:type="spellStart"/>
-      <w:r>
-        <w:t>switch</w:t>
-      </w:r>
-      <w:proofErr w:type="spellEnd"/>
-      <w:r>
-        <w:t xml:space="preserve"> </w:t>
+        <w:t xml:space="preserve"> oldalso switch </w:t>
       </w:r>
       <w:r>
         <w:t>továbbra</w:t>
@@ -1492,37 +1065,13 @@
         <w:t>saját</w:t>
       </w:r>
       <w:r>
-        <w:t xml:space="preserve"> </w:t>
-      </w:r>
-      <w:proofErr w:type="spellStart"/>
-      <w:r>
-        <w:t>vlanjait</w:t>
-      </w:r>
-      <w:proofErr w:type="spellEnd"/>
-      <w:r>
-        <w:t xml:space="preserve"> </w:t>
+        <w:t xml:space="preserve"> vlanjait </w:t>
       </w:r>
       <w:r>
         <w:t>továbbítja</w:t>
       </w:r>
       <w:r>
-        <w:t xml:space="preserve"> viszont a </w:t>
-      </w:r>
-      <w:proofErr w:type="spellStart"/>
-      <w:r>
-        <w:t>switchek</w:t>
-      </w:r>
-      <w:proofErr w:type="spellEnd"/>
-      <w:r>
-        <w:t xml:space="preserve"> mindegyik </w:t>
-      </w:r>
-      <w:proofErr w:type="spellStart"/>
-      <w:r>
-        <w:t>vlant</w:t>
-      </w:r>
-      <w:proofErr w:type="spellEnd"/>
-      <w:r>
-        <w:t xml:space="preserve"> latjak.</w:t>
+        <w:t xml:space="preserve"> viszont a switchek mindegyik vlant latjak.</w:t>
       </w:r>
     </w:p>
     <w:p>
@@ -1575,23 +1124,7 @@
         <w:t>-</w:t>
       </w:r>
       <w:r>
-        <w:t xml:space="preserve">et illetve az </w:t>
-      </w:r>
-      <w:proofErr w:type="spellStart"/>
-      <w:r>
-        <w:t>alapkonfigot</w:t>
-      </w:r>
-      <w:proofErr w:type="spellEnd"/>
-      <w:r>
-        <w:t xml:space="preserve"> is Balint az </w:t>
-      </w:r>
-      <w:proofErr w:type="spellStart"/>
-      <w:r>
-        <w:t>alapkonfigot</w:t>
-      </w:r>
-      <w:proofErr w:type="spellEnd"/>
-      <w:r>
-        <w:t xml:space="preserve"> kezdte el </w:t>
+        <w:t xml:space="preserve">et illetve az alapkonfigot is Balint az alapkonfigot kezdte el </w:t>
       </w:r>
       <w:r>
         <w:t>csinálni</w:t>
@@ -1632,13 +1165,8 @@
       <w:r>
         <w:t xml:space="preserve"> a </w:t>
       </w:r>
-      <w:proofErr w:type="spellStart"/>
-      <w:r>
-        <w:t>switchek</w:t>
-      </w:r>
-      <w:proofErr w:type="spellEnd"/>
-      <w:r>
-        <w:t xml:space="preserve"> </w:t>
+      <w:r>
+        <w:t xml:space="preserve">switchek </w:t>
       </w:r>
       <w:r>
         <w:t xml:space="preserve">illetve a router </w:t>
@@ -1653,15 +1181,7 @@
         <w:t>megcsináljuk</w:t>
       </w:r>
       <w:r>
-        <w:t xml:space="preserve"> hiszen ez is az </w:t>
-      </w:r>
-      <w:proofErr w:type="spellStart"/>
-      <w:r>
-        <w:t>alapkonfig</w:t>
-      </w:r>
-      <w:proofErr w:type="spellEnd"/>
-      <w:r>
-        <w:t xml:space="preserve"> </w:t>
+        <w:t xml:space="preserve"> hiszen ez is az alapkonfig </w:t>
       </w:r>
       <w:r>
         <w:t>részéhez</w:t>
@@ -1766,23 +1286,7 @@
           <w:sz w:val="52"/>
           <w:szCs w:val="52"/>
         </w:rPr>
-        <w:t xml:space="preserve">03.08 </w:t>
-      </w:r>
-      <w:proofErr w:type="spellStart"/>
-      <w:r>
-        <w:rPr>
-          <w:sz w:val="52"/>
-          <w:szCs w:val="52"/>
-        </w:rPr>
-        <w:t>Alapkonfig</w:t>
-      </w:r>
-      <w:proofErr w:type="spellEnd"/>
-      <w:r>
-        <w:rPr>
-          <w:sz w:val="52"/>
-          <w:szCs w:val="52"/>
-        </w:rPr>
-        <w:t xml:space="preserve"> + DHCP befejezve</w:t>
+        <w:t>03.08 Alapkonfig + DHCP befejezve</w:t>
       </w:r>
     </w:p>
     <w:p>
@@ -1806,23 +1310,7 @@
         </w:numPr>
       </w:pPr>
       <w:r>
-        <w:t xml:space="preserve">DHCPv4-nel mindegyik gép kap IP címet DHCP-n keresztül, a szerver, nyomtató, IP telefonok manuálisan fogják kapni az IP címet. Azokat az IP címeket az </w:t>
-      </w:r>
-      <w:proofErr w:type="spellStart"/>
-      <w:r>
-        <w:t>excluded</w:t>
-      </w:r>
-      <w:proofErr w:type="spellEnd"/>
-      <w:r>
-        <w:t xml:space="preserve"> </w:t>
-      </w:r>
-      <w:proofErr w:type="spellStart"/>
-      <w:r>
-        <w:t>address</w:t>
-      </w:r>
-      <w:proofErr w:type="spellEnd"/>
-      <w:r>
-        <w:t xml:space="preserve"> paranccsal kizártuk a kiosztható DHCP címek között</w:t>
+        <w:t>DHCPv4-nel mindegyik gép kap IP címet DHCP-n keresztül, a szerver, nyomtató, IP telefonok manuálisan fogják kapni az IP címet. Azokat az IP címeket az excluded address paranccsal kizártuk a kiosztható DHCP címek között</w:t>
       </w:r>
     </w:p>
     <w:p>
@@ -1846,15 +1334,7 @@
         </w:numPr>
       </w:pPr>
       <w:r>
-        <w:t xml:space="preserve">Az </w:t>
-      </w:r>
-      <w:proofErr w:type="spellStart"/>
-      <w:r>
-        <w:t>alapkonfigot</w:t>
-      </w:r>
-      <w:proofErr w:type="spellEnd"/>
-      <w:r>
-        <w:t xml:space="preserve"> Balint csinálta meg, a jelszavak közös megegyezés alapján lettek kitalálva direkt bonyolultak a jó hálózat vedelem biztosításának érdekében</w:t>
+        <w:t>Az alapkonfigot Balint csinálta meg, a jelszavak közös megegyezés alapján lettek kitalálva direkt bonyolultak a jó hálózat vedelem biztosításának érdekében</w:t>
       </w:r>
     </w:p>
     <w:p>
@@ -1884,15 +1364,7 @@
         <w:t>állítottuk</w:t>
       </w:r>
       <w:r>
-        <w:t xml:space="preserve"> be a </w:t>
-      </w:r>
-      <w:proofErr w:type="spellStart"/>
-      <w:r>
-        <w:t>ssh</w:t>
-      </w:r>
-      <w:proofErr w:type="spellEnd"/>
-      <w:r>
-        <w:t xml:space="preserve">-n </w:t>
+        <w:t xml:space="preserve"> be a ssh-n </w:t>
       </w:r>
       <w:r>
         <w:t>keresztüli</w:t>
@@ -1999,15 +1471,7 @@
         </w:numPr>
       </w:pPr>
       <w:r>
-        <w:t xml:space="preserve">A BP-RT lett az aktív router a BP-RT2 pedig a </w:t>
-      </w:r>
-      <w:proofErr w:type="spellStart"/>
-      <w:r>
-        <w:t>standby</w:t>
-      </w:r>
-      <w:proofErr w:type="spellEnd"/>
-      <w:r>
-        <w:t xml:space="preserve"> router mivel a BP-RT kapta az első címeket a BP-RT2 pedig a hálózatból a második IP címet</w:t>
+        <w:t>A BP-RT lett az aktív router a BP-RT2 pedig a standby router mivel a BP-RT kapta az első címeket a BP-RT2 pedig a hálózatból a második IP címet</w:t>
       </w:r>
     </w:p>
     <w:p>
@@ -2018,24 +1482,75 @@
           <w:numId w:val="9"/>
         </w:numPr>
       </w:pPr>
-      <w:proofErr w:type="spellStart"/>
-      <w:r>
-        <w:t>standby</w:t>
-      </w:r>
-      <w:proofErr w:type="spellEnd"/>
-      <w:r>
-        <w:t xml:space="preserve"> IP-nek a hálózat utolsó kiosztható IP címet adtuk meg míg a ipv6-ban </w:t>
-      </w:r>
-      <w:proofErr w:type="spellStart"/>
-      <w:r>
-        <w:t>autoconfig-on</w:t>
-      </w:r>
-      <w:proofErr w:type="spellEnd"/>
-      <w:r>
-        <w:t xml:space="preserve"> keresztül kapnak IP címet</w:t>
-      </w:r>
-      <w:bookmarkStart w:id="0" w:name="_GoBack"/>
-      <w:bookmarkEnd w:id="0"/>
+      <w:r>
+        <w:t>standby IP-nek a hálózat utolsó kiosztható IP címet adtuk meg míg a ipv6-ban autoconfig-on keresztül kapnak IP címet</w:t>
+      </w:r>
+    </w:p>
+    <w:p/>
+    <w:p>
+      <w:pPr>
+        <w:jc w:val="center"/>
+        <w:rPr>
+          <w:sz w:val="52"/>
+          <w:szCs w:val="52"/>
+        </w:rPr>
+      </w:pPr>
+      <w:r>
+        <w:rPr>
+          <w:sz w:val="52"/>
+          <w:szCs w:val="52"/>
+        </w:rPr>
+        <w:lastRenderedPageBreak/>
+        <w:t>03.11 DHCPv6</w:t>
+      </w:r>
+    </w:p>
+    <w:p>
+      <w:pPr>
+        <w:pStyle w:val="Listaszerbekezds"/>
+        <w:numPr>
+          <w:ilvl w:val="0"/>
+          <w:numId w:val="10"/>
+        </w:numPr>
+      </w:pPr>
+      <w:r>
+        <w:t>DHCPv6 ot felkonfiguraltuk az osszes lan dhcp illetve dhpv6 on keresztul tud kommunikalni</w:t>
+      </w:r>
+    </w:p>
+    <w:p>
+      <w:pPr>
+        <w:pStyle w:val="Listaszerbekezds"/>
+        <w:numPr>
+          <w:ilvl w:val="0"/>
+          <w:numId w:val="10"/>
+        </w:numPr>
+      </w:pPr>
+      <w:r>
+        <w:t>a lanok kulon link localokat kaptak</w:t>
+      </w:r>
+    </w:p>
+    <w:p>
+      <w:pPr>
+        <w:pStyle w:val="Listaszerbekezds"/>
+        <w:numPr>
+          <w:ilvl w:val="0"/>
+          <w:numId w:val="10"/>
+        </w:numPr>
+      </w:pPr>
+      <w:r>
+        <w:t>HSRPv2 nem lett ra allitva mivel az is ad egy kulon link localt es ipv6 cimzesekor csak hibaba utkoztunk mert hsrpv2 a kezzel bekonfiguralt link local zavart okozott</w:t>
+      </w:r>
+    </w:p>
+    <w:p>
+      <w:pPr>
+        <w:pStyle w:val="Listaszerbekezds"/>
+        <w:numPr>
+          <w:ilvl w:val="0"/>
+          <w:numId w:val="10"/>
+        </w:numPr>
+      </w:pPr>
+      <w:r>
+        <w:t>azonban kiderult hogy STP es Etherchannelt rosszul konfiguraltunk igy az is majd modositasra kerul lehetoleg holnapi vagy mai nap folyaman</w:t>
+      </w:r>
     </w:p>
     <w:sectPr>
       <w:pgSz w:w="11906" w:h="16838"/>
@@ -2048,7 +1563,7 @@
 </file>
 
 <file path=word/numbering.xml><?xml version="1.0" encoding="utf-8"?>
-<w:numbering xmlns:wpc="http://schemas.microsoft.com/office/word/2010/wordprocessingCanvas" xmlns:cx="http://schemas.microsoft.com/office/drawing/2014/chartex" xmlns:cx1="http://schemas.microsoft.com/office/drawing/2015/9/8/chartex" xmlns:cx2="http://schemas.microsoft.com/office/drawing/2015/10/21/chartex" xmlns:cx3="http://schemas.microsoft.com/office/drawing/2016/5/9/chartex" xmlns:cx4="http://schemas.microsoft.com/office/drawing/2016/5/10/chartex" xmlns:cx5="http://schemas.microsoft.com/office/drawing/2016/5/11/chartex" xmlns:cx6="http://schemas.microsoft.com/office/drawing/2016/5/12/chartex" xmlns:cx7="http://schemas.microsoft.com/office/drawing/2016/5/13/chartex" xmlns:cx8="http://schemas.microsoft.com/office/drawing/2016/5/14/chartex" xmlns:mc="http://schemas.openxmlformats.org/markup-compatibility/2006" xmlns:aink="http://schemas.microsoft.com/office/drawing/2016/ink" xmlns:am3d="http://schemas.microsoft.com/office/drawing/2017/model3d" xmlns:o="urn:schemas-microsoft-com:office:office" xmlns:r="http://schemas.openxmlformats.org/officeDocument/2006/relationships" xmlns:m="http://schemas.openxmlformats.org/officeDocument/2006/math" xmlns:v="urn:schemas-microsoft-com:vml" xmlns:wp14="http://schemas.microsoft.com/office/word/2010/wordprocessingDrawing" xmlns:wp="http://schemas.openxmlformats.org/drawingml/2006/wordprocessingDrawing" xmlns:w10="urn:schemas-microsoft-com:office:word" xmlns:w="http://schemas.openxmlformats.org/wordprocessingml/2006/main" xmlns:w14="http://schemas.microsoft.com/office/word/2010/wordml" xmlns:w15="http://schemas.microsoft.com/office/word/2012/wordml" xmlns:w16cid="http://schemas.microsoft.com/office/word/2016/wordml/cid" xmlns:w16se="http://schemas.microsoft.com/office/word/2015/wordml/symex" xmlns:wpg="http://schemas.microsoft.com/office/word/2010/wordprocessingGroup" xmlns:wpi="http://schemas.microsoft.com/office/word/2010/wordprocessingInk" xmlns:wne="http://schemas.microsoft.com/office/word/2006/wordml" xmlns:wps="http://schemas.microsoft.com/office/word/2010/wordprocessingShape" mc:Ignorable="w14 w15 w16se w16cid wp14">
+<w:numbering xmlns:wpc="http://schemas.microsoft.com/office/word/2010/wordprocessingCanvas" xmlns:cx="http://schemas.microsoft.com/office/drawing/2014/chartex" xmlns:cx1="http://schemas.microsoft.com/office/drawing/2015/9/8/chartex" xmlns:cx2="http://schemas.microsoft.com/office/drawing/2015/10/21/chartex" xmlns:cx3="http://schemas.microsoft.com/office/drawing/2016/5/9/chartex" xmlns:cx4="http://schemas.microsoft.com/office/drawing/2016/5/10/chartex" xmlns:cx5="http://schemas.microsoft.com/office/drawing/2016/5/11/chartex" xmlns:cx6="http://schemas.microsoft.com/office/drawing/2016/5/12/chartex" xmlns:cx7="http://schemas.microsoft.com/office/drawing/2016/5/13/chartex" xmlns:cx8="http://schemas.microsoft.com/office/drawing/2016/5/14/chartex" xmlns:mc="http://schemas.openxmlformats.org/markup-compatibility/2006" xmlns:aink="http://schemas.microsoft.com/office/drawing/2016/ink" xmlns:am3d="http://schemas.microsoft.com/office/drawing/2017/model3d" xmlns:o="urn:schemas-microsoft-com:office:office" xmlns:oel="http://schemas.microsoft.com/office/2019/extlst" xmlns:r="http://schemas.openxmlformats.org/officeDocument/2006/relationships" xmlns:m="http://schemas.openxmlformats.org/officeDocument/2006/math" xmlns:v="urn:schemas-microsoft-com:vml" xmlns:wp14="http://schemas.microsoft.com/office/word/2010/wordprocessingDrawing" xmlns:wp="http://schemas.openxmlformats.org/drawingml/2006/wordprocessingDrawing" xmlns:w10="urn:schemas-microsoft-com:office:word" xmlns:w="http://schemas.openxmlformats.org/wordprocessingml/2006/main" xmlns:w14="http://schemas.microsoft.com/office/word/2010/wordml" xmlns:w15="http://schemas.microsoft.com/office/word/2012/wordml" xmlns:w16cex="http://schemas.microsoft.com/office/word/2018/wordml/cex" xmlns:w16cid="http://schemas.microsoft.com/office/word/2016/wordml/cid" xmlns:w16="http://schemas.microsoft.com/office/word/2018/wordml" xmlns:w16du="http://schemas.microsoft.com/office/word/2023/wordml/word16du" xmlns:w16sdtdh="http://schemas.microsoft.com/office/word/2020/wordml/sdtdatahash" xmlns:w16sdtfl="http://schemas.microsoft.com/office/word/2024/wordml/sdtformatlock" xmlns:w16se="http://schemas.microsoft.com/office/word/2015/wordml/symex" xmlns:wpg="http://schemas.microsoft.com/office/word/2010/wordprocessingGroup" xmlns:wpi="http://schemas.microsoft.com/office/word/2010/wordprocessingInk" xmlns:wne="http://schemas.microsoft.com/office/word/2006/wordml" xmlns:wps="http://schemas.microsoft.com/office/word/2010/wordprocessingShape" mc:Ignorable="w14 w15 w16se w16cid w16 w16cex w16sdtdh w16sdtfl w16du wp14">
   <w:abstractNum w:abstractNumId="0" w15:restartNumberingAfterBreak="0">
     <w:nsid w:val="2330233C"/>
     <w:multiLevelType w:val="hybridMultilevel"/>
@@ -2389,6 +1904,119 @@
     </w:lvl>
   </w:abstractNum>
   <w:abstractNum w:abstractNumId="3" w15:restartNumberingAfterBreak="0">
+    <w:nsid w:val="392328E4"/>
+    <w:multiLevelType w:val="hybridMultilevel"/>
+    <w:tmpl w:val="D38636F4"/>
+    <w:lvl w:ilvl="0" w:tplc="040E0001">
+      <w:start w:val="1"/>
+      <w:numFmt w:val="bullet"/>
+      <w:lvlText w:val=""/>
+      <w:lvlJc w:val="left"/>
+      <w:pPr>
+        <w:ind w:left="720" w:hanging="360"/>
+      </w:pPr>
+      <w:rPr>
+        <w:rFonts w:ascii="Symbol" w:hAnsi="Symbol" w:hint="default"/>
+      </w:rPr>
+    </w:lvl>
+    <w:lvl w:ilvl="1" w:tplc="040E0003" w:tentative="1">
+      <w:start w:val="1"/>
+      <w:numFmt w:val="bullet"/>
+      <w:lvlText w:val="o"/>
+      <w:lvlJc w:val="left"/>
+      <w:pPr>
+        <w:ind w:left="1440" w:hanging="360"/>
+      </w:pPr>
+      <w:rPr>
+        <w:rFonts w:ascii="Courier New" w:hAnsi="Courier New" w:cs="Courier New" w:hint="default"/>
+      </w:rPr>
+    </w:lvl>
+    <w:lvl w:ilvl="2" w:tplc="040E0005" w:tentative="1">
+      <w:start w:val="1"/>
+      <w:numFmt w:val="bullet"/>
+      <w:lvlText w:val=""/>
+      <w:lvlJc w:val="left"/>
+      <w:pPr>
+        <w:ind w:left="2160" w:hanging="360"/>
+      </w:pPr>
+      <w:rPr>
+        <w:rFonts w:ascii="Wingdings" w:hAnsi="Wingdings" w:hint="default"/>
+      </w:rPr>
+    </w:lvl>
+    <w:lvl w:ilvl="3" w:tplc="040E0001" w:tentative="1">
+      <w:start w:val="1"/>
+      <w:numFmt w:val="bullet"/>
+      <w:lvlText w:val=""/>
+      <w:lvlJc w:val="left"/>
+      <w:pPr>
+        <w:ind w:left="2880" w:hanging="360"/>
+      </w:pPr>
+      <w:rPr>
+        <w:rFonts w:ascii="Symbol" w:hAnsi="Symbol" w:hint="default"/>
+      </w:rPr>
+    </w:lvl>
+    <w:lvl w:ilvl="4" w:tplc="040E0003" w:tentative="1">
+      <w:start w:val="1"/>
+      <w:numFmt w:val="bullet"/>
+      <w:lvlText w:val="o"/>
+      <w:lvlJc w:val="left"/>
+      <w:pPr>
+        <w:ind w:left="3600" w:hanging="360"/>
+      </w:pPr>
+      <w:rPr>
+        <w:rFonts w:ascii="Courier New" w:hAnsi="Courier New" w:cs="Courier New" w:hint="default"/>
+      </w:rPr>
+    </w:lvl>
+    <w:lvl w:ilvl="5" w:tplc="040E0005" w:tentative="1">
+      <w:start w:val="1"/>
+      <w:numFmt w:val="bullet"/>
+      <w:lvlText w:val=""/>
+      <w:lvlJc w:val="left"/>
+      <w:pPr>
+        <w:ind w:left="4320" w:hanging="360"/>
+      </w:pPr>
+      <w:rPr>
+        <w:rFonts w:ascii="Wingdings" w:hAnsi="Wingdings" w:hint="default"/>
+      </w:rPr>
+    </w:lvl>
+    <w:lvl w:ilvl="6" w:tplc="040E0001" w:tentative="1">
+      <w:start w:val="1"/>
+      <w:numFmt w:val="bullet"/>
+      <w:lvlText w:val=""/>
+      <w:lvlJc w:val="left"/>
+      <w:pPr>
+        <w:ind w:left="5040" w:hanging="360"/>
+      </w:pPr>
+      <w:rPr>
+        <w:rFonts w:ascii="Symbol" w:hAnsi="Symbol" w:hint="default"/>
+      </w:rPr>
+    </w:lvl>
+    <w:lvl w:ilvl="7" w:tplc="040E0003" w:tentative="1">
+      <w:start w:val="1"/>
+      <w:numFmt w:val="bullet"/>
+      <w:lvlText w:val="o"/>
+      <w:lvlJc w:val="left"/>
+      <w:pPr>
+        <w:ind w:left="5760" w:hanging="360"/>
+      </w:pPr>
+      <w:rPr>
+        <w:rFonts w:ascii="Courier New" w:hAnsi="Courier New" w:cs="Courier New" w:hint="default"/>
+      </w:rPr>
+    </w:lvl>
+    <w:lvl w:ilvl="8" w:tplc="040E0005" w:tentative="1">
+      <w:start w:val="1"/>
+      <w:numFmt w:val="bullet"/>
+      <w:lvlText w:val=""/>
+      <w:lvlJc w:val="left"/>
+      <w:pPr>
+        <w:ind w:left="6480" w:hanging="360"/>
+      </w:pPr>
+      <w:rPr>
+        <w:rFonts w:ascii="Wingdings" w:hAnsi="Wingdings" w:hint="default"/>
+      </w:rPr>
+    </w:lvl>
+  </w:abstractNum>
+  <w:abstractNum w:abstractNumId="4" w15:restartNumberingAfterBreak="0">
     <w:nsid w:val="487D3389"/>
     <w:multiLevelType w:val="hybridMultilevel"/>
     <w:tmpl w:val="87648840"/>
@@ -2501,7 +2129,7 @@
       </w:rPr>
     </w:lvl>
   </w:abstractNum>
-  <w:abstractNum w:abstractNumId="4" w15:restartNumberingAfterBreak="0">
+  <w:abstractNum w:abstractNumId="5" w15:restartNumberingAfterBreak="0">
     <w:nsid w:val="590A1E03"/>
     <w:multiLevelType w:val="hybridMultilevel"/>
     <w:tmpl w:val="46C42E1A"/>
@@ -2614,7 +2242,7 @@
       </w:rPr>
     </w:lvl>
   </w:abstractNum>
-  <w:abstractNum w:abstractNumId="5" w15:restartNumberingAfterBreak="0">
+  <w:abstractNum w:abstractNumId="6" w15:restartNumberingAfterBreak="0">
     <w:nsid w:val="60057CCA"/>
     <w:multiLevelType w:val="hybridMultilevel"/>
     <w:tmpl w:val="33CC6F74"/>
@@ -2727,7 +2355,7 @@
       </w:rPr>
     </w:lvl>
   </w:abstractNum>
-  <w:abstractNum w:abstractNumId="6" w15:restartNumberingAfterBreak="0">
+  <w:abstractNum w:abstractNumId="7" w15:restartNumberingAfterBreak="0">
     <w:nsid w:val="6BB83FDD"/>
     <w:multiLevelType w:val="hybridMultilevel"/>
     <w:tmpl w:val="69B82F04"/>
@@ -2840,7 +2468,7 @@
       </w:rPr>
     </w:lvl>
   </w:abstractNum>
-  <w:abstractNum w:abstractNumId="7" w15:restartNumberingAfterBreak="0">
+  <w:abstractNum w:abstractNumId="8" w15:restartNumberingAfterBreak="0">
     <w:nsid w:val="77AA76DE"/>
     <w:multiLevelType w:val="hybridMultilevel"/>
     <w:tmpl w:val="F0964A14"/>
@@ -2953,7 +2581,7 @@
       </w:rPr>
     </w:lvl>
   </w:abstractNum>
-  <w:abstractNum w:abstractNumId="8" w15:restartNumberingAfterBreak="0">
+  <w:abstractNum w:abstractNumId="9" w15:restartNumberingAfterBreak="0">
     <w:nsid w:val="7E4748D1"/>
     <w:multiLevelType w:val="hybridMultilevel"/>
     <w:tmpl w:val="956CF1D0"/>
@@ -3066,38 +2694,41 @@
       </w:rPr>
     </w:lvl>
   </w:abstractNum>
-  <w:num w:numId="1">
+  <w:num w:numId="1" w16cid:durableId="188371175">
     <w:abstractNumId w:val="0"/>
   </w:num>
-  <w:num w:numId="2">
+  <w:num w:numId="2" w16cid:durableId="1392845850">
+    <w:abstractNumId w:val="6"/>
+  </w:num>
+  <w:num w:numId="3" w16cid:durableId="2120248502">
+    <w:abstractNumId w:val="4"/>
+  </w:num>
+  <w:num w:numId="4" w16cid:durableId="1062370084">
+    <w:abstractNumId w:val="1"/>
+  </w:num>
+  <w:num w:numId="5" w16cid:durableId="2010020401">
+    <w:abstractNumId w:val="9"/>
+  </w:num>
+  <w:num w:numId="6" w16cid:durableId="1668560248">
     <w:abstractNumId w:val="5"/>
   </w:num>
-  <w:num w:numId="3">
-    <w:abstractNumId w:val="3"/>
+  <w:num w:numId="7" w16cid:durableId="1649478402">
+    <w:abstractNumId w:val="2"/>
   </w:num>
-  <w:num w:numId="4">
-    <w:abstractNumId w:val="1"/>
-  </w:num>
-  <w:num w:numId="5">
+  <w:num w:numId="8" w16cid:durableId="989286566">
     <w:abstractNumId w:val="8"/>
   </w:num>
-  <w:num w:numId="6">
-    <w:abstractNumId w:val="4"/>
-  </w:num>
-  <w:num w:numId="7">
-    <w:abstractNumId w:val="2"/>
-  </w:num>
-  <w:num w:numId="8">
+  <w:num w:numId="9" w16cid:durableId="1012679364">
     <w:abstractNumId w:val="7"/>
   </w:num>
-  <w:num w:numId="9">
-    <w:abstractNumId w:val="6"/>
+  <w:num w:numId="10" w16cid:durableId="1348287976">
+    <w:abstractNumId w:val="3"/>
   </w:num>
 </w:numbering>
 </file>
 
 <file path=word/styles.xml><?xml version="1.0" encoding="utf-8"?>
-<w:styles xmlns:mc="http://schemas.openxmlformats.org/markup-compatibility/2006" xmlns:r="http://schemas.openxmlformats.org/officeDocument/2006/relationships" xmlns:w="http://schemas.openxmlformats.org/wordprocessingml/2006/main" xmlns:w14="http://schemas.microsoft.com/office/word/2010/wordml" xmlns:w15="http://schemas.microsoft.com/office/word/2012/wordml" xmlns:w16cid="http://schemas.microsoft.com/office/word/2016/wordml/cid" xmlns:w16se="http://schemas.microsoft.com/office/word/2015/wordml/symex" mc:Ignorable="w14 w15 w16se w16cid">
+<w:styles xmlns:mc="http://schemas.openxmlformats.org/markup-compatibility/2006" xmlns:r="http://schemas.openxmlformats.org/officeDocument/2006/relationships" xmlns:w="http://schemas.openxmlformats.org/wordprocessingml/2006/main" xmlns:w14="http://schemas.microsoft.com/office/word/2010/wordml" xmlns:w15="http://schemas.microsoft.com/office/word/2012/wordml" xmlns:w16cex="http://schemas.microsoft.com/office/word/2018/wordml/cex" xmlns:w16cid="http://schemas.microsoft.com/office/word/2016/wordml/cid" xmlns:w16="http://schemas.microsoft.com/office/word/2018/wordml" xmlns:w16du="http://schemas.microsoft.com/office/word/2023/wordml/word16du" xmlns:w16sdtdh="http://schemas.microsoft.com/office/word/2020/wordml/sdtdatahash" xmlns:w16sdtfl="http://schemas.microsoft.com/office/word/2024/wordml/sdtformatlock" xmlns:w16se="http://schemas.microsoft.com/office/word/2015/wordml/symex" mc:Ignorable="w14 w15 w16se w16cid w16 w16cex w16sdtdh w16sdtfl w16du">
   <w:docDefaults>
     <w:rPrDefault>
       <w:rPr>
@@ -3115,7 +2746,7 @@
       </w:pPr>
     </w:pPrDefault>
   </w:docDefaults>
-  <w:latentStyles w:defLockedState="0" w:defUIPriority="99" w:defSemiHidden="0" w:defUnhideWhenUsed="0" w:defQFormat="0" w:count="375">
+  <w:latentStyles w:defLockedState="0" w:defUIPriority="99" w:defSemiHidden="0" w:defUnhideWhenUsed="0" w:defQFormat="0" w:count="376">
     <w:lsdException w:name="Normal" w:uiPriority="0" w:qFormat="1"/>
     <w:lsdException w:name="heading 1" w:uiPriority="9" w:qFormat="1"/>
     <w:lsdException w:name="heading 2" w:semiHidden="1" w:uiPriority="9" w:unhideWhenUsed="1" w:qFormat="1"/>
@@ -3491,6 +3122,7 @@
     <w:lsdException w:name="Smart Hyperlink" w:semiHidden="1" w:unhideWhenUsed="1"/>
     <w:lsdException w:name="Hashtag" w:semiHidden="1" w:unhideWhenUsed="1"/>
     <w:lsdException w:name="Unresolved Mention" w:semiHidden="1" w:unhideWhenUsed="1"/>
+    <w:lsdException w:name="Smart Link" w:semiHidden="1" w:unhideWhenUsed="1"/>
   </w:latentStyles>
   <w:style w:type="paragraph" w:default="1" w:styleId="Norml">
     <w:name w:val="Normal"/>

--- a/Blog/Blog.docx
+++ b/Blog/Blog.docx
@@ -1552,6 +1552,48 @@
         <w:t>azonban kiderult hogy STP es Etherchannelt rosszul konfiguraltunk igy az is majd modositasra kerul lehetoleg holnapi vagy mai nap folyaman</w:t>
       </w:r>
     </w:p>
+    <w:p/>
+    <w:p>
+      <w:pPr>
+        <w:jc w:val="center"/>
+        <w:rPr>
+          <w:sz w:val="52"/>
+          <w:szCs w:val="52"/>
+        </w:rPr>
+      </w:pPr>
+      <w:r>
+        <w:rPr>
+          <w:sz w:val="52"/>
+          <w:szCs w:val="52"/>
+        </w:rPr>
+        <w:t>03.12 STP Etherchannel javitas</w:t>
+      </w:r>
+    </w:p>
+    <w:p>
+      <w:pPr>
+        <w:pStyle w:val="Listaszerbekezds"/>
+        <w:numPr>
+          <w:ilvl w:val="0"/>
+          <w:numId w:val="11"/>
+        </w:numPr>
+      </w:pPr>
+      <w:r>
+        <w:t>ahogyan elozo alkalommal leirtam rosszul konfiguralt stp etherchannelt kijavitottam azert voltak rosszul konfiguralva mivel topologiailag nem jott letre a vlan mivel minden switch a sajat lanjaba volt</w:t>
+      </w:r>
+    </w:p>
+    <w:p>
+      <w:pPr>
+        <w:pStyle w:val="Listaszerbekezds"/>
+        <w:numPr>
+          <w:ilvl w:val="0"/>
+          <w:numId w:val="11"/>
+        </w:numPr>
+      </w:pPr>
+      <w:r>
+        <w:t>ujra konfiguraltam es jelenleg minden protokoll amit beallitottam mukodik, következo alkalommal a routingra fogunk rafekudni illetve elotte meg gyorsan kijavitom a routerek kozti ipv4 eket igy majd kesobb ujabb excel tablat kell ennek megfeleloen letrehozni</w:t>
+      </w:r>
+    </w:p>
+    <w:p/>
     <w:sectPr>
       <w:pgSz w:w="11906" w:h="16838"/>
       <w:pgMar w:top="1417" w:right="1417" w:bottom="1417" w:left="1417" w:header="708" w:footer="708" w:gutter="0"/>
@@ -1678,6 +1720,119 @@
     </w:lvl>
   </w:abstractNum>
   <w:abstractNum w:abstractNumId="1" w15:restartNumberingAfterBreak="0">
+    <w:nsid w:val="25EB578C"/>
+    <w:multiLevelType w:val="hybridMultilevel"/>
+    <w:tmpl w:val="CBC24CC2"/>
+    <w:lvl w:ilvl="0" w:tplc="040E0001">
+      <w:start w:val="1"/>
+      <w:numFmt w:val="bullet"/>
+      <w:lvlText w:val=""/>
+      <w:lvlJc w:val="left"/>
+      <w:pPr>
+        <w:ind w:left="720" w:hanging="360"/>
+      </w:pPr>
+      <w:rPr>
+        <w:rFonts w:ascii="Symbol" w:hAnsi="Symbol" w:hint="default"/>
+      </w:rPr>
+    </w:lvl>
+    <w:lvl w:ilvl="1" w:tplc="040E0003" w:tentative="1">
+      <w:start w:val="1"/>
+      <w:numFmt w:val="bullet"/>
+      <w:lvlText w:val="o"/>
+      <w:lvlJc w:val="left"/>
+      <w:pPr>
+        <w:ind w:left="1440" w:hanging="360"/>
+      </w:pPr>
+      <w:rPr>
+        <w:rFonts w:ascii="Courier New" w:hAnsi="Courier New" w:cs="Courier New" w:hint="default"/>
+      </w:rPr>
+    </w:lvl>
+    <w:lvl w:ilvl="2" w:tplc="040E0005" w:tentative="1">
+      <w:start w:val="1"/>
+      <w:numFmt w:val="bullet"/>
+      <w:lvlText w:val=""/>
+      <w:lvlJc w:val="left"/>
+      <w:pPr>
+        <w:ind w:left="2160" w:hanging="360"/>
+      </w:pPr>
+      <w:rPr>
+        <w:rFonts w:ascii="Wingdings" w:hAnsi="Wingdings" w:hint="default"/>
+      </w:rPr>
+    </w:lvl>
+    <w:lvl w:ilvl="3" w:tplc="040E0001" w:tentative="1">
+      <w:start w:val="1"/>
+      <w:numFmt w:val="bullet"/>
+      <w:lvlText w:val=""/>
+      <w:lvlJc w:val="left"/>
+      <w:pPr>
+        <w:ind w:left="2880" w:hanging="360"/>
+      </w:pPr>
+      <w:rPr>
+        <w:rFonts w:ascii="Symbol" w:hAnsi="Symbol" w:hint="default"/>
+      </w:rPr>
+    </w:lvl>
+    <w:lvl w:ilvl="4" w:tplc="040E0003" w:tentative="1">
+      <w:start w:val="1"/>
+      <w:numFmt w:val="bullet"/>
+      <w:lvlText w:val="o"/>
+      <w:lvlJc w:val="left"/>
+      <w:pPr>
+        <w:ind w:left="3600" w:hanging="360"/>
+      </w:pPr>
+      <w:rPr>
+        <w:rFonts w:ascii="Courier New" w:hAnsi="Courier New" w:cs="Courier New" w:hint="default"/>
+      </w:rPr>
+    </w:lvl>
+    <w:lvl w:ilvl="5" w:tplc="040E0005" w:tentative="1">
+      <w:start w:val="1"/>
+      <w:numFmt w:val="bullet"/>
+      <w:lvlText w:val=""/>
+      <w:lvlJc w:val="left"/>
+      <w:pPr>
+        <w:ind w:left="4320" w:hanging="360"/>
+      </w:pPr>
+      <w:rPr>
+        <w:rFonts w:ascii="Wingdings" w:hAnsi="Wingdings" w:hint="default"/>
+      </w:rPr>
+    </w:lvl>
+    <w:lvl w:ilvl="6" w:tplc="040E0001" w:tentative="1">
+      <w:start w:val="1"/>
+      <w:numFmt w:val="bullet"/>
+      <w:lvlText w:val=""/>
+      <w:lvlJc w:val="left"/>
+      <w:pPr>
+        <w:ind w:left="5040" w:hanging="360"/>
+      </w:pPr>
+      <w:rPr>
+        <w:rFonts w:ascii="Symbol" w:hAnsi="Symbol" w:hint="default"/>
+      </w:rPr>
+    </w:lvl>
+    <w:lvl w:ilvl="7" w:tplc="040E0003" w:tentative="1">
+      <w:start w:val="1"/>
+      <w:numFmt w:val="bullet"/>
+      <w:lvlText w:val="o"/>
+      <w:lvlJc w:val="left"/>
+      <w:pPr>
+        <w:ind w:left="5760" w:hanging="360"/>
+      </w:pPr>
+      <w:rPr>
+        <w:rFonts w:ascii="Courier New" w:hAnsi="Courier New" w:cs="Courier New" w:hint="default"/>
+      </w:rPr>
+    </w:lvl>
+    <w:lvl w:ilvl="8" w:tplc="040E0005" w:tentative="1">
+      <w:start w:val="1"/>
+      <w:numFmt w:val="bullet"/>
+      <w:lvlText w:val=""/>
+      <w:lvlJc w:val="left"/>
+      <w:pPr>
+        <w:ind w:left="6480" w:hanging="360"/>
+      </w:pPr>
+      <w:rPr>
+        <w:rFonts w:ascii="Wingdings" w:hAnsi="Wingdings" w:hint="default"/>
+      </w:rPr>
+    </w:lvl>
+  </w:abstractNum>
+  <w:abstractNum w:abstractNumId="2" w15:restartNumberingAfterBreak="0">
     <w:nsid w:val="2AFF2D7D"/>
     <w:multiLevelType w:val="hybridMultilevel"/>
     <w:tmpl w:val="9FAACF7A"/>
@@ -1790,7 +1945,7 @@
       </w:rPr>
     </w:lvl>
   </w:abstractNum>
-  <w:abstractNum w:abstractNumId="2" w15:restartNumberingAfterBreak="0">
+  <w:abstractNum w:abstractNumId="3" w15:restartNumberingAfterBreak="0">
     <w:nsid w:val="36C7221D"/>
     <w:multiLevelType w:val="hybridMultilevel"/>
     <w:tmpl w:val="CF104B1A"/>
@@ -1903,7 +2058,7 @@
       </w:rPr>
     </w:lvl>
   </w:abstractNum>
-  <w:abstractNum w:abstractNumId="3" w15:restartNumberingAfterBreak="0">
+  <w:abstractNum w:abstractNumId="4" w15:restartNumberingAfterBreak="0">
     <w:nsid w:val="392328E4"/>
     <w:multiLevelType w:val="hybridMultilevel"/>
     <w:tmpl w:val="D38636F4"/>
@@ -2016,7 +2171,7 @@
       </w:rPr>
     </w:lvl>
   </w:abstractNum>
-  <w:abstractNum w:abstractNumId="4" w15:restartNumberingAfterBreak="0">
+  <w:abstractNum w:abstractNumId="5" w15:restartNumberingAfterBreak="0">
     <w:nsid w:val="487D3389"/>
     <w:multiLevelType w:val="hybridMultilevel"/>
     <w:tmpl w:val="87648840"/>
@@ -2129,7 +2284,7 @@
       </w:rPr>
     </w:lvl>
   </w:abstractNum>
-  <w:abstractNum w:abstractNumId="5" w15:restartNumberingAfterBreak="0">
+  <w:abstractNum w:abstractNumId="6" w15:restartNumberingAfterBreak="0">
     <w:nsid w:val="590A1E03"/>
     <w:multiLevelType w:val="hybridMultilevel"/>
     <w:tmpl w:val="46C42E1A"/>
@@ -2242,7 +2397,7 @@
       </w:rPr>
     </w:lvl>
   </w:abstractNum>
-  <w:abstractNum w:abstractNumId="6" w15:restartNumberingAfterBreak="0">
+  <w:abstractNum w:abstractNumId="7" w15:restartNumberingAfterBreak="0">
     <w:nsid w:val="60057CCA"/>
     <w:multiLevelType w:val="hybridMultilevel"/>
     <w:tmpl w:val="33CC6F74"/>
@@ -2355,7 +2510,7 @@
       </w:rPr>
     </w:lvl>
   </w:abstractNum>
-  <w:abstractNum w:abstractNumId="7" w15:restartNumberingAfterBreak="0">
+  <w:abstractNum w:abstractNumId="8" w15:restartNumberingAfterBreak="0">
     <w:nsid w:val="6BB83FDD"/>
     <w:multiLevelType w:val="hybridMultilevel"/>
     <w:tmpl w:val="69B82F04"/>
@@ -2468,7 +2623,7 @@
       </w:rPr>
     </w:lvl>
   </w:abstractNum>
-  <w:abstractNum w:abstractNumId="8" w15:restartNumberingAfterBreak="0">
+  <w:abstractNum w:abstractNumId="9" w15:restartNumberingAfterBreak="0">
     <w:nsid w:val="77AA76DE"/>
     <w:multiLevelType w:val="hybridMultilevel"/>
     <w:tmpl w:val="F0964A14"/>
@@ -2581,7 +2736,7 @@
       </w:rPr>
     </w:lvl>
   </w:abstractNum>
-  <w:abstractNum w:abstractNumId="9" w15:restartNumberingAfterBreak="0">
+  <w:abstractNum w:abstractNumId="10" w15:restartNumberingAfterBreak="0">
     <w:nsid w:val="7E4748D1"/>
     <w:multiLevelType w:val="hybridMultilevel"/>
     <w:tmpl w:val="956CF1D0"/>
@@ -2698,31 +2853,34 @@
     <w:abstractNumId w:val="0"/>
   </w:num>
   <w:num w:numId="2" w16cid:durableId="1392845850">
+    <w:abstractNumId w:val="7"/>
+  </w:num>
+  <w:num w:numId="3" w16cid:durableId="2120248502">
+    <w:abstractNumId w:val="5"/>
+  </w:num>
+  <w:num w:numId="4" w16cid:durableId="1062370084">
+    <w:abstractNumId w:val="2"/>
+  </w:num>
+  <w:num w:numId="5" w16cid:durableId="2010020401">
+    <w:abstractNumId w:val="10"/>
+  </w:num>
+  <w:num w:numId="6" w16cid:durableId="1668560248">
     <w:abstractNumId w:val="6"/>
   </w:num>
-  <w:num w:numId="3" w16cid:durableId="2120248502">
+  <w:num w:numId="7" w16cid:durableId="1649478402">
+    <w:abstractNumId w:val="3"/>
+  </w:num>
+  <w:num w:numId="8" w16cid:durableId="989286566">
+    <w:abstractNumId w:val="9"/>
+  </w:num>
+  <w:num w:numId="9" w16cid:durableId="1012679364">
+    <w:abstractNumId w:val="8"/>
+  </w:num>
+  <w:num w:numId="10" w16cid:durableId="1348287976">
     <w:abstractNumId w:val="4"/>
   </w:num>
-  <w:num w:numId="4" w16cid:durableId="1062370084">
+  <w:num w:numId="11" w16cid:durableId="726683270">
     <w:abstractNumId w:val="1"/>
-  </w:num>
-  <w:num w:numId="5" w16cid:durableId="2010020401">
-    <w:abstractNumId w:val="9"/>
-  </w:num>
-  <w:num w:numId="6" w16cid:durableId="1668560248">
-    <w:abstractNumId w:val="5"/>
-  </w:num>
-  <w:num w:numId="7" w16cid:durableId="1649478402">
-    <w:abstractNumId w:val="2"/>
-  </w:num>
-  <w:num w:numId="8" w16cid:durableId="989286566">
-    <w:abstractNumId w:val="8"/>
-  </w:num>
-  <w:num w:numId="9" w16cid:durableId="1012679364">
-    <w:abstractNumId w:val="7"/>
-  </w:num>
-  <w:num w:numId="10" w16cid:durableId="1348287976">
-    <w:abstractNumId w:val="3"/>
   </w:num>
 </w:numbering>
 </file>

--- a/Blog/Blog.docx
+++ b/Blog/Blog.docx
@@ -1593,7 +1593,120 @@
         <w:t>ujra konfiguraltam es jelenleg minden protokoll amit beallitottam mukodik, következo alkalommal a routingra fogunk rafekudni illetve elotte meg gyorsan kijavitom a routerek kozti ipv4 eket igy majd kesobb ujabb excel tablat kell ennek megfeleloen letrehozni</w:t>
       </w:r>
     </w:p>
-    <w:p/>
+    <w:p>
+      <w:pPr>
+        <w:pStyle w:val="Cm"/>
+        <w:jc w:val="center"/>
+      </w:pPr>
+      <w:r>
+        <w:t>03.18 megbeszéltek</w:t>
+      </w:r>
+    </w:p>
+    <w:p>
+      <w:pPr>
+        <w:pStyle w:val="Listaszerbekezds"/>
+        <w:numPr>
+          <w:ilvl w:val="0"/>
+          <w:numId w:val="12"/>
+        </w:numPr>
+      </w:pPr>
+      <w:r>
+        <w:t>A sárga tartományunkba DHP szervert valósítunk meg így a zöld tartományba lévő szervert törölhetjük ha a helper addresst megoldjuk az egyik szerveren akkor a másik tartománynak is tud dhcp-n keresztül ip címeket osztani</w:t>
+      </w:r>
+    </w:p>
+    <w:p>
+      <w:pPr>
+        <w:pStyle w:val="Listaszerbekezds"/>
+        <w:numPr>
+          <w:ilvl w:val="0"/>
+          <w:numId w:val="12"/>
+        </w:numPr>
+      </w:pPr>
+      <w:r>
+        <w:t>A piros tartományunkba az Igazgatóságba a szerver webszerverként fog működni és ha akarjuk dhcp szerverként is be lehet állítani, de valószínű manuálisan adunk címeket ebben a tartományban mert nincs értelme ilyen kevés gépre dhcp-t konfigurálni egyszerűbb kézzel beírni.</w:t>
+      </w:r>
+    </w:p>
+    <w:p>
+      <w:pPr>
+        <w:pStyle w:val="Listaszerbekezds"/>
+        <w:numPr>
+          <w:ilvl w:val="0"/>
+          <w:numId w:val="12"/>
+        </w:numPr>
+      </w:pPr>
+      <w:r>
+        <w:t xml:space="preserve">A debreceni telephelyet (lila tartományt) két részre bontjuk mert a WIFI-nek külön tartomány kell. A wifi tartomány ipv4 es címeket kap míg a másik tartomány </w:t>
+      </w:r>
+      <w:r>
+        <w:t xml:space="preserve">IPv6-os címeket. </w:t>
+      </w:r>
+    </w:p>
+    <w:p>
+      <w:pPr>
+        <w:pStyle w:val="Listaszerbekezds"/>
+        <w:numPr>
+          <w:ilvl w:val="0"/>
+          <w:numId w:val="12"/>
+        </w:numPr>
+      </w:pPr>
+      <w:r>
+        <w:t>Megszűntetjük a dual stack megvalósítást és csak a debreceni telephelyen lesznek IPv6-os címek az egyszerűség kedvéért.</w:t>
+      </w:r>
+    </w:p>
+    <w:p>
+      <w:pPr>
+        <w:pStyle w:val="Listaszerbekezds"/>
+        <w:numPr>
+          <w:ilvl w:val="0"/>
+          <w:numId w:val="12"/>
+        </w:numPr>
+      </w:pPr>
+      <w:r>
+        <w:t>SSH kapcsolat kialakítása a Debreceni telephelyen úgy hogy csak az Admin PC érje el a routert és a switchet</w:t>
+      </w:r>
+    </w:p>
+    <w:p>
+      <w:pPr>
+        <w:pStyle w:val="Listaszerbekezds"/>
+        <w:numPr>
+          <w:ilvl w:val="0"/>
+          <w:numId w:val="12"/>
+        </w:numPr>
+      </w:pPr>
+      <w:r>
+        <w:t>Minden más VLAN-ból törlünk egy PC-t mert nincs értelme Admin pc-nek ha nincs külön feladata.</w:t>
+      </w:r>
+    </w:p>
+    <w:p>
+      <w:pPr>
+        <w:pStyle w:val="Listaszerbekezds"/>
+        <w:numPr>
+          <w:ilvl w:val="0"/>
+          <w:numId w:val="12"/>
+        </w:numPr>
+      </w:pPr>
+      <w:r>
+        <w:lastRenderedPageBreak/>
+        <w:t>A tűzfal védelmet el kell döntsük hogy hardware-esen oldjuk meg vagy software-esen.</w:t>
+      </w:r>
+    </w:p>
+    <w:p>
+      <w:pPr>
+        <w:pStyle w:val="Listaszerbekezds"/>
+        <w:numPr>
+          <w:ilvl w:val="0"/>
+          <w:numId w:val="12"/>
+        </w:numPr>
+      </w:pPr>
+      <w:r>
+        <w:t>IP telefonok kérdéssé váltak lesz e elég indőnk erre is de mivel ez egy bank én ragaszkodnék az IP telefonok megoldásához.</w:t>
+      </w:r>
+    </w:p>
+    <w:p>
+      <w:pPr>
+        <w:pStyle w:val="Listaszerbekezds"/>
+      </w:pPr>
+    </w:p>
     <w:sectPr>
       <w:pgSz w:w="11906" w:h="16838"/>
       <w:pgMar w:top="1417" w:right="1417" w:bottom="1417" w:left="1417" w:header="708" w:footer="708" w:gutter="0"/>
@@ -1607,6 +1720,119 @@
 <file path=word/numbering.xml><?xml version="1.0" encoding="utf-8"?>
 <w:numbering xmlns:wpc="http://schemas.microsoft.com/office/word/2010/wordprocessingCanvas" xmlns:cx="http://schemas.microsoft.com/office/drawing/2014/chartex" xmlns:cx1="http://schemas.microsoft.com/office/drawing/2015/9/8/chartex" xmlns:cx2="http://schemas.microsoft.com/office/drawing/2015/10/21/chartex" xmlns:cx3="http://schemas.microsoft.com/office/drawing/2016/5/9/chartex" xmlns:cx4="http://schemas.microsoft.com/office/drawing/2016/5/10/chartex" xmlns:cx5="http://schemas.microsoft.com/office/drawing/2016/5/11/chartex" xmlns:cx6="http://schemas.microsoft.com/office/drawing/2016/5/12/chartex" xmlns:cx7="http://schemas.microsoft.com/office/drawing/2016/5/13/chartex" xmlns:cx8="http://schemas.microsoft.com/office/drawing/2016/5/14/chartex" xmlns:mc="http://schemas.openxmlformats.org/markup-compatibility/2006" xmlns:aink="http://schemas.microsoft.com/office/drawing/2016/ink" xmlns:am3d="http://schemas.microsoft.com/office/drawing/2017/model3d" xmlns:o="urn:schemas-microsoft-com:office:office" xmlns:oel="http://schemas.microsoft.com/office/2019/extlst" xmlns:r="http://schemas.openxmlformats.org/officeDocument/2006/relationships" xmlns:m="http://schemas.openxmlformats.org/officeDocument/2006/math" xmlns:v="urn:schemas-microsoft-com:vml" xmlns:wp14="http://schemas.microsoft.com/office/word/2010/wordprocessingDrawing" xmlns:wp="http://schemas.openxmlformats.org/drawingml/2006/wordprocessingDrawing" xmlns:w10="urn:schemas-microsoft-com:office:word" xmlns:w="http://schemas.openxmlformats.org/wordprocessingml/2006/main" xmlns:w14="http://schemas.microsoft.com/office/word/2010/wordml" xmlns:w15="http://schemas.microsoft.com/office/word/2012/wordml" xmlns:w16cex="http://schemas.microsoft.com/office/word/2018/wordml/cex" xmlns:w16cid="http://schemas.microsoft.com/office/word/2016/wordml/cid" xmlns:w16="http://schemas.microsoft.com/office/word/2018/wordml" xmlns:w16du="http://schemas.microsoft.com/office/word/2023/wordml/word16du" xmlns:w16sdtdh="http://schemas.microsoft.com/office/word/2020/wordml/sdtdatahash" xmlns:w16sdtfl="http://schemas.microsoft.com/office/word/2024/wordml/sdtformatlock" xmlns:w16se="http://schemas.microsoft.com/office/word/2015/wordml/symex" xmlns:wpg="http://schemas.microsoft.com/office/word/2010/wordprocessingGroup" xmlns:wpi="http://schemas.microsoft.com/office/word/2010/wordprocessingInk" xmlns:wne="http://schemas.microsoft.com/office/word/2006/wordml" xmlns:wps="http://schemas.microsoft.com/office/word/2010/wordprocessingShape" mc:Ignorable="w14 w15 w16se w16cid w16 w16cex w16sdtdh w16sdtfl w16du wp14">
   <w:abstractNum w:abstractNumId="0" w15:restartNumberingAfterBreak="0">
+    <w:nsid w:val="1FDF6BA0"/>
+    <w:multiLevelType w:val="hybridMultilevel"/>
+    <w:tmpl w:val="5DB41E30"/>
+    <w:lvl w:ilvl="0" w:tplc="040E0001">
+      <w:start w:val="1"/>
+      <w:numFmt w:val="bullet"/>
+      <w:lvlText w:val=""/>
+      <w:lvlJc w:val="left"/>
+      <w:pPr>
+        <w:ind w:left="720" w:hanging="360"/>
+      </w:pPr>
+      <w:rPr>
+        <w:rFonts w:ascii="Symbol" w:hAnsi="Symbol" w:hint="default"/>
+      </w:rPr>
+    </w:lvl>
+    <w:lvl w:ilvl="1" w:tplc="040E0003" w:tentative="1">
+      <w:start w:val="1"/>
+      <w:numFmt w:val="bullet"/>
+      <w:lvlText w:val="o"/>
+      <w:lvlJc w:val="left"/>
+      <w:pPr>
+        <w:ind w:left="1440" w:hanging="360"/>
+      </w:pPr>
+      <w:rPr>
+        <w:rFonts w:ascii="Courier New" w:hAnsi="Courier New" w:cs="Courier New" w:hint="default"/>
+      </w:rPr>
+    </w:lvl>
+    <w:lvl w:ilvl="2" w:tplc="040E0005" w:tentative="1">
+      <w:start w:val="1"/>
+      <w:numFmt w:val="bullet"/>
+      <w:lvlText w:val=""/>
+      <w:lvlJc w:val="left"/>
+      <w:pPr>
+        <w:ind w:left="2160" w:hanging="360"/>
+      </w:pPr>
+      <w:rPr>
+        <w:rFonts w:ascii="Wingdings" w:hAnsi="Wingdings" w:hint="default"/>
+      </w:rPr>
+    </w:lvl>
+    <w:lvl w:ilvl="3" w:tplc="040E0001" w:tentative="1">
+      <w:start w:val="1"/>
+      <w:numFmt w:val="bullet"/>
+      <w:lvlText w:val=""/>
+      <w:lvlJc w:val="left"/>
+      <w:pPr>
+        <w:ind w:left="2880" w:hanging="360"/>
+      </w:pPr>
+      <w:rPr>
+        <w:rFonts w:ascii="Symbol" w:hAnsi="Symbol" w:hint="default"/>
+      </w:rPr>
+    </w:lvl>
+    <w:lvl w:ilvl="4" w:tplc="040E0003" w:tentative="1">
+      <w:start w:val="1"/>
+      <w:numFmt w:val="bullet"/>
+      <w:lvlText w:val="o"/>
+      <w:lvlJc w:val="left"/>
+      <w:pPr>
+        <w:ind w:left="3600" w:hanging="360"/>
+      </w:pPr>
+      <w:rPr>
+        <w:rFonts w:ascii="Courier New" w:hAnsi="Courier New" w:cs="Courier New" w:hint="default"/>
+      </w:rPr>
+    </w:lvl>
+    <w:lvl w:ilvl="5" w:tplc="040E0005" w:tentative="1">
+      <w:start w:val="1"/>
+      <w:numFmt w:val="bullet"/>
+      <w:lvlText w:val=""/>
+      <w:lvlJc w:val="left"/>
+      <w:pPr>
+        <w:ind w:left="4320" w:hanging="360"/>
+      </w:pPr>
+      <w:rPr>
+        <w:rFonts w:ascii="Wingdings" w:hAnsi="Wingdings" w:hint="default"/>
+      </w:rPr>
+    </w:lvl>
+    <w:lvl w:ilvl="6" w:tplc="040E0001" w:tentative="1">
+      <w:start w:val="1"/>
+      <w:numFmt w:val="bullet"/>
+      <w:lvlText w:val=""/>
+      <w:lvlJc w:val="left"/>
+      <w:pPr>
+        <w:ind w:left="5040" w:hanging="360"/>
+      </w:pPr>
+      <w:rPr>
+        <w:rFonts w:ascii="Symbol" w:hAnsi="Symbol" w:hint="default"/>
+      </w:rPr>
+    </w:lvl>
+    <w:lvl w:ilvl="7" w:tplc="040E0003" w:tentative="1">
+      <w:start w:val="1"/>
+      <w:numFmt w:val="bullet"/>
+      <w:lvlText w:val="o"/>
+      <w:lvlJc w:val="left"/>
+      <w:pPr>
+        <w:ind w:left="5760" w:hanging="360"/>
+      </w:pPr>
+      <w:rPr>
+        <w:rFonts w:ascii="Courier New" w:hAnsi="Courier New" w:cs="Courier New" w:hint="default"/>
+      </w:rPr>
+    </w:lvl>
+    <w:lvl w:ilvl="8" w:tplc="040E0005" w:tentative="1">
+      <w:start w:val="1"/>
+      <w:numFmt w:val="bullet"/>
+      <w:lvlText w:val=""/>
+      <w:lvlJc w:val="left"/>
+      <w:pPr>
+        <w:ind w:left="6480" w:hanging="360"/>
+      </w:pPr>
+      <w:rPr>
+        <w:rFonts w:ascii="Wingdings" w:hAnsi="Wingdings" w:hint="default"/>
+      </w:rPr>
+    </w:lvl>
+  </w:abstractNum>
+  <w:abstractNum w:abstractNumId="1" w15:restartNumberingAfterBreak="0">
     <w:nsid w:val="2330233C"/>
     <w:multiLevelType w:val="hybridMultilevel"/>
     <w:tmpl w:val="0A9412D4"/>
@@ -1719,7 +1945,7 @@
       </w:rPr>
     </w:lvl>
   </w:abstractNum>
-  <w:abstractNum w:abstractNumId="1" w15:restartNumberingAfterBreak="0">
+  <w:abstractNum w:abstractNumId="2" w15:restartNumberingAfterBreak="0">
     <w:nsid w:val="25EB578C"/>
     <w:multiLevelType w:val="hybridMultilevel"/>
     <w:tmpl w:val="CBC24CC2"/>
@@ -1832,7 +2058,7 @@
       </w:rPr>
     </w:lvl>
   </w:abstractNum>
-  <w:abstractNum w:abstractNumId="2" w15:restartNumberingAfterBreak="0">
+  <w:abstractNum w:abstractNumId="3" w15:restartNumberingAfterBreak="0">
     <w:nsid w:val="2AFF2D7D"/>
     <w:multiLevelType w:val="hybridMultilevel"/>
     <w:tmpl w:val="9FAACF7A"/>
@@ -1945,7 +2171,7 @@
       </w:rPr>
     </w:lvl>
   </w:abstractNum>
-  <w:abstractNum w:abstractNumId="3" w15:restartNumberingAfterBreak="0">
+  <w:abstractNum w:abstractNumId="4" w15:restartNumberingAfterBreak="0">
     <w:nsid w:val="36C7221D"/>
     <w:multiLevelType w:val="hybridMultilevel"/>
     <w:tmpl w:val="CF104B1A"/>
@@ -2058,7 +2284,7 @@
       </w:rPr>
     </w:lvl>
   </w:abstractNum>
-  <w:abstractNum w:abstractNumId="4" w15:restartNumberingAfterBreak="0">
+  <w:abstractNum w:abstractNumId="5" w15:restartNumberingAfterBreak="0">
     <w:nsid w:val="392328E4"/>
     <w:multiLevelType w:val="hybridMultilevel"/>
     <w:tmpl w:val="D38636F4"/>
@@ -2171,7 +2397,7 @@
       </w:rPr>
     </w:lvl>
   </w:abstractNum>
-  <w:abstractNum w:abstractNumId="5" w15:restartNumberingAfterBreak="0">
+  <w:abstractNum w:abstractNumId="6" w15:restartNumberingAfterBreak="0">
     <w:nsid w:val="487D3389"/>
     <w:multiLevelType w:val="hybridMultilevel"/>
     <w:tmpl w:val="87648840"/>
@@ -2284,7 +2510,7 @@
       </w:rPr>
     </w:lvl>
   </w:abstractNum>
-  <w:abstractNum w:abstractNumId="6" w15:restartNumberingAfterBreak="0">
+  <w:abstractNum w:abstractNumId="7" w15:restartNumberingAfterBreak="0">
     <w:nsid w:val="590A1E03"/>
     <w:multiLevelType w:val="hybridMultilevel"/>
     <w:tmpl w:val="46C42E1A"/>
@@ -2397,7 +2623,7 @@
       </w:rPr>
     </w:lvl>
   </w:abstractNum>
-  <w:abstractNum w:abstractNumId="7" w15:restartNumberingAfterBreak="0">
+  <w:abstractNum w:abstractNumId="8" w15:restartNumberingAfterBreak="0">
     <w:nsid w:val="60057CCA"/>
     <w:multiLevelType w:val="hybridMultilevel"/>
     <w:tmpl w:val="33CC6F74"/>
@@ -2510,7 +2736,7 @@
       </w:rPr>
     </w:lvl>
   </w:abstractNum>
-  <w:abstractNum w:abstractNumId="8" w15:restartNumberingAfterBreak="0">
+  <w:abstractNum w:abstractNumId="9" w15:restartNumberingAfterBreak="0">
     <w:nsid w:val="6BB83FDD"/>
     <w:multiLevelType w:val="hybridMultilevel"/>
     <w:tmpl w:val="69B82F04"/>
@@ -2623,7 +2849,7 @@
       </w:rPr>
     </w:lvl>
   </w:abstractNum>
-  <w:abstractNum w:abstractNumId="9" w15:restartNumberingAfterBreak="0">
+  <w:abstractNum w:abstractNumId="10" w15:restartNumberingAfterBreak="0">
     <w:nsid w:val="77AA76DE"/>
     <w:multiLevelType w:val="hybridMultilevel"/>
     <w:tmpl w:val="F0964A14"/>
@@ -2736,7 +2962,7 @@
       </w:rPr>
     </w:lvl>
   </w:abstractNum>
-  <w:abstractNum w:abstractNumId="10" w15:restartNumberingAfterBreak="0">
+  <w:abstractNum w:abstractNumId="11" w15:restartNumberingAfterBreak="0">
     <w:nsid w:val="7E4748D1"/>
     <w:multiLevelType w:val="hybridMultilevel"/>
     <w:tmpl w:val="956CF1D0"/>
@@ -2850,37 +3076,40 @@
     </w:lvl>
   </w:abstractNum>
   <w:num w:numId="1" w16cid:durableId="188371175">
-    <w:abstractNumId w:val="0"/>
+    <w:abstractNumId w:val="1"/>
   </w:num>
   <w:num w:numId="2" w16cid:durableId="1392845850">
+    <w:abstractNumId w:val="8"/>
+  </w:num>
+  <w:num w:numId="3" w16cid:durableId="2120248502">
+    <w:abstractNumId w:val="6"/>
+  </w:num>
+  <w:num w:numId="4" w16cid:durableId="1062370084">
+    <w:abstractNumId w:val="3"/>
+  </w:num>
+  <w:num w:numId="5" w16cid:durableId="2010020401">
+    <w:abstractNumId w:val="11"/>
+  </w:num>
+  <w:num w:numId="6" w16cid:durableId="1668560248">
     <w:abstractNumId w:val="7"/>
   </w:num>
-  <w:num w:numId="3" w16cid:durableId="2120248502">
+  <w:num w:numId="7" w16cid:durableId="1649478402">
+    <w:abstractNumId w:val="4"/>
+  </w:num>
+  <w:num w:numId="8" w16cid:durableId="989286566">
+    <w:abstractNumId w:val="10"/>
+  </w:num>
+  <w:num w:numId="9" w16cid:durableId="1012679364">
+    <w:abstractNumId w:val="9"/>
+  </w:num>
+  <w:num w:numId="10" w16cid:durableId="1348287976">
     <w:abstractNumId w:val="5"/>
   </w:num>
-  <w:num w:numId="4" w16cid:durableId="1062370084">
+  <w:num w:numId="11" w16cid:durableId="726683270">
     <w:abstractNumId w:val="2"/>
   </w:num>
-  <w:num w:numId="5" w16cid:durableId="2010020401">
-    <w:abstractNumId w:val="10"/>
-  </w:num>
-  <w:num w:numId="6" w16cid:durableId="1668560248">
-    <w:abstractNumId w:val="6"/>
-  </w:num>
-  <w:num w:numId="7" w16cid:durableId="1649478402">
-    <w:abstractNumId w:val="3"/>
-  </w:num>
-  <w:num w:numId="8" w16cid:durableId="989286566">
-    <w:abstractNumId w:val="9"/>
-  </w:num>
-  <w:num w:numId="9" w16cid:durableId="1012679364">
-    <w:abstractNumId w:val="8"/>
-  </w:num>
-  <w:num w:numId="10" w16cid:durableId="1348287976">
-    <w:abstractNumId w:val="4"/>
-  </w:num>
-  <w:num w:numId="11" w16cid:durableId="726683270">
-    <w:abstractNumId w:val="1"/>
+  <w:num w:numId="12" w16cid:durableId="1682585407">
+    <w:abstractNumId w:val="0"/>
   </w:num>
 </w:numbering>
 </file>

--- a/Blog/Blog.docx
+++ b/Blog/Blog.docx
@@ -33,7 +33,15 @@
         </w:numPr>
       </w:pPr>
       <w:r>
-        <w:t xml:space="preserve">A topológiát kicsinyítettük, elhagytunk egy teljes telephelyet lett belőle 2db telephely, Budapest HQ és Debrecen telephely. </w:t>
+        <w:t xml:space="preserve">A topológiát kicsinyítettük, elhagytunk egy teljes </w:t>
+      </w:r>
+      <w:proofErr w:type="spellStart"/>
+      <w:r>
+        <w:t>telephelyet</w:t>
+      </w:r>
+      <w:proofErr w:type="spellEnd"/>
+      <w:r>
+        <w:t xml:space="preserve"> lett belőle 2db telephely, Budapest HQ és Debrecen telephely. </w:t>
       </w:r>
     </w:p>
     <w:p>
@@ -57,7 +65,63 @@
         </w:numPr>
       </w:pPr>
       <w:r>
-        <w:t xml:space="preserve">Valamint az egyik switch is elhagyható és ott valósítjuk meg az etherchannelt. így 3 darab switch marad és egy switch kapcsolódik két routerhez és két switchez. A két switch bal oldalt két külön emeletért felel. Az egyik a könyvelési osztály és titkosabb feladatot ellátó rész a másik az ügyfelekkel kapcsolatos rész (földszint) ahol a mindennapi banki adminisztrációs dolgokat végzik. A 2. emeleten vaz a vezér </w:t>
+        <w:t xml:space="preserve">Valamint az egyik </w:t>
+      </w:r>
+      <w:proofErr w:type="spellStart"/>
+      <w:r>
+        <w:t>switch</w:t>
+      </w:r>
+      <w:proofErr w:type="spellEnd"/>
+      <w:r>
+        <w:t xml:space="preserve"> is elhagyható és ott valósítjuk meg az </w:t>
+      </w:r>
+      <w:proofErr w:type="spellStart"/>
+      <w:r>
+        <w:t>etherchannelt</w:t>
+      </w:r>
+      <w:proofErr w:type="spellEnd"/>
+      <w:r>
+        <w:t xml:space="preserve">. így 3 darab </w:t>
+      </w:r>
+      <w:proofErr w:type="spellStart"/>
+      <w:r>
+        <w:t>switch</w:t>
+      </w:r>
+      <w:proofErr w:type="spellEnd"/>
+      <w:r>
+        <w:t xml:space="preserve"> marad és egy </w:t>
+      </w:r>
+      <w:proofErr w:type="spellStart"/>
+      <w:r>
+        <w:t>switch</w:t>
+      </w:r>
+      <w:proofErr w:type="spellEnd"/>
+      <w:r>
+        <w:t xml:space="preserve"> kapcsolódik két routerhez és két </w:t>
+      </w:r>
+      <w:proofErr w:type="spellStart"/>
+      <w:r>
+        <w:t>switchez</w:t>
+      </w:r>
+      <w:proofErr w:type="spellEnd"/>
+      <w:r>
+        <w:t xml:space="preserve">. A két </w:t>
+      </w:r>
+      <w:proofErr w:type="spellStart"/>
+      <w:r>
+        <w:t>switch</w:t>
+      </w:r>
+      <w:proofErr w:type="spellEnd"/>
+      <w:r>
+        <w:t xml:space="preserve"> bal oldalt két külön emeletért felel. Az egyik a könyvelési osztály és titkosabb feladatot ellátó rész a másik az ügyfelekkel kapcsolatos rész (földszint) ahol a mindennapi banki adminisztrációs dolgokat végzik. A 2. emeleten </w:t>
+      </w:r>
+      <w:proofErr w:type="spellStart"/>
+      <w:r>
+        <w:t>vaz</w:t>
+      </w:r>
+      <w:proofErr w:type="spellEnd"/>
+      <w:r>
+        <w:t xml:space="preserve"> a vezér </w:t>
       </w:r>
       <w:r>
         <w:t>igazgatóság,</w:t>
@@ -75,7 +139,15 @@
         <w:t>is,</w:t>
       </w:r>
       <w:r>
-        <w:t xml:space="preserve"> ami VPN-el tud csatlakozni a Debreceni telephelyhez.</w:t>
+        <w:t xml:space="preserve"> ami </w:t>
+      </w:r>
+      <w:proofErr w:type="gramStart"/>
+      <w:r>
+        <w:t>VPN-el</w:t>
+      </w:r>
+      <w:proofErr w:type="gramEnd"/>
+      <w:r>
+        <w:t xml:space="preserve"> tud csatlakozni a Debreceni telephelyhez.</w:t>
       </w:r>
     </w:p>
     <w:p>
@@ -111,7 +183,23 @@
         <w:t>marad,</w:t>
       </w:r>
       <w:r>
-        <w:t xml:space="preserve"> amiből csatlakozik egy switch és egy Wireless router</w:t>
+        <w:t xml:space="preserve"> amiből csatlakozik egy </w:t>
+      </w:r>
+      <w:proofErr w:type="spellStart"/>
+      <w:r>
+        <w:t>switch</w:t>
+      </w:r>
+      <w:proofErr w:type="spellEnd"/>
+      <w:r>
+        <w:t xml:space="preserve"> és egy </w:t>
+      </w:r>
+      <w:proofErr w:type="spellStart"/>
+      <w:r>
+        <w:t>Wireless</w:t>
+      </w:r>
+      <w:proofErr w:type="spellEnd"/>
+      <w:r>
+        <w:t xml:space="preserve"> router</w:t>
       </w:r>
       <w:r>
         <w:t>. Onnan csatlakozik 15 számítógép és csak adminisztratív dolgok folynak itt és ügyfelekkel kapcsolatos dolgok. Itt nincs könyvelési részleg csak a budapesti iroda felel a könyvelésért.</w:t>
@@ -197,25 +285,57 @@
         <w:t>routerek,</w:t>
       </w:r>
       <w:r>
-        <w:t xml:space="preserve"> illetve a switchek es az ISP kapta meg </w:t>
+        <w:t xml:space="preserve"> illetve a </w:t>
+      </w:r>
+      <w:proofErr w:type="spellStart"/>
+      <w:r>
+        <w:t>switchek</w:t>
+      </w:r>
+      <w:proofErr w:type="spellEnd"/>
+      <w:r>
+        <w:t xml:space="preserve"> es az ISP kapta meg </w:t>
       </w:r>
       <w:r>
         <w:t>egyelőre</w:t>
       </w:r>
       <w:r>
-        <w:t xml:space="preserve"> az ip </w:t>
+        <w:t xml:space="preserve"> az </w:t>
+      </w:r>
+      <w:proofErr w:type="spellStart"/>
+      <w:r>
+        <w:t>ip</w:t>
+      </w:r>
+      <w:proofErr w:type="spellEnd"/>
+      <w:r>
+        <w:t xml:space="preserve"> </w:t>
       </w:r>
       <w:r>
         <w:t>címet</w:t>
       </w:r>
       <w:r>
-        <w:t xml:space="preserve"> mivel dhcp-t fogunk </w:t>
+        <w:t xml:space="preserve"> mivel </w:t>
+      </w:r>
+      <w:proofErr w:type="spellStart"/>
+      <w:r>
+        <w:t>dhcp-t</w:t>
+      </w:r>
+      <w:proofErr w:type="spellEnd"/>
+      <w:r>
+        <w:t xml:space="preserve"> fogunk </w:t>
       </w:r>
       <w:r>
         <w:t>használni</w:t>
       </w:r>
       <w:r>
-        <w:t xml:space="preserve"> az ip </w:t>
+        <w:t xml:space="preserve"> az </w:t>
+      </w:r>
+      <w:proofErr w:type="spellStart"/>
+      <w:r>
+        <w:t>ip</w:t>
+      </w:r>
+      <w:proofErr w:type="spellEnd"/>
+      <w:r>
+        <w:t xml:space="preserve"> </w:t>
       </w:r>
       <w:r>
         <w:t>címek</w:t>
@@ -242,13 +362,34 @@
         </w:numPr>
       </w:pPr>
       <w:r>
-        <w:t>a routerek közt 10.0.0.x /30 as prefix</w:t>
+        <w:t xml:space="preserve">a routerek közt 10.0.0.x /30 </w:t>
+      </w:r>
+      <w:proofErr w:type="spellStart"/>
+      <w:r>
+        <w:t>as</w:t>
+      </w:r>
+      <w:proofErr w:type="spellEnd"/>
+      <w:r>
+        <w:t xml:space="preserve"> </w:t>
+      </w:r>
+      <w:proofErr w:type="spellStart"/>
+      <w:r>
+        <w:t>prefix</w:t>
       </w:r>
       <w:r>
         <w:t>ü</w:t>
       </w:r>
-      <w:r>
-        <w:t xml:space="preserve"> ip </w:t>
+      <w:proofErr w:type="spellEnd"/>
+      <w:r>
+        <w:t xml:space="preserve"> </w:t>
+      </w:r>
+      <w:proofErr w:type="spellStart"/>
+      <w:r>
+        <w:t>ip</w:t>
+      </w:r>
+      <w:proofErr w:type="spellEnd"/>
+      <w:r>
+        <w:t xml:space="preserve"> </w:t>
       </w:r>
       <w:r>
         <w:t>címeket</w:t>
@@ -260,7 +401,15 @@
         <w:t>használtuk</w:t>
       </w:r>
       <w:r>
-        <w:t xml:space="preserve"> igy a routerek közt peer-to-peer kapcsolat van</w:t>
+        <w:t xml:space="preserve"> igy a routerek közt </w:t>
+      </w:r>
+      <w:proofErr w:type="spellStart"/>
+      <w:r>
+        <w:t>peer-to-peer</w:t>
+      </w:r>
+      <w:proofErr w:type="spellEnd"/>
+      <w:r>
+        <w:t xml:space="preserve"> kapcsolat van</w:t>
       </w:r>
     </w:p>
     <w:p>
@@ -284,13 +433,29 @@
         <w:t>hálózatba</w:t>
       </w:r>
       <w:r>
-        <w:t xml:space="preserve"> a 192.168.1.0 /27 illetve 192.168.1.32 /27 es </w:t>
+        <w:t xml:space="preserve"> a 192.168.1.0 /</w:t>
+      </w:r>
+      <w:proofErr w:type="gramStart"/>
+      <w:r>
+        <w:t>27</w:t>
+      </w:r>
+      <w:proofErr w:type="gramEnd"/>
+      <w:r>
+        <w:t xml:space="preserve"> illetve 192.168.1.32 /27 es </w:t>
       </w:r>
       <w:r>
         <w:t>hálózatból</w:t>
       </w:r>
       <w:r>
-        <w:t xml:space="preserve"> kap ip </w:t>
+        <w:t xml:space="preserve"> kap </w:t>
+      </w:r>
+      <w:proofErr w:type="spellStart"/>
+      <w:r>
+        <w:t>ip</w:t>
+      </w:r>
+      <w:proofErr w:type="spellEnd"/>
+      <w:r>
+        <w:t xml:space="preserve"> </w:t>
       </w:r>
       <w:r>
         <w:t>címet</w:t>
@@ -311,13 +476,37 @@
         <w:t>igazgatósági</w:t>
       </w:r>
       <w:r>
-        <w:t xml:space="preserve"> iroda az 192.168.1.64  /28 as </w:t>
+        <w:t xml:space="preserve"> iroda az </w:t>
+      </w:r>
+      <w:proofErr w:type="gramStart"/>
+      <w:r>
+        <w:t>192.168.1.64  /</w:t>
+      </w:r>
+      <w:proofErr w:type="gramEnd"/>
+      <w:r>
+        <w:t xml:space="preserve">28 </w:t>
+      </w:r>
+      <w:proofErr w:type="spellStart"/>
+      <w:r>
+        <w:t>as</w:t>
+      </w:r>
+      <w:proofErr w:type="spellEnd"/>
+      <w:r>
+        <w:t xml:space="preserve"> </w:t>
       </w:r>
       <w:r>
         <w:t>hálózatból</w:t>
       </w:r>
       <w:r>
-        <w:t xml:space="preserve"> kapjak az ip </w:t>
+        <w:t xml:space="preserve"> kapjak az </w:t>
+      </w:r>
+      <w:proofErr w:type="spellStart"/>
+      <w:r>
+        <w:t>ip</w:t>
+      </w:r>
+      <w:proofErr w:type="spellEnd"/>
+      <w:r>
+        <w:t xml:space="preserve"> </w:t>
       </w:r>
       <w:r>
         <w:t>címeket</w:t>
@@ -332,19 +521,59 @@
         </w:numPr>
       </w:pPr>
       <w:r>
-        <w:t xml:space="preserve">A Debreceni telephely 192.168.2.0 /26 os </w:t>
+        <w:t xml:space="preserve">A Debreceni telephely 192.168.2.0 /26 </w:t>
+      </w:r>
+      <w:proofErr w:type="spellStart"/>
+      <w:r>
+        <w:t>os</w:t>
+      </w:r>
+      <w:proofErr w:type="spellEnd"/>
+      <w:r>
+        <w:t xml:space="preserve"> </w:t>
       </w:r>
       <w:r>
         <w:t>hálózatból</w:t>
       </w:r>
       <w:r>
-        <w:t xml:space="preserve"> kapjak az ip </w:t>
+        <w:t xml:space="preserve"> kapjak az </w:t>
+      </w:r>
+      <w:proofErr w:type="spellStart"/>
+      <w:r>
+        <w:t>ip</w:t>
+      </w:r>
+      <w:proofErr w:type="spellEnd"/>
+      <w:r>
+        <w:t xml:space="preserve"> </w:t>
       </w:r>
       <w:r>
         <w:t>címet</w:t>
       </w:r>
       <w:r>
-        <w:t xml:space="preserve"> ehhez a telephelyhez csatlakozik meg egy wireless router ami a 192.168.100.0 /28 as </w:t>
+        <w:t xml:space="preserve"> ehhez a telephelyhez csatlakozik meg egy </w:t>
+      </w:r>
+      <w:proofErr w:type="spellStart"/>
+      <w:r>
+        <w:t>wireless</w:t>
+      </w:r>
+      <w:proofErr w:type="spellEnd"/>
+      <w:r>
+        <w:t xml:space="preserve"> </w:t>
+      </w:r>
+      <w:proofErr w:type="gramStart"/>
+      <w:r>
+        <w:t>router</w:t>
+      </w:r>
+      <w:proofErr w:type="gramEnd"/>
+      <w:r>
+        <w:t xml:space="preserve"> ami a 192.168.100.0 /28 </w:t>
+      </w:r>
+      <w:proofErr w:type="spellStart"/>
+      <w:r>
+        <w:t>as</w:t>
+      </w:r>
+      <w:proofErr w:type="spellEnd"/>
+      <w:r>
+        <w:t xml:space="preserve"> </w:t>
       </w:r>
       <w:r>
         <w:t>hálózati</w:t>
@@ -362,7 +591,15 @@
         <w:t>keresztül</w:t>
       </w:r>
       <w:r>
-        <w:t xml:space="preserve"> osztja az ip </w:t>
+        <w:t xml:space="preserve"> osztja az </w:t>
+      </w:r>
+      <w:proofErr w:type="spellStart"/>
+      <w:r>
+        <w:t>ip</w:t>
+      </w:r>
+      <w:proofErr w:type="spellEnd"/>
+      <w:r>
+        <w:t xml:space="preserve"> </w:t>
       </w:r>
       <w:r>
         <w:t>címet</w:t>
@@ -448,7 +685,23 @@
         <w:t>cél</w:t>
       </w:r>
       <w:r>
-        <w:t xml:space="preserve"> a dual stack </w:t>
+        <w:t xml:space="preserve"> a </w:t>
+      </w:r>
+      <w:proofErr w:type="spellStart"/>
+      <w:r>
+        <w:t>dual</w:t>
+      </w:r>
+      <w:proofErr w:type="spellEnd"/>
+      <w:r>
+        <w:t xml:space="preserve"> </w:t>
+      </w:r>
+      <w:proofErr w:type="spellStart"/>
+      <w:r>
+        <w:t>stack</w:t>
+      </w:r>
+      <w:proofErr w:type="spellEnd"/>
+      <w:r>
+        <w:t xml:space="preserve"> </w:t>
       </w:r>
       <w:r>
         <w:t>hálózat</w:t>
@@ -484,7 +737,15 @@
         <w:t>eszközök</w:t>
       </w:r>
       <w:r>
-        <w:t xml:space="preserve"> dhcpv6 on </w:t>
+        <w:t xml:space="preserve"> dhcpv6 </w:t>
+      </w:r>
+      <w:proofErr w:type="spellStart"/>
+      <w:r>
+        <w:t>on</w:t>
+      </w:r>
+      <w:proofErr w:type="spellEnd"/>
+      <w:r>
+        <w:t xml:space="preserve"> </w:t>
       </w:r>
       <w:r>
         <w:t>keresztül</w:t>
@@ -520,7 +781,23 @@
         <w:t>kaptak,</w:t>
       </w:r>
       <w:r>
-        <w:t xml:space="preserve"> illetve a 2001:db8:ffff:x::/126</w:t>
+        <w:t xml:space="preserve"> illetve a 2001:db</w:t>
+      </w:r>
+      <w:proofErr w:type="gramStart"/>
+      <w:r>
+        <w:t>8:ffff</w:t>
+      </w:r>
+      <w:proofErr w:type="gramEnd"/>
+      <w:r>
+        <w:t>:</w:t>
+      </w:r>
+      <w:proofErr w:type="gramStart"/>
+      <w:r>
+        <w:t>x::/</w:t>
+      </w:r>
+      <w:proofErr w:type="gramEnd"/>
+      <w:r>
+        <w:t>126</w:t>
       </w:r>
       <w:r>
         <w:t>-</w:t>
@@ -532,7 +809,15 @@
         <w:t>hálózatból</w:t>
       </w:r>
       <w:r>
-        <w:t xml:space="preserve"> kaptak ip </w:t>
+        <w:t xml:space="preserve"> kaptak </w:t>
+      </w:r>
+      <w:proofErr w:type="spellStart"/>
+      <w:r>
+        <w:t>ip</w:t>
+      </w:r>
+      <w:proofErr w:type="spellEnd"/>
+      <w:r>
+        <w:t xml:space="preserve"> </w:t>
       </w:r>
       <w:r>
         <w:t>címet</w:t>
@@ -550,7 +835,31 @@
         <w:t>-</w:t>
       </w:r>
       <w:r>
-        <w:t xml:space="preserve">nel itt is peer to peer kapcsolat van a routerek </w:t>
+        <w:t xml:space="preserve">nel itt is </w:t>
+      </w:r>
+      <w:proofErr w:type="spellStart"/>
+      <w:r>
+        <w:t>peer</w:t>
+      </w:r>
+      <w:proofErr w:type="spellEnd"/>
+      <w:r>
+        <w:t xml:space="preserve"> </w:t>
+      </w:r>
+      <w:proofErr w:type="spellStart"/>
+      <w:r>
+        <w:t>to</w:t>
+      </w:r>
+      <w:proofErr w:type="spellEnd"/>
+      <w:r>
+        <w:t xml:space="preserve"> </w:t>
+      </w:r>
+      <w:proofErr w:type="spellStart"/>
+      <w:r>
+        <w:t>peer</w:t>
+      </w:r>
+      <w:proofErr w:type="spellEnd"/>
+      <w:r>
+        <w:t xml:space="preserve"> kapcsolat van a routerek </w:t>
       </w:r>
       <w:r>
         <w:t>között</w:t>
@@ -583,7 +892,31 @@
         <w:t>felső</w:t>
       </w:r>
       <w:r>
-        <w:t xml:space="preserve"> szintje 2001:db8:acad:20::/64 illetve 2001:db8:acad::10/64 es ipv6 </w:t>
+        <w:t xml:space="preserve"> szintje 2001:db</w:t>
+      </w:r>
+      <w:proofErr w:type="gramStart"/>
+      <w:r>
+        <w:t>8:acad</w:t>
+      </w:r>
+      <w:proofErr w:type="gramEnd"/>
+      <w:r>
+        <w:t>:</w:t>
+      </w:r>
+      <w:proofErr w:type="gramStart"/>
+      <w:r>
+        <w:t>20::/64</w:t>
+      </w:r>
+      <w:proofErr w:type="gramEnd"/>
+      <w:r>
+        <w:t xml:space="preserve"> illetve 2001:db</w:t>
+      </w:r>
+      <w:proofErr w:type="gramStart"/>
+      <w:r>
+        <w:t>8:acad::</w:t>
+      </w:r>
+      <w:proofErr w:type="gramEnd"/>
+      <w:r>
+        <w:t xml:space="preserve">10/64 es ipv6 </w:t>
       </w:r>
       <w:r>
         <w:t>hálózati</w:t>
@@ -622,7 +955,23 @@
         <w:t>irodája</w:t>
       </w:r>
       <w:r>
-        <w:t xml:space="preserve"> 2001:db8:acad:30::/64 es </w:t>
+        <w:t xml:space="preserve"> 2001:db</w:t>
+      </w:r>
+      <w:proofErr w:type="gramStart"/>
+      <w:r>
+        <w:t>8:acad</w:t>
+      </w:r>
+      <w:proofErr w:type="gramEnd"/>
+      <w:r>
+        <w:t>:</w:t>
+      </w:r>
+      <w:proofErr w:type="gramStart"/>
+      <w:r>
+        <w:t>30::/</w:t>
+      </w:r>
+      <w:proofErr w:type="gramEnd"/>
+      <w:r>
+        <w:t xml:space="preserve">64 es </w:t>
       </w:r>
       <w:r>
         <w:t>hálózati</w:t>
@@ -646,7 +995,23 @@
         </w:numPr>
       </w:pPr>
       <w:r>
-        <w:t xml:space="preserve">A Debreceni telephely pedig a 2001:db8:acad:40::/64 es </w:t>
+        <w:t>A Debreceni telephely pedig a 2001:db</w:t>
+      </w:r>
+      <w:proofErr w:type="gramStart"/>
+      <w:r>
+        <w:t>8:acad</w:t>
+      </w:r>
+      <w:proofErr w:type="gramEnd"/>
+      <w:r>
+        <w:t>:</w:t>
+      </w:r>
+      <w:proofErr w:type="gramStart"/>
+      <w:r>
+        <w:t>40::/</w:t>
+      </w:r>
+      <w:proofErr w:type="gramEnd"/>
+      <w:r>
+        <w:t xml:space="preserve">64 es </w:t>
       </w:r>
       <w:r>
         <w:t>hálózati</w:t>
@@ -673,7 +1038,15 @@
         </w:numPr>
       </w:pPr>
       <w:r>
-        <w:t xml:space="preserve">VLAN-okat is kiosztottuk a </w:t>
+        <w:t>VLAN-</w:t>
+      </w:r>
+      <w:proofErr w:type="spellStart"/>
+      <w:r>
+        <w:t>okat</w:t>
+      </w:r>
+      <w:proofErr w:type="spellEnd"/>
+      <w:r>
+        <w:t xml:space="preserve"> is kiosztottuk a </w:t>
       </w:r>
       <w:r>
         <w:t>következők</w:t>
@@ -766,8 +1139,13 @@
         </w:numPr>
       </w:pPr>
       <w:r>
-        <w:t>VLAN 100 VoIP</w:t>
-      </w:r>
+        <w:t xml:space="preserve">VLAN 100 </w:t>
+      </w:r>
+      <w:proofErr w:type="spellStart"/>
+      <w:r>
+        <w:t>VoIP</w:t>
+      </w:r>
+      <w:proofErr w:type="spellEnd"/>
     </w:p>
     <w:p>
       <w:pPr>
@@ -881,7 +1259,15 @@
         <w:t>konfigurálni</w:t>
       </w:r>
       <w:r>
-        <w:t xml:space="preserve"> akartuk a switcheket. </w:t>
+        <w:t xml:space="preserve"> akartuk a </w:t>
+      </w:r>
+      <w:proofErr w:type="spellStart"/>
+      <w:r>
+        <w:t>switcheket</w:t>
+      </w:r>
+      <w:proofErr w:type="spellEnd"/>
+      <w:r>
+        <w:t xml:space="preserve">. </w:t>
       </w:r>
       <w:r>
         <w:t>R</w:t>
@@ -899,7 +1285,15 @@
         <w:t>állítottunk</w:t>
       </w:r>
       <w:r>
-        <w:t xml:space="preserve"> be ip </w:t>
+        <w:t xml:space="preserve"> be </w:t>
+      </w:r>
+      <w:proofErr w:type="spellStart"/>
+      <w:r>
+        <w:t>ip</w:t>
+      </w:r>
+      <w:proofErr w:type="spellEnd"/>
+      <w:r>
+        <w:t xml:space="preserve"> </w:t>
       </w:r>
       <w:r>
         <w:t>címeket</w:t>
@@ -926,7 +1320,23 @@
         </w:numPr>
       </w:pPr>
       <w:r>
-        <w:t xml:space="preserve">a switchek megkaptak a VLAN-okat STP </w:t>
+        <w:t xml:space="preserve">a </w:t>
+      </w:r>
+      <w:proofErr w:type="spellStart"/>
+      <w:r>
+        <w:t>switchek</w:t>
+      </w:r>
+      <w:proofErr w:type="spellEnd"/>
+      <w:r>
+        <w:t xml:space="preserve"> megkaptak a VLAN-</w:t>
+      </w:r>
+      <w:proofErr w:type="spellStart"/>
+      <w:r>
+        <w:t>okat</w:t>
+      </w:r>
+      <w:proofErr w:type="spellEnd"/>
+      <w:r>
+        <w:t xml:space="preserve"> STP </w:t>
       </w:r>
       <w:r>
         <w:t>konfigurációja</w:t>
@@ -950,7 +1360,39 @@
         <w:t>rész</w:t>
       </w:r>
       <w:r>
-        <w:t xml:space="preserve"> a vlan 10 et kapta meg allowed vlan-kent a </w:t>
+        <w:t xml:space="preserve"> a </w:t>
+      </w:r>
+      <w:proofErr w:type="spellStart"/>
+      <w:r>
+        <w:t>vlan</w:t>
+      </w:r>
+      <w:proofErr w:type="spellEnd"/>
+      <w:r>
+        <w:t xml:space="preserve"> 10 </w:t>
+      </w:r>
+      <w:proofErr w:type="spellStart"/>
+      <w:r>
+        <w:t>et</w:t>
+      </w:r>
+      <w:proofErr w:type="spellEnd"/>
+      <w:r>
+        <w:t xml:space="preserve"> kapta meg </w:t>
+      </w:r>
+      <w:proofErr w:type="spellStart"/>
+      <w:r>
+        <w:t>allowed</w:t>
+      </w:r>
+      <w:proofErr w:type="spellEnd"/>
+      <w:r>
+        <w:t xml:space="preserve"> </w:t>
+      </w:r>
+      <w:proofErr w:type="spellStart"/>
+      <w:r>
+        <w:t>vlan</w:t>
+      </w:r>
+      <w:proofErr w:type="spellEnd"/>
+      <w:r>
+        <w:t xml:space="preserve">-kent a </w:t>
       </w:r>
       <w:r>
         <w:t>felső</w:t>
@@ -962,7 +1404,57 @@
         <w:t>rész</w:t>
       </w:r>
       <w:r>
-        <w:t xml:space="preserve"> a 20 as vlant a switchek pedig a 10,20,30,40,100 as vlant hogy tudjak kezelni mindegyik vlant </w:t>
+        <w:t xml:space="preserve"> a 20 </w:t>
+      </w:r>
+      <w:proofErr w:type="spellStart"/>
+      <w:r>
+        <w:t>as</w:t>
+      </w:r>
+      <w:proofErr w:type="spellEnd"/>
+      <w:r>
+        <w:t xml:space="preserve"> </w:t>
+      </w:r>
+      <w:proofErr w:type="spellStart"/>
+      <w:r>
+        <w:t>vlant</w:t>
+      </w:r>
+      <w:proofErr w:type="spellEnd"/>
+      <w:r>
+        <w:t xml:space="preserve"> a </w:t>
+      </w:r>
+      <w:proofErr w:type="spellStart"/>
+      <w:r>
+        <w:t>switchek</w:t>
+      </w:r>
+      <w:proofErr w:type="spellEnd"/>
+      <w:r>
+        <w:t xml:space="preserve"> pedig a 10,20,30,40,100 </w:t>
+      </w:r>
+      <w:proofErr w:type="spellStart"/>
+      <w:r>
+        <w:t>as</w:t>
+      </w:r>
+      <w:proofErr w:type="spellEnd"/>
+      <w:r>
+        <w:t xml:space="preserve"> </w:t>
+      </w:r>
+      <w:proofErr w:type="spellStart"/>
+      <w:proofErr w:type="gramStart"/>
+      <w:r>
+        <w:t>vlant</w:t>
+      </w:r>
+      <w:proofErr w:type="spellEnd"/>
+      <w:proofErr w:type="gramEnd"/>
+      <w:r>
+        <w:t xml:space="preserve"> hogy tudjak kezelni mindegyik </w:t>
+      </w:r>
+      <w:proofErr w:type="spellStart"/>
+      <w:r>
+        <w:t>vlant</w:t>
+      </w:r>
+      <w:proofErr w:type="spellEnd"/>
+      <w:r>
+        <w:t xml:space="preserve"> </w:t>
       </w:r>
     </w:p>
     <w:p>
@@ -978,8 +1470,17 @@
           <w:sz w:val="56"/>
           <w:szCs w:val="56"/>
         </w:rPr>
-        <w:t>03.04 Etherchannel</w:t>
-      </w:r>
+        <w:t xml:space="preserve">03.04 </w:t>
+      </w:r>
+      <w:proofErr w:type="spellStart"/>
+      <w:r>
+        <w:rPr>
+          <w:sz w:val="56"/>
+          <w:szCs w:val="56"/>
+        </w:rPr>
+        <w:t>Etherchannel</w:t>
+      </w:r>
+      <w:proofErr w:type="spellEnd"/>
     </w:p>
     <w:p>
       <w:pPr>
@@ -996,13 +1497,29 @@
         <w:t>topológiában</w:t>
       </w:r>
       <w:r>
-        <w:t xml:space="preserve"> bal oldali switchekre </w:t>
+        <w:t xml:space="preserve"> bal oldali </w:t>
+      </w:r>
+      <w:proofErr w:type="spellStart"/>
+      <w:r>
+        <w:t>switchekre</w:t>
+      </w:r>
+      <w:proofErr w:type="spellEnd"/>
+      <w:r>
+        <w:t xml:space="preserve"> </w:t>
       </w:r>
       <w:r>
         <w:t>beállítottuk</w:t>
       </w:r>
       <w:r>
-        <w:t xml:space="preserve"> az Etherchannelt.</w:t>
+        <w:t xml:space="preserve"> az </w:t>
+      </w:r>
+      <w:proofErr w:type="spellStart"/>
+      <w:r>
+        <w:t>Etherchannelt</w:t>
+      </w:r>
+      <w:proofErr w:type="spellEnd"/>
+      <w:r>
+        <w:t>.</w:t>
       </w:r>
     </w:p>
     <w:p>
@@ -1053,7 +1570,23 @@
         <w:t>két</w:t>
       </w:r>
       <w:r>
-        <w:t xml:space="preserve"> oldalso switch </w:t>
+        <w:t xml:space="preserve"> </w:t>
+      </w:r>
+      <w:proofErr w:type="spellStart"/>
+      <w:r>
+        <w:t>oldalso</w:t>
+      </w:r>
+      <w:proofErr w:type="spellEnd"/>
+      <w:r>
+        <w:t xml:space="preserve"> </w:t>
+      </w:r>
+      <w:proofErr w:type="spellStart"/>
+      <w:r>
+        <w:t>switch</w:t>
+      </w:r>
+      <w:proofErr w:type="spellEnd"/>
+      <w:r>
+        <w:t xml:space="preserve"> </w:t>
       </w:r>
       <w:r>
         <w:t>továbbra</w:t>
@@ -1065,13 +1598,37 @@
         <w:t>saját</w:t>
       </w:r>
       <w:r>
-        <w:t xml:space="preserve"> vlanjait </w:t>
+        <w:t xml:space="preserve"> </w:t>
+      </w:r>
+      <w:proofErr w:type="spellStart"/>
+      <w:r>
+        <w:t>vlanjait</w:t>
+      </w:r>
+      <w:proofErr w:type="spellEnd"/>
+      <w:r>
+        <w:t xml:space="preserve"> </w:t>
       </w:r>
       <w:r>
         <w:t>továbbítja</w:t>
       </w:r>
       <w:r>
-        <w:t xml:space="preserve"> viszont a switchek mindegyik vlant latjak.</w:t>
+        <w:t xml:space="preserve"> viszont a </w:t>
+      </w:r>
+      <w:proofErr w:type="spellStart"/>
+      <w:r>
+        <w:t>switchek</w:t>
+      </w:r>
+      <w:proofErr w:type="spellEnd"/>
+      <w:r>
+        <w:t xml:space="preserve"> mindegyik </w:t>
+      </w:r>
+      <w:proofErr w:type="spellStart"/>
+      <w:r>
+        <w:t>vlant</w:t>
+      </w:r>
+      <w:proofErr w:type="spellEnd"/>
+      <w:r>
+        <w:t xml:space="preserve"> latjak.</w:t>
       </w:r>
     </w:p>
     <w:p>
@@ -1118,13 +1675,37 @@
         <w:t>beállítani</w:t>
       </w:r>
       <w:r>
-        <w:t xml:space="preserve"> a dhcpv4</w:t>
+        <w:t xml:space="preserve"> a </w:t>
+      </w:r>
+      <w:proofErr w:type="gramStart"/>
+      <w:r>
+        <w:t>dhcpv4</w:t>
       </w:r>
       <w:r>
         <w:t>-</w:t>
       </w:r>
       <w:r>
-        <w:t xml:space="preserve">et illetve az alapkonfigot is Balint az alapkonfigot kezdte el </w:t>
+        <w:t>et</w:t>
+      </w:r>
+      <w:proofErr w:type="gramEnd"/>
+      <w:r>
+        <w:t xml:space="preserve"> illetve az </w:t>
+      </w:r>
+      <w:proofErr w:type="spellStart"/>
+      <w:r>
+        <w:t>alapkonfigot</w:t>
+      </w:r>
+      <w:proofErr w:type="spellEnd"/>
+      <w:r>
+        <w:t xml:space="preserve"> is Balint az </w:t>
+      </w:r>
+      <w:proofErr w:type="spellStart"/>
+      <w:r>
+        <w:t>alapkonfigot</w:t>
+      </w:r>
+      <w:proofErr w:type="spellEnd"/>
+      <w:r>
+        <w:t xml:space="preserve"> kezdte el </w:t>
       </w:r>
       <w:r>
         <w:t>csinálni</w:t>
@@ -1165,8 +1746,15 @@
       <w:r>
         <w:t xml:space="preserve"> a </w:t>
       </w:r>
-      <w:r>
-        <w:t xml:space="preserve">switchek </w:t>
+      <w:proofErr w:type="spellStart"/>
+      <w:proofErr w:type="gramStart"/>
+      <w:r>
+        <w:t>switchek</w:t>
+      </w:r>
+      <w:proofErr w:type="spellEnd"/>
+      <w:proofErr w:type="gramEnd"/>
+      <w:r>
+        <w:t xml:space="preserve"> </w:t>
       </w:r>
       <w:r>
         <w:t xml:space="preserve">illetve a router </w:t>
@@ -1181,7 +1769,15 @@
         <w:t>megcsináljuk</w:t>
       </w:r>
       <w:r>
-        <w:t xml:space="preserve"> hiszen ez is az alapkonfig </w:t>
+        <w:t xml:space="preserve"> hiszen ez is az </w:t>
+      </w:r>
+      <w:proofErr w:type="spellStart"/>
+      <w:r>
+        <w:t>alapkonfig</w:t>
+      </w:r>
+      <w:proofErr w:type="spellEnd"/>
+      <w:r>
+        <w:t xml:space="preserve"> </w:t>
       </w:r>
       <w:r>
         <w:t>részéhez</w:t>
@@ -1198,8 +1794,13 @@
           <w:numId w:val="5"/>
         </w:numPr>
       </w:pPr>
-      <w:r>
-        <w:t xml:space="preserve">a </w:t>
+      <w:proofErr w:type="gramStart"/>
+      <w:r>
+        <w:t>a</w:t>
+      </w:r>
+      <w:proofErr w:type="gramEnd"/>
+      <w:r>
+        <w:t xml:space="preserve"> </w:t>
       </w:r>
       <w:r>
         <w:t>igazgatósági</w:t>
@@ -1244,7 +1845,15 @@
         </w:numPr>
       </w:pPr>
       <w:r>
-        <w:t xml:space="preserve">A router illetve </w:t>
+        <w:t xml:space="preserve">A </w:t>
+      </w:r>
+      <w:proofErr w:type="gramStart"/>
+      <w:r>
+        <w:t>router</w:t>
+      </w:r>
+      <w:proofErr w:type="gramEnd"/>
+      <w:r>
+        <w:t xml:space="preserve"> illetve </w:t>
       </w:r>
       <w:r>
         <w:t>ISP</w:t>
@@ -1286,7 +1895,23 @@
           <w:sz w:val="52"/>
           <w:szCs w:val="52"/>
         </w:rPr>
-        <w:t>03.08 Alapkonfig + DHCP befejezve</w:t>
+        <w:t xml:space="preserve">03.08 </w:t>
+      </w:r>
+      <w:proofErr w:type="spellStart"/>
+      <w:r>
+        <w:rPr>
+          <w:sz w:val="52"/>
+          <w:szCs w:val="52"/>
+        </w:rPr>
+        <w:t>Alapkonfig</w:t>
+      </w:r>
+      <w:proofErr w:type="spellEnd"/>
+      <w:r>
+        <w:rPr>
+          <w:sz w:val="52"/>
+          <w:szCs w:val="52"/>
+        </w:rPr>
+        <w:t xml:space="preserve"> + DHCP befejezve</w:t>
       </w:r>
     </w:p>
     <w:p>
@@ -1298,7 +1923,15 @@
         </w:numPr>
       </w:pPr>
       <w:r>
-        <w:t>A mai nap készítettük el a DHCPv4 illetve az alap konfigurációt</w:t>
+        <w:t xml:space="preserve">A mai nap készítettük el a </w:t>
+      </w:r>
+      <w:proofErr w:type="gramStart"/>
+      <w:r>
+        <w:t>DHCPv4</w:t>
+      </w:r>
+      <w:proofErr w:type="gramEnd"/>
+      <w:r>
+        <w:t xml:space="preserve"> illetve az alap konfigurációt</w:t>
       </w:r>
     </w:p>
     <w:p>
@@ -1310,7 +1943,23 @@
         </w:numPr>
       </w:pPr>
       <w:r>
-        <w:t>DHCPv4-nel mindegyik gép kap IP címet DHCP-n keresztül, a szerver, nyomtató, IP telefonok manuálisan fogják kapni az IP címet. Azokat az IP címeket az excluded address paranccsal kizártuk a kiosztható DHCP címek között</w:t>
+        <w:t xml:space="preserve">DHCPv4-nel mindegyik gép kap IP címet DHCP-n keresztül, a szerver, nyomtató, IP telefonok manuálisan fogják kapni az IP címet. Azokat az IP címeket az </w:t>
+      </w:r>
+      <w:proofErr w:type="spellStart"/>
+      <w:r>
+        <w:t>excluded</w:t>
+      </w:r>
+      <w:proofErr w:type="spellEnd"/>
+      <w:r>
+        <w:t xml:space="preserve"> </w:t>
+      </w:r>
+      <w:proofErr w:type="spellStart"/>
+      <w:r>
+        <w:t>address</w:t>
+      </w:r>
+      <w:proofErr w:type="spellEnd"/>
+      <w:r>
+        <w:t xml:space="preserve"> paranccsal kizártuk a kiosztható DHCP címek között</w:t>
       </w:r>
     </w:p>
     <w:p>
@@ -1322,7 +1971,31 @@
         </w:numPr>
       </w:pPr>
       <w:r>
-        <w:t>egyedül a igazgatósági iroda nem kap meg IP címet mivel egy tűzfal választja el azt a hálózatot úgy hogy majd később ha konfiguráltuk a tűzfalat csak akkor fognak tudni kapni DHCPv4 es címet</w:t>
+        <w:t xml:space="preserve">egyedül </w:t>
+      </w:r>
+      <w:proofErr w:type="gramStart"/>
+      <w:r>
+        <w:t>a</w:t>
+      </w:r>
+      <w:proofErr w:type="gramEnd"/>
+      <w:r>
+        <w:t xml:space="preserve"> igazgatósági iroda nem kap meg IP címet mivel egy tűzfal választja el azt a hálózatot </w:t>
+      </w:r>
+      <w:proofErr w:type="gramStart"/>
+      <w:r>
+        <w:t>úgy</w:t>
+      </w:r>
+      <w:proofErr w:type="gramEnd"/>
+      <w:r>
+        <w:t xml:space="preserve"> hogy majd </w:t>
+      </w:r>
+      <w:proofErr w:type="gramStart"/>
+      <w:r>
+        <w:t>később</w:t>
+      </w:r>
+      <w:proofErr w:type="gramEnd"/>
+      <w:r>
+        <w:t xml:space="preserve"> ha konfiguráltuk a tűzfalat csak akkor fognak tudni kapni DHCPv4 es címet</w:t>
       </w:r>
     </w:p>
     <w:p>
@@ -1334,7 +2007,15 @@
         </w:numPr>
       </w:pPr>
       <w:r>
-        <w:t>Az alapkonfigot Balint csinálta meg, a jelszavak közös megegyezés alapján lettek kitalálva direkt bonyolultak a jó hálózat vedelem biztosításának érdekében</w:t>
+        <w:t xml:space="preserve">Az </w:t>
+      </w:r>
+      <w:proofErr w:type="spellStart"/>
+      <w:r>
+        <w:t>alapkonfigot</w:t>
+      </w:r>
+      <w:proofErr w:type="spellEnd"/>
+      <w:r>
+        <w:t xml:space="preserve"> Balint csinálta meg, a jelszavak közös megegyezés alapján lettek kitalálva direkt bonyolultak a jó hálózat vedelem biztosításának érdekében</w:t>
       </w:r>
     </w:p>
     <w:p>
@@ -1354,9 +2035,11 @@
       <w:r>
         <w:t xml:space="preserve"> </w:t>
       </w:r>
+      <w:proofErr w:type="gramStart"/>
       <w:r>
         <w:t>titkosítottunk</w:t>
       </w:r>
+      <w:proofErr w:type="gramEnd"/>
       <w:r>
         <w:t xml:space="preserve"> illetve meg nem </w:t>
       </w:r>
@@ -1364,7 +2047,15 @@
         <w:t>állítottuk</w:t>
       </w:r>
       <w:r>
-        <w:t xml:space="preserve"> be a ssh-n </w:t>
+        <w:t xml:space="preserve"> be a </w:t>
+      </w:r>
+      <w:proofErr w:type="spellStart"/>
+      <w:r>
+        <w:t>ssh</w:t>
+      </w:r>
+      <w:proofErr w:type="spellEnd"/>
+      <w:r>
+        <w:t xml:space="preserve">-n </w:t>
       </w:r>
       <w:r>
         <w:t>keresztüli</w:t>
@@ -1446,8 +2137,13 @@
           <w:numId w:val="9"/>
         </w:numPr>
       </w:pPr>
-      <w:r>
-        <w:t>Célja hogy ha egyik router nem aktív akkor a másik router átvegye az irányítást</w:t>
+      <w:proofErr w:type="gramStart"/>
+      <w:r>
+        <w:t>Célja</w:t>
+      </w:r>
+      <w:proofErr w:type="gramEnd"/>
+      <w:r>
+        <w:t xml:space="preserve"> hogy ha egyik router nem aktív akkor a másik router átvegye az irányítást</w:t>
       </w:r>
     </w:p>
     <w:p>
@@ -1471,7 +2167,15 @@
         </w:numPr>
       </w:pPr>
       <w:r>
-        <w:t>A BP-RT lett az aktív router a BP-RT2 pedig a standby router mivel a BP-RT kapta az első címeket a BP-RT2 pedig a hálózatból a második IP címet</w:t>
+        <w:t xml:space="preserve">A BP-RT lett az aktív router a BP-RT2 pedig a </w:t>
+      </w:r>
+      <w:proofErr w:type="spellStart"/>
+      <w:r>
+        <w:t>standby</w:t>
+      </w:r>
+      <w:proofErr w:type="spellEnd"/>
+      <w:r>
+        <w:t xml:space="preserve"> router mivel a BP-RT kapta az első címeket a BP-RT2 pedig a hálózatból a második IP címet</w:t>
       </w:r>
     </w:p>
     <w:p>
@@ -1482,8 +2186,21 @@
           <w:numId w:val="9"/>
         </w:numPr>
       </w:pPr>
-      <w:r>
-        <w:t>standby IP-nek a hálózat utolsó kiosztható IP címet adtuk meg míg a ipv6-ban autoconfig-on keresztül kapnak IP címet</w:t>
+      <w:proofErr w:type="spellStart"/>
+      <w:r>
+        <w:t>standby</w:t>
+      </w:r>
+      <w:proofErr w:type="spellEnd"/>
+      <w:r>
+        <w:t xml:space="preserve"> IP-nek a hálózat utolsó kiosztható IP címet adtuk meg míg a ipv6-ban </w:t>
+      </w:r>
+      <w:proofErr w:type="spellStart"/>
+      <w:r>
+        <w:t>autoconfig-on</w:t>
+      </w:r>
+      <w:proofErr w:type="spellEnd"/>
+      <w:r>
+        <w:t xml:space="preserve"> keresztül kapnak IP címet</w:t>
       </w:r>
     </w:p>
     <w:p/>
@@ -1513,8 +2230,71 @@
         </w:numPr>
       </w:pPr>
       <w:r>
-        <w:t>DHCPv6 ot felkonfiguraltuk az osszes lan dhcp illetve dhpv6 on keresztul tud kommunikalni</w:t>
-      </w:r>
+        <w:t xml:space="preserve">DHCPv6 </w:t>
+      </w:r>
+      <w:proofErr w:type="spellStart"/>
+      <w:r>
+        <w:t>ot</w:t>
+      </w:r>
+      <w:proofErr w:type="spellEnd"/>
+      <w:r>
+        <w:t xml:space="preserve"> </w:t>
+      </w:r>
+      <w:proofErr w:type="spellStart"/>
+      <w:r>
+        <w:t>felkonfiguraltuk</w:t>
+      </w:r>
+      <w:proofErr w:type="spellEnd"/>
+      <w:r>
+        <w:t xml:space="preserve"> az </w:t>
+      </w:r>
+      <w:proofErr w:type="spellStart"/>
+      <w:r>
+        <w:t>osszes</w:t>
+      </w:r>
+      <w:proofErr w:type="spellEnd"/>
+      <w:r>
+        <w:t xml:space="preserve"> </w:t>
+      </w:r>
+      <w:proofErr w:type="spellStart"/>
+      <w:r>
+        <w:t>lan</w:t>
+      </w:r>
+      <w:proofErr w:type="spellEnd"/>
+      <w:r>
+        <w:t xml:space="preserve"> </w:t>
+      </w:r>
+      <w:proofErr w:type="spellStart"/>
+      <w:proofErr w:type="gramStart"/>
+      <w:r>
+        <w:t>dhcp</w:t>
+      </w:r>
+      <w:proofErr w:type="spellEnd"/>
+      <w:proofErr w:type="gramEnd"/>
+      <w:r>
+        <w:t xml:space="preserve"> illetve dhpv6 </w:t>
+      </w:r>
+      <w:proofErr w:type="spellStart"/>
+      <w:r>
+        <w:t>on</w:t>
+      </w:r>
+      <w:proofErr w:type="spellEnd"/>
+      <w:r>
+        <w:t xml:space="preserve"> </w:t>
+      </w:r>
+      <w:proofErr w:type="spellStart"/>
+      <w:r>
+        <w:t>keresztul</w:t>
+      </w:r>
+      <w:proofErr w:type="spellEnd"/>
+      <w:r>
+        <w:t xml:space="preserve"> tud </w:t>
+      </w:r>
+      <w:proofErr w:type="spellStart"/>
+      <w:r>
+        <w:t>kommunikalni</w:t>
+      </w:r>
+      <w:proofErr w:type="spellEnd"/>
     </w:p>
     <w:p>
       <w:pPr>
@@ -1525,7 +2305,23 @@
         </w:numPr>
       </w:pPr>
       <w:r>
-        <w:t>a lanok kulon link localokat kaptak</w:t>
+        <w:t xml:space="preserve">a </w:t>
+      </w:r>
+      <w:proofErr w:type="spellStart"/>
+      <w:r>
+        <w:t>lanok</w:t>
+      </w:r>
+      <w:proofErr w:type="spellEnd"/>
+      <w:r>
+        <w:t xml:space="preserve"> </w:t>
+      </w:r>
+      <w:proofErr w:type="spellStart"/>
+      <w:r>
+        <w:t>kulon</w:t>
+      </w:r>
+      <w:proofErr w:type="spellEnd"/>
+      <w:r>
+        <w:t xml:space="preserve"> link localokat kaptak</w:t>
       </w:r>
     </w:p>
     <w:p>
@@ -1537,7 +2333,71 @@
         </w:numPr>
       </w:pPr>
       <w:r>
-        <w:t>HSRPv2 nem lett ra allitva mivel az is ad egy kulon link localt es ipv6 cimzesekor csak hibaba utkoztunk mert hsrpv2 a kezzel bekonfiguralt link local zavart okozott</w:t>
+        <w:t xml:space="preserve">HSRPv2 nem lett </w:t>
+      </w:r>
+      <w:proofErr w:type="spellStart"/>
+      <w:r>
+        <w:t>ra</w:t>
+      </w:r>
+      <w:proofErr w:type="spellEnd"/>
+      <w:r>
+        <w:t xml:space="preserve"> </w:t>
+      </w:r>
+      <w:proofErr w:type="spellStart"/>
+      <w:r>
+        <w:t>allitva</w:t>
+      </w:r>
+      <w:proofErr w:type="spellEnd"/>
+      <w:r>
+        <w:t xml:space="preserve"> mivel az is ad egy </w:t>
+      </w:r>
+      <w:proofErr w:type="spellStart"/>
+      <w:r>
+        <w:t>kulon</w:t>
+      </w:r>
+      <w:proofErr w:type="spellEnd"/>
+      <w:r>
+        <w:t xml:space="preserve"> link localt es ipv6 </w:t>
+      </w:r>
+      <w:proofErr w:type="spellStart"/>
+      <w:r>
+        <w:t>cimzesekor</w:t>
+      </w:r>
+      <w:proofErr w:type="spellEnd"/>
+      <w:r>
+        <w:t xml:space="preserve"> csak </w:t>
+      </w:r>
+      <w:proofErr w:type="spellStart"/>
+      <w:r>
+        <w:t>hibaba</w:t>
+      </w:r>
+      <w:proofErr w:type="spellEnd"/>
+      <w:r>
+        <w:t xml:space="preserve"> </w:t>
+      </w:r>
+      <w:proofErr w:type="spellStart"/>
+      <w:r>
+        <w:t>utkoztunk</w:t>
+      </w:r>
+      <w:proofErr w:type="spellEnd"/>
+      <w:r>
+        <w:t xml:space="preserve"> mert hsrpv2 a </w:t>
+      </w:r>
+      <w:proofErr w:type="spellStart"/>
+      <w:r>
+        <w:t>kezzel</w:t>
+      </w:r>
+      <w:proofErr w:type="spellEnd"/>
+      <w:r>
+        <w:t xml:space="preserve"> </w:t>
+      </w:r>
+      <w:proofErr w:type="spellStart"/>
+      <w:r>
+        <w:t>bekonfiguralt</w:t>
+      </w:r>
+      <w:proofErr w:type="spellEnd"/>
+      <w:r>
+        <w:t xml:space="preserve"> link local zavart okozott</w:t>
       </w:r>
     </w:p>
     <w:p>
@@ -1549,7 +2409,57 @@
         </w:numPr>
       </w:pPr>
       <w:r>
-        <w:t>azonban kiderult hogy STP es Etherchannelt rosszul konfiguraltunk igy az is majd modositasra kerul lehetoleg holnapi vagy mai nap folyaman</w:t>
+        <w:t xml:space="preserve">azonban </w:t>
+      </w:r>
+      <w:proofErr w:type="spellStart"/>
+      <w:proofErr w:type="gramStart"/>
+      <w:r>
+        <w:t>kiderult</w:t>
+      </w:r>
+      <w:proofErr w:type="spellEnd"/>
+      <w:proofErr w:type="gramEnd"/>
+      <w:r>
+        <w:t xml:space="preserve"> hogy STP es </w:t>
+      </w:r>
+      <w:proofErr w:type="spellStart"/>
+      <w:r>
+        <w:t>Etherchannelt</w:t>
+      </w:r>
+      <w:proofErr w:type="spellEnd"/>
+      <w:r>
+        <w:t xml:space="preserve"> rosszul </w:t>
+      </w:r>
+      <w:proofErr w:type="spellStart"/>
+      <w:r>
+        <w:t>konfiguraltunk</w:t>
+      </w:r>
+      <w:proofErr w:type="spellEnd"/>
+      <w:r>
+        <w:t xml:space="preserve"> igy az is majd </w:t>
+      </w:r>
+      <w:proofErr w:type="spellStart"/>
+      <w:r>
+        <w:t>modositasra</w:t>
+      </w:r>
+      <w:proofErr w:type="spellEnd"/>
+      <w:r>
+        <w:t xml:space="preserve"> </w:t>
+      </w:r>
+      <w:proofErr w:type="spellStart"/>
+      <w:r>
+        <w:t>kerul</w:t>
+      </w:r>
+      <w:proofErr w:type="spellEnd"/>
+      <w:r>
+        <w:t xml:space="preserve"> </w:t>
+      </w:r>
+      <w:proofErr w:type="spellStart"/>
+      <w:r>
+        <w:t>lehetoleg</w:t>
+      </w:r>
+      <w:proofErr w:type="spellEnd"/>
+      <w:r>
+        <w:t xml:space="preserve"> holnapi vagy mai nap folyaman</w:t>
       </w:r>
     </w:p>
     <w:p/>
@@ -1566,8 +2476,33 @@
           <w:sz w:val="52"/>
           <w:szCs w:val="52"/>
         </w:rPr>
-        <w:t>03.12 STP Etherchannel javitas</w:t>
-      </w:r>
+        <w:t xml:space="preserve">03.12 STP </w:t>
+      </w:r>
+      <w:proofErr w:type="spellStart"/>
+      <w:r>
+        <w:rPr>
+          <w:sz w:val="52"/>
+          <w:szCs w:val="52"/>
+        </w:rPr>
+        <w:t>Etherchannel</w:t>
+      </w:r>
+      <w:proofErr w:type="spellEnd"/>
+      <w:r>
+        <w:rPr>
+          <w:sz w:val="52"/>
+          <w:szCs w:val="52"/>
+        </w:rPr>
+        <w:t xml:space="preserve"> </w:t>
+      </w:r>
+      <w:proofErr w:type="spellStart"/>
+      <w:r>
+        <w:rPr>
+          <w:sz w:val="52"/>
+          <w:szCs w:val="52"/>
+        </w:rPr>
+        <w:t>javitas</w:t>
+      </w:r>
+      <w:proofErr w:type="spellEnd"/>
     </w:p>
     <w:p>
       <w:pPr>
@@ -1578,7 +2513,127 @@
         </w:numPr>
       </w:pPr>
       <w:r>
-        <w:t>ahogyan elozo alkalommal leirtam rosszul konfiguralt stp etherchannelt kijavitottam azert voltak rosszul konfiguralva mivel topologiailag nem jott letre a vlan mivel minden switch a sajat lanjaba volt</w:t>
+        <w:t xml:space="preserve">ahogyan </w:t>
+      </w:r>
+      <w:proofErr w:type="spellStart"/>
+      <w:r>
+        <w:t>elozo</w:t>
+      </w:r>
+      <w:proofErr w:type="spellEnd"/>
+      <w:r>
+        <w:t xml:space="preserve"> alkalommal </w:t>
+      </w:r>
+      <w:proofErr w:type="spellStart"/>
+      <w:r>
+        <w:t>leirtam</w:t>
+      </w:r>
+      <w:proofErr w:type="spellEnd"/>
+      <w:r>
+        <w:t xml:space="preserve"> rosszul </w:t>
+      </w:r>
+      <w:proofErr w:type="spellStart"/>
+      <w:r>
+        <w:t>konfiguralt</w:t>
+      </w:r>
+      <w:proofErr w:type="spellEnd"/>
+      <w:r>
+        <w:t xml:space="preserve"> </w:t>
+      </w:r>
+      <w:proofErr w:type="spellStart"/>
+      <w:r>
+        <w:t>stp</w:t>
+      </w:r>
+      <w:proofErr w:type="spellEnd"/>
+      <w:r>
+        <w:t xml:space="preserve"> </w:t>
+      </w:r>
+      <w:proofErr w:type="spellStart"/>
+      <w:r>
+        <w:t>etherchannelt</w:t>
+      </w:r>
+      <w:proofErr w:type="spellEnd"/>
+      <w:r>
+        <w:t xml:space="preserve"> </w:t>
+      </w:r>
+      <w:proofErr w:type="spellStart"/>
+      <w:r>
+        <w:t>kijavitottam</w:t>
+      </w:r>
+      <w:proofErr w:type="spellEnd"/>
+      <w:r>
+        <w:t xml:space="preserve"> </w:t>
+      </w:r>
+      <w:proofErr w:type="spellStart"/>
+      <w:r>
+        <w:t>azert</w:t>
+      </w:r>
+      <w:proofErr w:type="spellEnd"/>
+      <w:r>
+        <w:t xml:space="preserve"> voltak rosszul </w:t>
+      </w:r>
+      <w:proofErr w:type="spellStart"/>
+      <w:r>
+        <w:t>konfiguralva</w:t>
+      </w:r>
+      <w:proofErr w:type="spellEnd"/>
+      <w:r>
+        <w:t xml:space="preserve"> mivel </w:t>
+      </w:r>
+      <w:proofErr w:type="spellStart"/>
+      <w:r>
+        <w:t>topologiailag</w:t>
+      </w:r>
+      <w:proofErr w:type="spellEnd"/>
+      <w:r>
+        <w:t xml:space="preserve"> nem </w:t>
+      </w:r>
+      <w:proofErr w:type="spellStart"/>
+      <w:r>
+        <w:t>jott</w:t>
+      </w:r>
+      <w:proofErr w:type="spellEnd"/>
+      <w:r>
+        <w:t xml:space="preserve"> </w:t>
+      </w:r>
+      <w:proofErr w:type="spellStart"/>
+      <w:r>
+        <w:t>letre</w:t>
+      </w:r>
+      <w:proofErr w:type="spellEnd"/>
+      <w:r>
+        <w:t xml:space="preserve"> a </w:t>
+      </w:r>
+      <w:proofErr w:type="spellStart"/>
+      <w:r>
+        <w:t>vlan</w:t>
+      </w:r>
+      <w:proofErr w:type="spellEnd"/>
+      <w:r>
+        <w:t xml:space="preserve"> mivel minden </w:t>
+      </w:r>
+      <w:proofErr w:type="spellStart"/>
+      <w:r>
+        <w:t>switch</w:t>
+      </w:r>
+      <w:proofErr w:type="spellEnd"/>
+      <w:r>
+        <w:t xml:space="preserve"> a </w:t>
+      </w:r>
+      <w:proofErr w:type="spellStart"/>
+      <w:r>
+        <w:t>sajat</w:t>
+      </w:r>
+      <w:proofErr w:type="spellEnd"/>
+      <w:r>
+        <w:t xml:space="preserve"> </w:t>
+      </w:r>
+      <w:proofErr w:type="spellStart"/>
+      <w:r>
+        <w:t>lanjaba</w:t>
+      </w:r>
+      <w:proofErr w:type="spellEnd"/>
+      <w:r>
+        <w:t xml:space="preserve"> volt</w:t>
       </w:r>
     </w:p>
     <w:p>
@@ -1589,9 +2644,149 @@
           <w:numId w:val="11"/>
         </w:numPr>
       </w:pPr>
-      <w:r>
-        <w:t>ujra konfiguraltam es jelenleg minden protokoll amit beallitottam mukodik, következo alkalommal a routingra fogunk rafekudni illetve elotte meg gyorsan kijavitom a routerek kozti ipv4 eket igy majd kesobb ujabb excel tablat kell ennek megfeleloen letrehozni</w:t>
-      </w:r>
+      <w:proofErr w:type="spellStart"/>
+      <w:r>
+        <w:t>ujra</w:t>
+      </w:r>
+      <w:proofErr w:type="spellEnd"/>
+      <w:r>
+        <w:t xml:space="preserve"> </w:t>
+      </w:r>
+      <w:proofErr w:type="spellStart"/>
+      <w:r>
+        <w:t>konfiguraltam</w:t>
+      </w:r>
+      <w:proofErr w:type="spellEnd"/>
+      <w:r>
+        <w:t xml:space="preserve"> es jelenleg minden </w:t>
+      </w:r>
+      <w:proofErr w:type="gramStart"/>
+      <w:r>
+        <w:t>protokoll</w:t>
+      </w:r>
+      <w:proofErr w:type="gramEnd"/>
+      <w:r>
+        <w:t xml:space="preserve"> amit </w:t>
+      </w:r>
+      <w:proofErr w:type="spellStart"/>
+      <w:r>
+        <w:t>beallitottam</w:t>
+      </w:r>
+      <w:proofErr w:type="spellEnd"/>
+      <w:r>
+        <w:t xml:space="preserve"> </w:t>
+      </w:r>
+      <w:proofErr w:type="spellStart"/>
+      <w:r>
+        <w:t>mukodik</w:t>
+      </w:r>
+      <w:proofErr w:type="spellEnd"/>
+      <w:r>
+        <w:t xml:space="preserve">, </w:t>
+      </w:r>
+      <w:proofErr w:type="spellStart"/>
+      <w:r>
+        <w:t>következo</w:t>
+      </w:r>
+      <w:proofErr w:type="spellEnd"/>
+      <w:r>
+        <w:t xml:space="preserve"> alkalommal a </w:t>
+      </w:r>
+      <w:proofErr w:type="spellStart"/>
+      <w:r>
+        <w:t>routingra</w:t>
+      </w:r>
+      <w:proofErr w:type="spellEnd"/>
+      <w:r>
+        <w:t xml:space="preserve"> fogunk </w:t>
+      </w:r>
+      <w:proofErr w:type="spellStart"/>
+      <w:proofErr w:type="gramStart"/>
+      <w:r>
+        <w:t>rafekudni</w:t>
+      </w:r>
+      <w:proofErr w:type="spellEnd"/>
+      <w:proofErr w:type="gramEnd"/>
+      <w:r>
+        <w:t xml:space="preserve"> illetve </w:t>
+      </w:r>
+      <w:proofErr w:type="spellStart"/>
+      <w:r>
+        <w:t>elotte</w:t>
+      </w:r>
+      <w:proofErr w:type="spellEnd"/>
+      <w:r>
+        <w:t xml:space="preserve"> meg gyorsan </w:t>
+      </w:r>
+      <w:proofErr w:type="spellStart"/>
+      <w:r>
+        <w:t>kijavitom</w:t>
+      </w:r>
+      <w:proofErr w:type="spellEnd"/>
+      <w:r>
+        <w:t xml:space="preserve"> a routerek </w:t>
+      </w:r>
+      <w:proofErr w:type="spellStart"/>
+      <w:r>
+        <w:t>kozti</w:t>
+      </w:r>
+      <w:proofErr w:type="spellEnd"/>
+      <w:r>
+        <w:t xml:space="preserve"> ipv4 </w:t>
+      </w:r>
+      <w:proofErr w:type="spellStart"/>
+      <w:r>
+        <w:t>eket</w:t>
+      </w:r>
+      <w:proofErr w:type="spellEnd"/>
+      <w:r>
+        <w:t xml:space="preserve"> igy majd </w:t>
+      </w:r>
+      <w:proofErr w:type="spellStart"/>
+      <w:r>
+        <w:t>kesobb</w:t>
+      </w:r>
+      <w:proofErr w:type="spellEnd"/>
+      <w:r>
+        <w:t xml:space="preserve"> </w:t>
+      </w:r>
+      <w:proofErr w:type="spellStart"/>
+      <w:r>
+        <w:t>ujabb</w:t>
+      </w:r>
+      <w:proofErr w:type="spellEnd"/>
+      <w:r>
+        <w:t xml:space="preserve"> </w:t>
+      </w:r>
+      <w:proofErr w:type="spellStart"/>
+      <w:r>
+        <w:t>excel</w:t>
+      </w:r>
+      <w:proofErr w:type="spellEnd"/>
+      <w:r>
+        <w:t xml:space="preserve"> </w:t>
+      </w:r>
+      <w:proofErr w:type="spellStart"/>
+      <w:r>
+        <w:t>tablat</w:t>
+      </w:r>
+      <w:proofErr w:type="spellEnd"/>
+      <w:r>
+        <w:t xml:space="preserve"> kell ennek </w:t>
+      </w:r>
+      <w:proofErr w:type="spellStart"/>
+      <w:r>
+        <w:t>megfeleloen</w:t>
+      </w:r>
+      <w:proofErr w:type="spellEnd"/>
+      <w:r>
+        <w:t xml:space="preserve"> </w:t>
+      </w:r>
+      <w:proofErr w:type="spellStart"/>
+      <w:r>
+        <w:t>letrehozni</w:t>
+      </w:r>
+      <w:proofErr w:type="spellEnd"/>
     </w:p>
     <w:p>
       <w:pPr>
@@ -1611,7 +2806,53 @@
         </w:numPr>
       </w:pPr>
       <w:r>
-        <w:t>A sárga tartományunkba DHP szervert valósítunk meg így a zöld tartományba lévő szervert törölhetjük ha a helper addresst megoldjuk az egyik szerveren akkor a másik tartománynak is tud dhcp-n keresztül ip címeket osztani</w:t>
+        <w:t>A sárga tartományunkba DH</w:t>
+      </w:r>
+      <w:r>
+        <w:t>C</w:t>
+      </w:r>
+      <w:r>
+        <w:t xml:space="preserve">P szervert valósítunk meg így a zöld tartományba lévő szervert </w:t>
+      </w:r>
+      <w:proofErr w:type="gramStart"/>
+      <w:r>
+        <w:t>törölhetjük</w:t>
+      </w:r>
+      <w:proofErr w:type="gramEnd"/>
+      <w:r>
+        <w:t xml:space="preserve"> ha a </w:t>
+      </w:r>
+      <w:proofErr w:type="spellStart"/>
+      <w:r>
+        <w:t>helper</w:t>
+      </w:r>
+      <w:proofErr w:type="spellEnd"/>
+      <w:r>
+        <w:t xml:space="preserve"> </w:t>
+      </w:r>
+      <w:proofErr w:type="spellStart"/>
+      <w:r>
+        <w:t>addresst</w:t>
+      </w:r>
+      <w:proofErr w:type="spellEnd"/>
+      <w:r>
+        <w:t xml:space="preserve"> megoldjuk az egyik szerveren akkor a másik tartománynak is tud </w:t>
+      </w:r>
+      <w:proofErr w:type="spellStart"/>
+      <w:r>
+        <w:t>dhcp-n</w:t>
+      </w:r>
+      <w:proofErr w:type="spellEnd"/>
+      <w:r>
+        <w:t xml:space="preserve"> keresztül </w:t>
+      </w:r>
+      <w:proofErr w:type="spellStart"/>
+      <w:r>
+        <w:t>ip</w:t>
+      </w:r>
+      <w:proofErr w:type="spellEnd"/>
+      <w:r>
+        <w:t xml:space="preserve"> címeket osztani</w:t>
       </w:r>
     </w:p>
     <w:p>
@@ -1623,7 +2864,23 @@
         </w:numPr>
       </w:pPr>
       <w:r>
-        <w:t>A piros tartományunkba az Igazgatóságba a szerver webszerverként fog működni és ha akarjuk dhcp szerverként is be lehet állítani, de valószínű manuálisan adunk címeket ebben a tartományban mert nincs értelme ilyen kevés gépre dhcp-t konfigurálni egyszerűbb kézzel beírni.</w:t>
+        <w:t xml:space="preserve">A piros tartományunkba az Igazgatóságba a szerver webszerverként fog működni és ha akarjuk </w:t>
+      </w:r>
+      <w:proofErr w:type="spellStart"/>
+      <w:r>
+        <w:t>dhcp</w:t>
+      </w:r>
+      <w:proofErr w:type="spellEnd"/>
+      <w:r>
+        <w:t xml:space="preserve"> szerverként is be lehet állítani, de valószínű manuálisan adunk címeket ebben a tartományban mert nincs értelme ilyen kevés gépre </w:t>
+      </w:r>
+      <w:proofErr w:type="spellStart"/>
+      <w:r>
+        <w:t>dhcp-t</w:t>
+      </w:r>
+      <w:proofErr w:type="spellEnd"/>
+      <w:r>
+        <w:t xml:space="preserve"> konfigurálni egyszerűbb kézzel beírni.</w:t>
       </w:r>
     </w:p>
     <w:p>
@@ -1635,7 +2892,23 @@
         </w:numPr>
       </w:pPr>
       <w:r>
-        <w:t xml:space="preserve">A debreceni telephelyet (lila tartományt) két részre bontjuk mert a WIFI-nek külön tartomány kell. A wifi tartomány ipv4 es címeket kap míg a másik tartomány </w:t>
+        <w:t xml:space="preserve">A debreceni </w:t>
+      </w:r>
+      <w:proofErr w:type="spellStart"/>
+      <w:r>
+        <w:t>telephelyet</w:t>
+      </w:r>
+      <w:proofErr w:type="spellEnd"/>
+      <w:r>
+        <w:t xml:space="preserve"> (lila tartományt) két részre bontjuk mert a WIFI-</w:t>
+      </w:r>
+      <w:proofErr w:type="spellStart"/>
+      <w:r>
+        <w:t>nek</w:t>
+      </w:r>
+      <w:proofErr w:type="spellEnd"/>
+      <w:r>
+        <w:t xml:space="preserve"> külön tartomány kell. A wifi tartomány ipv4 es címeket kap míg a másik tartomány </w:t>
       </w:r>
       <w:r>
         <w:t xml:space="preserve">IPv6-os címeket. </w:t>
@@ -1650,7 +2923,23 @@
         </w:numPr>
       </w:pPr>
       <w:r>
-        <w:t>Megszűntetjük a dual stack megvalósítást és csak a debreceni telephelyen lesznek IPv6-os címek az egyszerűség kedvéért.</w:t>
+        <w:t xml:space="preserve">Megszűntetjük a </w:t>
+      </w:r>
+      <w:proofErr w:type="spellStart"/>
+      <w:r>
+        <w:t>dual</w:t>
+      </w:r>
+      <w:proofErr w:type="spellEnd"/>
+      <w:r>
+        <w:t xml:space="preserve"> </w:t>
+      </w:r>
+      <w:proofErr w:type="spellStart"/>
+      <w:r>
+        <w:t>stack</w:t>
+      </w:r>
+      <w:proofErr w:type="spellEnd"/>
+      <w:r>
+        <w:t xml:space="preserve"> megvalósítást és csak a debreceni telephelyen lesznek IPv6-os címek az egyszerűség kedvéért.</w:t>
       </w:r>
     </w:p>
     <w:p>
@@ -1662,8 +2951,29 @@
         </w:numPr>
       </w:pPr>
       <w:r>
-        <w:t>SSH kapcsolat kialakítása a Debreceni telephelyen úgy hogy csak az Admin PC érje el a routert és a switchet</w:t>
-      </w:r>
+        <w:t xml:space="preserve">SSH kapcsolat kialakítása a Debreceni telephelyen </w:t>
+      </w:r>
+      <w:proofErr w:type="gramStart"/>
+      <w:r>
+        <w:t>úgy</w:t>
+      </w:r>
+      <w:proofErr w:type="gramEnd"/>
+      <w:r>
+        <w:t xml:space="preserve"> hogy csak az </w:t>
+      </w:r>
+      <w:proofErr w:type="spellStart"/>
+      <w:r>
+        <w:t>Admin</w:t>
+      </w:r>
+      <w:proofErr w:type="spellEnd"/>
+      <w:r>
+        <w:t xml:space="preserve"> PC érje el a routert és a </w:t>
+      </w:r>
+      <w:proofErr w:type="spellStart"/>
+      <w:r>
+        <w:t>switchet</w:t>
+      </w:r>
+      <w:proofErr w:type="spellEnd"/>
     </w:p>
     <w:p>
       <w:pPr>
@@ -1674,7 +2984,31 @@
         </w:numPr>
       </w:pPr>
       <w:r>
-        <w:t>Minden más VLAN-ból törlünk egy PC-t mert nincs értelme Admin pc-nek ha nincs külön feladata.</w:t>
+        <w:t>Minden más VLAN-</w:t>
+      </w:r>
+      <w:proofErr w:type="spellStart"/>
+      <w:r>
+        <w:t>ból</w:t>
+      </w:r>
+      <w:proofErr w:type="spellEnd"/>
+      <w:r>
+        <w:t xml:space="preserve"> törlünk egy PC-t mert nincs értelme </w:t>
+      </w:r>
+      <w:proofErr w:type="spellStart"/>
+      <w:r>
+        <w:t>Admin</w:t>
+      </w:r>
+      <w:proofErr w:type="spellEnd"/>
+      <w:r>
+        <w:t xml:space="preserve"> </w:t>
+      </w:r>
+      <w:proofErr w:type="gramStart"/>
+      <w:r>
+        <w:t>pc-nek</w:t>
+      </w:r>
+      <w:proofErr w:type="gramEnd"/>
+      <w:r>
+        <w:t xml:space="preserve"> ha nincs külön feladata.</w:t>
       </w:r>
     </w:p>
     <w:p>
@@ -1687,7 +3021,31 @@
       </w:pPr>
       <w:r>
         <w:lastRenderedPageBreak/>
-        <w:t>A tűzfal védelmet el kell döntsük hogy hardware-esen oldjuk meg vagy software-esen.</w:t>
+        <w:t xml:space="preserve">A tűzfal védelmet el kell </w:t>
+      </w:r>
+      <w:proofErr w:type="gramStart"/>
+      <w:r>
+        <w:t>döntsük</w:t>
+      </w:r>
+      <w:proofErr w:type="gramEnd"/>
+      <w:r>
+        <w:t xml:space="preserve"> hogy hardware-</w:t>
+      </w:r>
+      <w:proofErr w:type="spellStart"/>
+      <w:r>
+        <w:t>esen</w:t>
+      </w:r>
+      <w:proofErr w:type="spellEnd"/>
+      <w:r>
+        <w:t xml:space="preserve"> oldjuk meg vagy software-</w:t>
+      </w:r>
+      <w:proofErr w:type="spellStart"/>
+      <w:r>
+        <w:t>esen</w:t>
+      </w:r>
+      <w:proofErr w:type="spellEnd"/>
+      <w:r>
+        <w:t>.</w:t>
       </w:r>
     </w:p>
     <w:p>
@@ -1699,12 +3057,911 @@
         </w:numPr>
       </w:pPr>
       <w:r>
-        <w:t>IP telefonok kérdéssé váltak lesz e elég indőnk erre is de mivel ez egy bank én ragaszkodnék az IP telefonok megoldásához.</w:t>
-      </w:r>
-    </w:p>
-    <w:p>
-      <w:pPr>
-        <w:pStyle w:val="Listaszerbekezds"/>
+        <w:t xml:space="preserve">IP telefonok kérdéssé váltak lesz e elég </w:t>
+      </w:r>
+      <w:proofErr w:type="spellStart"/>
+      <w:r>
+        <w:t>indőnk</w:t>
+      </w:r>
+      <w:proofErr w:type="spellEnd"/>
+      <w:r>
+        <w:t xml:space="preserve"> erre is de mivel ez egy bank én ragaszkodnék az IP telefonok megoldásához.</w:t>
+      </w:r>
+    </w:p>
+    <w:p>
+      <w:pPr>
+        <w:pStyle w:val="Listaszerbekezds"/>
+      </w:pPr>
+    </w:p>
+    <w:p>
+      <w:pPr>
+        <w:pStyle w:val="Listaszerbekezds"/>
+      </w:pPr>
+    </w:p>
+    <w:p>
+      <w:pPr>
+        <w:pStyle w:val="Listaszerbekezds"/>
+      </w:pPr>
+    </w:p>
+    <w:p>
+      <w:pPr>
+        <w:pStyle w:val="Listaszerbekezds"/>
+        <w:jc w:val="center"/>
+        <w:rPr>
+          <w:sz w:val="52"/>
+          <w:szCs w:val="52"/>
+        </w:rPr>
+      </w:pPr>
+      <w:r>
+        <w:rPr>
+          <w:sz w:val="52"/>
+          <w:szCs w:val="52"/>
+        </w:rPr>
+        <w:t xml:space="preserve">03.20 VPN + </w:t>
+      </w:r>
+      <w:proofErr w:type="spellStart"/>
+      <w:r>
+        <w:rPr>
+          <w:sz w:val="52"/>
+          <w:szCs w:val="52"/>
+        </w:rPr>
+        <w:t>Wireless</w:t>
+      </w:r>
+      <w:proofErr w:type="spellEnd"/>
+      <w:r>
+        <w:rPr>
+          <w:sz w:val="52"/>
+          <w:szCs w:val="52"/>
+        </w:rPr>
+        <w:t xml:space="preserve"> LAN</w:t>
+      </w:r>
+      <w:r>
+        <w:rPr>
+          <w:sz w:val="52"/>
+          <w:szCs w:val="52"/>
+        </w:rPr>
+        <w:t xml:space="preserve"> + IPv6 DHCP szerver</w:t>
+      </w:r>
+    </w:p>
+    <w:p>
+      <w:pPr>
+        <w:pStyle w:val="Listaszerbekezds"/>
+        <w:numPr>
+          <w:ilvl w:val="0"/>
+          <w:numId w:val="12"/>
+        </w:numPr>
+      </w:pPr>
+      <w:r>
+        <w:t xml:space="preserve">A </w:t>
+      </w:r>
+      <w:proofErr w:type="spellStart"/>
+      <w:r>
+        <w:t>kovetelmenyek</w:t>
+      </w:r>
+      <w:proofErr w:type="spellEnd"/>
+      <w:r>
+        <w:t xml:space="preserve"> szerint sikeresen </w:t>
+      </w:r>
+      <w:proofErr w:type="spellStart"/>
+      <w:r>
+        <w:t>kofiguraltuk</w:t>
+      </w:r>
+      <w:proofErr w:type="spellEnd"/>
+      <w:r>
+        <w:t xml:space="preserve"> a </w:t>
+      </w:r>
+      <w:proofErr w:type="gramStart"/>
+      <w:r>
+        <w:t>VPN-t</w:t>
+      </w:r>
+      <w:proofErr w:type="gramEnd"/>
+      <w:r>
+        <w:t xml:space="preserve"> illetve a WLAN-t is</w:t>
+      </w:r>
+    </w:p>
+    <w:p>
+      <w:pPr>
+        <w:pStyle w:val="Listaszerbekezds"/>
+        <w:numPr>
+          <w:ilvl w:val="0"/>
+          <w:numId w:val="12"/>
+        </w:numPr>
+      </w:pPr>
+      <w:r>
+        <w:t xml:space="preserve">A VPN a Debreceni es a </w:t>
+      </w:r>
+      <w:proofErr w:type="spellStart"/>
+      <w:r>
+        <w:t>Igazgatosagi</w:t>
+      </w:r>
+      <w:proofErr w:type="spellEnd"/>
+      <w:r>
+        <w:t xml:space="preserve"> telephelyek közt alakult ki a </w:t>
+      </w:r>
+      <w:proofErr w:type="spellStart"/>
+      <w:r>
+        <w:t>titkositas</w:t>
+      </w:r>
+      <w:proofErr w:type="spellEnd"/>
+      <w:r>
+        <w:t xml:space="preserve"> </w:t>
+      </w:r>
+      <w:proofErr w:type="spellStart"/>
+      <w:r>
+        <w:t>erdekeben</w:t>
+      </w:r>
+      <w:proofErr w:type="spellEnd"/>
+    </w:p>
+    <w:p>
+      <w:pPr>
+        <w:pStyle w:val="Listaszerbekezds"/>
+        <w:numPr>
+          <w:ilvl w:val="0"/>
+          <w:numId w:val="12"/>
+        </w:numPr>
+      </w:pPr>
+      <w:r>
+        <w:t xml:space="preserve">Létrehoztunk egy </w:t>
+      </w:r>
+      <w:proofErr w:type="spellStart"/>
+      <w:r>
+        <w:t>access</w:t>
+      </w:r>
+      <w:proofErr w:type="spellEnd"/>
+      <w:r>
+        <w:t xml:space="preserve"> </w:t>
+      </w:r>
+      <w:proofErr w:type="spellStart"/>
+      <w:r>
+        <w:t>listet</w:t>
+      </w:r>
+      <w:proofErr w:type="spellEnd"/>
+      <w:r>
+        <w:t xml:space="preserve"> VPNLIST </w:t>
+      </w:r>
+      <w:proofErr w:type="spellStart"/>
+      <w:proofErr w:type="gramStart"/>
+      <w:r>
+        <w:t>neven</w:t>
+      </w:r>
+      <w:proofErr w:type="spellEnd"/>
+      <w:proofErr w:type="gramEnd"/>
+      <w:r>
+        <w:t xml:space="preserve"> ami a router es az ISP </w:t>
+      </w:r>
+      <w:proofErr w:type="spellStart"/>
+      <w:r>
+        <w:t>kozotti</w:t>
+      </w:r>
+      <w:proofErr w:type="spellEnd"/>
+      <w:r>
+        <w:t xml:space="preserve"> forgalmat </w:t>
+      </w:r>
+      <w:proofErr w:type="spellStart"/>
+      <w:r>
+        <w:t>engedelyezi</w:t>
+      </w:r>
+      <w:proofErr w:type="spellEnd"/>
+      <w:r>
+        <w:t xml:space="preserve"> 203.0.113.</w:t>
+      </w:r>
+      <w:proofErr w:type="gramStart"/>
+      <w:r>
+        <w:t>0</w:t>
+      </w:r>
+      <w:proofErr w:type="gramEnd"/>
+      <w:r>
+        <w:t xml:space="preserve"> illetve 203.0.113.8 </w:t>
+      </w:r>
+      <w:proofErr w:type="spellStart"/>
+      <w:r>
+        <w:t>kozott</w:t>
+      </w:r>
+      <w:proofErr w:type="spellEnd"/>
+    </w:p>
+    <w:p>
+      <w:pPr>
+        <w:pStyle w:val="Listaszerbekezds"/>
+        <w:numPr>
+          <w:ilvl w:val="0"/>
+          <w:numId w:val="12"/>
+        </w:numPr>
+      </w:pPr>
+      <w:r>
+        <w:t xml:space="preserve">Egy </w:t>
+      </w:r>
+      <w:proofErr w:type="spellStart"/>
+      <w:r>
+        <w:t>crypto</w:t>
+      </w:r>
+      <w:proofErr w:type="spellEnd"/>
+      <w:r>
+        <w:t xml:space="preserve"> policy-t is </w:t>
+      </w:r>
+      <w:proofErr w:type="spellStart"/>
+      <w:proofErr w:type="gramStart"/>
+      <w:r>
+        <w:t>letrehoztunk</w:t>
+      </w:r>
+      <w:proofErr w:type="spellEnd"/>
+      <w:proofErr w:type="gramEnd"/>
+      <w:r>
+        <w:t xml:space="preserve"> </w:t>
+      </w:r>
+      <w:r>
+        <w:t xml:space="preserve">ahol </w:t>
+      </w:r>
+      <w:proofErr w:type="spellStart"/>
+      <w:r>
+        <w:t>aes</w:t>
+      </w:r>
+      <w:proofErr w:type="spellEnd"/>
+      <w:r>
+        <w:t xml:space="preserve"> </w:t>
+      </w:r>
+      <w:proofErr w:type="spellStart"/>
+      <w:r>
+        <w:t>titkositast</w:t>
+      </w:r>
+      <w:proofErr w:type="spellEnd"/>
+      <w:r>
+        <w:t xml:space="preserve"> es egy megosztott kulcsot is a 5 </w:t>
+      </w:r>
+      <w:proofErr w:type="spellStart"/>
+      <w:r>
+        <w:t>os</w:t>
+      </w:r>
+      <w:proofErr w:type="spellEnd"/>
+      <w:r>
+        <w:t xml:space="preserve"> csoportot </w:t>
+      </w:r>
+      <w:proofErr w:type="spellStart"/>
+      <w:r>
+        <w:t>allitottuk</w:t>
+      </w:r>
+      <w:proofErr w:type="spellEnd"/>
+      <w:r>
+        <w:t xml:space="preserve"> be mivel ez a </w:t>
+      </w:r>
+      <w:proofErr w:type="spellStart"/>
+      <w:r>
+        <w:t>cisco</w:t>
+      </w:r>
+      <w:proofErr w:type="spellEnd"/>
+      <w:r>
+        <w:t xml:space="preserve"> szerint a legmodernebb es a </w:t>
+      </w:r>
+      <w:proofErr w:type="spellStart"/>
+      <w:r>
+        <w:t>lifetimeot</w:t>
+      </w:r>
+      <w:proofErr w:type="spellEnd"/>
+      <w:r>
+        <w:t xml:space="preserve"> pedig 1800 </w:t>
+      </w:r>
+      <w:proofErr w:type="spellStart"/>
+      <w:r>
+        <w:t>ra</w:t>
+      </w:r>
+      <w:proofErr w:type="spellEnd"/>
+      <w:r>
+        <w:t xml:space="preserve"> </w:t>
+      </w:r>
+      <w:proofErr w:type="spellStart"/>
+      <w:r>
+        <w:t>allitottuk</w:t>
+      </w:r>
+      <w:proofErr w:type="spellEnd"/>
+    </w:p>
+    <w:p>
+      <w:pPr>
+        <w:pStyle w:val="Listaszerbekezds"/>
+        <w:numPr>
+          <w:ilvl w:val="0"/>
+          <w:numId w:val="12"/>
+        </w:numPr>
+      </w:pPr>
+      <w:proofErr w:type="spellStart"/>
+      <w:r>
+        <w:t>ezutan</w:t>
+      </w:r>
+      <w:proofErr w:type="spellEnd"/>
+      <w:r>
+        <w:t xml:space="preserve"> létrehoztunk egy </w:t>
+      </w:r>
+      <w:proofErr w:type="spellStart"/>
+      <w:r>
+        <w:t>isakmp</w:t>
+      </w:r>
+      <w:proofErr w:type="spellEnd"/>
+      <w:r>
+        <w:t xml:space="preserve"> kulcsot melynek </w:t>
+      </w:r>
+      <w:proofErr w:type="gramStart"/>
+      <w:r>
+        <w:t xml:space="preserve">a </w:t>
+      </w:r>
+      <w:proofErr w:type="spellStart"/>
+      <w:r>
+        <w:t>a</w:t>
+      </w:r>
+      <w:proofErr w:type="spellEnd"/>
+      <w:proofErr w:type="gramEnd"/>
+      <w:r>
+        <w:t xml:space="preserve"> neve HORIZONKULCS itt annak az </w:t>
+      </w:r>
+      <w:proofErr w:type="spellStart"/>
+      <w:r>
+        <w:t>ip</w:t>
+      </w:r>
+      <w:proofErr w:type="spellEnd"/>
+      <w:r>
+        <w:t xml:space="preserve"> </w:t>
+      </w:r>
+      <w:proofErr w:type="spellStart"/>
+      <w:r>
+        <w:t>cimet</w:t>
+      </w:r>
+      <w:proofErr w:type="spellEnd"/>
+      <w:r>
+        <w:t xml:space="preserve"> adtuk meg ahova </w:t>
+      </w:r>
+      <w:proofErr w:type="gramStart"/>
+      <w:r>
+        <w:t>akartuk</w:t>
+      </w:r>
+      <w:proofErr w:type="gramEnd"/>
+      <w:r>
+        <w:t xml:space="preserve"> hogy </w:t>
+      </w:r>
+      <w:proofErr w:type="spellStart"/>
+      <w:r>
+        <w:t>megtortenjen</w:t>
+      </w:r>
+      <w:proofErr w:type="spellEnd"/>
+      <w:r>
+        <w:t xml:space="preserve"> a </w:t>
+      </w:r>
+      <w:proofErr w:type="spellStart"/>
+      <w:r>
+        <w:t>titkositas</w:t>
+      </w:r>
+      <w:proofErr w:type="spellEnd"/>
+      <w:r>
+        <w:t xml:space="preserve"> </w:t>
+      </w:r>
+      <w:proofErr w:type="spellStart"/>
+      <w:proofErr w:type="gramStart"/>
+      <w:r>
+        <w:t>tehat</w:t>
+      </w:r>
+      <w:proofErr w:type="spellEnd"/>
+      <w:proofErr w:type="gramEnd"/>
+      <w:r>
+        <w:t xml:space="preserve"> ha BP-RT2 </w:t>
+      </w:r>
+      <w:proofErr w:type="spellStart"/>
+      <w:r>
+        <w:t>rol</w:t>
+      </w:r>
+      <w:proofErr w:type="spellEnd"/>
+      <w:r>
+        <w:t xml:space="preserve"> </w:t>
+      </w:r>
+      <w:proofErr w:type="spellStart"/>
+      <w:r>
+        <w:t>nezzuk</w:t>
+      </w:r>
+      <w:proofErr w:type="spellEnd"/>
+      <w:r>
+        <w:t xml:space="preserve"> akkor a 203.0.113.10 es </w:t>
+      </w:r>
+      <w:proofErr w:type="spellStart"/>
+      <w:r>
+        <w:t>ip</w:t>
+      </w:r>
+      <w:proofErr w:type="spellEnd"/>
+      <w:r>
+        <w:t xml:space="preserve"> </w:t>
+      </w:r>
+      <w:proofErr w:type="spellStart"/>
+      <w:r>
+        <w:t>cimet</w:t>
+      </w:r>
+      <w:proofErr w:type="spellEnd"/>
+      <w:r>
+        <w:t xml:space="preserve"> adtuk meg</w:t>
+      </w:r>
+    </w:p>
+    <w:p>
+      <w:pPr>
+        <w:pStyle w:val="Listaszerbekezds"/>
+        <w:numPr>
+          <w:ilvl w:val="0"/>
+          <w:numId w:val="12"/>
+        </w:numPr>
+      </w:pPr>
+      <w:proofErr w:type="spellStart"/>
+      <w:r>
+        <w:t>transform</w:t>
+      </w:r>
+      <w:proofErr w:type="spellEnd"/>
+      <w:r>
+        <w:t xml:space="preserve"> </w:t>
+      </w:r>
+      <w:proofErr w:type="spellStart"/>
+      <w:r>
+        <w:t>setet</w:t>
+      </w:r>
+      <w:proofErr w:type="spellEnd"/>
+      <w:r>
+        <w:t xml:space="preserve"> is </w:t>
+      </w:r>
+      <w:proofErr w:type="spellStart"/>
+      <w:r>
+        <w:t>letrehoztunk</w:t>
+      </w:r>
+      <w:proofErr w:type="spellEnd"/>
+      <w:r>
+        <w:t xml:space="preserve"> DEB-BP </w:t>
+      </w:r>
+      <w:proofErr w:type="spellStart"/>
+      <w:r>
+        <w:t>neven</w:t>
+      </w:r>
+      <w:proofErr w:type="spellEnd"/>
+      <w:r>
+        <w:t xml:space="preserve"> </w:t>
+      </w:r>
+    </w:p>
+    <w:p>
+      <w:pPr>
+        <w:pStyle w:val="Listaszerbekezds"/>
+        <w:numPr>
+          <w:ilvl w:val="0"/>
+          <w:numId w:val="12"/>
+        </w:numPr>
+      </w:pPr>
+      <w:proofErr w:type="spellStart"/>
+      <w:r>
+        <w:t>vegezetul</w:t>
+      </w:r>
+      <w:proofErr w:type="spellEnd"/>
+      <w:r>
+        <w:t xml:space="preserve"> </w:t>
+      </w:r>
+      <w:proofErr w:type="spellStart"/>
+      <w:r>
+        <w:t>crypto</w:t>
+      </w:r>
+      <w:proofErr w:type="spellEnd"/>
+      <w:r>
+        <w:t xml:space="preserve"> mapet </w:t>
+      </w:r>
+      <w:proofErr w:type="spellStart"/>
+      <w:r>
+        <w:t>allitottunk</w:t>
+      </w:r>
+      <w:proofErr w:type="spellEnd"/>
+      <w:r>
+        <w:t xml:space="preserve"> HORIZONMAP </w:t>
+      </w:r>
+      <w:proofErr w:type="spellStart"/>
+      <w:r>
+        <w:t>neven</w:t>
+      </w:r>
+      <w:proofErr w:type="spellEnd"/>
+      <w:r>
+        <w:t xml:space="preserve"> itt megadtuk a </w:t>
+      </w:r>
+      <w:proofErr w:type="spellStart"/>
+      <w:proofErr w:type="gramStart"/>
+      <w:r>
+        <w:t>peer</w:t>
+      </w:r>
+      <w:proofErr w:type="spellEnd"/>
+      <w:r>
+        <w:t>-t</w:t>
+      </w:r>
+      <w:proofErr w:type="gramEnd"/>
+      <w:r>
+        <w:t xml:space="preserve"> ami az a </w:t>
+      </w:r>
+      <w:proofErr w:type="gramStart"/>
+      <w:r>
+        <w:t>router</w:t>
+      </w:r>
+      <w:proofErr w:type="gramEnd"/>
+      <w:r>
+        <w:t xml:space="preserve"> ahol akarjuk </w:t>
+      </w:r>
+      <w:proofErr w:type="spellStart"/>
+      <w:r>
+        <w:t>hoy</w:t>
+      </w:r>
+      <w:proofErr w:type="spellEnd"/>
+      <w:r>
+        <w:t xml:space="preserve"> </w:t>
+      </w:r>
+      <w:proofErr w:type="spellStart"/>
+      <w:r>
+        <w:t>megtortenjen</w:t>
+      </w:r>
+      <w:proofErr w:type="spellEnd"/>
+      <w:r>
+        <w:t xml:space="preserve"> a </w:t>
+      </w:r>
+      <w:proofErr w:type="spellStart"/>
+      <w:r>
+        <w:t>titkositas</w:t>
+      </w:r>
+      <w:proofErr w:type="spellEnd"/>
+      <w:r>
+        <w:t xml:space="preserve">, </w:t>
+      </w:r>
+      <w:proofErr w:type="spellStart"/>
+      <w:r>
+        <w:t>group</w:t>
+      </w:r>
+      <w:proofErr w:type="spellEnd"/>
+      <w:r>
+        <w:t xml:space="preserve"> 5 </w:t>
+      </w:r>
+      <w:proofErr w:type="spellStart"/>
+      <w:r>
+        <w:t>ot</w:t>
+      </w:r>
+      <w:proofErr w:type="spellEnd"/>
+      <w:r>
+        <w:t xml:space="preserve"> adtuk meg </w:t>
+      </w:r>
+      <w:proofErr w:type="spellStart"/>
+      <w:r>
+        <w:t>pfs</w:t>
+      </w:r>
+      <w:proofErr w:type="spellEnd"/>
+      <w:r>
+        <w:t xml:space="preserve">-kent es </w:t>
+      </w:r>
+      <w:proofErr w:type="spellStart"/>
+      <w:r>
+        <w:t>transform</w:t>
+      </w:r>
+      <w:proofErr w:type="spellEnd"/>
+      <w:r>
+        <w:t xml:space="preserve"> </w:t>
+      </w:r>
+      <w:proofErr w:type="spellStart"/>
+      <w:r>
+        <w:t>setet</w:t>
+      </w:r>
+      <w:proofErr w:type="spellEnd"/>
+      <w:r>
+        <w:t xml:space="preserve"> BP-DEB-</w:t>
+      </w:r>
+      <w:proofErr w:type="spellStart"/>
+      <w:r>
+        <w:t>nek</w:t>
+      </w:r>
+      <w:proofErr w:type="spellEnd"/>
+      <w:r>
+        <w:t xml:space="preserve"> adtuk meg valamint a </w:t>
+      </w:r>
+      <w:proofErr w:type="spellStart"/>
+      <w:r>
+        <w:t>match</w:t>
+      </w:r>
+      <w:proofErr w:type="spellEnd"/>
+      <w:r>
+        <w:t xml:space="preserve"> </w:t>
+      </w:r>
+      <w:proofErr w:type="spellStart"/>
+      <w:r>
+        <w:t>addresst</w:t>
+      </w:r>
+      <w:proofErr w:type="spellEnd"/>
+      <w:r>
+        <w:t xml:space="preserve"> a </w:t>
+      </w:r>
+      <w:proofErr w:type="spellStart"/>
+      <w:r>
+        <w:t>sajat</w:t>
+      </w:r>
+      <w:proofErr w:type="spellEnd"/>
+      <w:r>
+        <w:t xml:space="preserve"> </w:t>
+      </w:r>
+      <w:proofErr w:type="spellStart"/>
+      <w:r>
+        <w:t>aclunkre</w:t>
+      </w:r>
+      <w:proofErr w:type="spellEnd"/>
+      <w:r>
+        <w:t xml:space="preserve"> a VPNLIST-re </w:t>
+      </w:r>
+      <w:proofErr w:type="spellStart"/>
+      <w:r>
+        <w:t>allitottuk</w:t>
+      </w:r>
+      <w:proofErr w:type="spellEnd"/>
+    </w:p>
+    <w:p>
+      <w:pPr>
+        <w:pStyle w:val="Listaszerbekezds"/>
+        <w:numPr>
+          <w:ilvl w:val="0"/>
+          <w:numId w:val="12"/>
+        </w:numPr>
+      </w:pPr>
+      <w:r>
+        <w:t xml:space="preserve">a </w:t>
+      </w:r>
+      <w:proofErr w:type="spellStart"/>
+      <w:r>
+        <w:t>Wireless</w:t>
+      </w:r>
+      <w:proofErr w:type="spellEnd"/>
+      <w:r>
+        <w:t xml:space="preserve"> routert is </w:t>
+      </w:r>
+      <w:proofErr w:type="spellStart"/>
+      <w:r>
+        <w:t>beallitottuk</w:t>
+      </w:r>
+      <w:proofErr w:type="spellEnd"/>
+      <w:r>
+        <w:t xml:space="preserve"> </w:t>
+      </w:r>
+      <w:proofErr w:type="spellStart"/>
+      <w:r>
+        <w:t>ip</w:t>
+      </w:r>
+      <w:proofErr w:type="spellEnd"/>
+      <w:r>
+        <w:t xml:space="preserve"> </w:t>
+      </w:r>
+      <w:proofErr w:type="spellStart"/>
+      <w:r>
+        <w:t>cimet</w:t>
+      </w:r>
+      <w:proofErr w:type="spellEnd"/>
+      <w:r>
+        <w:t xml:space="preserve"> kapnak 192.168.100.0-as </w:t>
+      </w:r>
+      <w:proofErr w:type="spellStart"/>
+      <w:r>
+        <w:t>halozaton</w:t>
+      </w:r>
+      <w:proofErr w:type="spellEnd"/>
+      <w:r>
+        <w:t xml:space="preserve"> </w:t>
+      </w:r>
+      <w:proofErr w:type="spellStart"/>
+      <w:r>
+        <w:t>keresztul</w:t>
+      </w:r>
+      <w:proofErr w:type="spellEnd"/>
+      <w:r>
+        <w:t xml:space="preserve"> wifi routernek az internet </w:t>
+      </w:r>
+      <w:proofErr w:type="spellStart"/>
+      <w:r>
+        <w:t>portra</w:t>
+      </w:r>
+      <w:proofErr w:type="spellEnd"/>
+      <w:r>
+        <w:t xml:space="preserve"> </w:t>
+      </w:r>
+      <w:proofErr w:type="spellStart"/>
+      <w:r>
+        <w:t>ip</w:t>
+      </w:r>
+      <w:proofErr w:type="spellEnd"/>
+      <w:r>
+        <w:t xml:space="preserve"> cimet nem adtunk meg csak egy LAN </w:t>
+      </w:r>
+      <w:proofErr w:type="spellStart"/>
+      <w:proofErr w:type="gramStart"/>
+      <w:r>
+        <w:t>cimet</w:t>
+      </w:r>
+      <w:proofErr w:type="spellEnd"/>
+      <w:proofErr w:type="gramEnd"/>
+      <w:r>
+        <w:t xml:space="preserve"> ahonnan ossza </w:t>
+      </w:r>
+      <w:proofErr w:type="gramStart"/>
+      <w:r>
+        <w:t>a</w:t>
+      </w:r>
+      <w:proofErr w:type="gramEnd"/>
+      <w:r>
+        <w:t xml:space="preserve"> </w:t>
+      </w:r>
+      <w:proofErr w:type="spellStart"/>
+      <w:r>
+        <w:t>ip</w:t>
+      </w:r>
+      <w:proofErr w:type="spellEnd"/>
+      <w:r>
+        <w:t xml:space="preserve"> </w:t>
+      </w:r>
+      <w:proofErr w:type="spellStart"/>
+      <w:r>
+        <w:t>cimeket</w:t>
+      </w:r>
+      <w:proofErr w:type="spellEnd"/>
+      <w:r>
+        <w:t xml:space="preserve"> az </w:t>
+      </w:r>
+      <w:proofErr w:type="spellStart"/>
+      <w:r>
+        <w:t>elso</w:t>
+      </w:r>
+      <w:proofErr w:type="spellEnd"/>
+      <w:r>
+        <w:t xml:space="preserve"> 2 </w:t>
+      </w:r>
+      <w:proofErr w:type="spellStart"/>
+      <w:r>
+        <w:t>cimet</w:t>
+      </w:r>
+      <w:proofErr w:type="spellEnd"/>
+      <w:r>
+        <w:t xml:space="preserve"> automatikusan nem osztja mivel az egyik a routere a </w:t>
+      </w:r>
+      <w:proofErr w:type="spellStart"/>
+      <w:r>
+        <w:t>masik</w:t>
+      </w:r>
+      <w:proofErr w:type="spellEnd"/>
+      <w:r>
+        <w:t xml:space="preserve"> pedig a wifi routere a </w:t>
+      </w:r>
+      <w:proofErr w:type="spellStart"/>
+      <w:r>
+        <w:t>sajat</w:t>
+      </w:r>
+      <w:proofErr w:type="spellEnd"/>
+      <w:r>
+        <w:t xml:space="preserve"> LAN </w:t>
+      </w:r>
+      <w:proofErr w:type="spellStart"/>
+      <w:r>
+        <w:t>cime</w:t>
+      </w:r>
+      <w:proofErr w:type="spellEnd"/>
+    </w:p>
+    <w:p>
+      <w:pPr>
+        <w:pStyle w:val="Listaszerbekezds"/>
+        <w:numPr>
+          <w:ilvl w:val="0"/>
+          <w:numId w:val="12"/>
+        </w:numPr>
+      </w:pPr>
+      <w:r>
+        <w:t xml:space="preserve">IPv6 </w:t>
+      </w:r>
+      <w:proofErr w:type="spellStart"/>
+      <w:r>
+        <w:t>os</w:t>
+      </w:r>
+      <w:proofErr w:type="spellEnd"/>
+      <w:r>
+        <w:t xml:space="preserve"> szervert is </w:t>
+      </w:r>
+      <w:proofErr w:type="spellStart"/>
+      <w:r>
+        <w:t>beallitottuk</w:t>
+      </w:r>
+      <w:proofErr w:type="spellEnd"/>
+      <w:r>
+        <w:t xml:space="preserve">, a 2001:db8:acad:40::/64 es </w:t>
+      </w:r>
+      <w:proofErr w:type="spellStart"/>
+      <w:r>
+        <w:t>halozati</w:t>
+      </w:r>
+      <w:proofErr w:type="spellEnd"/>
+      <w:r>
+        <w:t xml:space="preserve"> </w:t>
+      </w:r>
+      <w:proofErr w:type="spellStart"/>
+      <w:r>
+        <w:t>tartomanybol</w:t>
+      </w:r>
+      <w:proofErr w:type="spellEnd"/>
+      <w:r>
+        <w:t xml:space="preserve"> osztja az ipv6 </w:t>
+      </w:r>
+      <w:proofErr w:type="spellStart"/>
+      <w:r>
+        <w:t>cimeket</w:t>
+      </w:r>
+      <w:proofErr w:type="spellEnd"/>
+      <w:r>
+        <w:t xml:space="preserve"> csak is a </w:t>
+      </w:r>
+      <w:proofErr w:type="spellStart"/>
+      <w:r>
+        <w:t>sajat</w:t>
+      </w:r>
+      <w:proofErr w:type="spellEnd"/>
+      <w:r>
+        <w:t xml:space="preserve"> </w:t>
+      </w:r>
+      <w:proofErr w:type="spellStart"/>
+      <w:r>
+        <w:t>halozataba</w:t>
+      </w:r>
+      <w:proofErr w:type="spellEnd"/>
+      <w:r>
+        <w:t xml:space="preserve">, a </w:t>
+      </w:r>
+      <w:proofErr w:type="spellStart"/>
+      <w:r>
+        <w:t>default</w:t>
+      </w:r>
+      <w:proofErr w:type="spellEnd"/>
+      <w:r>
+        <w:t xml:space="preserve"> </w:t>
+      </w:r>
+      <w:proofErr w:type="spellStart"/>
+      <w:r>
+        <w:t>gatewaykent</w:t>
+      </w:r>
+      <w:proofErr w:type="spellEnd"/>
+      <w:r>
+        <w:t xml:space="preserve"> az </w:t>
+      </w:r>
+      <w:proofErr w:type="spellStart"/>
+      <w:r>
+        <w:t>eszkozok</w:t>
+      </w:r>
+      <w:proofErr w:type="spellEnd"/>
+      <w:r>
+        <w:t xml:space="preserve"> a szerver link </w:t>
+      </w:r>
+      <w:proofErr w:type="spellStart"/>
+      <w:r>
+        <w:t>localtjat</w:t>
+      </w:r>
+      <w:proofErr w:type="spellEnd"/>
+      <w:r>
+        <w:t xml:space="preserve"> kapjak meg, az ipv6 poo</w:t>
+      </w:r>
+      <w:proofErr w:type="spellStart"/>
+      <w:r>
+        <w:t>l</w:t>
+      </w:r>
+      <w:proofErr w:type="spellEnd"/>
+      <w:r>
+        <w:t xml:space="preserve"> neve DEBRECENv6 </w:t>
+      </w:r>
+      <w:proofErr w:type="spellStart"/>
+      <w:r>
+        <w:t>dns</w:t>
+      </w:r>
+      <w:proofErr w:type="spellEnd"/>
+      <w:r>
+        <w:t xml:space="preserve">-szerverkent 2001:db8:acad:40::2 öt azaz a szerver ipv6 </w:t>
+      </w:r>
+      <w:proofErr w:type="spellStart"/>
+      <w:r>
+        <w:t>cimet</w:t>
+      </w:r>
+      <w:proofErr w:type="spellEnd"/>
+      <w:r>
+        <w:t xml:space="preserve"> kapjak meg</w:t>
+      </w:r>
+      <w:r>
+        <w:t>.</w:t>
+      </w:r>
+    </w:p>
+    <w:p>
+      <w:pPr>
+        <w:ind w:left="360"/>
       </w:pPr>
     </w:p>
     <w:sectPr>
@@ -1722,7 +3979,7 @@
   <w:abstractNum w:abstractNumId="0" w15:restartNumberingAfterBreak="0">
     <w:nsid w:val="1FDF6BA0"/>
     <w:multiLevelType w:val="hybridMultilevel"/>
-    <w:tmpl w:val="5DB41E30"/>
+    <w:tmpl w:val="C32C1AA0"/>
     <w:lvl w:ilvl="0" w:tplc="040E0001">
       <w:start w:val="1"/>
       <w:numFmt w:val="bullet"/>

--- a/Blog/Blog.docx
+++ b/Blog/Blog.docx
@@ -33,15 +33,7 @@
         </w:numPr>
       </w:pPr>
       <w:r>
-        <w:t xml:space="preserve">A topológiát kicsinyítettük, elhagytunk egy teljes </w:t>
-      </w:r>
-      <w:proofErr w:type="spellStart"/>
-      <w:r>
-        <w:t>telephelyet</w:t>
-      </w:r>
-      <w:proofErr w:type="spellEnd"/>
-      <w:r>
-        <w:t xml:space="preserve"> lett belőle 2db telephely, Budapest HQ és Debrecen telephely. </w:t>
+        <w:t xml:space="preserve">A topológiát kicsinyítettük, elhagytunk egy teljes telephelyet lett belőle 2db telephely, Budapest HQ és Debrecen telephely. </w:t>
       </w:r>
     </w:p>
     <w:p>
@@ -65,63 +57,7 @@
         </w:numPr>
       </w:pPr>
       <w:r>
-        <w:t xml:space="preserve">Valamint az egyik </w:t>
-      </w:r>
-      <w:proofErr w:type="spellStart"/>
-      <w:r>
-        <w:t>switch</w:t>
-      </w:r>
-      <w:proofErr w:type="spellEnd"/>
-      <w:r>
-        <w:t xml:space="preserve"> is elhagyható és ott valósítjuk meg az </w:t>
-      </w:r>
-      <w:proofErr w:type="spellStart"/>
-      <w:r>
-        <w:t>etherchannelt</w:t>
-      </w:r>
-      <w:proofErr w:type="spellEnd"/>
-      <w:r>
-        <w:t xml:space="preserve">. így 3 darab </w:t>
-      </w:r>
-      <w:proofErr w:type="spellStart"/>
-      <w:r>
-        <w:t>switch</w:t>
-      </w:r>
-      <w:proofErr w:type="spellEnd"/>
-      <w:r>
-        <w:t xml:space="preserve"> marad és egy </w:t>
-      </w:r>
-      <w:proofErr w:type="spellStart"/>
-      <w:r>
-        <w:t>switch</w:t>
-      </w:r>
-      <w:proofErr w:type="spellEnd"/>
-      <w:r>
-        <w:t xml:space="preserve"> kapcsolódik két routerhez és két </w:t>
-      </w:r>
-      <w:proofErr w:type="spellStart"/>
-      <w:r>
-        <w:t>switchez</w:t>
-      </w:r>
-      <w:proofErr w:type="spellEnd"/>
-      <w:r>
-        <w:t xml:space="preserve">. A két </w:t>
-      </w:r>
-      <w:proofErr w:type="spellStart"/>
-      <w:r>
-        <w:t>switch</w:t>
-      </w:r>
-      <w:proofErr w:type="spellEnd"/>
-      <w:r>
-        <w:t xml:space="preserve"> bal oldalt két külön emeletért felel. Az egyik a könyvelési osztály és titkosabb feladatot ellátó rész a másik az ügyfelekkel kapcsolatos rész (földszint) ahol a mindennapi banki adminisztrációs dolgokat végzik. A 2. emeleten </w:t>
-      </w:r>
-      <w:proofErr w:type="spellStart"/>
-      <w:r>
-        <w:t>vaz</w:t>
-      </w:r>
-      <w:proofErr w:type="spellEnd"/>
-      <w:r>
-        <w:t xml:space="preserve"> a vezér </w:t>
+        <w:t xml:space="preserve">Valamint az egyik switch is elhagyható és ott valósítjuk meg az etherchannelt. így 3 darab switch marad és egy switch kapcsolódik két routerhez és két switchez. A két switch bal oldalt két külön emeletért felel. Az egyik a könyvelési osztály és titkosabb feladatot ellátó rész a másik az ügyfelekkel kapcsolatos rész (földszint) ahol a mindennapi banki adminisztrációs dolgokat végzik. A 2. emeleten vaz a vezér </w:t>
       </w:r>
       <w:r>
         <w:t>igazgatóság,</w:t>
@@ -139,15 +75,7 @@
         <w:t>is,</w:t>
       </w:r>
       <w:r>
-        <w:t xml:space="preserve"> ami </w:t>
-      </w:r>
-      <w:proofErr w:type="gramStart"/>
-      <w:r>
-        <w:t>VPN-el</w:t>
-      </w:r>
-      <w:proofErr w:type="gramEnd"/>
-      <w:r>
-        <w:t xml:space="preserve"> tud csatlakozni a Debreceni telephelyhez.</w:t>
+        <w:t xml:space="preserve"> ami VPN-el tud csatlakozni a Debreceni telephelyhez.</w:t>
       </w:r>
     </w:p>
     <w:p>
@@ -183,23 +111,7 @@
         <w:t>marad,</w:t>
       </w:r>
       <w:r>
-        <w:t xml:space="preserve"> amiből csatlakozik egy </w:t>
-      </w:r>
-      <w:proofErr w:type="spellStart"/>
-      <w:r>
-        <w:t>switch</w:t>
-      </w:r>
-      <w:proofErr w:type="spellEnd"/>
-      <w:r>
-        <w:t xml:space="preserve"> és egy </w:t>
-      </w:r>
-      <w:proofErr w:type="spellStart"/>
-      <w:r>
-        <w:t>Wireless</w:t>
-      </w:r>
-      <w:proofErr w:type="spellEnd"/>
-      <w:r>
-        <w:t xml:space="preserve"> router</w:t>
+        <w:t xml:space="preserve"> amiből csatlakozik egy switch és egy Wireless router</w:t>
       </w:r>
       <w:r>
         <w:t>. Onnan csatlakozik 15 számítógép és csak adminisztratív dolgok folynak itt és ügyfelekkel kapcsolatos dolgok. Itt nincs könyvelési részleg csak a budapesti iroda felel a könyvelésért.</w:t>
@@ -285,57 +197,25 @@
         <w:t>routerek,</w:t>
       </w:r>
       <w:r>
-        <w:t xml:space="preserve"> illetve a </w:t>
-      </w:r>
-      <w:proofErr w:type="spellStart"/>
-      <w:r>
-        <w:t>switchek</w:t>
-      </w:r>
-      <w:proofErr w:type="spellEnd"/>
-      <w:r>
-        <w:t xml:space="preserve"> es az ISP kapta meg </w:t>
+        <w:t xml:space="preserve"> illetve a switchek es az ISP kapta meg </w:t>
       </w:r>
       <w:r>
         <w:t>egyelőre</w:t>
       </w:r>
       <w:r>
-        <w:t xml:space="preserve"> az </w:t>
-      </w:r>
-      <w:proofErr w:type="spellStart"/>
-      <w:r>
-        <w:t>ip</w:t>
-      </w:r>
-      <w:proofErr w:type="spellEnd"/>
-      <w:r>
-        <w:t xml:space="preserve"> </w:t>
+        <w:t xml:space="preserve"> az ip </w:t>
       </w:r>
       <w:r>
         <w:t>címet</w:t>
       </w:r>
       <w:r>
-        <w:t xml:space="preserve"> mivel </w:t>
-      </w:r>
-      <w:proofErr w:type="spellStart"/>
-      <w:r>
-        <w:t>dhcp-t</w:t>
-      </w:r>
-      <w:proofErr w:type="spellEnd"/>
-      <w:r>
-        <w:t xml:space="preserve"> fogunk </w:t>
+        <w:t xml:space="preserve"> mivel dhcp-t fogunk </w:t>
       </w:r>
       <w:r>
         <w:t>használni</w:t>
       </w:r>
       <w:r>
-        <w:t xml:space="preserve"> az </w:t>
-      </w:r>
-      <w:proofErr w:type="spellStart"/>
-      <w:r>
-        <w:t>ip</w:t>
-      </w:r>
-      <w:proofErr w:type="spellEnd"/>
-      <w:r>
-        <w:t xml:space="preserve"> </w:t>
+        <w:t xml:space="preserve"> az ip </w:t>
       </w:r>
       <w:r>
         <w:t>címek</w:t>
@@ -362,54 +242,25 @@
         </w:numPr>
       </w:pPr>
       <w:r>
-        <w:t xml:space="preserve">a routerek közt 10.0.0.x /30 </w:t>
-      </w:r>
-      <w:proofErr w:type="spellStart"/>
-      <w:r>
-        <w:t>as</w:t>
-      </w:r>
-      <w:proofErr w:type="spellEnd"/>
+        <w:t>a routerek közt 10.0.0.x /30 as prefix</w:t>
+      </w:r>
+      <w:r>
+        <w:t>ü</w:t>
+      </w:r>
+      <w:r>
+        <w:t xml:space="preserve"> ip </w:t>
+      </w:r>
+      <w:r>
+        <w:t>címeket</w:t>
+      </w:r>
       <w:r>
         <w:t xml:space="preserve"> </w:t>
       </w:r>
-      <w:proofErr w:type="spellStart"/>
-      <w:r>
-        <w:t>prefix</w:t>
-      </w:r>
-      <w:r>
-        <w:t>ü</w:t>
-      </w:r>
-      <w:proofErr w:type="spellEnd"/>
-      <w:r>
-        <w:t xml:space="preserve"> </w:t>
-      </w:r>
-      <w:proofErr w:type="spellStart"/>
-      <w:r>
-        <w:t>ip</w:t>
-      </w:r>
-      <w:proofErr w:type="spellEnd"/>
-      <w:r>
-        <w:t xml:space="preserve"> </w:t>
-      </w:r>
-      <w:r>
-        <w:t>címeket</w:t>
-      </w:r>
-      <w:r>
-        <w:t xml:space="preserve"> </w:t>
-      </w:r>
       <w:r>
         <w:t>használtuk</w:t>
       </w:r>
       <w:r>
-        <w:t xml:space="preserve"> igy a routerek közt </w:t>
-      </w:r>
-      <w:proofErr w:type="spellStart"/>
-      <w:r>
-        <w:t>peer-to-peer</w:t>
-      </w:r>
-      <w:proofErr w:type="spellEnd"/>
-      <w:r>
-        <w:t xml:space="preserve"> kapcsolat van</w:t>
+        <w:t xml:space="preserve"> igy a routerek közt peer-to-peer kapcsolat van</w:t>
       </w:r>
     </w:p>
     <w:p>
@@ -433,29 +284,13 @@
         <w:t>hálózatba</w:t>
       </w:r>
       <w:r>
-        <w:t xml:space="preserve"> a 192.168.1.0 /</w:t>
-      </w:r>
-      <w:proofErr w:type="gramStart"/>
-      <w:r>
-        <w:t>27</w:t>
-      </w:r>
-      <w:proofErr w:type="gramEnd"/>
-      <w:r>
-        <w:t xml:space="preserve"> illetve 192.168.1.32 /27 es </w:t>
+        <w:t xml:space="preserve"> a 192.168.1.0 /27 illetve 192.168.1.32 /27 es </w:t>
       </w:r>
       <w:r>
         <w:t>hálózatból</w:t>
       </w:r>
       <w:r>
-        <w:t xml:space="preserve"> kap </w:t>
-      </w:r>
-      <w:proofErr w:type="spellStart"/>
-      <w:r>
-        <w:t>ip</w:t>
-      </w:r>
-      <w:proofErr w:type="spellEnd"/>
-      <w:r>
-        <w:t xml:space="preserve"> </w:t>
+        <w:t xml:space="preserve"> kap ip </w:t>
       </w:r>
       <w:r>
         <w:t>címet</w:t>
@@ -476,37 +311,13 @@
         <w:t>igazgatósági</w:t>
       </w:r>
       <w:r>
-        <w:t xml:space="preserve"> iroda az </w:t>
-      </w:r>
-      <w:proofErr w:type="gramStart"/>
-      <w:r>
-        <w:t>192.168.1.64  /</w:t>
-      </w:r>
-      <w:proofErr w:type="gramEnd"/>
-      <w:r>
-        <w:t xml:space="preserve">28 </w:t>
-      </w:r>
-      <w:proofErr w:type="spellStart"/>
-      <w:r>
-        <w:t>as</w:t>
-      </w:r>
-      <w:proofErr w:type="spellEnd"/>
-      <w:r>
-        <w:t xml:space="preserve"> </w:t>
+        <w:t xml:space="preserve"> iroda az 192.168.1.64  /28 as </w:t>
       </w:r>
       <w:r>
         <w:t>hálózatból</w:t>
       </w:r>
       <w:r>
-        <w:t xml:space="preserve"> kapjak az </w:t>
-      </w:r>
-      <w:proofErr w:type="spellStart"/>
-      <w:r>
-        <w:t>ip</w:t>
-      </w:r>
-      <w:proofErr w:type="spellEnd"/>
-      <w:r>
-        <w:t xml:space="preserve"> </w:t>
+        <w:t xml:space="preserve"> kapjak az ip </w:t>
       </w:r>
       <w:r>
         <w:t>címeket</w:t>
@@ -521,85 +332,37 @@
         </w:numPr>
       </w:pPr>
       <w:r>
-        <w:t xml:space="preserve">A Debreceni telephely 192.168.2.0 /26 </w:t>
-      </w:r>
-      <w:proofErr w:type="spellStart"/>
-      <w:r>
-        <w:t>os</w:t>
-      </w:r>
-      <w:proofErr w:type="spellEnd"/>
+        <w:t xml:space="preserve">A Debreceni telephely 192.168.2.0 /26 os </w:t>
+      </w:r>
+      <w:r>
+        <w:t>hálózatból</w:t>
+      </w:r>
+      <w:r>
+        <w:t xml:space="preserve"> kapjak az ip </w:t>
+      </w:r>
+      <w:r>
+        <w:t>címet</w:t>
+      </w:r>
+      <w:r>
+        <w:t xml:space="preserve"> ehhez a telephelyhez csatlakozik meg egy wireless router ami a 192.168.100.0 /28 as </w:t>
+      </w:r>
+      <w:r>
+        <w:t>hálózati</w:t>
+      </w:r>
       <w:r>
         <w:t xml:space="preserve"> </w:t>
       </w:r>
       <w:r>
-        <w:t>hálózatból</w:t>
-      </w:r>
-      <w:r>
-        <w:t xml:space="preserve"> kapjak az </w:t>
-      </w:r>
-      <w:proofErr w:type="spellStart"/>
-      <w:r>
-        <w:t>ip</w:t>
-      </w:r>
-      <w:proofErr w:type="spellEnd"/>
+        <w:t>címen</w:t>
+      </w:r>
       <w:r>
         <w:t xml:space="preserve"> </w:t>
       </w:r>
       <w:r>
-        <w:t>címet</w:t>
-      </w:r>
-      <w:r>
-        <w:t xml:space="preserve"> ehhez a telephelyhez csatlakozik meg egy </w:t>
-      </w:r>
-      <w:proofErr w:type="spellStart"/>
-      <w:r>
-        <w:t>wireless</w:t>
-      </w:r>
-      <w:proofErr w:type="spellEnd"/>
-      <w:r>
-        <w:t xml:space="preserve"> </w:t>
-      </w:r>
-      <w:proofErr w:type="gramStart"/>
-      <w:r>
-        <w:t>router</w:t>
-      </w:r>
-      <w:proofErr w:type="gramEnd"/>
-      <w:r>
-        <w:t xml:space="preserve"> ami a 192.168.100.0 /28 </w:t>
-      </w:r>
-      <w:proofErr w:type="spellStart"/>
-      <w:r>
-        <w:t>as</w:t>
-      </w:r>
-      <w:proofErr w:type="spellEnd"/>
-      <w:r>
-        <w:t xml:space="preserve"> </w:t>
-      </w:r>
-      <w:r>
-        <w:t>hálózati</w:t>
-      </w:r>
-      <w:r>
-        <w:t xml:space="preserve"> </w:t>
-      </w:r>
-      <w:r>
-        <w:t>címen</w:t>
-      </w:r>
-      <w:r>
-        <w:t xml:space="preserve"> </w:t>
-      </w:r>
-      <w:r>
         <w:t>keresztül</w:t>
       </w:r>
       <w:r>
-        <w:t xml:space="preserve"> osztja az </w:t>
-      </w:r>
-      <w:proofErr w:type="spellStart"/>
-      <w:r>
-        <w:t>ip</w:t>
-      </w:r>
-      <w:proofErr w:type="spellEnd"/>
-      <w:r>
-        <w:t xml:space="preserve"> </w:t>
+        <w:t xml:space="preserve"> osztja az ip </w:t>
       </w:r>
       <w:r>
         <w:t>címet</w:t>
@@ -685,30 +448,14 @@
         <w:t>cél</w:t>
       </w:r>
       <w:r>
-        <w:t xml:space="preserve"> a </w:t>
-      </w:r>
-      <w:proofErr w:type="spellStart"/>
-      <w:r>
-        <w:t>dual</w:t>
-      </w:r>
-      <w:proofErr w:type="spellEnd"/>
+        <w:t xml:space="preserve"> a dual stack </w:t>
+      </w:r>
+      <w:r>
+        <w:t>hálózat</w:t>
+      </w:r>
       <w:r>
         <w:t xml:space="preserve"> </w:t>
       </w:r>
-      <w:proofErr w:type="spellStart"/>
-      <w:r>
-        <w:t>stack</w:t>
-      </w:r>
-      <w:proofErr w:type="spellEnd"/>
-      <w:r>
-        <w:t xml:space="preserve"> </w:t>
-      </w:r>
-      <w:r>
-        <w:t>hálózat</w:t>
-      </w:r>
-      <w:r>
-        <w:t xml:space="preserve"> </w:t>
-      </w:r>
       <w:r>
         <w:t>ezért</w:t>
       </w:r>
@@ -737,15 +484,7 @@
         <w:t>eszközök</w:t>
       </w:r>
       <w:r>
-        <w:t xml:space="preserve"> dhcpv6 </w:t>
-      </w:r>
-      <w:proofErr w:type="spellStart"/>
-      <w:r>
-        <w:t>on</w:t>
-      </w:r>
-      <w:proofErr w:type="spellEnd"/>
-      <w:r>
-        <w:t xml:space="preserve"> </w:t>
+        <w:t xml:space="preserve"> dhcpv6 on </w:t>
       </w:r>
       <w:r>
         <w:t>keresztül</w:t>
@@ -781,23 +520,7 @@
         <w:t>kaptak,</w:t>
       </w:r>
       <w:r>
-        <w:t xml:space="preserve"> illetve a 2001:db</w:t>
-      </w:r>
-      <w:proofErr w:type="gramStart"/>
-      <w:r>
-        <w:t>8:ffff</w:t>
-      </w:r>
-      <w:proofErr w:type="gramEnd"/>
-      <w:r>
-        <w:t>:</w:t>
-      </w:r>
-      <w:proofErr w:type="gramStart"/>
-      <w:r>
-        <w:t>x::/</w:t>
-      </w:r>
-      <w:proofErr w:type="gramEnd"/>
-      <w:r>
-        <w:t>126</w:t>
+        <w:t xml:space="preserve"> illetve a 2001:db8:ffff:x::/126</w:t>
       </w:r>
       <w:r>
         <w:t>-</w:t>
@@ -809,15 +532,7 @@
         <w:t>hálózatból</w:t>
       </w:r>
       <w:r>
-        <w:t xml:space="preserve"> kaptak </w:t>
-      </w:r>
-      <w:proofErr w:type="spellStart"/>
-      <w:r>
-        <w:t>ip</w:t>
-      </w:r>
-      <w:proofErr w:type="spellEnd"/>
-      <w:r>
-        <w:t xml:space="preserve"> </w:t>
+        <w:t xml:space="preserve"> kaptak ip </w:t>
       </w:r>
       <w:r>
         <w:t>címet</w:t>
@@ -835,31 +550,7 @@
         <w:t>-</w:t>
       </w:r>
       <w:r>
-        <w:t xml:space="preserve">nel itt is </w:t>
-      </w:r>
-      <w:proofErr w:type="spellStart"/>
-      <w:r>
-        <w:t>peer</w:t>
-      </w:r>
-      <w:proofErr w:type="spellEnd"/>
-      <w:r>
-        <w:t xml:space="preserve"> </w:t>
-      </w:r>
-      <w:proofErr w:type="spellStart"/>
-      <w:r>
-        <w:t>to</w:t>
-      </w:r>
-      <w:proofErr w:type="spellEnd"/>
-      <w:r>
-        <w:t xml:space="preserve"> </w:t>
-      </w:r>
-      <w:proofErr w:type="spellStart"/>
-      <w:r>
-        <w:t>peer</w:t>
-      </w:r>
-      <w:proofErr w:type="spellEnd"/>
-      <w:r>
-        <w:t xml:space="preserve"> kapcsolat van a routerek </w:t>
+        <w:t xml:space="preserve">nel itt is peer to peer kapcsolat van a routerek </w:t>
       </w:r>
       <w:r>
         <w:t>között</w:t>
@@ -892,31 +583,7 @@
         <w:t>felső</w:t>
       </w:r>
       <w:r>
-        <w:t xml:space="preserve"> szintje 2001:db</w:t>
-      </w:r>
-      <w:proofErr w:type="gramStart"/>
-      <w:r>
-        <w:t>8:acad</w:t>
-      </w:r>
-      <w:proofErr w:type="gramEnd"/>
-      <w:r>
-        <w:t>:</w:t>
-      </w:r>
-      <w:proofErr w:type="gramStart"/>
-      <w:r>
-        <w:t>20::/64</w:t>
-      </w:r>
-      <w:proofErr w:type="gramEnd"/>
-      <w:r>
-        <w:t xml:space="preserve"> illetve 2001:db</w:t>
-      </w:r>
-      <w:proofErr w:type="gramStart"/>
-      <w:r>
-        <w:t>8:acad::</w:t>
-      </w:r>
-      <w:proofErr w:type="gramEnd"/>
-      <w:r>
-        <w:t xml:space="preserve">10/64 es ipv6 </w:t>
+        <w:t xml:space="preserve"> szintje 2001:db8:acad:20::/64 illetve 2001:db8:acad::10/64 es ipv6 </w:t>
       </w:r>
       <w:r>
         <w:t>hálózati</w:t>
@@ -955,23 +622,7 @@
         <w:t>irodája</w:t>
       </w:r>
       <w:r>
-        <w:t xml:space="preserve"> 2001:db</w:t>
-      </w:r>
-      <w:proofErr w:type="gramStart"/>
-      <w:r>
-        <w:t>8:acad</w:t>
-      </w:r>
-      <w:proofErr w:type="gramEnd"/>
-      <w:r>
-        <w:t>:</w:t>
-      </w:r>
-      <w:proofErr w:type="gramStart"/>
-      <w:r>
-        <w:t>30::/</w:t>
-      </w:r>
-      <w:proofErr w:type="gramEnd"/>
-      <w:r>
-        <w:t xml:space="preserve">64 es </w:t>
+        <w:t xml:space="preserve"> 2001:db8:acad:30::/64 es </w:t>
       </w:r>
       <w:r>
         <w:t>hálózati</w:t>
@@ -995,23 +646,7 @@
         </w:numPr>
       </w:pPr>
       <w:r>
-        <w:t>A Debreceni telephely pedig a 2001:db</w:t>
-      </w:r>
-      <w:proofErr w:type="gramStart"/>
-      <w:r>
-        <w:t>8:acad</w:t>
-      </w:r>
-      <w:proofErr w:type="gramEnd"/>
-      <w:r>
-        <w:t>:</w:t>
-      </w:r>
-      <w:proofErr w:type="gramStart"/>
-      <w:r>
-        <w:t>40::/</w:t>
-      </w:r>
-      <w:proofErr w:type="gramEnd"/>
-      <w:r>
-        <w:t xml:space="preserve">64 es </w:t>
+        <w:t xml:space="preserve">A Debreceni telephely pedig a 2001:db8:acad:40::/64 es </w:t>
       </w:r>
       <w:r>
         <w:t>hálózati</w:t>
@@ -1038,15 +673,7 @@
         </w:numPr>
       </w:pPr>
       <w:r>
-        <w:t>VLAN-</w:t>
-      </w:r>
-      <w:proofErr w:type="spellStart"/>
-      <w:r>
-        <w:t>okat</w:t>
-      </w:r>
-      <w:proofErr w:type="spellEnd"/>
-      <w:r>
-        <w:t xml:space="preserve"> is kiosztottuk a </w:t>
+        <w:t xml:space="preserve">VLAN-okat is kiosztottuk a </w:t>
       </w:r>
       <w:r>
         <w:t>következők</w:t>
@@ -1139,13 +766,8 @@
         </w:numPr>
       </w:pPr>
       <w:r>
-        <w:t xml:space="preserve">VLAN 100 </w:t>
-      </w:r>
-      <w:proofErr w:type="spellStart"/>
-      <w:r>
-        <w:t>VoIP</w:t>
-      </w:r>
-      <w:proofErr w:type="spellEnd"/>
+        <w:t>VLAN 100 VoIP</w:t>
+      </w:r>
     </w:p>
     <w:p>
       <w:pPr>
@@ -1259,15 +881,7 @@
         <w:t>konfigurálni</w:t>
       </w:r>
       <w:r>
-        <w:t xml:space="preserve"> akartuk a </w:t>
-      </w:r>
-      <w:proofErr w:type="spellStart"/>
-      <w:r>
-        <w:t>switcheket</w:t>
-      </w:r>
-      <w:proofErr w:type="spellEnd"/>
-      <w:r>
-        <w:t xml:space="preserve">. </w:t>
+        <w:t xml:space="preserve"> akartuk a switcheket. </w:t>
       </w:r>
       <w:r>
         <w:t>R</w:t>
@@ -1285,15 +899,7 @@
         <w:t>állítottunk</w:t>
       </w:r>
       <w:r>
-        <w:t xml:space="preserve"> be </w:t>
-      </w:r>
-      <w:proofErr w:type="spellStart"/>
-      <w:r>
-        <w:t>ip</w:t>
-      </w:r>
-      <w:proofErr w:type="spellEnd"/>
-      <w:r>
-        <w:t xml:space="preserve"> </w:t>
+        <w:t xml:space="preserve"> be ip </w:t>
       </w:r>
       <w:r>
         <w:t>címeket</w:t>
@@ -1320,23 +926,7 @@
         </w:numPr>
       </w:pPr>
       <w:r>
-        <w:t xml:space="preserve">a </w:t>
-      </w:r>
-      <w:proofErr w:type="spellStart"/>
-      <w:r>
-        <w:t>switchek</w:t>
-      </w:r>
-      <w:proofErr w:type="spellEnd"/>
-      <w:r>
-        <w:t xml:space="preserve"> megkaptak a VLAN-</w:t>
-      </w:r>
-      <w:proofErr w:type="spellStart"/>
-      <w:r>
-        <w:t>okat</w:t>
-      </w:r>
-      <w:proofErr w:type="spellEnd"/>
-      <w:r>
-        <w:t xml:space="preserve"> STP </w:t>
+        <w:t xml:space="preserve">a switchek megkaptak a VLAN-okat STP </w:t>
       </w:r>
       <w:r>
         <w:t>konfigurációja</w:t>
@@ -1360,101 +950,19 @@
         <w:t>rész</w:t>
       </w:r>
       <w:r>
-        <w:t xml:space="preserve"> a </w:t>
-      </w:r>
-      <w:proofErr w:type="spellStart"/>
-      <w:r>
-        <w:t>vlan</w:t>
-      </w:r>
-      <w:proofErr w:type="spellEnd"/>
-      <w:r>
-        <w:t xml:space="preserve"> 10 </w:t>
-      </w:r>
-      <w:proofErr w:type="spellStart"/>
-      <w:r>
-        <w:t>et</w:t>
-      </w:r>
-      <w:proofErr w:type="spellEnd"/>
-      <w:r>
-        <w:t xml:space="preserve"> kapta meg </w:t>
-      </w:r>
-      <w:proofErr w:type="spellStart"/>
-      <w:r>
-        <w:t>allowed</w:t>
-      </w:r>
-      <w:proofErr w:type="spellEnd"/>
+        <w:t xml:space="preserve"> a vlan 10 et kapta meg allowed vlan-kent a </w:t>
+      </w:r>
+      <w:r>
+        <w:t>felső</w:t>
+      </w:r>
       <w:r>
         <w:t xml:space="preserve"> </w:t>
       </w:r>
-      <w:proofErr w:type="spellStart"/>
-      <w:r>
-        <w:t>vlan</w:t>
-      </w:r>
-      <w:proofErr w:type="spellEnd"/>
-      <w:r>
-        <w:t xml:space="preserve">-kent a </w:t>
-      </w:r>
-      <w:r>
-        <w:t>felső</w:t>
-      </w:r>
-      <w:r>
-        <w:t xml:space="preserve"> </w:t>
-      </w:r>
       <w:r>
         <w:t>rész</w:t>
       </w:r>
       <w:r>
-        <w:t xml:space="preserve"> a 20 </w:t>
-      </w:r>
-      <w:proofErr w:type="spellStart"/>
-      <w:r>
-        <w:t>as</w:t>
-      </w:r>
-      <w:proofErr w:type="spellEnd"/>
-      <w:r>
-        <w:t xml:space="preserve"> </w:t>
-      </w:r>
-      <w:proofErr w:type="spellStart"/>
-      <w:r>
-        <w:t>vlant</w:t>
-      </w:r>
-      <w:proofErr w:type="spellEnd"/>
-      <w:r>
-        <w:t xml:space="preserve"> a </w:t>
-      </w:r>
-      <w:proofErr w:type="spellStart"/>
-      <w:r>
-        <w:t>switchek</w:t>
-      </w:r>
-      <w:proofErr w:type="spellEnd"/>
-      <w:r>
-        <w:t xml:space="preserve"> pedig a 10,20,30,40,100 </w:t>
-      </w:r>
-      <w:proofErr w:type="spellStart"/>
-      <w:r>
-        <w:t>as</w:t>
-      </w:r>
-      <w:proofErr w:type="spellEnd"/>
-      <w:r>
-        <w:t xml:space="preserve"> </w:t>
-      </w:r>
-      <w:proofErr w:type="spellStart"/>
-      <w:proofErr w:type="gramStart"/>
-      <w:r>
-        <w:t>vlant</w:t>
-      </w:r>
-      <w:proofErr w:type="spellEnd"/>
-      <w:proofErr w:type="gramEnd"/>
-      <w:r>
-        <w:t xml:space="preserve"> hogy tudjak kezelni mindegyik </w:t>
-      </w:r>
-      <w:proofErr w:type="spellStart"/>
-      <w:r>
-        <w:t>vlant</w:t>
-      </w:r>
-      <w:proofErr w:type="spellEnd"/>
-      <w:r>
-        <w:t xml:space="preserve"> </w:t>
+        <w:t xml:space="preserve"> a 20 as vlant a switchek pedig a 10,20,30,40,100 as vlant hogy tudjak kezelni mindegyik vlant </w:t>
       </w:r>
     </w:p>
     <w:p>
@@ -1470,17 +978,8 @@
           <w:sz w:val="56"/>
           <w:szCs w:val="56"/>
         </w:rPr>
-        <w:t xml:space="preserve">03.04 </w:t>
-      </w:r>
-      <w:proofErr w:type="spellStart"/>
-      <w:r>
-        <w:rPr>
-          <w:sz w:val="56"/>
-          <w:szCs w:val="56"/>
-        </w:rPr>
-        <w:t>Etherchannel</w:t>
-      </w:r>
-      <w:proofErr w:type="spellEnd"/>
+        <w:t>03.04 Etherchannel</w:t>
+      </w:r>
     </w:p>
     <w:p>
       <w:pPr>
@@ -1497,29 +996,13 @@
         <w:t>topológiában</w:t>
       </w:r>
       <w:r>
-        <w:t xml:space="preserve"> bal oldali </w:t>
-      </w:r>
-      <w:proofErr w:type="spellStart"/>
-      <w:r>
-        <w:t>switchekre</w:t>
-      </w:r>
-      <w:proofErr w:type="spellEnd"/>
-      <w:r>
-        <w:t xml:space="preserve"> </w:t>
+        <w:t xml:space="preserve"> bal oldali switchekre </w:t>
       </w:r>
       <w:r>
         <w:t>beállítottuk</w:t>
       </w:r>
       <w:r>
-        <w:t xml:space="preserve"> az </w:t>
-      </w:r>
-      <w:proofErr w:type="spellStart"/>
-      <w:r>
-        <w:t>Etherchannelt</w:t>
-      </w:r>
-      <w:proofErr w:type="spellEnd"/>
-      <w:r>
-        <w:t>.</w:t>
+        <w:t xml:space="preserve"> az Etherchannelt.</w:t>
       </w:r>
     </w:p>
     <w:p>
@@ -1570,23 +1053,7 @@
         <w:t>két</w:t>
       </w:r>
       <w:r>
-        <w:t xml:space="preserve"> </w:t>
-      </w:r>
-      <w:proofErr w:type="spellStart"/>
-      <w:r>
-        <w:t>oldalso</w:t>
-      </w:r>
-      <w:proofErr w:type="spellEnd"/>
-      <w:r>
-        <w:t xml:space="preserve"> </w:t>
-      </w:r>
-      <w:proofErr w:type="spellStart"/>
-      <w:r>
-        <w:t>switch</w:t>
-      </w:r>
-      <w:proofErr w:type="spellEnd"/>
-      <w:r>
-        <w:t xml:space="preserve"> </w:t>
+        <w:t xml:space="preserve"> oldalso switch </w:t>
       </w:r>
       <w:r>
         <w:t>továbbra</w:t>
@@ -1598,37 +1065,13 @@
         <w:t>saját</w:t>
       </w:r>
       <w:r>
-        <w:t xml:space="preserve"> </w:t>
-      </w:r>
-      <w:proofErr w:type="spellStart"/>
-      <w:r>
-        <w:t>vlanjait</w:t>
-      </w:r>
-      <w:proofErr w:type="spellEnd"/>
-      <w:r>
-        <w:t xml:space="preserve"> </w:t>
+        <w:t xml:space="preserve"> vlanjait </w:t>
       </w:r>
       <w:r>
         <w:t>továbbítja</w:t>
       </w:r>
       <w:r>
-        <w:t xml:space="preserve"> viszont a </w:t>
-      </w:r>
-      <w:proofErr w:type="spellStart"/>
-      <w:r>
-        <w:t>switchek</w:t>
-      </w:r>
-      <w:proofErr w:type="spellEnd"/>
-      <w:r>
-        <w:t xml:space="preserve"> mindegyik </w:t>
-      </w:r>
-      <w:proofErr w:type="spellStart"/>
-      <w:r>
-        <w:t>vlant</w:t>
-      </w:r>
-      <w:proofErr w:type="spellEnd"/>
-      <w:r>
-        <w:t xml:space="preserve"> latjak.</w:t>
+        <w:t xml:space="preserve"> viszont a switchek mindegyik vlant latjak.</w:t>
       </w:r>
     </w:p>
     <w:p>
@@ -1675,37 +1118,13 @@
         <w:t>beállítani</w:t>
       </w:r>
       <w:r>
-        <w:t xml:space="preserve"> a </w:t>
-      </w:r>
-      <w:proofErr w:type="gramStart"/>
-      <w:r>
-        <w:t>dhcpv4</w:t>
+        <w:t xml:space="preserve"> a dhcpv4</w:t>
       </w:r>
       <w:r>
         <w:t>-</w:t>
       </w:r>
       <w:r>
-        <w:t>et</w:t>
-      </w:r>
-      <w:proofErr w:type="gramEnd"/>
-      <w:r>
-        <w:t xml:space="preserve"> illetve az </w:t>
-      </w:r>
-      <w:proofErr w:type="spellStart"/>
-      <w:r>
-        <w:t>alapkonfigot</w:t>
-      </w:r>
-      <w:proofErr w:type="spellEnd"/>
-      <w:r>
-        <w:t xml:space="preserve"> is Balint az </w:t>
-      </w:r>
-      <w:proofErr w:type="spellStart"/>
-      <w:r>
-        <w:t>alapkonfigot</w:t>
-      </w:r>
-      <w:proofErr w:type="spellEnd"/>
-      <w:r>
-        <w:t xml:space="preserve"> kezdte el </w:t>
+        <w:t xml:space="preserve">et illetve az alapkonfigot is Balint az alapkonfigot kezdte el </w:t>
       </w:r>
       <w:r>
         <w:t>csinálni</w:t>
@@ -1746,15 +1165,8 @@
       <w:r>
         <w:t xml:space="preserve"> a </w:t>
       </w:r>
-      <w:proofErr w:type="spellStart"/>
-      <w:proofErr w:type="gramStart"/>
-      <w:r>
-        <w:t>switchek</w:t>
-      </w:r>
-      <w:proofErr w:type="spellEnd"/>
-      <w:proofErr w:type="gramEnd"/>
-      <w:r>
-        <w:t xml:space="preserve"> </w:t>
+      <w:r>
+        <w:t xml:space="preserve">switchek </w:t>
       </w:r>
       <w:r>
         <w:t xml:space="preserve">illetve a router </w:t>
@@ -1769,15 +1181,7 @@
         <w:t>megcsináljuk</w:t>
       </w:r>
       <w:r>
-        <w:t xml:space="preserve"> hiszen ez is az </w:t>
-      </w:r>
-      <w:proofErr w:type="spellStart"/>
-      <w:r>
-        <w:t>alapkonfig</w:t>
-      </w:r>
-      <w:proofErr w:type="spellEnd"/>
-      <w:r>
-        <w:t xml:space="preserve"> </w:t>
+        <w:t xml:space="preserve"> hiszen ez is az alapkonfig </w:t>
       </w:r>
       <w:r>
         <w:t>részéhez</w:t>
@@ -1794,13 +1198,8 @@
           <w:numId w:val="5"/>
         </w:numPr>
       </w:pPr>
-      <w:proofErr w:type="gramStart"/>
-      <w:r>
-        <w:t>a</w:t>
-      </w:r>
-      <w:proofErr w:type="gramEnd"/>
-      <w:r>
-        <w:t xml:space="preserve"> </w:t>
+      <w:r>
+        <w:t xml:space="preserve">a </w:t>
       </w:r>
       <w:r>
         <w:t>igazgatósági</w:t>
@@ -1845,15 +1244,7 @@
         </w:numPr>
       </w:pPr>
       <w:r>
-        <w:t xml:space="preserve">A </w:t>
-      </w:r>
-      <w:proofErr w:type="gramStart"/>
-      <w:r>
-        <w:t>router</w:t>
-      </w:r>
-      <w:proofErr w:type="gramEnd"/>
-      <w:r>
-        <w:t xml:space="preserve"> illetve </w:t>
+        <w:t xml:space="preserve">A router illetve </w:t>
       </w:r>
       <w:r>
         <w:t>ISP</w:t>
@@ -1895,23 +1286,7 @@
           <w:sz w:val="52"/>
           <w:szCs w:val="52"/>
         </w:rPr>
-        <w:t xml:space="preserve">03.08 </w:t>
-      </w:r>
-      <w:proofErr w:type="spellStart"/>
-      <w:r>
-        <w:rPr>
-          <w:sz w:val="52"/>
-          <w:szCs w:val="52"/>
-        </w:rPr>
-        <w:t>Alapkonfig</w:t>
-      </w:r>
-      <w:proofErr w:type="spellEnd"/>
-      <w:r>
-        <w:rPr>
-          <w:sz w:val="52"/>
-          <w:szCs w:val="52"/>
-        </w:rPr>
-        <w:t xml:space="preserve"> + DHCP befejezve</w:t>
+        <w:t>03.08 Alapkonfig + DHCP befejezve</w:t>
       </w:r>
     </w:p>
     <w:p>
@@ -1923,15 +1298,7 @@
         </w:numPr>
       </w:pPr>
       <w:r>
-        <w:t xml:space="preserve">A mai nap készítettük el a </w:t>
-      </w:r>
-      <w:proofErr w:type="gramStart"/>
-      <w:r>
-        <w:t>DHCPv4</w:t>
-      </w:r>
-      <w:proofErr w:type="gramEnd"/>
-      <w:r>
-        <w:t xml:space="preserve"> illetve az alap konfigurációt</w:t>
+        <w:t>A mai nap készítettük el a DHCPv4 illetve az alap konfigurációt</w:t>
       </w:r>
     </w:p>
     <w:p>
@@ -1943,23 +1310,7 @@
         </w:numPr>
       </w:pPr>
       <w:r>
-        <w:t xml:space="preserve">DHCPv4-nel mindegyik gép kap IP címet DHCP-n keresztül, a szerver, nyomtató, IP telefonok manuálisan fogják kapni az IP címet. Azokat az IP címeket az </w:t>
-      </w:r>
-      <w:proofErr w:type="spellStart"/>
-      <w:r>
-        <w:t>excluded</w:t>
-      </w:r>
-      <w:proofErr w:type="spellEnd"/>
-      <w:r>
-        <w:t xml:space="preserve"> </w:t>
-      </w:r>
-      <w:proofErr w:type="spellStart"/>
-      <w:r>
-        <w:t>address</w:t>
-      </w:r>
-      <w:proofErr w:type="spellEnd"/>
-      <w:r>
-        <w:t xml:space="preserve"> paranccsal kizártuk a kiosztható DHCP címek között</w:t>
+        <w:t>DHCPv4-nel mindegyik gép kap IP címet DHCP-n keresztül, a szerver, nyomtató, IP telefonok manuálisan fogják kapni az IP címet. Azokat az IP címeket az excluded address paranccsal kizártuk a kiosztható DHCP címek között</w:t>
       </w:r>
     </w:p>
     <w:p>
@@ -1971,31 +1322,7 @@
         </w:numPr>
       </w:pPr>
       <w:r>
-        <w:t xml:space="preserve">egyedül </w:t>
-      </w:r>
-      <w:proofErr w:type="gramStart"/>
-      <w:r>
-        <w:t>a</w:t>
-      </w:r>
-      <w:proofErr w:type="gramEnd"/>
-      <w:r>
-        <w:t xml:space="preserve"> igazgatósági iroda nem kap meg IP címet mivel egy tűzfal választja el azt a hálózatot </w:t>
-      </w:r>
-      <w:proofErr w:type="gramStart"/>
-      <w:r>
-        <w:t>úgy</w:t>
-      </w:r>
-      <w:proofErr w:type="gramEnd"/>
-      <w:r>
-        <w:t xml:space="preserve"> hogy majd </w:t>
-      </w:r>
-      <w:proofErr w:type="gramStart"/>
-      <w:r>
-        <w:t>később</w:t>
-      </w:r>
-      <w:proofErr w:type="gramEnd"/>
-      <w:r>
-        <w:t xml:space="preserve"> ha konfiguráltuk a tűzfalat csak akkor fognak tudni kapni DHCPv4 es címet</w:t>
+        <w:t>egyedül a igazgatósági iroda nem kap meg IP címet mivel egy tűzfal választja el azt a hálózatot úgy hogy majd később ha konfiguráltuk a tűzfalat csak akkor fognak tudni kapni DHCPv4 es címet</w:t>
       </w:r>
     </w:p>
     <w:p>
@@ -2007,15 +1334,7 @@
         </w:numPr>
       </w:pPr>
       <w:r>
-        <w:t xml:space="preserve">Az </w:t>
-      </w:r>
-      <w:proofErr w:type="spellStart"/>
-      <w:r>
-        <w:t>alapkonfigot</w:t>
-      </w:r>
-      <w:proofErr w:type="spellEnd"/>
-      <w:r>
-        <w:t xml:space="preserve"> Balint csinálta meg, a jelszavak közös megegyezés alapján lettek kitalálva direkt bonyolultak a jó hálózat vedelem biztosításának érdekében</w:t>
+        <w:t>Az alapkonfigot Balint csinálta meg, a jelszavak közös megegyezés alapján lettek kitalálva direkt bonyolultak a jó hálózat vedelem biztosításának érdekében</w:t>
       </w:r>
     </w:p>
     <w:p>
@@ -2035,11 +1354,9 @@
       <w:r>
         <w:t xml:space="preserve"> </w:t>
       </w:r>
-      <w:proofErr w:type="gramStart"/>
       <w:r>
         <w:t>titkosítottunk</w:t>
       </w:r>
-      <w:proofErr w:type="gramEnd"/>
       <w:r>
         <w:t xml:space="preserve"> illetve meg nem </w:t>
       </w:r>
@@ -2047,15 +1364,7 @@
         <w:t>állítottuk</w:t>
       </w:r>
       <w:r>
-        <w:t xml:space="preserve"> be a </w:t>
-      </w:r>
-      <w:proofErr w:type="spellStart"/>
-      <w:r>
-        <w:t>ssh</w:t>
-      </w:r>
-      <w:proofErr w:type="spellEnd"/>
-      <w:r>
-        <w:t xml:space="preserve">-n </w:t>
+        <w:t xml:space="preserve"> be a ssh-n </w:t>
       </w:r>
       <w:r>
         <w:t>keresztüli</w:t>
@@ -2137,13 +1446,8 @@
           <w:numId w:val="9"/>
         </w:numPr>
       </w:pPr>
-      <w:proofErr w:type="gramStart"/>
-      <w:r>
-        <w:t>Célja</w:t>
-      </w:r>
-      <w:proofErr w:type="gramEnd"/>
-      <w:r>
-        <w:t xml:space="preserve"> hogy ha egyik router nem aktív akkor a másik router átvegye az irányítást</w:t>
+      <w:r>
+        <w:t>Célja hogy ha egyik router nem aktív akkor a másik router átvegye az irányítást</w:t>
       </w:r>
     </w:p>
     <w:p>
@@ -2167,15 +1471,7 @@
         </w:numPr>
       </w:pPr>
       <w:r>
-        <w:t xml:space="preserve">A BP-RT lett az aktív router a BP-RT2 pedig a </w:t>
-      </w:r>
-      <w:proofErr w:type="spellStart"/>
-      <w:r>
-        <w:t>standby</w:t>
-      </w:r>
-      <w:proofErr w:type="spellEnd"/>
-      <w:r>
-        <w:t xml:space="preserve"> router mivel a BP-RT kapta az első címeket a BP-RT2 pedig a hálózatból a második IP címet</w:t>
+        <w:t>A BP-RT lett az aktív router a BP-RT2 pedig a standby router mivel a BP-RT kapta az első címeket a BP-RT2 pedig a hálózatból a második IP címet</w:t>
       </w:r>
     </w:p>
     <w:p>
@@ -2186,21 +1482,8 @@
           <w:numId w:val="9"/>
         </w:numPr>
       </w:pPr>
-      <w:proofErr w:type="spellStart"/>
-      <w:r>
-        <w:t>standby</w:t>
-      </w:r>
-      <w:proofErr w:type="spellEnd"/>
-      <w:r>
-        <w:t xml:space="preserve"> IP-nek a hálózat utolsó kiosztható IP címet adtuk meg míg a ipv6-ban </w:t>
-      </w:r>
-      <w:proofErr w:type="spellStart"/>
-      <w:r>
-        <w:t>autoconfig-on</w:t>
-      </w:r>
-      <w:proofErr w:type="spellEnd"/>
-      <w:r>
-        <w:t xml:space="preserve"> keresztül kapnak IP címet</w:t>
+      <w:r>
+        <w:t>standby IP-nek a hálózat utolsó kiosztható IP címet adtuk meg míg a ipv6-ban autoconfig-on keresztül kapnak IP címet</w:t>
       </w:r>
     </w:p>
     <w:p/>
@@ -2230,71 +1513,8 @@
         </w:numPr>
       </w:pPr>
       <w:r>
-        <w:t xml:space="preserve">DHCPv6 </w:t>
-      </w:r>
-      <w:proofErr w:type="spellStart"/>
-      <w:r>
-        <w:t>ot</w:t>
-      </w:r>
-      <w:proofErr w:type="spellEnd"/>
-      <w:r>
-        <w:t xml:space="preserve"> </w:t>
-      </w:r>
-      <w:proofErr w:type="spellStart"/>
-      <w:r>
-        <w:t>felkonfiguraltuk</w:t>
-      </w:r>
-      <w:proofErr w:type="spellEnd"/>
-      <w:r>
-        <w:t xml:space="preserve"> az </w:t>
-      </w:r>
-      <w:proofErr w:type="spellStart"/>
-      <w:r>
-        <w:t>osszes</w:t>
-      </w:r>
-      <w:proofErr w:type="spellEnd"/>
-      <w:r>
-        <w:t xml:space="preserve"> </w:t>
-      </w:r>
-      <w:proofErr w:type="spellStart"/>
-      <w:r>
-        <w:t>lan</w:t>
-      </w:r>
-      <w:proofErr w:type="spellEnd"/>
-      <w:r>
-        <w:t xml:space="preserve"> </w:t>
-      </w:r>
-      <w:proofErr w:type="spellStart"/>
-      <w:proofErr w:type="gramStart"/>
-      <w:r>
-        <w:t>dhcp</w:t>
-      </w:r>
-      <w:proofErr w:type="spellEnd"/>
-      <w:proofErr w:type="gramEnd"/>
-      <w:r>
-        <w:t xml:space="preserve"> illetve dhpv6 </w:t>
-      </w:r>
-      <w:proofErr w:type="spellStart"/>
-      <w:r>
-        <w:t>on</w:t>
-      </w:r>
-      <w:proofErr w:type="spellEnd"/>
-      <w:r>
-        <w:t xml:space="preserve"> </w:t>
-      </w:r>
-      <w:proofErr w:type="spellStart"/>
-      <w:r>
-        <w:t>keresztul</w:t>
-      </w:r>
-      <w:proofErr w:type="spellEnd"/>
-      <w:r>
-        <w:t xml:space="preserve"> tud </w:t>
-      </w:r>
-      <w:proofErr w:type="spellStart"/>
-      <w:r>
-        <w:t>kommunikalni</w:t>
-      </w:r>
-      <w:proofErr w:type="spellEnd"/>
+        <w:t>DHCPv6 ot felkonfiguraltuk az osszes lan dhcp illetve dhpv6 on keresztul tud kommunikalni</w:t>
+      </w:r>
     </w:p>
     <w:p>
       <w:pPr>
@@ -2305,23 +1525,7 @@
         </w:numPr>
       </w:pPr>
       <w:r>
-        <w:t xml:space="preserve">a </w:t>
-      </w:r>
-      <w:proofErr w:type="spellStart"/>
-      <w:r>
-        <w:t>lanok</w:t>
-      </w:r>
-      <w:proofErr w:type="spellEnd"/>
-      <w:r>
-        <w:t xml:space="preserve"> </w:t>
-      </w:r>
-      <w:proofErr w:type="spellStart"/>
-      <w:r>
-        <w:t>kulon</w:t>
-      </w:r>
-      <w:proofErr w:type="spellEnd"/>
-      <w:r>
-        <w:t xml:space="preserve"> link localokat kaptak</w:t>
+        <w:t>a lanok kulon link localokat kaptak</w:t>
       </w:r>
     </w:p>
     <w:p>
@@ -2333,71 +1537,7 @@
         </w:numPr>
       </w:pPr>
       <w:r>
-        <w:t xml:space="preserve">HSRPv2 nem lett </w:t>
-      </w:r>
-      <w:proofErr w:type="spellStart"/>
-      <w:r>
-        <w:t>ra</w:t>
-      </w:r>
-      <w:proofErr w:type="spellEnd"/>
-      <w:r>
-        <w:t xml:space="preserve"> </w:t>
-      </w:r>
-      <w:proofErr w:type="spellStart"/>
-      <w:r>
-        <w:t>allitva</w:t>
-      </w:r>
-      <w:proofErr w:type="spellEnd"/>
-      <w:r>
-        <w:t xml:space="preserve"> mivel az is ad egy </w:t>
-      </w:r>
-      <w:proofErr w:type="spellStart"/>
-      <w:r>
-        <w:t>kulon</w:t>
-      </w:r>
-      <w:proofErr w:type="spellEnd"/>
-      <w:r>
-        <w:t xml:space="preserve"> link localt es ipv6 </w:t>
-      </w:r>
-      <w:proofErr w:type="spellStart"/>
-      <w:r>
-        <w:t>cimzesekor</w:t>
-      </w:r>
-      <w:proofErr w:type="spellEnd"/>
-      <w:r>
-        <w:t xml:space="preserve"> csak </w:t>
-      </w:r>
-      <w:proofErr w:type="spellStart"/>
-      <w:r>
-        <w:t>hibaba</w:t>
-      </w:r>
-      <w:proofErr w:type="spellEnd"/>
-      <w:r>
-        <w:t xml:space="preserve"> </w:t>
-      </w:r>
-      <w:proofErr w:type="spellStart"/>
-      <w:r>
-        <w:t>utkoztunk</w:t>
-      </w:r>
-      <w:proofErr w:type="spellEnd"/>
-      <w:r>
-        <w:t xml:space="preserve"> mert hsrpv2 a </w:t>
-      </w:r>
-      <w:proofErr w:type="spellStart"/>
-      <w:r>
-        <w:t>kezzel</w:t>
-      </w:r>
-      <w:proofErr w:type="spellEnd"/>
-      <w:r>
-        <w:t xml:space="preserve"> </w:t>
-      </w:r>
-      <w:proofErr w:type="spellStart"/>
-      <w:r>
-        <w:t>bekonfiguralt</w:t>
-      </w:r>
-      <w:proofErr w:type="spellEnd"/>
-      <w:r>
-        <w:t xml:space="preserve"> link local zavart okozott</w:t>
+        <w:t>HSRPv2 nem lett ra allitva mivel az is ad egy kulon link localt es ipv6 cimzesekor csak hibaba utkoztunk mert hsrpv2 a kezzel bekonfiguralt link local zavart okozott</w:t>
       </w:r>
     </w:p>
     <w:p>
@@ -2409,57 +1549,7 @@
         </w:numPr>
       </w:pPr>
       <w:r>
-        <w:t xml:space="preserve">azonban </w:t>
-      </w:r>
-      <w:proofErr w:type="spellStart"/>
-      <w:proofErr w:type="gramStart"/>
-      <w:r>
-        <w:t>kiderult</w:t>
-      </w:r>
-      <w:proofErr w:type="spellEnd"/>
-      <w:proofErr w:type="gramEnd"/>
-      <w:r>
-        <w:t xml:space="preserve"> hogy STP es </w:t>
-      </w:r>
-      <w:proofErr w:type="spellStart"/>
-      <w:r>
-        <w:t>Etherchannelt</w:t>
-      </w:r>
-      <w:proofErr w:type="spellEnd"/>
-      <w:r>
-        <w:t xml:space="preserve"> rosszul </w:t>
-      </w:r>
-      <w:proofErr w:type="spellStart"/>
-      <w:r>
-        <w:t>konfiguraltunk</w:t>
-      </w:r>
-      <w:proofErr w:type="spellEnd"/>
-      <w:r>
-        <w:t xml:space="preserve"> igy az is majd </w:t>
-      </w:r>
-      <w:proofErr w:type="spellStart"/>
-      <w:r>
-        <w:t>modositasra</w:t>
-      </w:r>
-      <w:proofErr w:type="spellEnd"/>
-      <w:r>
-        <w:t xml:space="preserve"> </w:t>
-      </w:r>
-      <w:proofErr w:type="spellStart"/>
-      <w:r>
-        <w:t>kerul</w:t>
-      </w:r>
-      <w:proofErr w:type="spellEnd"/>
-      <w:r>
-        <w:t xml:space="preserve"> </w:t>
-      </w:r>
-      <w:proofErr w:type="spellStart"/>
-      <w:r>
-        <w:t>lehetoleg</w:t>
-      </w:r>
-      <w:proofErr w:type="spellEnd"/>
-      <w:r>
-        <w:t xml:space="preserve"> holnapi vagy mai nap folyaman</w:t>
+        <w:t>azonban kiderult hogy STP es Etherchannelt rosszul konfiguraltunk igy az is majd modositasra kerul lehetoleg holnapi vagy mai nap folyaman</w:t>
       </w:r>
     </w:p>
     <w:p/>
@@ -2476,33 +1566,8 @@
           <w:sz w:val="52"/>
           <w:szCs w:val="52"/>
         </w:rPr>
-        <w:t xml:space="preserve">03.12 STP </w:t>
-      </w:r>
-      <w:proofErr w:type="spellStart"/>
-      <w:r>
-        <w:rPr>
-          <w:sz w:val="52"/>
-          <w:szCs w:val="52"/>
-        </w:rPr>
-        <w:t>Etherchannel</w:t>
-      </w:r>
-      <w:proofErr w:type="spellEnd"/>
-      <w:r>
-        <w:rPr>
-          <w:sz w:val="52"/>
-          <w:szCs w:val="52"/>
-        </w:rPr>
-        <w:t xml:space="preserve"> </w:t>
-      </w:r>
-      <w:proofErr w:type="spellStart"/>
-      <w:r>
-        <w:rPr>
-          <w:sz w:val="52"/>
-          <w:szCs w:val="52"/>
-        </w:rPr>
-        <w:t>javitas</w:t>
-      </w:r>
-      <w:proofErr w:type="spellEnd"/>
+        <w:t>03.12 STP Etherchannel javitas</w:t>
+      </w:r>
     </w:p>
     <w:p>
       <w:pPr>
@@ -2513,127 +1578,7 @@
         </w:numPr>
       </w:pPr>
       <w:r>
-        <w:t xml:space="preserve">ahogyan </w:t>
-      </w:r>
-      <w:proofErr w:type="spellStart"/>
-      <w:r>
-        <w:t>elozo</w:t>
-      </w:r>
-      <w:proofErr w:type="spellEnd"/>
-      <w:r>
-        <w:t xml:space="preserve"> alkalommal </w:t>
-      </w:r>
-      <w:proofErr w:type="spellStart"/>
-      <w:r>
-        <w:t>leirtam</w:t>
-      </w:r>
-      <w:proofErr w:type="spellEnd"/>
-      <w:r>
-        <w:t xml:space="preserve"> rosszul </w:t>
-      </w:r>
-      <w:proofErr w:type="spellStart"/>
-      <w:r>
-        <w:t>konfiguralt</w:t>
-      </w:r>
-      <w:proofErr w:type="spellEnd"/>
-      <w:r>
-        <w:t xml:space="preserve"> </w:t>
-      </w:r>
-      <w:proofErr w:type="spellStart"/>
-      <w:r>
-        <w:t>stp</w:t>
-      </w:r>
-      <w:proofErr w:type="spellEnd"/>
-      <w:r>
-        <w:t xml:space="preserve"> </w:t>
-      </w:r>
-      <w:proofErr w:type="spellStart"/>
-      <w:r>
-        <w:t>etherchannelt</w:t>
-      </w:r>
-      <w:proofErr w:type="spellEnd"/>
-      <w:r>
-        <w:t xml:space="preserve"> </w:t>
-      </w:r>
-      <w:proofErr w:type="spellStart"/>
-      <w:r>
-        <w:t>kijavitottam</w:t>
-      </w:r>
-      <w:proofErr w:type="spellEnd"/>
-      <w:r>
-        <w:t xml:space="preserve"> </w:t>
-      </w:r>
-      <w:proofErr w:type="spellStart"/>
-      <w:r>
-        <w:t>azert</w:t>
-      </w:r>
-      <w:proofErr w:type="spellEnd"/>
-      <w:r>
-        <w:t xml:space="preserve"> voltak rosszul </w:t>
-      </w:r>
-      <w:proofErr w:type="spellStart"/>
-      <w:r>
-        <w:t>konfiguralva</w:t>
-      </w:r>
-      <w:proofErr w:type="spellEnd"/>
-      <w:r>
-        <w:t xml:space="preserve"> mivel </w:t>
-      </w:r>
-      <w:proofErr w:type="spellStart"/>
-      <w:r>
-        <w:t>topologiailag</w:t>
-      </w:r>
-      <w:proofErr w:type="spellEnd"/>
-      <w:r>
-        <w:t xml:space="preserve"> nem </w:t>
-      </w:r>
-      <w:proofErr w:type="spellStart"/>
-      <w:r>
-        <w:t>jott</w:t>
-      </w:r>
-      <w:proofErr w:type="spellEnd"/>
-      <w:r>
-        <w:t xml:space="preserve"> </w:t>
-      </w:r>
-      <w:proofErr w:type="spellStart"/>
-      <w:r>
-        <w:t>letre</w:t>
-      </w:r>
-      <w:proofErr w:type="spellEnd"/>
-      <w:r>
-        <w:t xml:space="preserve"> a </w:t>
-      </w:r>
-      <w:proofErr w:type="spellStart"/>
-      <w:r>
-        <w:t>vlan</w:t>
-      </w:r>
-      <w:proofErr w:type="spellEnd"/>
-      <w:r>
-        <w:t xml:space="preserve"> mivel minden </w:t>
-      </w:r>
-      <w:proofErr w:type="spellStart"/>
-      <w:r>
-        <w:t>switch</w:t>
-      </w:r>
-      <w:proofErr w:type="spellEnd"/>
-      <w:r>
-        <w:t xml:space="preserve"> a </w:t>
-      </w:r>
-      <w:proofErr w:type="spellStart"/>
-      <w:r>
-        <w:t>sajat</w:t>
-      </w:r>
-      <w:proofErr w:type="spellEnd"/>
-      <w:r>
-        <w:t xml:space="preserve"> </w:t>
-      </w:r>
-      <w:proofErr w:type="spellStart"/>
-      <w:r>
-        <w:t>lanjaba</w:t>
-      </w:r>
-      <w:proofErr w:type="spellEnd"/>
-      <w:r>
-        <w:t xml:space="preserve"> volt</w:t>
+        <w:t>ahogyan elozo alkalommal leirtam rosszul konfiguralt stp etherchannelt kijavitottam azert voltak rosszul konfiguralva mivel topologiailag nem jott letre a vlan mivel minden switch a sajat lanjaba volt</w:t>
       </w:r>
     </w:p>
     <w:p>
@@ -2644,1326 +1589,11 @@
           <w:numId w:val="11"/>
         </w:numPr>
       </w:pPr>
-      <w:proofErr w:type="spellStart"/>
-      <w:r>
-        <w:t>ujra</w:t>
-      </w:r>
-      <w:proofErr w:type="spellEnd"/>
-      <w:r>
-        <w:t xml:space="preserve"> </w:t>
-      </w:r>
-      <w:proofErr w:type="spellStart"/>
-      <w:r>
-        <w:t>konfiguraltam</w:t>
-      </w:r>
-      <w:proofErr w:type="spellEnd"/>
-      <w:r>
-        <w:t xml:space="preserve"> es jelenleg minden </w:t>
-      </w:r>
-      <w:proofErr w:type="gramStart"/>
-      <w:r>
-        <w:t>protokoll</w:t>
-      </w:r>
-      <w:proofErr w:type="gramEnd"/>
-      <w:r>
-        <w:t xml:space="preserve"> amit </w:t>
-      </w:r>
-      <w:proofErr w:type="spellStart"/>
-      <w:r>
-        <w:t>beallitottam</w:t>
-      </w:r>
-      <w:proofErr w:type="spellEnd"/>
-      <w:r>
-        <w:t xml:space="preserve"> </w:t>
-      </w:r>
-      <w:proofErr w:type="spellStart"/>
-      <w:r>
-        <w:t>mukodik</w:t>
-      </w:r>
-      <w:proofErr w:type="spellEnd"/>
-      <w:r>
-        <w:t xml:space="preserve">, </w:t>
-      </w:r>
-      <w:proofErr w:type="spellStart"/>
-      <w:r>
-        <w:t>következo</w:t>
-      </w:r>
-      <w:proofErr w:type="spellEnd"/>
-      <w:r>
-        <w:t xml:space="preserve"> alkalommal a </w:t>
-      </w:r>
-      <w:proofErr w:type="spellStart"/>
-      <w:r>
-        <w:t>routingra</w:t>
-      </w:r>
-      <w:proofErr w:type="spellEnd"/>
-      <w:r>
-        <w:t xml:space="preserve"> fogunk </w:t>
-      </w:r>
-      <w:proofErr w:type="spellStart"/>
-      <w:proofErr w:type="gramStart"/>
-      <w:r>
-        <w:t>rafekudni</w:t>
-      </w:r>
-      <w:proofErr w:type="spellEnd"/>
-      <w:proofErr w:type="gramEnd"/>
-      <w:r>
-        <w:t xml:space="preserve"> illetve </w:t>
-      </w:r>
-      <w:proofErr w:type="spellStart"/>
-      <w:r>
-        <w:t>elotte</w:t>
-      </w:r>
-      <w:proofErr w:type="spellEnd"/>
-      <w:r>
-        <w:t xml:space="preserve"> meg gyorsan </w:t>
-      </w:r>
-      <w:proofErr w:type="spellStart"/>
-      <w:r>
-        <w:t>kijavitom</w:t>
-      </w:r>
-      <w:proofErr w:type="spellEnd"/>
-      <w:r>
-        <w:t xml:space="preserve"> a routerek </w:t>
-      </w:r>
-      <w:proofErr w:type="spellStart"/>
-      <w:r>
-        <w:t>kozti</w:t>
-      </w:r>
-      <w:proofErr w:type="spellEnd"/>
-      <w:r>
-        <w:t xml:space="preserve"> ipv4 </w:t>
-      </w:r>
-      <w:proofErr w:type="spellStart"/>
-      <w:r>
-        <w:t>eket</w:t>
-      </w:r>
-      <w:proofErr w:type="spellEnd"/>
-      <w:r>
-        <w:t xml:space="preserve"> igy majd </w:t>
-      </w:r>
-      <w:proofErr w:type="spellStart"/>
-      <w:r>
-        <w:t>kesobb</w:t>
-      </w:r>
-      <w:proofErr w:type="spellEnd"/>
-      <w:r>
-        <w:t xml:space="preserve"> </w:t>
-      </w:r>
-      <w:proofErr w:type="spellStart"/>
-      <w:r>
-        <w:t>ujabb</w:t>
-      </w:r>
-      <w:proofErr w:type="spellEnd"/>
-      <w:r>
-        <w:t xml:space="preserve"> </w:t>
-      </w:r>
-      <w:proofErr w:type="spellStart"/>
-      <w:r>
-        <w:t>excel</w:t>
-      </w:r>
-      <w:proofErr w:type="spellEnd"/>
-      <w:r>
-        <w:t xml:space="preserve"> </w:t>
-      </w:r>
-      <w:proofErr w:type="spellStart"/>
-      <w:r>
-        <w:t>tablat</w:t>
-      </w:r>
-      <w:proofErr w:type="spellEnd"/>
-      <w:r>
-        <w:t xml:space="preserve"> kell ennek </w:t>
-      </w:r>
-      <w:proofErr w:type="spellStart"/>
-      <w:r>
-        <w:t>megfeleloen</w:t>
-      </w:r>
-      <w:proofErr w:type="spellEnd"/>
-      <w:r>
-        <w:t xml:space="preserve"> </w:t>
-      </w:r>
-      <w:proofErr w:type="spellStart"/>
-      <w:r>
-        <w:t>letrehozni</w:t>
-      </w:r>
-      <w:proofErr w:type="spellEnd"/>
-    </w:p>
-    <w:p>
-      <w:pPr>
-        <w:pStyle w:val="Cm"/>
-        <w:jc w:val="center"/>
-      </w:pPr>
-      <w:r>
-        <w:t>03.18 megbeszéltek</w:t>
-      </w:r>
-    </w:p>
-    <w:p>
-      <w:pPr>
-        <w:pStyle w:val="Listaszerbekezds"/>
-        <w:numPr>
-          <w:ilvl w:val="0"/>
-          <w:numId w:val="12"/>
-        </w:numPr>
-      </w:pPr>
-      <w:r>
-        <w:t>A sárga tartományunkba DH</w:t>
-      </w:r>
-      <w:r>
-        <w:t>C</w:t>
-      </w:r>
-      <w:r>
-        <w:t xml:space="preserve">P szervert valósítunk meg így a zöld tartományba lévő szervert </w:t>
-      </w:r>
-      <w:proofErr w:type="gramStart"/>
-      <w:r>
-        <w:t>törölhetjük</w:t>
-      </w:r>
-      <w:proofErr w:type="gramEnd"/>
-      <w:r>
-        <w:t xml:space="preserve"> ha a </w:t>
-      </w:r>
-      <w:proofErr w:type="spellStart"/>
-      <w:r>
-        <w:t>helper</w:t>
-      </w:r>
-      <w:proofErr w:type="spellEnd"/>
-      <w:r>
-        <w:t xml:space="preserve"> </w:t>
-      </w:r>
-      <w:proofErr w:type="spellStart"/>
-      <w:r>
-        <w:t>addresst</w:t>
-      </w:r>
-      <w:proofErr w:type="spellEnd"/>
-      <w:r>
-        <w:t xml:space="preserve"> megoldjuk az egyik szerveren akkor a másik tartománynak is tud </w:t>
-      </w:r>
-      <w:proofErr w:type="spellStart"/>
-      <w:r>
-        <w:t>dhcp-n</w:t>
-      </w:r>
-      <w:proofErr w:type="spellEnd"/>
-      <w:r>
-        <w:t xml:space="preserve"> keresztül </w:t>
-      </w:r>
-      <w:proofErr w:type="spellStart"/>
-      <w:r>
-        <w:t>ip</w:t>
-      </w:r>
-      <w:proofErr w:type="spellEnd"/>
-      <w:r>
-        <w:t xml:space="preserve"> címeket osztani</w:t>
-      </w:r>
-    </w:p>
-    <w:p>
-      <w:pPr>
-        <w:pStyle w:val="Listaszerbekezds"/>
-        <w:numPr>
-          <w:ilvl w:val="0"/>
-          <w:numId w:val="12"/>
-        </w:numPr>
-      </w:pPr>
-      <w:r>
-        <w:t xml:space="preserve">A piros tartományunkba az Igazgatóságba a szerver webszerverként fog működni és ha akarjuk </w:t>
-      </w:r>
-      <w:proofErr w:type="spellStart"/>
-      <w:r>
-        <w:t>dhcp</w:t>
-      </w:r>
-      <w:proofErr w:type="spellEnd"/>
-      <w:r>
-        <w:t xml:space="preserve"> szerverként is be lehet állítani, de valószínű manuálisan adunk címeket ebben a tartományban mert nincs értelme ilyen kevés gépre </w:t>
-      </w:r>
-      <w:proofErr w:type="spellStart"/>
-      <w:r>
-        <w:t>dhcp-t</w:t>
-      </w:r>
-      <w:proofErr w:type="spellEnd"/>
-      <w:r>
-        <w:t xml:space="preserve"> konfigurálni egyszerűbb kézzel beírni.</w:t>
-      </w:r>
-    </w:p>
-    <w:p>
-      <w:pPr>
-        <w:pStyle w:val="Listaszerbekezds"/>
-        <w:numPr>
-          <w:ilvl w:val="0"/>
-          <w:numId w:val="12"/>
-        </w:numPr>
-      </w:pPr>
-      <w:r>
-        <w:t xml:space="preserve">A debreceni </w:t>
-      </w:r>
-      <w:proofErr w:type="spellStart"/>
-      <w:r>
-        <w:t>telephelyet</w:t>
-      </w:r>
-      <w:proofErr w:type="spellEnd"/>
-      <w:r>
-        <w:t xml:space="preserve"> (lila tartományt) két részre bontjuk mert a WIFI-</w:t>
-      </w:r>
-      <w:proofErr w:type="spellStart"/>
-      <w:r>
-        <w:t>nek</w:t>
-      </w:r>
-      <w:proofErr w:type="spellEnd"/>
-      <w:r>
-        <w:t xml:space="preserve"> külön tartomány kell. A wifi tartomány ipv4 es címeket kap míg a másik tartomány </w:t>
-      </w:r>
-      <w:r>
-        <w:t xml:space="preserve">IPv6-os címeket. </w:t>
-      </w:r>
-    </w:p>
-    <w:p>
-      <w:pPr>
-        <w:pStyle w:val="Listaszerbekezds"/>
-        <w:numPr>
-          <w:ilvl w:val="0"/>
-          <w:numId w:val="12"/>
-        </w:numPr>
-      </w:pPr>
-      <w:r>
-        <w:t xml:space="preserve">Megszűntetjük a </w:t>
-      </w:r>
-      <w:proofErr w:type="spellStart"/>
-      <w:r>
-        <w:t>dual</w:t>
-      </w:r>
-      <w:proofErr w:type="spellEnd"/>
-      <w:r>
-        <w:t xml:space="preserve"> </w:t>
-      </w:r>
-      <w:proofErr w:type="spellStart"/>
-      <w:r>
-        <w:t>stack</w:t>
-      </w:r>
-      <w:proofErr w:type="spellEnd"/>
-      <w:r>
-        <w:t xml:space="preserve"> megvalósítást és csak a debreceni telephelyen lesznek IPv6-os címek az egyszerűség kedvéért.</w:t>
-      </w:r>
-    </w:p>
-    <w:p>
-      <w:pPr>
-        <w:pStyle w:val="Listaszerbekezds"/>
-        <w:numPr>
-          <w:ilvl w:val="0"/>
-          <w:numId w:val="12"/>
-        </w:numPr>
-      </w:pPr>
-      <w:r>
-        <w:t xml:space="preserve">SSH kapcsolat kialakítása a Debreceni telephelyen </w:t>
-      </w:r>
-      <w:proofErr w:type="gramStart"/>
-      <w:r>
-        <w:t>úgy</w:t>
-      </w:r>
-      <w:proofErr w:type="gramEnd"/>
-      <w:r>
-        <w:t xml:space="preserve"> hogy csak az </w:t>
-      </w:r>
-      <w:proofErr w:type="spellStart"/>
-      <w:r>
-        <w:t>Admin</w:t>
-      </w:r>
-      <w:proofErr w:type="spellEnd"/>
-      <w:r>
-        <w:t xml:space="preserve"> PC érje el a routert és a </w:t>
-      </w:r>
-      <w:proofErr w:type="spellStart"/>
-      <w:r>
-        <w:t>switchet</w:t>
-      </w:r>
-      <w:proofErr w:type="spellEnd"/>
-    </w:p>
-    <w:p>
-      <w:pPr>
-        <w:pStyle w:val="Listaszerbekezds"/>
-        <w:numPr>
-          <w:ilvl w:val="0"/>
-          <w:numId w:val="12"/>
-        </w:numPr>
-      </w:pPr>
-      <w:r>
-        <w:t>Minden más VLAN-</w:t>
-      </w:r>
-      <w:proofErr w:type="spellStart"/>
-      <w:r>
-        <w:t>ból</w:t>
-      </w:r>
-      <w:proofErr w:type="spellEnd"/>
-      <w:r>
-        <w:t xml:space="preserve"> törlünk egy PC-t mert nincs értelme </w:t>
-      </w:r>
-      <w:proofErr w:type="spellStart"/>
-      <w:r>
-        <w:t>Admin</w:t>
-      </w:r>
-      <w:proofErr w:type="spellEnd"/>
-      <w:r>
-        <w:t xml:space="preserve"> </w:t>
-      </w:r>
-      <w:proofErr w:type="gramStart"/>
-      <w:r>
-        <w:t>pc-nek</w:t>
-      </w:r>
-      <w:proofErr w:type="gramEnd"/>
-      <w:r>
-        <w:t xml:space="preserve"> ha nincs külön feladata.</w:t>
-      </w:r>
-    </w:p>
-    <w:p>
-      <w:pPr>
-        <w:pStyle w:val="Listaszerbekezds"/>
-        <w:numPr>
-          <w:ilvl w:val="0"/>
-          <w:numId w:val="12"/>
-        </w:numPr>
-      </w:pPr>
-      <w:r>
-        <w:lastRenderedPageBreak/>
-        <w:t xml:space="preserve">A tűzfal védelmet el kell </w:t>
-      </w:r>
-      <w:proofErr w:type="gramStart"/>
-      <w:r>
-        <w:t>döntsük</w:t>
-      </w:r>
-      <w:proofErr w:type="gramEnd"/>
-      <w:r>
-        <w:t xml:space="preserve"> hogy hardware-</w:t>
-      </w:r>
-      <w:proofErr w:type="spellStart"/>
-      <w:r>
-        <w:t>esen</w:t>
-      </w:r>
-      <w:proofErr w:type="spellEnd"/>
-      <w:r>
-        <w:t xml:space="preserve"> oldjuk meg vagy software-</w:t>
-      </w:r>
-      <w:proofErr w:type="spellStart"/>
-      <w:r>
-        <w:t>esen</w:t>
-      </w:r>
-      <w:proofErr w:type="spellEnd"/>
-      <w:r>
-        <w:t>.</w:t>
-      </w:r>
-    </w:p>
-    <w:p>
-      <w:pPr>
-        <w:pStyle w:val="Listaszerbekezds"/>
-        <w:numPr>
-          <w:ilvl w:val="0"/>
-          <w:numId w:val="12"/>
-        </w:numPr>
-      </w:pPr>
-      <w:r>
-        <w:t xml:space="preserve">IP telefonok kérdéssé váltak lesz e elég </w:t>
-      </w:r>
-      <w:proofErr w:type="spellStart"/>
-      <w:r>
-        <w:t>indőnk</w:t>
-      </w:r>
-      <w:proofErr w:type="spellEnd"/>
-      <w:r>
-        <w:t xml:space="preserve"> erre is de mivel ez egy bank én ragaszkodnék az IP telefonok megoldásához.</w:t>
-      </w:r>
-    </w:p>
-    <w:p>
-      <w:pPr>
-        <w:pStyle w:val="Listaszerbekezds"/>
-      </w:pPr>
-    </w:p>
-    <w:p>
-      <w:pPr>
-        <w:pStyle w:val="Listaszerbekezds"/>
-      </w:pPr>
-    </w:p>
-    <w:p>
-      <w:pPr>
-        <w:pStyle w:val="Listaszerbekezds"/>
-      </w:pPr>
-    </w:p>
-    <w:p>
-      <w:pPr>
-        <w:pStyle w:val="Listaszerbekezds"/>
-        <w:jc w:val="center"/>
-        <w:rPr>
-          <w:sz w:val="52"/>
-          <w:szCs w:val="52"/>
-        </w:rPr>
-      </w:pPr>
-      <w:r>
-        <w:rPr>
-          <w:sz w:val="52"/>
-          <w:szCs w:val="52"/>
-        </w:rPr>
-        <w:t xml:space="preserve">03.20 VPN + </w:t>
-      </w:r>
-      <w:proofErr w:type="spellStart"/>
-      <w:r>
-        <w:rPr>
-          <w:sz w:val="52"/>
-          <w:szCs w:val="52"/>
-        </w:rPr>
-        <w:t>Wireless</w:t>
-      </w:r>
-      <w:proofErr w:type="spellEnd"/>
-      <w:r>
-        <w:rPr>
-          <w:sz w:val="52"/>
-          <w:szCs w:val="52"/>
-        </w:rPr>
-        <w:t xml:space="preserve"> LAN</w:t>
-      </w:r>
-      <w:r>
-        <w:rPr>
-          <w:sz w:val="52"/>
-          <w:szCs w:val="52"/>
-        </w:rPr>
-        <w:t xml:space="preserve"> + IPv6 DHCP szerver</w:t>
-      </w:r>
-    </w:p>
-    <w:p>
-      <w:pPr>
-        <w:pStyle w:val="Listaszerbekezds"/>
-        <w:numPr>
-          <w:ilvl w:val="0"/>
-          <w:numId w:val="12"/>
-        </w:numPr>
-      </w:pPr>
-      <w:r>
-        <w:t xml:space="preserve">A </w:t>
-      </w:r>
-      <w:proofErr w:type="spellStart"/>
-      <w:r>
-        <w:t>kovetelmenyek</w:t>
-      </w:r>
-      <w:proofErr w:type="spellEnd"/>
-      <w:r>
-        <w:t xml:space="preserve"> szerint sikeresen </w:t>
-      </w:r>
-      <w:proofErr w:type="spellStart"/>
-      <w:r>
-        <w:t>kofiguraltuk</w:t>
-      </w:r>
-      <w:proofErr w:type="spellEnd"/>
-      <w:r>
-        <w:t xml:space="preserve"> a </w:t>
-      </w:r>
-      <w:proofErr w:type="gramStart"/>
-      <w:r>
-        <w:t>VPN-t</w:t>
-      </w:r>
-      <w:proofErr w:type="gramEnd"/>
-      <w:r>
-        <w:t xml:space="preserve"> illetve a WLAN-t is</w:t>
-      </w:r>
-    </w:p>
-    <w:p>
-      <w:pPr>
-        <w:pStyle w:val="Listaszerbekezds"/>
-        <w:numPr>
-          <w:ilvl w:val="0"/>
-          <w:numId w:val="12"/>
-        </w:numPr>
-      </w:pPr>
-      <w:r>
-        <w:t xml:space="preserve">A VPN a Debreceni es a </w:t>
-      </w:r>
-      <w:proofErr w:type="spellStart"/>
-      <w:r>
-        <w:t>Igazgatosagi</w:t>
-      </w:r>
-      <w:proofErr w:type="spellEnd"/>
-      <w:r>
-        <w:t xml:space="preserve"> telephelyek közt alakult ki a </w:t>
-      </w:r>
-      <w:proofErr w:type="spellStart"/>
-      <w:r>
-        <w:t>titkositas</w:t>
-      </w:r>
-      <w:proofErr w:type="spellEnd"/>
-      <w:r>
-        <w:t xml:space="preserve"> </w:t>
-      </w:r>
-      <w:proofErr w:type="spellStart"/>
-      <w:r>
-        <w:t>erdekeben</w:t>
-      </w:r>
-      <w:proofErr w:type="spellEnd"/>
-    </w:p>
-    <w:p>
-      <w:pPr>
-        <w:pStyle w:val="Listaszerbekezds"/>
-        <w:numPr>
-          <w:ilvl w:val="0"/>
-          <w:numId w:val="12"/>
-        </w:numPr>
-      </w:pPr>
-      <w:r>
-        <w:t xml:space="preserve">Létrehoztunk egy </w:t>
-      </w:r>
-      <w:proofErr w:type="spellStart"/>
-      <w:r>
-        <w:t>access</w:t>
-      </w:r>
-      <w:proofErr w:type="spellEnd"/>
-      <w:r>
-        <w:t xml:space="preserve"> </w:t>
-      </w:r>
-      <w:proofErr w:type="spellStart"/>
-      <w:r>
-        <w:t>listet</w:t>
-      </w:r>
-      <w:proofErr w:type="spellEnd"/>
-      <w:r>
-        <w:t xml:space="preserve"> VPNLIST </w:t>
-      </w:r>
-      <w:proofErr w:type="spellStart"/>
-      <w:proofErr w:type="gramStart"/>
-      <w:r>
-        <w:t>neven</w:t>
-      </w:r>
-      <w:proofErr w:type="spellEnd"/>
-      <w:proofErr w:type="gramEnd"/>
-      <w:r>
-        <w:t xml:space="preserve"> ami a router es az ISP </w:t>
-      </w:r>
-      <w:proofErr w:type="spellStart"/>
-      <w:r>
-        <w:t>kozotti</w:t>
-      </w:r>
-      <w:proofErr w:type="spellEnd"/>
-      <w:r>
-        <w:t xml:space="preserve"> forgalmat </w:t>
-      </w:r>
-      <w:proofErr w:type="spellStart"/>
-      <w:r>
-        <w:t>engedelyezi</w:t>
-      </w:r>
-      <w:proofErr w:type="spellEnd"/>
-      <w:r>
-        <w:t xml:space="preserve"> 203.0.113.</w:t>
-      </w:r>
-      <w:proofErr w:type="gramStart"/>
-      <w:r>
-        <w:t>0</w:t>
-      </w:r>
-      <w:proofErr w:type="gramEnd"/>
-      <w:r>
-        <w:t xml:space="preserve"> illetve 203.0.113.8 </w:t>
-      </w:r>
-      <w:proofErr w:type="spellStart"/>
-      <w:r>
-        <w:t>kozott</w:t>
-      </w:r>
-      <w:proofErr w:type="spellEnd"/>
-    </w:p>
-    <w:p>
-      <w:pPr>
-        <w:pStyle w:val="Listaszerbekezds"/>
-        <w:numPr>
-          <w:ilvl w:val="0"/>
-          <w:numId w:val="12"/>
-        </w:numPr>
-      </w:pPr>
-      <w:r>
-        <w:t xml:space="preserve">Egy </w:t>
-      </w:r>
-      <w:proofErr w:type="spellStart"/>
-      <w:r>
-        <w:t>crypto</w:t>
-      </w:r>
-      <w:proofErr w:type="spellEnd"/>
-      <w:r>
-        <w:t xml:space="preserve"> policy-t is </w:t>
-      </w:r>
-      <w:proofErr w:type="spellStart"/>
-      <w:proofErr w:type="gramStart"/>
-      <w:r>
-        <w:t>letrehoztunk</w:t>
-      </w:r>
-      <w:proofErr w:type="spellEnd"/>
-      <w:proofErr w:type="gramEnd"/>
-      <w:r>
-        <w:t xml:space="preserve"> </w:t>
-      </w:r>
-      <w:r>
-        <w:t xml:space="preserve">ahol </w:t>
-      </w:r>
-      <w:proofErr w:type="spellStart"/>
-      <w:r>
-        <w:t>aes</w:t>
-      </w:r>
-      <w:proofErr w:type="spellEnd"/>
-      <w:r>
-        <w:t xml:space="preserve"> </w:t>
-      </w:r>
-      <w:proofErr w:type="spellStart"/>
-      <w:r>
-        <w:t>titkositast</w:t>
-      </w:r>
-      <w:proofErr w:type="spellEnd"/>
-      <w:r>
-        <w:t xml:space="preserve"> es egy megosztott kulcsot is a 5 </w:t>
-      </w:r>
-      <w:proofErr w:type="spellStart"/>
-      <w:r>
-        <w:t>os</w:t>
-      </w:r>
-      <w:proofErr w:type="spellEnd"/>
-      <w:r>
-        <w:t xml:space="preserve"> csoportot </w:t>
-      </w:r>
-      <w:proofErr w:type="spellStart"/>
-      <w:r>
-        <w:t>allitottuk</w:t>
-      </w:r>
-      <w:proofErr w:type="spellEnd"/>
-      <w:r>
-        <w:t xml:space="preserve"> be mivel ez a </w:t>
-      </w:r>
-      <w:proofErr w:type="spellStart"/>
-      <w:r>
-        <w:t>cisco</w:t>
-      </w:r>
-      <w:proofErr w:type="spellEnd"/>
-      <w:r>
-        <w:t xml:space="preserve"> szerint a legmodernebb es a </w:t>
-      </w:r>
-      <w:proofErr w:type="spellStart"/>
-      <w:r>
-        <w:t>lifetimeot</w:t>
-      </w:r>
-      <w:proofErr w:type="spellEnd"/>
-      <w:r>
-        <w:t xml:space="preserve"> pedig 1800 </w:t>
-      </w:r>
-      <w:proofErr w:type="spellStart"/>
-      <w:r>
-        <w:t>ra</w:t>
-      </w:r>
-      <w:proofErr w:type="spellEnd"/>
-      <w:r>
-        <w:t xml:space="preserve"> </w:t>
-      </w:r>
-      <w:proofErr w:type="spellStart"/>
-      <w:r>
-        <w:t>allitottuk</w:t>
-      </w:r>
-      <w:proofErr w:type="spellEnd"/>
-    </w:p>
-    <w:p>
-      <w:pPr>
-        <w:pStyle w:val="Listaszerbekezds"/>
-        <w:numPr>
-          <w:ilvl w:val="0"/>
-          <w:numId w:val="12"/>
-        </w:numPr>
-      </w:pPr>
-      <w:proofErr w:type="spellStart"/>
-      <w:r>
-        <w:t>ezutan</w:t>
-      </w:r>
-      <w:proofErr w:type="spellEnd"/>
-      <w:r>
-        <w:t xml:space="preserve"> létrehoztunk egy </w:t>
-      </w:r>
-      <w:proofErr w:type="spellStart"/>
-      <w:r>
-        <w:t>isakmp</w:t>
-      </w:r>
-      <w:proofErr w:type="spellEnd"/>
-      <w:r>
-        <w:t xml:space="preserve"> kulcsot melynek </w:t>
-      </w:r>
-      <w:proofErr w:type="gramStart"/>
-      <w:r>
-        <w:t xml:space="preserve">a </w:t>
-      </w:r>
-      <w:proofErr w:type="spellStart"/>
-      <w:r>
-        <w:t>a</w:t>
-      </w:r>
-      <w:proofErr w:type="spellEnd"/>
-      <w:proofErr w:type="gramEnd"/>
-      <w:r>
-        <w:t xml:space="preserve"> neve HORIZONKULCS itt annak az </w:t>
-      </w:r>
-      <w:proofErr w:type="spellStart"/>
-      <w:r>
-        <w:t>ip</w:t>
-      </w:r>
-      <w:proofErr w:type="spellEnd"/>
-      <w:r>
-        <w:t xml:space="preserve"> </w:t>
-      </w:r>
-      <w:proofErr w:type="spellStart"/>
-      <w:r>
-        <w:t>cimet</w:t>
-      </w:r>
-      <w:proofErr w:type="spellEnd"/>
-      <w:r>
-        <w:t xml:space="preserve"> adtuk meg ahova </w:t>
-      </w:r>
-      <w:proofErr w:type="gramStart"/>
-      <w:r>
-        <w:t>akartuk</w:t>
-      </w:r>
-      <w:proofErr w:type="gramEnd"/>
-      <w:r>
-        <w:t xml:space="preserve"> hogy </w:t>
-      </w:r>
-      <w:proofErr w:type="spellStart"/>
-      <w:r>
-        <w:t>megtortenjen</w:t>
-      </w:r>
-      <w:proofErr w:type="spellEnd"/>
-      <w:r>
-        <w:t xml:space="preserve"> a </w:t>
-      </w:r>
-      <w:proofErr w:type="spellStart"/>
-      <w:r>
-        <w:t>titkositas</w:t>
-      </w:r>
-      <w:proofErr w:type="spellEnd"/>
-      <w:r>
-        <w:t xml:space="preserve"> </w:t>
-      </w:r>
-      <w:proofErr w:type="spellStart"/>
-      <w:proofErr w:type="gramStart"/>
-      <w:r>
-        <w:t>tehat</w:t>
-      </w:r>
-      <w:proofErr w:type="spellEnd"/>
-      <w:proofErr w:type="gramEnd"/>
-      <w:r>
-        <w:t xml:space="preserve"> ha BP-RT2 </w:t>
-      </w:r>
-      <w:proofErr w:type="spellStart"/>
-      <w:r>
-        <w:t>rol</w:t>
-      </w:r>
-      <w:proofErr w:type="spellEnd"/>
-      <w:r>
-        <w:t xml:space="preserve"> </w:t>
-      </w:r>
-      <w:proofErr w:type="spellStart"/>
-      <w:r>
-        <w:t>nezzuk</w:t>
-      </w:r>
-      <w:proofErr w:type="spellEnd"/>
-      <w:r>
-        <w:t xml:space="preserve"> akkor a 203.0.113.10 es </w:t>
-      </w:r>
-      <w:proofErr w:type="spellStart"/>
-      <w:r>
-        <w:t>ip</w:t>
-      </w:r>
-      <w:proofErr w:type="spellEnd"/>
-      <w:r>
-        <w:t xml:space="preserve"> </w:t>
-      </w:r>
-      <w:proofErr w:type="spellStart"/>
-      <w:r>
-        <w:t>cimet</w:t>
-      </w:r>
-      <w:proofErr w:type="spellEnd"/>
-      <w:r>
-        <w:t xml:space="preserve"> adtuk meg</w:t>
-      </w:r>
-    </w:p>
-    <w:p>
-      <w:pPr>
-        <w:pStyle w:val="Listaszerbekezds"/>
-        <w:numPr>
-          <w:ilvl w:val="0"/>
-          <w:numId w:val="12"/>
-        </w:numPr>
-      </w:pPr>
-      <w:proofErr w:type="spellStart"/>
-      <w:r>
-        <w:t>transform</w:t>
-      </w:r>
-      <w:proofErr w:type="spellEnd"/>
-      <w:r>
-        <w:t xml:space="preserve"> </w:t>
-      </w:r>
-      <w:proofErr w:type="spellStart"/>
-      <w:r>
-        <w:t>setet</w:t>
-      </w:r>
-      <w:proofErr w:type="spellEnd"/>
-      <w:r>
-        <w:t xml:space="preserve"> is </w:t>
-      </w:r>
-      <w:proofErr w:type="spellStart"/>
-      <w:r>
-        <w:t>letrehoztunk</w:t>
-      </w:r>
-      <w:proofErr w:type="spellEnd"/>
-      <w:r>
-        <w:t xml:space="preserve"> DEB-BP </w:t>
-      </w:r>
-      <w:proofErr w:type="spellStart"/>
-      <w:r>
-        <w:t>neven</w:t>
-      </w:r>
-      <w:proofErr w:type="spellEnd"/>
-      <w:r>
-        <w:t xml:space="preserve"> </w:t>
-      </w:r>
-    </w:p>
-    <w:p>
-      <w:pPr>
-        <w:pStyle w:val="Listaszerbekezds"/>
-        <w:numPr>
-          <w:ilvl w:val="0"/>
-          <w:numId w:val="12"/>
-        </w:numPr>
-      </w:pPr>
-      <w:proofErr w:type="spellStart"/>
-      <w:r>
-        <w:t>vegezetul</w:t>
-      </w:r>
-      <w:proofErr w:type="spellEnd"/>
-      <w:r>
-        <w:t xml:space="preserve"> </w:t>
-      </w:r>
-      <w:proofErr w:type="spellStart"/>
-      <w:r>
-        <w:t>crypto</w:t>
-      </w:r>
-      <w:proofErr w:type="spellEnd"/>
-      <w:r>
-        <w:t xml:space="preserve"> mapet </w:t>
-      </w:r>
-      <w:proofErr w:type="spellStart"/>
-      <w:r>
-        <w:t>allitottunk</w:t>
-      </w:r>
-      <w:proofErr w:type="spellEnd"/>
-      <w:r>
-        <w:t xml:space="preserve"> HORIZONMAP </w:t>
-      </w:r>
-      <w:proofErr w:type="spellStart"/>
-      <w:r>
-        <w:t>neven</w:t>
-      </w:r>
-      <w:proofErr w:type="spellEnd"/>
-      <w:r>
-        <w:t xml:space="preserve"> itt megadtuk a </w:t>
-      </w:r>
-      <w:proofErr w:type="spellStart"/>
-      <w:proofErr w:type="gramStart"/>
-      <w:r>
-        <w:t>peer</w:t>
-      </w:r>
-      <w:proofErr w:type="spellEnd"/>
-      <w:r>
-        <w:t>-t</w:t>
-      </w:r>
-      <w:proofErr w:type="gramEnd"/>
-      <w:r>
-        <w:t xml:space="preserve"> ami az a </w:t>
-      </w:r>
-      <w:proofErr w:type="gramStart"/>
-      <w:r>
-        <w:t>router</w:t>
-      </w:r>
-      <w:proofErr w:type="gramEnd"/>
-      <w:r>
-        <w:t xml:space="preserve"> ahol akarjuk </w:t>
-      </w:r>
-      <w:proofErr w:type="spellStart"/>
-      <w:r>
-        <w:t>hoy</w:t>
-      </w:r>
-      <w:proofErr w:type="spellEnd"/>
-      <w:r>
-        <w:t xml:space="preserve"> </w:t>
-      </w:r>
-      <w:proofErr w:type="spellStart"/>
-      <w:r>
-        <w:t>megtortenjen</w:t>
-      </w:r>
-      <w:proofErr w:type="spellEnd"/>
-      <w:r>
-        <w:t xml:space="preserve"> a </w:t>
-      </w:r>
-      <w:proofErr w:type="spellStart"/>
-      <w:r>
-        <w:t>titkositas</w:t>
-      </w:r>
-      <w:proofErr w:type="spellEnd"/>
-      <w:r>
-        <w:t xml:space="preserve">, </w:t>
-      </w:r>
-      <w:proofErr w:type="spellStart"/>
-      <w:r>
-        <w:t>group</w:t>
-      </w:r>
-      <w:proofErr w:type="spellEnd"/>
-      <w:r>
-        <w:t xml:space="preserve"> 5 </w:t>
-      </w:r>
-      <w:proofErr w:type="spellStart"/>
-      <w:r>
-        <w:t>ot</w:t>
-      </w:r>
-      <w:proofErr w:type="spellEnd"/>
-      <w:r>
-        <w:t xml:space="preserve"> adtuk meg </w:t>
-      </w:r>
-      <w:proofErr w:type="spellStart"/>
-      <w:r>
-        <w:t>pfs</w:t>
-      </w:r>
-      <w:proofErr w:type="spellEnd"/>
-      <w:r>
-        <w:t xml:space="preserve">-kent es </w:t>
-      </w:r>
-      <w:proofErr w:type="spellStart"/>
-      <w:r>
-        <w:t>transform</w:t>
-      </w:r>
-      <w:proofErr w:type="spellEnd"/>
-      <w:r>
-        <w:t xml:space="preserve"> </w:t>
-      </w:r>
-      <w:proofErr w:type="spellStart"/>
-      <w:r>
-        <w:t>setet</w:t>
-      </w:r>
-      <w:proofErr w:type="spellEnd"/>
-      <w:r>
-        <w:t xml:space="preserve"> BP-DEB-</w:t>
-      </w:r>
-      <w:proofErr w:type="spellStart"/>
-      <w:r>
-        <w:t>nek</w:t>
-      </w:r>
-      <w:proofErr w:type="spellEnd"/>
-      <w:r>
-        <w:t xml:space="preserve"> adtuk meg valamint a </w:t>
-      </w:r>
-      <w:proofErr w:type="spellStart"/>
-      <w:r>
-        <w:t>match</w:t>
-      </w:r>
-      <w:proofErr w:type="spellEnd"/>
-      <w:r>
-        <w:t xml:space="preserve"> </w:t>
-      </w:r>
-      <w:proofErr w:type="spellStart"/>
-      <w:r>
-        <w:t>addresst</w:t>
-      </w:r>
-      <w:proofErr w:type="spellEnd"/>
-      <w:r>
-        <w:t xml:space="preserve"> a </w:t>
-      </w:r>
-      <w:proofErr w:type="spellStart"/>
-      <w:r>
-        <w:t>sajat</w:t>
-      </w:r>
-      <w:proofErr w:type="spellEnd"/>
-      <w:r>
-        <w:t xml:space="preserve"> </w:t>
-      </w:r>
-      <w:proofErr w:type="spellStart"/>
-      <w:r>
-        <w:t>aclunkre</w:t>
-      </w:r>
-      <w:proofErr w:type="spellEnd"/>
-      <w:r>
-        <w:t xml:space="preserve"> a VPNLIST-re </w:t>
-      </w:r>
-      <w:proofErr w:type="spellStart"/>
-      <w:r>
-        <w:t>allitottuk</w:t>
-      </w:r>
-      <w:proofErr w:type="spellEnd"/>
-    </w:p>
-    <w:p>
-      <w:pPr>
-        <w:pStyle w:val="Listaszerbekezds"/>
-        <w:numPr>
-          <w:ilvl w:val="0"/>
-          <w:numId w:val="12"/>
-        </w:numPr>
-      </w:pPr>
-      <w:r>
-        <w:t xml:space="preserve">a </w:t>
-      </w:r>
-      <w:proofErr w:type="spellStart"/>
-      <w:r>
-        <w:t>Wireless</w:t>
-      </w:r>
-      <w:proofErr w:type="spellEnd"/>
-      <w:r>
-        <w:t xml:space="preserve"> routert is </w:t>
-      </w:r>
-      <w:proofErr w:type="spellStart"/>
-      <w:r>
-        <w:t>beallitottuk</w:t>
-      </w:r>
-      <w:proofErr w:type="spellEnd"/>
-      <w:r>
-        <w:t xml:space="preserve"> </w:t>
-      </w:r>
-      <w:proofErr w:type="spellStart"/>
-      <w:r>
-        <w:t>ip</w:t>
-      </w:r>
-      <w:proofErr w:type="spellEnd"/>
-      <w:r>
-        <w:t xml:space="preserve"> </w:t>
-      </w:r>
-      <w:proofErr w:type="spellStart"/>
-      <w:r>
-        <w:t>cimet</w:t>
-      </w:r>
-      <w:proofErr w:type="spellEnd"/>
-      <w:r>
-        <w:t xml:space="preserve"> kapnak 192.168.100.0-as </w:t>
-      </w:r>
-      <w:proofErr w:type="spellStart"/>
-      <w:r>
-        <w:t>halozaton</w:t>
-      </w:r>
-      <w:proofErr w:type="spellEnd"/>
-      <w:r>
-        <w:t xml:space="preserve"> </w:t>
-      </w:r>
-      <w:proofErr w:type="spellStart"/>
-      <w:r>
-        <w:t>keresztul</w:t>
-      </w:r>
-      <w:proofErr w:type="spellEnd"/>
-      <w:r>
-        <w:t xml:space="preserve"> wifi routernek az internet </w:t>
-      </w:r>
-      <w:proofErr w:type="spellStart"/>
-      <w:r>
-        <w:t>portra</w:t>
-      </w:r>
-      <w:proofErr w:type="spellEnd"/>
-      <w:r>
-        <w:t xml:space="preserve"> </w:t>
-      </w:r>
-      <w:proofErr w:type="spellStart"/>
-      <w:r>
-        <w:t>ip</w:t>
-      </w:r>
-      <w:proofErr w:type="spellEnd"/>
-      <w:r>
-        <w:t xml:space="preserve"> cimet nem adtunk meg csak egy LAN </w:t>
-      </w:r>
-      <w:proofErr w:type="spellStart"/>
-      <w:proofErr w:type="gramStart"/>
-      <w:r>
-        <w:t>cimet</w:t>
-      </w:r>
-      <w:proofErr w:type="spellEnd"/>
-      <w:proofErr w:type="gramEnd"/>
-      <w:r>
-        <w:t xml:space="preserve"> ahonnan ossza </w:t>
-      </w:r>
-      <w:proofErr w:type="gramStart"/>
-      <w:r>
-        <w:t>a</w:t>
-      </w:r>
-      <w:proofErr w:type="gramEnd"/>
-      <w:r>
-        <w:t xml:space="preserve"> </w:t>
-      </w:r>
-      <w:proofErr w:type="spellStart"/>
-      <w:r>
-        <w:t>ip</w:t>
-      </w:r>
-      <w:proofErr w:type="spellEnd"/>
-      <w:r>
-        <w:t xml:space="preserve"> </w:t>
-      </w:r>
-      <w:proofErr w:type="spellStart"/>
-      <w:r>
-        <w:t>cimeket</w:t>
-      </w:r>
-      <w:proofErr w:type="spellEnd"/>
-      <w:r>
-        <w:t xml:space="preserve"> az </w:t>
-      </w:r>
-      <w:proofErr w:type="spellStart"/>
-      <w:r>
-        <w:t>elso</w:t>
-      </w:r>
-      <w:proofErr w:type="spellEnd"/>
-      <w:r>
-        <w:t xml:space="preserve"> 2 </w:t>
-      </w:r>
-      <w:proofErr w:type="spellStart"/>
-      <w:r>
-        <w:t>cimet</w:t>
-      </w:r>
-      <w:proofErr w:type="spellEnd"/>
-      <w:r>
-        <w:t xml:space="preserve"> automatikusan nem osztja mivel az egyik a routere a </w:t>
-      </w:r>
-      <w:proofErr w:type="spellStart"/>
-      <w:r>
-        <w:t>masik</w:t>
-      </w:r>
-      <w:proofErr w:type="spellEnd"/>
-      <w:r>
-        <w:t xml:space="preserve"> pedig a wifi routere a </w:t>
-      </w:r>
-      <w:proofErr w:type="spellStart"/>
-      <w:r>
-        <w:t>sajat</w:t>
-      </w:r>
-      <w:proofErr w:type="spellEnd"/>
-      <w:r>
-        <w:t xml:space="preserve"> LAN </w:t>
-      </w:r>
-      <w:proofErr w:type="spellStart"/>
-      <w:r>
-        <w:t>cime</w:t>
-      </w:r>
-      <w:proofErr w:type="spellEnd"/>
-    </w:p>
-    <w:p>
-      <w:pPr>
-        <w:pStyle w:val="Listaszerbekezds"/>
-        <w:numPr>
-          <w:ilvl w:val="0"/>
-          <w:numId w:val="12"/>
-        </w:numPr>
-      </w:pPr>
-      <w:r>
-        <w:t xml:space="preserve">IPv6 </w:t>
-      </w:r>
-      <w:proofErr w:type="spellStart"/>
-      <w:r>
-        <w:t>os</w:t>
-      </w:r>
-      <w:proofErr w:type="spellEnd"/>
-      <w:r>
-        <w:t xml:space="preserve"> szervert is </w:t>
-      </w:r>
-      <w:proofErr w:type="spellStart"/>
-      <w:r>
-        <w:t>beallitottuk</w:t>
-      </w:r>
-      <w:proofErr w:type="spellEnd"/>
-      <w:r>
-        <w:t xml:space="preserve">, a 2001:db8:acad:40::/64 es </w:t>
-      </w:r>
-      <w:proofErr w:type="spellStart"/>
-      <w:r>
-        <w:t>halozati</w:t>
-      </w:r>
-      <w:proofErr w:type="spellEnd"/>
-      <w:r>
-        <w:t xml:space="preserve"> </w:t>
-      </w:r>
-      <w:proofErr w:type="spellStart"/>
-      <w:r>
-        <w:t>tartomanybol</w:t>
-      </w:r>
-      <w:proofErr w:type="spellEnd"/>
-      <w:r>
-        <w:t xml:space="preserve"> osztja az ipv6 </w:t>
-      </w:r>
-      <w:proofErr w:type="spellStart"/>
-      <w:r>
-        <w:t>cimeket</w:t>
-      </w:r>
-      <w:proofErr w:type="spellEnd"/>
-      <w:r>
-        <w:t xml:space="preserve"> csak is a </w:t>
-      </w:r>
-      <w:proofErr w:type="spellStart"/>
-      <w:r>
-        <w:t>sajat</w:t>
-      </w:r>
-      <w:proofErr w:type="spellEnd"/>
-      <w:r>
-        <w:t xml:space="preserve"> </w:t>
-      </w:r>
-      <w:proofErr w:type="spellStart"/>
-      <w:r>
-        <w:t>halozataba</w:t>
-      </w:r>
-      <w:proofErr w:type="spellEnd"/>
-      <w:r>
-        <w:t xml:space="preserve">, a </w:t>
-      </w:r>
-      <w:proofErr w:type="spellStart"/>
-      <w:r>
-        <w:t>default</w:t>
-      </w:r>
-      <w:proofErr w:type="spellEnd"/>
-      <w:r>
-        <w:t xml:space="preserve"> </w:t>
-      </w:r>
-      <w:proofErr w:type="spellStart"/>
-      <w:r>
-        <w:t>gatewaykent</w:t>
-      </w:r>
-      <w:proofErr w:type="spellEnd"/>
-      <w:r>
-        <w:t xml:space="preserve"> az </w:t>
-      </w:r>
-      <w:proofErr w:type="spellStart"/>
-      <w:r>
-        <w:t>eszkozok</w:t>
-      </w:r>
-      <w:proofErr w:type="spellEnd"/>
-      <w:r>
-        <w:t xml:space="preserve"> a szerver link </w:t>
-      </w:r>
-      <w:proofErr w:type="spellStart"/>
-      <w:r>
-        <w:t>localtjat</w:t>
-      </w:r>
-      <w:proofErr w:type="spellEnd"/>
-      <w:r>
-        <w:t xml:space="preserve"> kapjak meg, az ipv6 poo</w:t>
-      </w:r>
-      <w:proofErr w:type="spellStart"/>
-      <w:r>
-        <w:t>l</w:t>
-      </w:r>
-      <w:proofErr w:type="spellEnd"/>
-      <w:r>
-        <w:t xml:space="preserve"> neve DEBRECENv6 </w:t>
-      </w:r>
-      <w:proofErr w:type="spellStart"/>
-      <w:r>
-        <w:t>dns</w:t>
-      </w:r>
-      <w:proofErr w:type="spellEnd"/>
-      <w:r>
-        <w:t xml:space="preserve">-szerverkent 2001:db8:acad:40::2 öt azaz a szerver ipv6 </w:t>
-      </w:r>
-      <w:proofErr w:type="spellStart"/>
-      <w:r>
-        <w:t>cimet</w:t>
-      </w:r>
-      <w:proofErr w:type="spellEnd"/>
-      <w:r>
-        <w:t xml:space="preserve"> kapjak meg</w:t>
-      </w:r>
-      <w:r>
-        <w:t>.</w:t>
-      </w:r>
-    </w:p>
-    <w:p>
-      <w:pPr>
-        <w:ind w:left="360"/>
-      </w:pPr>
-    </w:p>
+      <w:r>
+        <w:t>ujra konfiguraltam es jelenleg minden protokoll amit beallitottam mukodik, következo alkalommal a routingra fogunk rafekudni illetve elotte meg gyorsan kijavitom a routerek kozti ipv4 eket igy majd kesobb ujabb excel tablat kell ennek megfeleloen letrehozni</w:t>
+      </w:r>
+    </w:p>
+    <w:p/>
     <w:sectPr>
       <w:pgSz w:w="11906" w:h="16838"/>
       <w:pgMar w:top="1417" w:right="1417" w:bottom="1417" w:left="1417" w:header="708" w:footer="708" w:gutter="0"/>
@@ -3977,119 +1607,6 @@
 <file path=word/numbering.xml><?xml version="1.0" encoding="utf-8"?>
 <w:numbering xmlns:wpc="http://schemas.microsoft.com/office/word/2010/wordprocessingCanvas" xmlns:cx="http://schemas.microsoft.com/office/drawing/2014/chartex" xmlns:cx1="http://schemas.microsoft.com/office/drawing/2015/9/8/chartex" xmlns:cx2="http://schemas.microsoft.com/office/drawing/2015/10/21/chartex" xmlns:cx3="http://schemas.microsoft.com/office/drawing/2016/5/9/chartex" xmlns:cx4="http://schemas.microsoft.com/office/drawing/2016/5/10/chartex" xmlns:cx5="http://schemas.microsoft.com/office/drawing/2016/5/11/chartex" xmlns:cx6="http://schemas.microsoft.com/office/drawing/2016/5/12/chartex" xmlns:cx7="http://schemas.microsoft.com/office/drawing/2016/5/13/chartex" xmlns:cx8="http://schemas.microsoft.com/office/drawing/2016/5/14/chartex" xmlns:mc="http://schemas.openxmlformats.org/markup-compatibility/2006" xmlns:aink="http://schemas.microsoft.com/office/drawing/2016/ink" xmlns:am3d="http://schemas.microsoft.com/office/drawing/2017/model3d" xmlns:o="urn:schemas-microsoft-com:office:office" xmlns:oel="http://schemas.microsoft.com/office/2019/extlst" xmlns:r="http://schemas.openxmlformats.org/officeDocument/2006/relationships" xmlns:m="http://schemas.openxmlformats.org/officeDocument/2006/math" xmlns:v="urn:schemas-microsoft-com:vml" xmlns:wp14="http://schemas.microsoft.com/office/word/2010/wordprocessingDrawing" xmlns:wp="http://schemas.openxmlformats.org/drawingml/2006/wordprocessingDrawing" xmlns:w10="urn:schemas-microsoft-com:office:word" xmlns:w="http://schemas.openxmlformats.org/wordprocessingml/2006/main" xmlns:w14="http://schemas.microsoft.com/office/word/2010/wordml" xmlns:w15="http://schemas.microsoft.com/office/word/2012/wordml" xmlns:w16cex="http://schemas.microsoft.com/office/word/2018/wordml/cex" xmlns:w16cid="http://schemas.microsoft.com/office/word/2016/wordml/cid" xmlns:w16="http://schemas.microsoft.com/office/word/2018/wordml" xmlns:w16du="http://schemas.microsoft.com/office/word/2023/wordml/word16du" xmlns:w16sdtdh="http://schemas.microsoft.com/office/word/2020/wordml/sdtdatahash" xmlns:w16sdtfl="http://schemas.microsoft.com/office/word/2024/wordml/sdtformatlock" xmlns:w16se="http://schemas.microsoft.com/office/word/2015/wordml/symex" xmlns:wpg="http://schemas.microsoft.com/office/word/2010/wordprocessingGroup" xmlns:wpi="http://schemas.microsoft.com/office/word/2010/wordprocessingInk" xmlns:wne="http://schemas.microsoft.com/office/word/2006/wordml" xmlns:wps="http://schemas.microsoft.com/office/word/2010/wordprocessingShape" mc:Ignorable="w14 w15 w16se w16cid w16 w16cex w16sdtdh w16sdtfl w16du wp14">
   <w:abstractNum w:abstractNumId="0" w15:restartNumberingAfterBreak="0">
-    <w:nsid w:val="1FDF6BA0"/>
-    <w:multiLevelType w:val="hybridMultilevel"/>
-    <w:tmpl w:val="C32C1AA0"/>
-    <w:lvl w:ilvl="0" w:tplc="040E0001">
-      <w:start w:val="1"/>
-      <w:numFmt w:val="bullet"/>
-      <w:lvlText w:val=""/>
-      <w:lvlJc w:val="left"/>
-      <w:pPr>
-        <w:ind w:left="720" w:hanging="360"/>
-      </w:pPr>
-      <w:rPr>
-        <w:rFonts w:ascii="Symbol" w:hAnsi="Symbol" w:hint="default"/>
-      </w:rPr>
-    </w:lvl>
-    <w:lvl w:ilvl="1" w:tplc="040E0003" w:tentative="1">
-      <w:start w:val="1"/>
-      <w:numFmt w:val="bullet"/>
-      <w:lvlText w:val="o"/>
-      <w:lvlJc w:val="left"/>
-      <w:pPr>
-        <w:ind w:left="1440" w:hanging="360"/>
-      </w:pPr>
-      <w:rPr>
-        <w:rFonts w:ascii="Courier New" w:hAnsi="Courier New" w:cs="Courier New" w:hint="default"/>
-      </w:rPr>
-    </w:lvl>
-    <w:lvl w:ilvl="2" w:tplc="040E0005" w:tentative="1">
-      <w:start w:val="1"/>
-      <w:numFmt w:val="bullet"/>
-      <w:lvlText w:val=""/>
-      <w:lvlJc w:val="left"/>
-      <w:pPr>
-        <w:ind w:left="2160" w:hanging="360"/>
-      </w:pPr>
-      <w:rPr>
-        <w:rFonts w:ascii="Wingdings" w:hAnsi="Wingdings" w:hint="default"/>
-      </w:rPr>
-    </w:lvl>
-    <w:lvl w:ilvl="3" w:tplc="040E0001" w:tentative="1">
-      <w:start w:val="1"/>
-      <w:numFmt w:val="bullet"/>
-      <w:lvlText w:val=""/>
-      <w:lvlJc w:val="left"/>
-      <w:pPr>
-        <w:ind w:left="2880" w:hanging="360"/>
-      </w:pPr>
-      <w:rPr>
-        <w:rFonts w:ascii="Symbol" w:hAnsi="Symbol" w:hint="default"/>
-      </w:rPr>
-    </w:lvl>
-    <w:lvl w:ilvl="4" w:tplc="040E0003" w:tentative="1">
-      <w:start w:val="1"/>
-      <w:numFmt w:val="bullet"/>
-      <w:lvlText w:val="o"/>
-      <w:lvlJc w:val="left"/>
-      <w:pPr>
-        <w:ind w:left="3600" w:hanging="360"/>
-      </w:pPr>
-      <w:rPr>
-        <w:rFonts w:ascii="Courier New" w:hAnsi="Courier New" w:cs="Courier New" w:hint="default"/>
-      </w:rPr>
-    </w:lvl>
-    <w:lvl w:ilvl="5" w:tplc="040E0005" w:tentative="1">
-      <w:start w:val="1"/>
-      <w:numFmt w:val="bullet"/>
-      <w:lvlText w:val=""/>
-      <w:lvlJc w:val="left"/>
-      <w:pPr>
-        <w:ind w:left="4320" w:hanging="360"/>
-      </w:pPr>
-      <w:rPr>
-        <w:rFonts w:ascii="Wingdings" w:hAnsi="Wingdings" w:hint="default"/>
-      </w:rPr>
-    </w:lvl>
-    <w:lvl w:ilvl="6" w:tplc="040E0001" w:tentative="1">
-      <w:start w:val="1"/>
-      <w:numFmt w:val="bullet"/>
-      <w:lvlText w:val=""/>
-      <w:lvlJc w:val="left"/>
-      <w:pPr>
-        <w:ind w:left="5040" w:hanging="360"/>
-      </w:pPr>
-      <w:rPr>
-        <w:rFonts w:ascii="Symbol" w:hAnsi="Symbol" w:hint="default"/>
-      </w:rPr>
-    </w:lvl>
-    <w:lvl w:ilvl="7" w:tplc="040E0003" w:tentative="1">
-      <w:start w:val="1"/>
-      <w:numFmt w:val="bullet"/>
-      <w:lvlText w:val="o"/>
-      <w:lvlJc w:val="left"/>
-      <w:pPr>
-        <w:ind w:left="5760" w:hanging="360"/>
-      </w:pPr>
-      <w:rPr>
-        <w:rFonts w:ascii="Courier New" w:hAnsi="Courier New" w:cs="Courier New" w:hint="default"/>
-      </w:rPr>
-    </w:lvl>
-    <w:lvl w:ilvl="8" w:tplc="040E0005" w:tentative="1">
-      <w:start w:val="1"/>
-      <w:numFmt w:val="bullet"/>
-      <w:lvlText w:val=""/>
-      <w:lvlJc w:val="left"/>
-      <w:pPr>
-        <w:ind w:left="6480" w:hanging="360"/>
-      </w:pPr>
-      <w:rPr>
-        <w:rFonts w:ascii="Wingdings" w:hAnsi="Wingdings" w:hint="default"/>
-      </w:rPr>
-    </w:lvl>
-  </w:abstractNum>
-  <w:abstractNum w:abstractNumId="1" w15:restartNumberingAfterBreak="0">
     <w:nsid w:val="2330233C"/>
     <w:multiLevelType w:val="hybridMultilevel"/>
     <w:tmpl w:val="0A9412D4"/>
@@ -4202,7 +1719,7 @@
       </w:rPr>
     </w:lvl>
   </w:abstractNum>
-  <w:abstractNum w:abstractNumId="2" w15:restartNumberingAfterBreak="0">
+  <w:abstractNum w:abstractNumId="1" w15:restartNumberingAfterBreak="0">
     <w:nsid w:val="25EB578C"/>
     <w:multiLevelType w:val="hybridMultilevel"/>
     <w:tmpl w:val="CBC24CC2"/>
@@ -4315,7 +1832,7 @@
       </w:rPr>
     </w:lvl>
   </w:abstractNum>
-  <w:abstractNum w:abstractNumId="3" w15:restartNumberingAfterBreak="0">
+  <w:abstractNum w:abstractNumId="2" w15:restartNumberingAfterBreak="0">
     <w:nsid w:val="2AFF2D7D"/>
     <w:multiLevelType w:val="hybridMultilevel"/>
     <w:tmpl w:val="9FAACF7A"/>
@@ -4428,7 +1945,7 @@
       </w:rPr>
     </w:lvl>
   </w:abstractNum>
-  <w:abstractNum w:abstractNumId="4" w15:restartNumberingAfterBreak="0">
+  <w:abstractNum w:abstractNumId="3" w15:restartNumberingAfterBreak="0">
     <w:nsid w:val="36C7221D"/>
     <w:multiLevelType w:val="hybridMultilevel"/>
     <w:tmpl w:val="CF104B1A"/>
@@ -4541,7 +2058,7 @@
       </w:rPr>
     </w:lvl>
   </w:abstractNum>
-  <w:abstractNum w:abstractNumId="5" w15:restartNumberingAfterBreak="0">
+  <w:abstractNum w:abstractNumId="4" w15:restartNumberingAfterBreak="0">
     <w:nsid w:val="392328E4"/>
     <w:multiLevelType w:val="hybridMultilevel"/>
     <w:tmpl w:val="D38636F4"/>
@@ -4654,7 +2171,7 @@
       </w:rPr>
     </w:lvl>
   </w:abstractNum>
-  <w:abstractNum w:abstractNumId="6" w15:restartNumberingAfterBreak="0">
+  <w:abstractNum w:abstractNumId="5" w15:restartNumberingAfterBreak="0">
     <w:nsid w:val="487D3389"/>
     <w:multiLevelType w:val="hybridMultilevel"/>
     <w:tmpl w:val="87648840"/>
@@ -4767,7 +2284,7 @@
       </w:rPr>
     </w:lvl>
   </w:abstractNum>
-  <w:abstractNum w:abstractNumId="7" w15:restartNumberingAfterBreak="0">
+  <w:abstractNum w:abstractNumId="6" w15:restartNumberingAfterBreak="0">
     <w:nsid w:val="590A1E03"/>
     <w:multiLevelType w:val="hybridMultilevel"/>
     <w:tmpl w:val="46C42E1A"/>
@@ -4880,7 +2397,7 @@
       </w:rPr>
     </w:lvl>
   </w:abstractNum>
-  <w:abstractNum w:abstractNumId="8" w15:restartNumberingAfterBreak="0">
+  <w:abstractNum w:abstractNumId="7" w15:restartNumberingAfterBreak="0">
     <w:nsid w:val="60057CCA"/>
     <w:multiLevelType w:val="hybridMultilevel"/>
     <w:tmpl w:val="33CC6F74"/>
@@ -4993,7 +2510,7 @@
       </w:rPr>
     </w:lvl>
   </w:abstractNum>
-  <w:abstractNum w:abstractNumId="9" w15:restartNumberingAfterBreak="0">
+  <w:abstractNum w:abstractNumId="8" w15:restartNumberingAfterBreak="0">
     <w:nsid w:val="6BB83FDD"/>
     <w:multiLevelType w:val="hybridMultilevel"/>
     <w:tmpl w:val="69B82F04"/>
@@ -5106,7 +2623,7 @@
       </w:rPr>
     </w:lvl>
   </w:abstractNum>
-  <w:abstractNum w:abstractNumId="10" w15:restartNumberingAfterBreak="0">
+  <w:abstractNum w:abstractNumId="9" w15:restartNumberingAfterBreak="0">
     <w:nsid w:val="77AA76DE"/>
     <w:multiLevelType w:val="hybridMultilevel"/>
     <w:tmpl w:val="F0964A14"/>
@@ -5219,7 +2736,7 @@
       </w:rPr>
     </w:lvl>
   </w:abstractNum>
-  <w:abstractNum w:abstractNumId="11" w15:restartNumberingAfterBreak="0">
+  <w:abstractNum w:abstractNumId="10" w15:restartNumberingAfterBreak="0">
     <w:nsid w:val="7E4748D1"/>
     <w:multiLevelType w:val="hybridMultilevel"/>
     <w:tmpl w:val="956CF1D0"/>
@@ -5333,40 +2850,37 @@
     </w:lvl>
   </w:abstractNum>
   <w:num w:numId="1" w16cid:durableId="188371175">
-    <w:abstractNumId w:val="1"/>
+    <w:abstractNumId w:val="0"/>
   </w:num>
   <w:num w:numId="2" w16cid:durableId="1392845850">
+    <w:abstractNumId w:val="7"/>
+  </w:num>
+  <w:num w:numId="3" w16cid:durableId="2120248502">
+    <w:abstractNumId w:val="5"/>
+  </w:num>
+  <w:num w:numId="4" w16cid:durableId="1062370084">
+    <w:abstractNumId w:val="2"/>
+  </w:num>
+  <w:num w:numId="5" w16cid:durableId="2010020401">
+    <w:abstractNumId w:val="10"/>
+  </w:num>
+  <w:num w:numId="6" w16cid:durableId="1668560248">
+    <w:abstractNumId w:val="6"/>
+  </w:num>
+  <w:num w:numId="7" w16cid:durableId="1649478402">
+    <w:abstractNumId w:val="3"/>
+  </w:num>
+  <w:num w:numId="8" w16cid:durableId="989286566">
+    <w:abstractNumId w:val="9"/>
+  </w:num>
+  <w:num w:numId="9" w16cid:durableId="1012679364">
     <w:abstractNumId w:val="8"/>
   </w:num>
-  <w:num w:numId="3" w16cid:durableId="2120248502">
-    <w:abstractNumId w:val="6"/>
-  </w:num>
-  <w:num w:numId="4" w16cid:durableId="1062370084">
-    <w:abstractNumId w:val="3"/>
-  </w:num>
-  <w:num w:numId="5" w16cid:durableId="2010020401">
-    <w:abstractNumId w:val="11"/>
-  </w:num>
-  <w:num w:numId="6" w16cid:durableId="1668560248">
-    <w:abstractNumId w:val="7"/>
-  </w:num>
-  <w:num w:numId="7" w16cid:durableId="1649478402">
+  <w:num w:numId="10" w16cid:durableId="1348287976">
     <w:abstractNumId w:val="4"/>
   </w:num>
-  <w:num w:numId="8" w16cid:durableId="989286566">
-    <w:abstractNumId w:val="10"/>
-  </w:num>
-  <w:num w:numId="9" w16cid:durableId="1012679364">
-    <w:abstractNumId w:val="9"/>
-  </w:num>
-  <w:num w:numId="10" w16cid:durableId="1348287976">
-    <w:abstractNumId w:val="5"/>
-  </w:num>
   <w:num w:numId="11" w16cid:durableId="726683270">
-    <w:abstractNumId w:val="2"/>
-  </w:num>
-  <w:num w:numId="12" w16cid:durableId="1682585407">
-    <w:abstractNumId w:val="0"/>
+    <w:abstractNumId w:val="1"/>
   </w:num>
 </w:numbering>
 </file>
